--- a/06-学生侧材料/讲义/学生专用版/5-无机化学/碱金属碱土金属与稀有气体-超级充实版（学生专用版）.docx
+++ b/06-学生侧材料/讲义/学生专用版/5-无机化学/碱金属碱土金属与稀有气体-超级充实版（学生专用版）.docx
@@ -2,788 +2,7 @@
 <file path=word/document.xml><?xml version="1.0" encoding="utf-8"?>
 <w:document xmlns:w="http://schemas.openxmlformats.org/wordprocessingml/2006/main" xmlns:m="http://schemas.openxmlformats.org/officeDocument/2006/math" xmlns:r="http://schemas.openxmlformats.org/officeDocument/2006/relationships" xmlns:o="urn:schemas-microsoft-com:office:office" xmlns:v="urn:schemas-microsoft-com:vml" xmlns:w10="urn:schemas-microsoft-com:office:word" xmlns:a="http://schemas.openxmlformats.org/drawingml/2006/main" xmlns:pic="http://schemas.openxmlformats.org/drawingml/2006/picture" xmlns:wp="http://schemas.openxmlformats.org/drawingml/2006/wordprocessingDrawing">
   <w:body>
-    <w:bookmarkStart w:id="85" w:name="碱金属碱土金属与稀有气体-超级充实版自学完整"/>
-    <w:p>
-      <w:pPr>
-        <w:pStyle w:val="Heading1"/>
-        <w:spacing w:before="280" w:after="120"/>
-        <w:jc w:val="center"/>
-      </w:pPr>
-      <w:r>
-        <w:rPr>
-          <w:rFonts w:hint="eastAsia" w:ascii="Times New Roman" w:hAnsi="Times New Roman" w:eastAsia="SimHei" w:cs="Times New Roman"/>
-        </w:rPr>
-        <w:t>碱金属碱土金属与稀有气体</w:t>
-      </w:r>
-      <w:r>
-        <w:rPr>
-          <w:rFonts w:hint="eastAsia" w:ascii="Times New Roman" w:hAnsi="Times New Roman" w:eastAsia="Times New Roman" w:cs="Times New Roman"/>
-        </w:rPr>
-        <w:t>-</w:t>
-      </w:r>
-      <w:r>
-        <w:rPr>
-          <w:rFonts w:hint="eastAsia" w:ascii="Times New Roman" w:hAnsi="Times New Roman" w:eastAsia="SimHei" w:cs="Times New Roman"/>
-        </w:rPr>
-        <w:t>超级充实版</w:t>
-      </w:r>
-      <w:r>
-        <w:rPr>
-          <w:rFonts w:hint="eastAsia" w:ascii="Times New Roman" w:hAnsi="Times New Roman" w:eastAsia="Times New Roman" w:cs="Times New Roman"/>
-        </w:rPr>
-        <w:t>（</w:t>
-      </w:r>
-      <w:r>
-        <w:rPr>
-          <w:rFonts w:hint="eastAsia" w:ascii="Times New Roman" w:hAnsi="Times New Roman" w:eastAsia="SimHei" w:cs="Times New Roman"/>
-        </w:rPr>
-        <w:t>自学完整</w:t>
-      </w:r>
-      <w:r>
-        <w:rPr>
-          <w:rFonts w:hint="eastAsia" w:ascii="Times New Roman" w:hAnsi="Times New Roman" w:eastAsia="Times New Roman" w:cs="Times New Roman"/>
-        </w:rPr>
-        <w:t>）</w:t>
-      </w:r>
-    </w:p>
-    <w:bookmarkStart w:id="9" w:name="学习目标与考纲锚点"/>
-    <w:p>
-      <w:pPr>
-        <w:pStyle w:val="Heading2"/>
-        <w:spacing w:before="280" w:after="120"/>
-      </w:pPr>
-      <w:r>
-        <w:rPr>
-          <w:rFonts w:hint="eastAsia" w:ascii="Times New Roman" w:hAnsi="Times New Roman" w:eastAsia="SimHei" w:cs="Times New Roman"/>
-        </w:rPr>
-        <w:t xml:space="preserve">学习目标与考纲锚点</w:t>
-      </w:r>
-    </w:p>
-    <w:p>
-      <w:pPr>
-        <w:pStyle w:val="BlockText"/>
-        <w:spacing w:after="80"/>
-        <w:ind w:firstLine="420"/>
-      </w:pPr>
-      <w:r>
-        <w:rPr>
-          <w:rFonts w:hint="eastAsia" w:ascii="Times New Roman" w:hAnsi="Times New Roman" w:eastAsia="FangSong" w:cs="Times New Roman"/>
-        </w:rPr>
-        <w:t>对齐考纲</w:t>
-      </w:r>
-      <w:r>
-        <w:rPr>
-          <w:rFonts w:hint="eastAsia" w:ascii="Times New Roman" w:hAnsi="Times New Roman" w:eastAsia="Times New Roman" w:cs="Times New Roman"/>
-        </w:rPr>
-        <w:t>：§13</w:t>
-      </w:r>
-      <w:r>
-        <w:rPr>
-          <w:rFonts w:ascii="Times New Roman" w:hAnsi="Times New Roman" w:eastAsia="Times New Roman" w:cs="Times New Roman"/>
-        </w:rPr>
-        <w:t xml:space="preserve"> </w:t>
-      </w:r>
-      <w:r>
-        <w:rPr>
-          <w:rFonts w:hint="eastAsia" w:ascii="Times New Roman" w:hAnsi="Times New Roman" w:eastAsia="FangSong" w:cs="Times New Roman"/>
-        </w:rPr>
-        <w:t xml:space="preserve">元素化学</w:t>
-      </w:r>
-      <w:r>
-        <w:rPr>
-          <w:rFonts w:ascii="Times New Roman" w:hAnsi="Times New Roman" w:eastAsia="Times New Roman" w:cs="Times New Roman"/>
-        </w:rPr>
-        <w:t xml:space="preserve"> · §04 </w:t>
-      </w:r>
-      <w:r>
-        <w:rPr>
-          <w:rFonts w:hint="eastAsia" w:ascii="Times New Roman" w:hAnsi="Times New Roman" w:eastAsia="FangSong" w:cs="Times New Roman"/>
-        </w:rPr>
-        <w:t xml:space="preserve">元素周期律和元素周期表</w:t>
-      </w:r>
-    </w:p>
-    <w:tbl>
-      <w:tblPr>
-        <w:tblStyle w:val="Table"/>
-        <w:tblW w:type="pct" w:w="5000"/>
-        <w:tblLayout w:type="fixed"/>
-        <w:tblLook w:firstRow="1" w:lastRow="0" w:firstColumn="0" w:lastColumn="0" w:noHBand="0" w:noVBand="0" w:val="0020"/>
-        <w:jc w:val="center"/>
-        <w:tblBorders>
-          <w:top w:val="single" w:sz="12" w:space="0" w:color="333333"/>
-          <w:bottom w:val="single" w:sz="12" w:space="0" w:color="333333"/>
-          <w:left w:val="none"/>
-          <w:right w:val="none"/>
-          <w:insideH w:val="none"/>
-          <w:insideV w:val="none"/>
-        </w:tblBorders>
-      </w:tblPr>
-      <w:tblGrid>
-        <w:gridCol w:w="3960"/>
-        <w:gridCol w:w="3960"/>
-      </w:tblGrid>
-      <w:tr>
-        <w:trPr>
-          <w:tblHeader w:val="on"/>
-        </w:trPr>
-        <w:tc>
-          <w:tcPr>
-            <w:tcBorders>
-              <w:bottom w:val="single" w:sz="6" w:space="0" w:color="333333"/>
-            </w:tcBorders>
-          </w:tcPr>
-          <w:p>
-            <w:pPr>
-              <w:pStyle w:val="Compact"/>
-              <w:jc w:val="center"/>
-            </w:pPr>
-            <w:r>
-              <w:rPr>
-                <w:rFonts w:hint="eastAsia" w:ascii="Times New Roman" w:hAnsi="Times New Roman" w:eastAsia="SimHei" w:cs="Times New Roman"/>
-                <w:b/>
-              </w:rPr>
-              <w:t xml:space="preserve">目标维度</w:t>
-            </w:r>
-          </w:p>
-        </w:tc>
-        <w:tc>
-          <w:tcPr>
-            <w:tcBorders>
-              <w:bottom w:val="single" w:sz="6" w:space="0" w:color="333333"/>
-            </w:tcBorders>
-          </w:tcPr>
-          <w:p>
-            <w:pPr>
-              <w:pStyle w:val="Compact"/>
-              <w:jc w:val="center"/>
-            </w:pPr>
-            <w:r>
-              <w:rPr>
-                <w:rFonts w:hint="eastAsia" w:ascii="Times New Roman" w:hAnsi="Times New Roman" w:eastAsia="SimHei" w:cs="Times New Roman"/>
-                <w:b/>
-              </w:rPr>
-              <w:t xml:space="preserve">核心内容</w:t>
-            </w:r>
-          </w:p>
-        </w:tc>
-      </w:tr>
-      <w:tr>
-        <w:tc>
-          <w:tcPr/>
-          <w:p>
-            <w:pPr>
-              <w:pStyle w:val="Compact"/>
-              <w:jc w:val="center"/>
-            </w:pPr>
-            <w:r>
-              <w:rPr>
-                <w:rFonts w:hint="eastAsia" w:ascii="Times New Roman" w:hAnsi="Times New Roman" w:eastAsia="FangSong" w:cs="Times New Roman"/>
-              </w:rPr>
-              <w:t xml:space="preserve">单质递变与电极电势</w:t>
-            </w:r>
-          </w:p>
-        </w:tc>
-        <w:tc>
-          <w:tcPr/>
-          <w:p>
-            <w:pPr>
-              <w:pStyle w:val="Compact"/>
-              <w:jc w:val="center"/>
-            </w:pPr>
-            <w:r>
-              <w:rPr>
-                <w:rFonts w:hint="eastAsia" w:ascii="Times New Roman" w:hAnsi="Times New Roman" w:eastAsia="FangSong" w:cs="Times New Roman"/>
-              </w:rPr>
-              <w:t xml:space="preserve">系统掌握</w:t>
-            </w:r>
-            <w:r>
-              <w:rPr>
-                <w:rFonts w:ascii="Times New Roman" w:hAnsi="Times New Roman" w:eastAsia="Times New Roman" w:cs="Times New Roman"/>
-              </w:rPr>
-              <w:t xml:space="preserve"> s </w:t>
-            </w:r>
-            <w:r>
-              <w:rPr>
-                <w:rFonts w:hint="eastAsia" w:ascii="Times New Roman" w:hAnsi="Times New Roman" w:eastAsia="FangSong" w:cs="Times New Roman"/>
-              </w:rPr>
-              <w:t>区元素单质的物理化学递变</w:t>
-            </w:r>
-            <w:r>
-              <w:rPr>
-                <w:rFonts w:hint="eastAsia" w:ascii="Times New Roman" w:hAnsi="Times New Roman" w:eastAsia="Times New Roman" w:cs="Times New Roman"/>
-              </w:rPr>
-              <w:t>，</w:t>
-            </w:r>
-            <w:r>
-              <w:rPr>
-                <w:rFonts w:hint="eastAsia" w:ascii="Times New Roman" w:hAnsi="Times New Roman" w:eastAsia="FangSong" w:cs="Times New Roman"/>
-              </w:rPr>
-              <w:t>解析锂电极电势反常最负与气相</w:t>
-            </w:r>
-            <w:r>
-              <w:rPr>
-                <w:rFonts w:hint="eastAsia" w:ascii="Times New Roman" w:hAnsi="Times New Roman" w:eastAsia="Times New Roman" w:cs="Times New Roman"/>
-              </w:rPr>
-              <w:t>/</w:t>
-            </w:r>
-            <w:r>
-              <w:rPr>
-                <w:rFonts w:hint="eastAsia" w:ascii="Times New Roman" w:hAnsi="Times New Roman" w:eastAsia="FangSong" w:cs="Times New Roman"/>
-              </w:rPr>
-              <w:t>水相活泼性顺序背离的</w:t>
-            </w:r>
-            <w:r>
-              <w:rPr>
-                <w:rFonts w:ascii="Times New Roman" w:hAnsi="Times New Roman" w:eastAsia="Times New Roman" w:cs="Times New Roman"/>
-              </w:rPr>
-              <w:t xml:space="preserve"> Born-Haber </w:t>
-            </w:r>
-            <w:r>
-              <w:rPr>
-                <w:rFonts w:hint="eastAsia" w:ascii="Times New Roman" w:hAnsi="Times New Roman" w:eastAsia="FangSong" w:cs="Times New Roman"/>
-              </w:rPr>
-              <w:t xml:space="preserve">热力学本质</w:t>
-            </w:r>
-          </w:p>
-        </w:tc>
-      </w:tr>
-      <w:tr>
-        <w:tc>
-          <w:tcPr/>
-          <w:p>
-            <w:pPr>
-              <w:pStyle w:val="Compact"/>
-              <w:jc w:val="center"/>
-            </w:pPr>
-            <w:r>
-              <w:rPr>
-                <w:rFonts w:hint="eastAsia" w:ascii="Times New Roman" w:hAnsi="Times New Roman" w:eastAsia="FangSong" w:cs="Times New Roman"/>
-              </w:rPr>
-              <w:t xml:space="preserve">氧化物谱系</w:t>
-            </w:r>
-          </w:p>
-        </w:tc>
-        <w:tc>
-          <w:tcPr/>
-          <w:p>
-            <w:pPr>
-              <w:pStyle w:val="Compact"/>
-              <w:jc w:val="center"/>
-            </w:pPr>
-            <w:r>
-              <w:rPr>
-                <w:rFonts w:hint="eastAsia" w:ascii="Times New Roman" w:hAnsi="Times New Roman" w:eastAsia="FangSong" w:cs="Times New Roman"/>
-              </w:rPr>
-              <w:t>深度掌握普通氧化物</w:t>
-            </w:r>
-            <w:r>
-              <w:rPr>
-                <w:rFonts w:hint="eastAsia" w:ascii="Times New Roman" w:hAnsi="Times New Roman" w:eastAsia="Times New Roman" w:cs="Times New Roman"/>
-              </w:rPr>
-              <w:t>、</w:t>
-            </w:r>
-            <w:r>
-              <w:rPr>
-                <w:rFonts w:hint="eastAsia" w:ascii="Times New Roman" w:hAnsi="Times New Roman" w:eastAsia="FangSong" w:cs="Times New Roman"/>
-              </w:rPr>
-              <w:t>过氧化物</w:t>
-            </w:r>
-            <w:r>
-              <w:rPr>
-                <w:rFonts w:hint="eastAsia" w:ascii="Times New Roman" w:hAnsi="Times New Roman" w:eastAsia="Times New Roman" w:cs="Times New Roman"/>
-              </w:rPr>
-              <w:t>、</w:t>
-            </w:r>
-            <w:r>
-              <w:rPr>
-                <w:rFonts w:hint="eastAsia" w:ascii="Times New Roman" w:hAnsi="Times New Roman" w:eastAsia="FangSong" w:cs="Times New Roman"/>
-              </w:rPr>
-              <w:t>超氧化物</w:t>
-            </w:r>
-            <w:r>
-              <w:rPr>
-                <w:rFonts w:ascii="Times New Roman" w:hAnsi="Times New Roman" w:eastAsia="Times New Roman" w:cs="Times New Roman"/>
-              </w:rPr>
-              <w:t xml:space="preserve"> </w:t>
-            </w:r>
-            <m:oMath>
-              <m:r>
-                <m:rPr>
-                  <m:sty m:val="p"/>
-                </m:rPr>
-                <m:t>K</m:t>
-              </m:r>
-              <m:sSub>
-                <m:e>
-                  <m:r>
-                    <m:rPr>
-                      <m:sty m:val="p"/>
-                    </m:rPr>
-                    <m:t>O</m:t>
-                  </m:r>
-                </m:e>
-                <m:sub>
-                  <m:r>
-                    <m:rPr>
-                      <m:sty m:val="p"/>
-                    </m:rPr>
-                    <m:t>2</m:t>
-                  </m:r>
-                </m:sub>
-              </m:sSub>
-            </m:oMath>
-            <w:r>
-              <w:rPr>
-                <w:rFonts w:ascii="Times New Roman" w:hAnsi="Times New Roman" w:eastAsia="Times New Roman" w:cs="Times New Roman"/>
-              </w:rPr>
-              <w:t xml:space="preserve"> </w:t>
-            </w:r>
-            <w:r>
-              <w:rPr>
-                <w:rFonts w:hint="eastAsia" w:ascii="Times New Roman" w:hAnsi="Times New Roman" w:eastAsia="FangSong" w:cs="Times New Roman"/>
-              </w:rPr>
-              <w:t xml:space="preserve">与臭氧化物</w:t>
-            </w:r>
-            <w:r>
-              <w:rPr>
-                <w:rFonts w:ascii="Times New Roman" w:hAnsi="Times New Roman" w:eastAsia="Times New Roman" w:cs="Times New Roman"/>
-              </w:rPr>
-              <w:t xml:space="preserve"> </w:t>
-            </w:r>
-            <m:oMath>
-              <m:r>
-                <m:rPr>
-                  <m:sty m:val="p"/>
-                </m:rPr>
-                <m:t>K</m:t>
-              </m:r>
-              <m:sSub>
-                <m:e>
-                  <m:r>
-                    <m:rPr>
-                      <m:sty m:val="p"/>
-                    </m:rPr>
-                    <m:t>O</m:t>
-                  </m:r>
-                </m:e>
-                <m:sub>
-                  <m:r>
-                    <m:rPr>
-                      <m:sty m:val="p"/>
-                    </m:rPr>
-                    <m:t>3</m:t>
-                  </m:r>
-                </m:sub>
-              </m:sSub>
-            </m:oMath>
-            <w:r>
-              <w:rPr>
-                <w:rFonts w:ascii="Times New Roman" w:hAnsi="Times New Roman" w:eastAsia="Times New Roman" w:cs="Times New Roman"/>
-              </w:rPr>
-              <w:t xml:space="preserve"> </w:t>
-            </w:r>
-            <w:r>
-              <w:rPr>
-                <w:rFonts w:hint="eastAsia" w:ascii="Times New Roman" w:hAnsi="Times New Roman" w:eastAsia="FangSong" w:cs="Times New Roman"/>
-              </w:rPr>
-              <w:t xml:space="preserve">的生成条件与反应</w:t>
-            </w:r>
-          </w:p>
-        </w:tc>
-      </w:tr>
-      <w:tr>
-        <w:tc>
-          <w:tcPr/>
-          <w:p>
-            <w:pPr>
-              <w:pStyle w:val="Compact"/>
-              <w:jc w:val="center"/>
-            </w:pPr>
-            <w:r>
-              <w:rPr>
-                <w:rFonts w:hint="eastAsia" w:ascii="Times New Roman" w:hAnsi="Times New Roman" w:eastAsia="FangSong" w:cs="Times New Roman"/>
-              </w:rPr>
-              <w:t xml:space="preserve">液氨溶剂化电子</w:t>
-            </w:r>
-          </w:p>
-        </w:tc>
-        <w:tc>
-          <w:tcPr/>
-          <w:p>
-            <w:pPr>
-              <w:pStyle w:val="Compact"/>
-              <w:jc w:val="center"/>
-            </w:pPr>
-            <w:r>
-              <w:rPr>
-                <w:rFonts w:hint="eastAsia" w:ascii="Times New Roman" w:hAnsi="Times New Roman" w:eastAsia="FangSong" w:cs="Times New Roman"/>
-              </w:rPr>
-              <w:t>掌握碱金属液氨稀溶液与浓溶液的微观相变</w:t>
-            </w:r>
-            <w:r>
-              <w:rPr>
-                <w:rFonts w:hint="eastAsia" w:ascii="Times New Roman" w:hAnsi="Times New Roman" w:eastAsia="Times New Roman" w:cs="Times New Roman"/>
-              </w:rPr>
-              <w:t>，</w:t>
-            </w:r>
-            <w:r>
-              <w:rPr>
-                <w:rFonts w:hint="eastAsia" w:ascii="Times New Roman" w:hAnsi="Times New Roman" w:eastAsia="FangSong" w:cs="Times New Roman"/>
-              </w:rPr>
-              <w:t>理解</w:t>
-            </w:r>
-            <w:r>
-              <w:rPr>
-                <w:rFonts w:ascii="Times New Roman" w:hAnsi="Times New Roman" w:eastAsia="Times New Roman" w:cs="Times New Roman"/>
-              </w:rPr>
-              <w:t xml:space="preserve"> Birch </w:t>
-            </w:r>
-            <w:r>
-              <w:rPr>
-                <w:rFonts w:hint="eastAsia" w:ascii="Times New Roman" w:hAnsi="Times New Roman" w:eastAsia="FangSong" w:cs="Times New Roman"/>
-              </w:rPr>
-              <w:t xml:space="preserve">还原机理</w:t>
-            </w:r>
-          </w:p>
-        </w:tc>
-      </w:tr>
-      <w:tr>
-        <w:tc>
-          <w:tcPr/>
-          <w:p>
-            <w:pPr>
-              <w:pStyle w:val="Compact"/>
-              <w:jc w:val="center"/>
-            </w:pPr>
-            <w:r>
-              <w:rPr>
-                <w:rFonts w:hint="eastAsia" w:ascii="Times New Roman" w:hAnsi="Times New Roman" w:eastAsia="FangSong" w:cs="Times New Roman"/>
-              </w:rPr>
-              <w:t xml:space="preserve">溶解度与热稳定性</w:t>
-            </w:r>
-          </w:p>
-        </w:tc>
-        <w:tc>
-          <w:tcPr/>
-          <w:p>
-            <w:pPr>
-              <w:pStyle w:val="Compact"/>
-              <w:jc w:val="center"/>
-            </w:pPr>
-            <w:r>
-              <w:rPr>
-                <w:rFonts w:hint="eastAsia" w:ascii="Times New Roman" w:hAnsi="Times New Roman" w:eastAsia="FangSong" w:cs="Times New Roman"/>
-              </w:rPr>
-              <w:t xml:space="preserve">掌握碱金属与碱土金属盐类的溶解度分异与碳酸氢盐热解机理</w:t>
-            </w:r>
-          </w:p>
-        </w:tc>
-      </w:tr>
-      <w:tr>
-        <w:tc>
-          <w:tcPr/>
-          <w:p>
-            <w:pPr>
-              <w:pStyle w:val="Compact"/>
-              <w:jc w:val="center"/>
-            </w:pPr>
-            <w:r>
-              <w:rPr>
-                <w:rFonts w:hint="eastAsia" w:ascii="Times New Roman" w:hAnsi="Times New Roman" w:eastAsia="FangSong" w:cs="Times New Roman"/>
-              </w:rPr>
-              <w:t xml:space="preserve">对角线规则</w:t>
-            </w:r>
-          </w:p>
-        </w:tc>
-        <w:tc>
-          <w:tcPr/>
-          <w:p>
-            <w:pPr>
-              <w:pStyle w:val="Compact"/>
-              <w:jc w:val="center"/>
-            </w:pPr>
-            <w:r>
-              <w:rPr>
-                <w:rFonts w:hint="eastAsia" w:ascii="Times New Roman" w:hAnsi="Times New Roman" w:eastAsia="FangSong" w:cs="Times New Roman"/>
-              </w:rPr>
-              <w:t xml:space="preserve">掌握</w:t>
-            </w:r>
-            <w:r>
-              <w:rPr>
-                <w:rFonts w:ascii="Times New Roman" w:hAnsi="Times New Roman" w:eastAsia="Times New Roman" w:cs="Times New Roman"/>
-              </w:rPr>
-              <w:t xml:space="preserve"> Li-Mg、Be-Al、B-Si </w:t>
-            </w:r>
-            <w:r>
-              <w:rPr>
-                <w:rFonts w:hint="eastAsia" w:ascii="Times New Roman" w:hAnsi="Times New Roman" w:eastAsia="FangSong" w:cs="Times New Roman"/>
-              </w:rPr>
-              <w:t xml:space="preserve">三对对角线相似性的具体表现</w:t>
-            </w:r>
-          </w:p>
-        </w:tc>
-      </w:tr>
-      <w:tr>
-        <w:tc>
-          <w:tcPr/>
-          <w:p>
-            <w:pPr>
-              <w:pStyle w:val="Compact"/>
-              <w:jc w:val="center"/>
-            </w:pPr>
-            <w:r>
-              <w:rPr>
-                <w:rFonts w:hint="eastAsia" w:ascii="Times New Roman" w:hAnsi="Times New Roman" w:eastAsia="FangSong" w:cs="Times New Roman"/>
-              </w:rPr>
-              <w:t xml:space="preserve">稀有气体化学</w:t>
-            </w:r>
-          </w:p>
-        </w:tc>
-        <w:tc>
-          <w:tcPr/>
-          <w:p>
-            <w:pPr>
-              <w:pStyle w:val="Compact"/>
-              <w:jc w:val="center"/>
-            </w:pPr>
-            <w:r>
-              <w:rPr>
-                <w:rFonts w:hint="eastAsia" w:ascii="Times New Roman" w:hAnsi="Times New Roman" w:eastAsia="FangSong" w:cs="Times New Roman"/>
-              </w:rPr>
-              <w:t xml:space="preserve">掌握</w:t>
-            </w:r>
-            <w:r>
-              <w:rPr>
-                <w:rFonts w:ascii="Times New Roman" w:hAnsi="Times New Roman" w:eastAsia="Times New Roman" w:cs="Times New Roman"/>
-              </w:rPr>
-              <w:t xml:space="preserve"> </w:t>
-            </w:r>
-            <m:oMath>
-              <m:r>
-                <m:rPr>
-                  <m:sty m:val="p"/>
-                </m:rPr>
-                <m:t>X</m:t>
-              </m:r>
-              <m:r>
-                <m:rPr>
-                  <m:sty m:val="p"/>
-                </m:rPr>
-                <m:t>e</m:t>
-              </m:r>
-              <m:sSub>
-                <m:e>
-                  <m:r>
-                    <m:rPr>
-                      <m:sty m:val="p"/>
-                    </m:rPr>
-                    <m:t>F</m:t>
-                  </m:r>
-                </m:e>
-                <m:sub>
-                  <m:r>
-                    <m:rPr>
-                      <m:sty m:val="p"/>
-                    </m:rPr>
-                    <m:t>2</m:t>
-                  </m:r>
-                </m:sub>
-              </m:sSub>
-            </m:oMath>
-            <w:r>
-              <w:rPr>
-                <w:rFonts w:ascii="Times New Roman" w:hAnsi="Times New Roman" w:eastAsia="Times New Roman" w:cs="Times New Roman"/>
-              </w:rPr>
-              <w:t xml:space="preserve">、</w:t>
-            </w:r>
-            <m:oMath>
-              <m:r>
-                <m:rPr>
-                  <m:sty m:val="p"/>
-                </m:rPr>
-                <m:t>X</m:t>
-              </m:r>
-              <m:r>
-                <m:rPr>
-                  <m:sty m:val="p"/>
-                </m:rPr>
-                <m:t>e</m:t>
-              </m:r>
-              <m:sSub>
-                <m:e>
-                  <m:r>
-                    <m:rPr>
-                      <m:sty m:val="p"/>
-                    </m:rPr>
-                    <m:t>F</m:t>
-                  </m:r>
-                </m:e>
-                <m:sub>
-                  <m:r>
-                    <m:rPr>
-                      <m:sty m:val="p"/>
-                    </m:rPr>
-                    <m:t>4</m:t>
-                  </m:r>
-                </m:sub>
-              </m:sSub>
-            </m:oMath>
-            <w:r>
-              <w:rPr>
-                <w:rFonts w:ascii="Times New Roman" w:hAnsi="Times New Roman" w:eastAsia="Times New Roman" w:cs="Times New Roman"/>
-              </w:rPr>
-              <w:t xml:space="preserve">、</w:t>
-            </w:r>
-            <m:oMath>
-              <m:r>
-                <m:rPr>
-                  <m:sty m:val="p"/>
-                </m:rPr>
-                <m:t>X</m:t>
-              </m:r>
-              <m:r>
-                <m:rPr>
-                  <m:sty m:val="p"/>
-                </m:rPr>
-                <m:t>e</m:t>
-              </m:r>
-              <m:sSub>
-                <m:e>
-                  <m:r>
-                    <m:rPr>
-                      <m:sty m:val="p"/>
-                    </m:rPr>
-                    <m:t>F</m:t>
-                  </m:r>
-                </m:e>
-                <m:sub>
-                  <m:r>
-                    <m:rPr>
-                      <m:sty m:val="p"/>
-                    </m:rPr>
-                    <m:t>6</m:t>
-                  </m:r>
-                </m:sub>
-              </m:sSub>
-            </m:oMath>
-            <w:r>
-              <w:rPr>
-                <w:rFonts w:ascii="Times New Roman" w:hAnsi="Times New Roman" w:eastAsia="Times New Roman" w:cs="Times New Roman"/>
-              </w:rPr>
-              <w:t xml:space="preserve">、</w:t>
-            </w:r>
-            <m:oMath>
-              <m:r>
-                <m:rPr>
-                  <m:sty m:val="p"/>
-                </m:rPr>
-                <m:t>X</m:t>
-              </m:r>
-              <m:r>
-                <m:rPr>
-                  <m:sty m:val="p"/>
-                </m:rPr>
-                <m:t>e</m:t>
-              </m:r>
-              <m:sSub>
-                <m:e>
-                  <m:r>
-                    <m:rPr>
-                      <m:sty m:val="p"/>
-                    </m:rPr>
-                    <m:t>O</m:t>
-                  </m:r>
-                </m:e>
-                <m:sub>
-                  <m:r>
-                    <m:rPr>
-                      <m:sty m:val="p"/>
-                    </m:rPr>
-                    <m:t>3</m:t>
-                  </m:r>
-                </m:sub>
-              </m:sSub>
-            </m:oMath>
-            <w:r>
-              <w:rPr>
-                <w:rFonts w:ascii="Times New Roman" w:hAnsi="Times New Roman" w:eastAsia="Times New Roman" w:cs="Times New Roman"/>
-              </w:rPr>
-              <w:t xml:space="preserve">、</w:t>
-            </w:r>
-            <m:oMath>
-              <m:r>
-                <m:rPr>
-                  <m:sty m:val="p"/>
-                </m:rPr>
-                <m:t>X</m:t>
-              </m:r>
-              <m:r>
-                <m:rPr>
-                  <m:sty m:val="p"/>
-                </m:rPr>
-                <m:t>e</m:t>
-              </m:r>
-              <m:sSub>
-                <m:e>
-                  <m:r>
-                    <m:rPr>
-                      <m:sty m:val="p"/>
-                    </m:rPr>
-                    <m:t>O</m:t>
-                  </m:r>
-                </m:e>
-                <m:sub>
-                  <m:r>
-                    <m:rPr>
-                      <m:sty m:val="p"/>
-                    </m:rPr>
-                    <m:t>4</m:t>
-                  </m:r>
-                </m:sub>
-              </m:sSub>
-            </m:oMath>
-            <w:r>
-              <w:rPr>
-                <w:rFonts w:ascii="Times New Roman" w:hAnsi="Times New Roman" w:eastAsia="Times New Roman" w:cs="Times New Roman"/>
-              </w:rPr>
-              <w:t xml:space="preserve"> </w:t>
-            </w:r>
-            <w:r>
-              <w:rPr>
-                <w:rFonts w:hint="eastAsia" w:ascii="Times New Roman" w:hAnsi="Times New Roman" w:eastAsia="FangSong" w:cs="Times New Roman"/>
-              </w:rPr>
-              <w:t>与高氙酸盐的合成</w:t>
-            </w:r>
-            <w:r>
-              <w:rPr>
-                <w:rFonts w:hint="eastAsia" w:ascii="Times New Roman" w:hAnsi="Times New Roman" w:eastAsia="Times New Roman" w:cs="Times New Roman"/>
-              </w:rPr>
-              <w:t>、</w:t>
-            </w:r>
-            <w:r>
-              <w:rPr>
-                <w:rFonts w:hint="eastAsia" w:ascii="Times New Roman" w:hAnsi="Times New Roman" w:eastAsia="FangSong" w:cs="Times New Roman"/>
-              </w:rPr>
-              <w:t>水解与</w:t>
-            </w:r>
-            <w:r>
-              <w:rPr>
-                <w:rFonts w:ascii="Times New Roman" w:hAnsi="Times New Roman" w:eastAsia="Times New Roman" w:cs="Times New Roman"/>
-              </w:rPr>
-              <w:t xml:space="preserve"> VSEPR </w:t>
-            </w:r>
-            <w:r>
-              <w:rPr>
-                <w:rFonts w:hint="eastAsia" w:ascii="Times New Roman" w:hAnsi="Times New Roman" w:eastAsia="FangSong" w:cs="Times New Roman"/>
-              </w:rPr>
-              <w:t xml:space="preserve">构型</w:t>
-            </w:r>
-          </w:p>
-        </w:tc>
-      </w:tr>
-    </w:tbl>
-    <w:bookmarkEnd w:id="9"/>
-    <w:bookmarkStart w:id="28" w:name="碱金属单质物理化学性质与电极电势活泼性认知冲突"/>
+    <w:bookmarkStart w:id="27" w:name="碱金属单质物理化学性质与电极电势活泼性认知冲突"/>
     <w:p>
       <w:pPr>
         <w:pStyle w:val="Heading2"/>
@@ -1460,18 +679,18 @@
           <wp:inline>
             <wp:extent cx="2667000" cy="1860938"/>
             <wp:effectExtent b="0" l="0" r="0" t="0"/>
-            <wp:docPr descr="" title="" id="11" name="Picture"/>
+            <wp:docPr descr="" title="" id="10" name="Picture"/>
             <a:graphic>
               <a:graphicData uri="http://schemas.openxmlformats.org/drawingml/2006/picture">
                 <pic:pic>
                   <pic:nvPicPr>
-                    <pic:cNvPr descr="06f2b30d4d31d7212ac9ad8c3c40ae514f9a8ec1ad43096aac2261bb3d24fc9a.jpg" id="12" name="Picture"/>
+                    <pic:cNvPr descr="06f2b30d4d31d7212ac9ad8c3c40ae514f9a8ec1ad43096aac2261bb3d24fc9a.jpg" id="11" name="Picture"/>
                     <pic:cNvPicPr>
                       <a:picLocks noChangeArrowheads="1" noChangeAspect="1"/>
                     </pic:cNvPicPr>
                   </pic:nvPicPr>
                   <pic:blipFill>
-                    <a:blip r:embed="rId10"/>
+                    <a:blip r:embed="rId9"/>
                     <a:stretch>
                       <a:fillRect/>
                     </a:stretch>
@@ -2149,18 +1368,18 @@
           <wp:inline>
             <wp:extent cx="2667000" cy="3223349"/>
             <wp:effectExtent b="0" l="0" r="0" t="0"/>
-            <wp:docPr descr="" title="" id="14" name="Picture"/>
+            <wp:docPr descr="" title="" id="13" name="Picture"/>
             <a:graphic>
               <a:graphicData uri="http://schemas.openxmlformats.org/drawingml/2006/picture">
                 <pic:pic>
                   <pic:nvPicPr>
-                    <pic:cNvPr descr="c9594cd9505a5c955555febb8dc90541257bab9479ea7f5061fc792cd7c6ee45.png" id="15" name="Picture"/>
+                    <pic:cNvPr descr="c9594cd9505a5c955555febb8dc90541257bab9479ea7f5061fc792cd7c6ee45.png" id="14" name="Picture"/>
                     <pic:cNvPicPr>
                       <a:picLocks noChangeArrowheads="1" noChangeAspect="1"/>
                     </pic:cNvPicPr>
                   </pic:nvPicPr>
                   <pic:blipFill>
-                    <a:blip r:embed="rId13"/>
+                    <a:blip r:embed="rId12"/>
                     <a:stretch>
                       <a:fillRect/>
                     </a:stretch>
@@ -3927,18 +3146,18 @@
           <wp:inline>
             <wp:extent cx="2667000" cy="2499360"/>
             <wp:effectExtent b="0" l="0" r="0" t="0"/>
-            <wp:docPr descr="" title="" id="17" name="Picture"/>
+            <wp:docPr descr="" title="" id="16" name="Picture"/>
             <a:graphic>
               <a:graphicData uri="http://schemas.openxmlformats.org/drawingml/2006/picture">
                 <pic:pic>
                   <pic:nvPicPr>
-                    <pic:cNvPr descr="44cde43a08cd3f850289b984aa102bf6c24816634bdb32e9bf8975be103278cd.jpg" id="18" name="Picture"/>
+                    <pic:cNvPr descr="44cde43a08cd3f850289b984aa102bf6c24816634bdb32e9bf8975be103278cd.jpg" id="17" name="Picture"/>
                     <pic:cNvPicPr>
                       <a:picLocks noChangeArrowheads="1" noChangeAspect="1"/>
                     </pic:cNvPicPr>
                   </pic:nvPicPr>
                   <pic:blipFill>
-                    <a:blip r:embed="rId16"/>
+                    <a:blip r:embed="rId15"/>
                     <a:stretch>
                       <a:fillRect/>
                     </a:stretch>
@@ -5110,18 +4329,18 @@
           <wp:inline>
             <wp:extent cx="2667000" cy="1473774"/>
             <wp:effectExtent b="0" l="0" r="0" t="0"/>
-            <wp:docPr descr="" title="" id="20" name="Picture"/>
+            <wp:docPr descr="" title="" id="19" name="Picture"/>
             <a:graphic>
               <a:graphicData uri="http://schemas.openxmlformats.org/drawingml/2006/picture">
                 <pic:pic>
                   <pic:nvPicPr>
-                    <pic:cNvPr descr="11f70d7ecb264b5840dab223e6a121402bbbca582b42e33dba601224c421d741.jpg" id="21" name="Picture"/>
+                    <pic:cNvPr descr="11f70d7ecb264b5840dab223e6a121402bbbca582b42e33dba601224c421d741.jpg" id="20" name="Picture"/>
                     <pic:cNvPicPr>
                       <a:picLocks noChangeArrowheads="1" noChangeAspect="1"/>
                     </pic:cNvPicPr>
                   </pic:nvPicPr>
                   <pic:blipFill>
-                    <a:blip r:embed="rId19"/>
+                    <a:blip r:embed="rId18"/>
                     <a:stretch>
                       <a:fillRect/>
                     </a:stretch>
@@ -7247,18 +6466,18 @@
           <wp:inline>
             <wp:extent cx="2667000" cy="1399200"/>
             <wp:effectExtent b="0" l="0" r="0" t="0"/>
-            <wp:docPr descr="" title="" id="23" name="Picture"/>
+            <wp:docPr descr="" title="" id="22" name="Picture"/>
             <a:graphic>
               <a:graphicData uri="http://schemas.openxmlformats.org/drawingml/2006/picture">
                 <pic:pic>
                   <pic:nvPicPr>
-                    <pic:cNvPr descr="13c941849802ab249f77db617806256dbb8e7f602597dcf94e9e44aaf61318d4.png" id="24" name="Picture"/>
+                    <pic:cNvPr descr="13c941849802ab249f77db617806256dbb8e7f602597dcf94e9e44aaf61318d4.png" id="23" name="Picture"/>
                     <pic:cNvPicPr>
                       <a:picLocks noChangeArrowheads="1" noChangeAspect="1"/>
                     </pic:cNvPicPr>
                   </pic:nvPicPr>
                   <pic:blipFill>
-                    <a:blip r:embed="rId22"/>
+                    <a:blip r:embed="rId21"/>
                     <a:stretch>
                       <a:fillRect/>
                     </a:stretch>
@@ -8255,18 +7474,18 @@
           <wp:inline>
             <wp:extent cx="2667000" cy="2441971"/>
             <wp:effectExtent b="0" l="0" r="0" t="0"/>
-            <wp:docPr descr="" title="" id="26" name="Picture"/>
+            <wp:docPr descr="" title="" id="25" name="Picture"/>
             <a:graphic>
               <a:graphicData uri="http://schemas.openxmlformats.org/drawingml/2006/picture">
                 <pic:pic>
                   <pic:nvPicPr>
-                    <pic:cNvPr descr="7e7e528bc8791bed5d1db286faad9c259445111887cef857bf70650997ae8b65.jpg" id="27" name="Picture"/>
+                    <pic:cNvPr descr="7e7e528bc8791bed5d1db286faad9c259445111887cef857bf70650997ae8b65.jpg" id="26" name="Picture"/>
                     <pic:cNvPicPr>
                       <a:picLocks noChangeArrowheads="1" noChangeAspect="1"/>
                     </pic:cNvPicPr>
                   </pic:nvPicPr>
                   <pic:blipFill>
-                    <a:blip r:embed="rId25"/>
+                    <a:blip r:embed="rId24"/>
                     <a:stretch>
                       <a:fillRect/>
                     </a:stretch>
@@ -8341,8 +7560,8 @@
         <w:t>简单立方点阵与八配位立方体配位晶胞</w:t>
       </w:r>
     </w:p>
-    <w:bookmarkEnd w:id="28"/>
-    <w:bookmarkStart w:id="29" w:name="碱金属氧化物谱系异常高氧化态物种与超氧化物臭氧化物"/>
+    <w:bookmarkEnd w:id="27"/>
+    <w:bookmarkStart w:id="28" w:name="碱金属氧化物谱系异常高氧化态物种与超氧化物臭氧化物"/>
     <w:p>
       <w:pPr>
         <w:pStyle w:val="Heading2"/>
@@ -14681,8 +13900,8 @@
         <w:t>。</w:t>
       </w:r>
     </w:p>
-    <w:bookmarkEnd w:id="29"/>
-    <w:bookmarkStart w:id="30" w:name="液氨溶剂化电子与-birch-还原"/>
+    <w:bookmarkEnd w:id="28"/>
+    <w:bookmarkStart w:id="29" w:name="液氨溶剂化电子与-birch-还原"/>
     <w:p>
       <w:pPr>
         <w:pStyle w:val="Heading2"/>
@@ -16684,8 +15903,8 @@
         <w:t>。</w:t>
       </w:r>
     </w:p>
-    <w:bookmarkEnd w:id="30"/>
-    <w:bookmarkStart w:id="31" w:name="碱金属盐类热力学与溶解度分异"/>
+    <w:bookmarkEnd w:id="29"/>
+    <w:bookmarkStart w:id="30" w:name="碱金属盐类热力学与溶解度分异"/>
     <w:p>
       <w:pPr>
         <w:pStyle w:val="Heading2"/>
@@ -17797,18 +17016,15 @@
         </w:rPr>
         <w:t>：</w:t>
       </w:r>
-      <w:r>
-        <w:rPr>
-          <w:rFonts w:ascii="Times New Roman" w:hAnsi="Times New Roman" w:eastAsia="Times New Roman" w:cs="Times New Roman"/>
-        </w:rPr>
-        <w:t xml:space="preserve"> </w:t>
-      </w:r>
-      <w:r>
-        <w:rPr>
-          <w:rFonts w:ascii="Times New Roman" w:hAnsi="Times New Roman" w:eastAsia="Times New Roman" w:cs="Times New Roman"/>
-        </w:rPr>
-        <w:t xml:space="preserve">1. </w:t>
-      </w:r>
+    </w:p>
+    <w:p>
+      <w:pPr>
+        <w:numPr>
+          <w:ilvl w:val="0"/>
+          <w:numId w:val="1001"/>
+        </w:numPr>
+        <w:ind w:firstLine="420"/>
+      </w:pPr>
       <w:r>
         <w:rPr>
           <w:rFonts w:hint="eastAsia" w:ascii="Times New Roman" w:hAnsi="Times New Roman" w:eastAsia="FangSong" w:cs="Times New Roman"/>
@@ -18485,18 +17701,15 @@
         </w:rPr>
         <w:t>）；</w:t>
       </w:r>
-      <w:r>
-        <w:rPr>
-          <w:rFonts w:ascii="Times New Roman" w:hAnsi="Times New Roman" w:eastAsia="Times New Roman" w:cs="Times New Roman"/>
-        </w:rPr>
-        <w:t xml:space="preserve"> </w:t>
-      </w:r>
-      <w:r>
-        <w:rPr>
-          <w:rFonts w:ascii="Times New Roman" w:hAnsi="Times New Roman" w:eastAsia="Times New Roman" w:cs="Times New Roman"/>
-        </w:rPr>
-        <w:t xml:space="preserve">2. </w:t>
-      </w:r>
+    </w:p>
+    <w:p>
+      <w:pPr>
+        <w:numPr>
+          <w:ilvl w:val="0"/>
+          <w:numId w:val="1001"/>
+        </w:numPr>
+        <w:ind w:firstLine="420"/>
+      </w:pPr>
       <w:r>
         <w:rPr>
           <w:rFonts w:hint="eastAsia" w:ascii="Times New Roman" w:hAnsi="Times New Roman" w:eastAsia="FangSong" w:cs="Times New Roman"/>
@@ -18717,18 +17930,15 @@
         </w:rPr>
         <w:t>；</w:t>
       </w:r>
-      <w:r>
-        <w:rPr>
-          <w:rFonts w:ascii="Times New Roman" w:hAnsi="Times New Roman" w:eastAsia="Times New Roman" w:cs="Times New Roman"/>
-        </w:rPr>
-        <w:t xml:space="preserve"> </w:t>
-      </w:r>
-      <w:r>
-        <w:rPr>
-          <w:rFonts w:ascii="Times New Roman" w:hAnsi="Times New Roman" w:eastAsia="Times New Roman" w:cs="Times New Roman"/>
-        </w:rPr>
-        <w:t xml:space="preserve">3. </w:t>
-      </w:r>
+    </w:p>
+    <w:p>
+      <w:pPr>
+        <w:numPr>
+          <w:ilvl w:val="0"/>
+          <w:numId w:val="1001"/>
+        </w:numPr>
+        <w:ind w:firstLine="420"/>
+      </w:pPr>
       <w:r>
         <w:rPr>
           <w:rFonts w:hint="eastAsia" w:ascii="Times New Roman" w:hAnsi="Times New Roman" w:eastAsia="FangSong" w:cs="Times New Roman"/>
@@ -18965,18 +18175,15 @@
         </w:rPr>
         <w:t xml:space="preserve">；</w:t>
       </w:r>
-      <w:r>
-        <w:rPr>
-          <w:rFonts w:ascii="Times New Roman" w:hAnsi="Times New Roman" w:eastAsia="Times New Roman" w:cs="Times New Roman"/>
-        </w:rPr>
-        <w:t xml:space="preserve"> </w:t>
-      </w:r>
-      <w:r>
-        <w:rPr>
-          <w:rFonts w:ascii="Times New Roman" w:hAnsi="Times New Roman" w:eastAsia="Times New Roman" w:cs="Times New Roman"/>
-        </w:rPr>
-        <w:t xml:space="preserve">4. </w:t>
-      </w:r>
+    </w:p>
+    <w:p>
+      <w:pPr>
+        <w:numPr>
+          <w:ilvl w:val="0"/>
+          <w:numId w:val="1001"/>
+        </w:numPr>
+        <w:ind w:firstLine="420"/>
+      </w:pPr>
       <w:r>
         <w:rPr>
           <w:rFonts w:hint="eastAsia" w:ascii="Times New Roman" w:hAnsi="Times New Roman" w:eastAsia="FangSong" w:cs="Times New Roman"/>
@@ -19104,7 +18311,7 @@
     </w:p>
     <w:p>
       <w:pPr>
-        <w:pStyle w:val="BodyText"/>
+        <w:pStyle w:val="FirstParagraph"/>
         <w:ind w:firstLine="420"/>
       </w:pPr>
       <w:r>
@@ -23797,8 +23004,8 @@
         <w:t>。</w:t>
       </w:r>
     </w:p>
-    <w:bookmarkEnd w:id="31"/>
-    <w:bookmarkStart w:id="35" w:name="碱土金属特性铍的剧烈共价反常与离子势对角线规则"/>
+    <w:bookmarkEnd w:id="30"/>
+    <w:bookmarkStart w:id="34" w:name="碱土金属特性铍的剧烈共价反常与离子势对角线规则"/>
     <w:p>
       <w:pPr>
         <w:pStyle w:val="Heading2"/>
@@ -24373,18 +23580,18 @@
           <wp:inline>
             <wp:extent cx="2667000" cy="2446907"/>
             <wp:effectExtent b="0" l="0" r="0" t="0"/>
-            <wp:docPr descr="" title="" id="33" name="Picture"/>
+            <wp:docPr descr="" title="" id="32" name="Picture"/>
             <a:graphic>
               <a:graphicData uri="http://schemas.openxmlformats.org/drawingml/2006/picture">
                 <pic:pic>
                   <pic:nvPicPr>
-                    <pic:cNvPr descr="54277987d1294c791ffc1c7e96e4a249612c3a2465efa94168ef9d5ba61e3cec.jpg" id="34" name="Picture"/>
+                    <pic:cNvPr descr="54277987d1294c791ffc1c7e96e4a249612c3a2465efa94168ef9d5ba61e3cec.jpg" id="33" name="Picture"/>
                     <pic:cNvPicPr>
                       <a:picLocks noChangeArrowheads="1" noChangeAspect="1"/>
                     </pic:cNvPicPr>
                   </pic:nvPicPr>
                   <pic:blipFill>
-                    <a:blip r:embed="rId32"/>
+                    <a:blip r:embed="rId31"/>
                     <a:stretch>
                       <a:fillRect/>
                     </a:stretch>
@@ -27769,18 +26976,15 @@
         </w:rPr>
         <w:t xml:space="preserve">）：</w:t>
       </w:r>
-      <w:r>
-        <w:rPr>
-          <w:rFonts w:ascii="Times New Roman" w:hAnsi="Times New Roman" w:eastAsia="Times New Roman" w:cs="Times New Roman"/>
-        </w:rPr>
-        <w:t xml:space="preserve"> </w:t>
-      </w:r>
-      <w:r>
-        <w:rPr>
-          <w:rFonts w:ascii="Times New Roman" w:hAnsi="Times New Roman" w:eastAsia="Times New Roman" w:cs="Times New Roman"/>
-        </w:rPr>
-        <w:t xml:space="preserve">1. </w:t>
-      </w:r>
+    </w:p>
+    <w:p>
+      <w:pPr>
+        <w:numPr>
+          <w:ilvl w:val="0"/>
+          <w:numId w:val="1002"/>
+        </w:numPr>
+        <w:ind w:firstLine="420"/>
+      </w:pPr>
       <w:r>
         <w:rPr>
           <w:rFonts w:hint="eastAsia" w:ascii="Times New Roman" w:hAnsi="Times New Roman" w:eastAsia="FangSong" w:cs="Times New Roman"/>
@@ -27893,18 +27097,15 @@
         </w:rPr>
         <w:t>；</w:t>
       </w:r>
-      <w:r>
-        <w:rPr>
-          <w:rFonts w:ascii="Times New Roman" w:hAnsi="Times New Roman" w:eastAsia="Times New Roman" w:cs="Times New Roman"/>
-        </w:rPr>
-        <w:t xml:space="preserve"> </w:t>
-      </w:r>
-      <w:r>
-        <w:rPr>
-          <w:rFonts w:ascii="Times New Roman" w:hAnsi="Times New Roman" w:eastAsia="Times New Roman" w:cs="Times New Roman"/>
-        </w:rPr>
-        <w:t xml:space="preserve">2. </w:t>
-      </w:r>
+    </w:p>
+    <w:p>
+      <w:pPr>
+        <w:numPr>
+          <w:ilvl w:val="0"/>
+          <w:numId w:val="1002"/>
+        </w:numPr>
+        <w:ind w:firstLine="420"/>
+      </w:pPr>
       <w:r>
         <w:rPr>
           <w:rFonts w:hint="eastAsia" w:ascii="Times New Roman" w:hAnsi="Times New Roman" w:eastAsia="FangSong" w:cs="Times New Roman"/>
@@ -28171,18 +27372,15 @@
         </w:rPr>
         <w:t>；</w:t>
       </w:r>
-      <w:r>
-        <w:rPr>
-          <w:rFonts w:ascii="Times New Roman" w:hAnsi="Times New Roman" w:eastAsia="Times New Roman" w:cs="Times New Roman"/>
-        </w:rPr>
-        <w:t xml:space="preserve"> </w:t>
-      </w:r>
-      <w:r>
-        <w:rPr>
-          <w:rFonts w:ascii="Times New Roman" w:hAnsi="Times New Roman" w:eastAsia="Times New Roman" w:cs="Times New Roman"/>
-        </w:rPr>
-        <w:t xml:space="preserve">3. </w:t>
-      </w:r>
+    </w:p>
+    <w:p>
+      <w:pPr>
+        <w:numPr>
+          <w:ilvl w:val="0"/>
+          <w:numId w:val="1002"/>
+        </w:numPr>
+        <w:ind w:firstLine="420"/>
+      </w:pPr>
       <w:r>
         <w:rPr>
           <w:rFonts w:hint="eastAsia" w:ascii="Times New Roman" w:hAnsi="Times New Roman" w:eastAsia="FangSong" w:cs="Times New Roman"/>
@@ -28351,18 +27549,15 @@
         </w:rPr>
         <w:t>；</w:t>
       </w:r>
-      <w:r>
-        <w:rPr>
-          <w:rFonts w:ascii="Times New Roman" w:hAnsi="Times New Roman" w:eastAsia="Times New Roman" w:cs="Times New Roman"/>
-        </w:rPr>
-        <w:t xml:space="preserve"> </w:t>
-      </w:r>
-      <w:r>
-        <w:rPr>
-          <w:rFonts w:ascii="Times New Roman" w:hAnsi="Times New Roman" w:eastAsia="Times New Roman" w:cs="Times New Roman"/>
-        </w:rPr>
-        <w:t xml:space="preserve">4. </w:t>
-      </w:r>
+    </w:p>
+    <w:p>
+      <w:pPr>
+        <w:numPr>
+          <w:ilvl w:val="0"/>
+          <w:numId w:val="1002"/>
+        </w:numPr>
+        <w:ind w:firstLine="420"/>
+      </w:pPr>
       <w:r>
         <w:rPr>
           <w:rFonts w:hint="eastAsia" w:ascii="Times New Roman" w:hAnsi="Times New Roman" w:eastAsia="FangSong" w:cs="Times New Roman"/>
@@ -28535,18 +27730,15 @@
         </w:rPr>
         <w:t>；</w:t>
       </w:r>
-      <w:r>
-        <w:rPr>
-          <w:rFonts w:ascii="Times New Roman" w:hAnsi="Times New Roman" w:eastAsia="Times New Roman" w:cs="Times New Roman"/>
-        </w:rPr>
-        <w:t xml:space="preserve"> </w:t>
-      </w:r>
-      <w:r>
-        <w:rPr>
-          <w:rFonts w:ascii="Times New Roman" w:hAnsi="Times New Roman" w:eastAsia="Times New Roman" w:cs="Times New Roman"/>
-        </w:rPr>
-        <w:t xml:space="preserve">5. </w:t>
-      </w:r>
+    </w:p>
+    <w:p>
+      <w:pPr>
+        <w:numPr>
+          <w:ilvl w:val="0"/>
+          <w:numId w:val="1002"/>
+        </w:numPr>
+        <w:ind w:firstLine="420"/>
+      </w:pPr>
       <w:r>
         <w:rPr>
           <w:rFonts w:hint="eastAsia" w:ascii="Times New Roman" w:hAnsi="Times New Roman" w:eastAsia="FangSong" w:cs="Times New Roman"/>
@@ -28743,7 +27935,7 @@
     </w:p>
     <w:p>
       <w:pPr>
-        <w:pStyle w:val="BodyText"/>
+        <w:pStyle w:val="FirstParagraph"/>
         <w:ind w:firstLine="420"/>
       </w:pPr>
       <w:r>
@@ -28808,18 +28000,15 @@
         </w:rPr>
         <w:t xml:space="preserve">）：</w:t>
       </w:r>
-      <w:r>
-        <w:rPr>
-          <w:rFonts w:ascii="Times New Roman" w:hAnsi="Times New Roman" w:eastAsia="Times New Roman" w:cs="Times New Roman"/>
-        </w:rPr>
-        <w:t xml:space="preserve"> </w:t>
-      </w:r>
-      <w:r>
-        <w:rPr>
-          <w:rFonts w:ascii="Times New Roman" w:hAnsi="Times New Roman" w:eastAsia="Times New Roman" w:cs="Times New Roman"/>
-        </w:rPr>
-        <w:t xml:space="preserve">1. </w:t>
-      </w:r>
+    </w:p>
+    <w:p>
+      <w:pPr>
+        <w:numPr>
+          <w:ilvl w:val="0"/>
+          <w:numId w:val="1003"/>
+        </w:numPr>
+        <w:ind w:firstLine="420"/>
+      </w:pPr>
       <w:r>
         <w:rPr>
           <w:rFonts w:hint="eastAsia" w:ascii="Times New Roman" w:hAnsi="Times New Roman" w:eastAsia="FangSong" w:cs="Times New Roman"/>
@@ -29505,18 +28694,15 @@
         </w:rPr>
         <w:t xml:space="preserve">；</w:t>
       </w:r>
-      <w:r>
-        <w:rPr>
-          <w:rFonts w:ascii="Times New Roman" w:hAnsi="Times New Roman" w:eastAsia="Times New Roman" w:cs="Times New Roman"/>
-        </w:rPr>
-        <w:t xml:space="preserve"> </w:t>
-      </w:r>
-      <w:r>
-        <w:rPr>
-          <w:rFonts w:ascii="Times New Roman" w:hAnsi="Times New Roman" w:eastAsia="Times New Roman" w:cs="Times New Roman"/>
-        </w:rPr>
-        <w:t xml:space="preserve">2. </w:t>
-      </w:r>
+    </w:p>
+    <w:p>
+      <w:pPr>
+        <w:numPr>
+          <w:ilvl w:val="0"/>
+          <w:numId w:val="1003"/>
+        </w:numPr>
+        <w:ind w:firstLine="420"/>
+      </w:pPr>
       <w:r>
         <w:rPr>
           <w:rFonts w:hint="eastAsia" w:ascii="Times New Roman" w:hAnsi="Times New Roman" w:eastAsia="FangSong" w:cs="Times New Roman"/>
@@ -29747,18 +28933,15 @@
         </w:rPr>
         <w:t>；</w:t>
       </w:r>
-      <w:r>
-        <w:rPr>
-          <w:rFonts w:ascii="Times New Roman" w:hAnsi="Times New Roman" w:eastAsia="Times New Roman" w:cs="Times New Roman"/>
-        </w:rPr>
-        <w:t xml:space="preserve"> </w:t>
-      </w:r>
-      <w:r>
-        <w:rPr>
-          <w:rFonts w:ascii="Times New Roman" w:hAnsi="Times New Roman" w:eastAsia="Times New Roman" w:cs="Times New Roman"/>
-        </w:rPr>
-        <w:t xml:space="preserve">3. </w:t>
-      </w:r>
+    </w:p>
+    <w:p>
+      <w:pPr>
+        <w:numPr>
+          <w:ilvl w:val="0"/>
+          <w:numId w:val="1003"/>
+        </w:numPr>
+        <w:ind w:firstLine="420"/>
+      </w:pPr>
       <w:r>
         <w:rPr>
           <w:rFonts w:hint="eastAsia" w:ascii="Times New Roman" w:hAnsi="Times New Roman" w:eastAsia="FangSong" w:cs="Times New Roman"/>
@@ -30349,64 +29532,61 @@
         </w:rPr>
         <w:t xml:space="preserve">；</w:t>
       </w:r>
-      <w:r>
-        <w:rPr>
-          <w:rFonts w:ascii="Times New Roman" w:hAnsi="Times New Roman" w:eastAsia="Times New Roman" w:cs="Times New Roman"/>
-        </w:rPr>
-        <w:t xml:space="preserve"> </w:t>
-      </w:r>
-      <w:r>
-        <w:rPr>
-          <w:rFonts w:ascii="Times New Roman" w:hAnsi="Times New Roman" w:eastAsia="Times New Roman" w:cs="Times New Roman"/>
-        </w:rPr>
-        <w:t xml:space="preserve">4. </w:t>
-      </w:r>
-      <w:r>
-        <w:rPr>
-          <w:rFonts w:hint="eastAsia" w:ascii="Times New Roman" w:hAnsi="Times New Roman" w:eastAsia="FangSong" w:cs="Times New Roman"/>
-        </w:rPr>
-        <w:t>浓硝酸中的自发钝化保护</w:t>
-      </w:r>
-      <w:r>
-        <w:rPr>
-          <w:rFonts w:hint="eastAsia" w:ascii="Times New Roman" w:hAnsi="Times New Roman" w:eastAsia="Times New Roman" w:cs="Times New Roman"/>
-        </w:rPr>
-        <w:t>：</w:t>
-      </w:r>
-      <w:r>
-        <w:rPr>
-          <w:rFonts w:hint="eastAsia" w:ascii="Times New Roman" w:hAnsi="Times New Roman" w:eastAsia="FangSong" w:cs="Times New Roman"/>
-        </w:rPr>
-        <w:t>单质铍与金属铝在冷浓硝酸中均能自发在表面原位钝化形成一层仅几个纳米厚度但极其致密无缺陷的非晶态氧化物抗酸保护膜</w:t>
-      </w:r>
-      <w:r>
-        <w:rPr>
-          <w:rFonts w:hint="eastAsia" w:ascii="Times New Roman" w:hAnsi="Times New Roman" w:eastAsia="Times New Roman" w:cs="Times New Roman"/>
-        </w:rPr>
-        <w:t>，</w:t>
-      </w:r>
-      <w:r>
-        <w:rPr>
-          <w:rFonts w:hint="eastAsia" w:ascii="Times New Roman" w:hAnsi="Times New Roman" w:eastAsia="FangSong" w:cs="Times New Roman"/>
-        </w:rPr>
-        <w:t>彻底终止金属的深层连续溶解</w:t>
-      </w:r>
-      <w:r>
-        <w:rPr>
-          <w:rFonts w:hint="eastAsia" w:ascii="Times New Roman" w:hAnsi="Times New Roman" w:eastAsia="Times New Roman" w:cs="Times New Roman"/>
-        </w:rPr>
-        <w:t>。</w:t>
-      </w:r>
     </w:p>
     <w:p>
       <w:pPr>
-        <w:pStyle w:val="BodyText"/>
+        <w:numPr>
+          <w:ilvl w:val="0"/>
+          <w:numId w:val="1003"/>
+        </w:numPr>
         <w:ind w:firstLine="420"/>
       </w:pPr>
       <w:r>
         <w:rPr>
           <w:rFonts w:hint="eastAsia" w:ascii="Times New Roman" w:hAnsi="Times New Roman" w:eastAsia="FangSong" w:cs="Times New Roman"/>
         </w:rPr>
+        <w:t>浓硝酸中的自发钝化保护</w:t>
+      </w:r>
+      <w:r>
+        <w:rPr>
+          <w:rFonts w:hint="eastAsia" w:ascii="Times New Roman" w:hAnsi="Times New Roman" w:eastAsia="Times New Roman" w:cs="Times New Roman"/>
+        </w:rPr>
+        <w:t>：</w:t>
+      </w:r>
+      <w:r>
+        <w:rPr>
+          <w:rFonts w:hint="eastAsia" w:ascii="Times New Roman" w:hAnsi="Times New Roman" w:eastAsia="FangSong" w:cs="Times New Roman"/>
+        </w:rPr>
+        <w:t>单质铍与金属铝在冷浓硝酸中均能自发在表面原位钝化形成一层仅几个纳米厚度但极其致密无缺陷的非晶态氧化物抗酸保护膜</w:t>
+      </w:r>
+      <w:r>
+        <w:rPr>
+          <w:rFonts w:hint="eastAsia" w:ascii="Times New Roman" w:hAnsi="Times New Roman" w:eastAsia="Times New Roman" w:cs="Times New Roman"/>
+        </w:rPr>
+        <w:t>，</w:t>
+      </w:r>
+      <w:r>
+        <w:rPr>
+          <w:rFonts w:hint="eastAsia" w:ascii="Times New Roman" w:hAnsi="Times New Roman" w:eastAsia="FangSong" w:cs="Times New Roman"/>
+        </w:rPr>
+        <w:t>彻底终止金属的深层连续溶解</w:t>
+      </w:r>
+      <w:r>
+        <w:rPr>
+          <w:rFonts w:hint="eastAsia" w:ascii="Times New Roman" w:hAnsi="Times New Roman" w:eastAsia="Times New Roman" w:cs="Times New Roman"/>
+        </w:rPr>
+        <w:t>。</w:t>
+      </w:r>
+    </w:p>
+    <w:p>
+      <w:pPr>
+        <w:pStyle w:val="FirstParagraph"/>
+        <w:ind w:firstLine="420"/>
+      </w:pPr>
+      <w:r>
+        <w:rPr>
+          <w:rFonts w:hint="eastAsia" w:ascii="Times New Roman" w:hAnsi="Times New Roman" w:eastAsia="FangSong" w:cs="Times New Roman"/>
+        </w:rPr>
         <w:t>第三组</w:t>
       </w:r>
       <w:r>
@@ -30459,18 +29639,15 @@
         </w:rPr>
         <w:t xml:space="preserve">）：</w:t>
       </w:r>
-      <w:r>
-        <w:rPr>
-          <w:rFonts w:ascii="Times New Roman" w:hAnsi="Times New Roman" w:eastAsia="Times New Roman" w:cs="Times New Roman"/>
-        </w:rPr>
-        <w:t xml:space="preserve"> </w:t>
-      </w:r>
-      <w:r>
-        <w:rPr>
-          <w:rFonts w:ascii="Times New Roman" w:hAnsi="Times New Roman" w:eastAsia="Times New Roman" w:cs="Times New Roman"/>
-        </w:rPr>
-        <w:t xml:space="preserve">1. </w:t>
-      </w:r>
+    </w:p>
+    <w:p>
+      <w:pPr>
+        <w:numPr>
+          <w:ilvl w:val="0"/>
+          <w:numId w:val="1004"/>
+        </w:numPr>
+        <w:ind w:firstLine="420"/>
+      </w:pPr>
       <w:r>
         <w:rPr>
           <w:rFonts w:hint="eastAsia" w:ascii="Times New Roman" w:hAnsi="Times New Roman" w:eastAsia="FangSong" w:cs="Times New Roman"/>
@@ -30531,18 +29708,15 @@
         </w:rPr>
         <w:t>；</w:t>
       </w:r>
-      <w:r>
-        <w:rPr>
-          <w:rFonts w:ascii="Times New Roman" w:hAnsi="Times New Roman" w:eastAsia="Times New Roman" w:cs="Times New Roman"/>
-        </w:rPr>
-        <w:t xml:space="preserve"> </w:t>
-      </w:r>
-      <w:r>
-        <w:rPr>
-          <w:rFonts w:ascii="Times New Roman" w:hAnsi="Times New Roman" w:eastAsia="Times New Roman" w:cs="Times New Roman"/>
-        </w:rPr>
-        <w:t xml:space="preserve">2. </w:t>
-      </w:r>
+    </w:p>
+    <w:p>
+      <w:pPr>
+        <w:numPr>
+          <w:ilvl w:val="0"/>
+          <w:numId w:val="1004"/>
+        </w:numPr>
+        <w:ind w:firstLine="420"/>
+      </w:pPr>
       <w:r>
         <w:rPr>
           <w:rFonts w:hint="eastAsia" w:ascii="Times New Roman" w:hAnsi="Times New Roman" w:eastAsia="FangSong" w:cs="Times New Roman"/>
@@ -30743,18 +29917,15 @@
         </w:rPr>
         <w:t>；</w:t>
       </w:r>
-      <w:r>
-        <w:rPr>
-          <w:rFonts w:ascii="Times New Roman" w:hAnsi="Times New Roman" w:eastAsia="Times New Roman" w:cs="Times New Roman"/>
-        </w:rPr>
-        <w:t xml:space="preserve"> </w:t>
-      </w:r>
-      <w:r>
-        <w:rPr>
-          <w:rFonts w:ascii="Times New Roman" w:hAnsi="Times New Roman" w:eastAsia="Times New Roman" w:cs="Times New Roman"/>
-        </w:rPr>
-        <w:t xml:space="preserve">3. </w:t>
-      </w:r>
+    </w:p>
+    <w:p>
+      <w:pPr>
+        <w:numPr>
+          <w:ilvl w:val="0"/>
+          <w:numId w:val="1004"/>
+        </w:numPr>
+        <w:ind w:firstLine="420"/>
+      </w:pPr>
       <w:r>
         <w:rPr>
           <w:rFonts w:hint="eastAsia" w:ascii="Times New Roman" w:hAnsi="Times New Roman" w:eastAsia="FangSong" w:cs="Times New Roman"/>
@@ -30816,8 +29987,8 @@
         <w:t>）。</w:t>
       </w:r>
     </w:p>
-    <w:bookmarkEnd w:id="35"/>
-    <w:bookmarkStart w:id="45" w:name="碱土金属特征反应难溶盐沉淀与钙镁生理矿物"/>
+    <w:bookmarkEnd w:id="34"/>
+    <w:bookmarkStart w:id="44" w:name="碱土金属特征反应难溶盐沉淀与钙镁生理矿物"/>
     <w:p>
       <w:pPr>
         <w:pStyle w:val="Heading2"/>
@@ -32034,18 +31205,18 @@
           <wp:inline>
             <wp:extent cx="2667000" cy="2667000"/>
             <wp:effectExtent b="0" l="0" r="0" t="0"/>
-            <wp:docPr descr="" title="" id="37" name="Picture"/>
+            <wp:docPr descr="" title="" id="36" name="Picture"/>
             <a:graphic>
               <a:graphicData uri="http://schemas.openxmlformats.org/drawingml/2006/picture">
                 <pic:pic>
                   <pic:nvPicPr>
-                    <pic:cNvPr descr="842f11610982edb9864434386961e51e51b5018aa78aa559c2fdd3220392d6b8.png" id="38" name="Picture"/>
+                    <pic:cNvPr descr="842f11610982edb9864434386961e51e51b5018aa78aa559c2fdd3220392d6b8.png" id="37" name="Picture"/>
                     <pic:cNvPicPr>
                       <a:picLocks noChangeArrowheads="1" noChangeAspect="1"/>
                     </pic:cNvPicPr>
                   </pic:nvPicPr>
                   <pic:blipFill>
-                    <a:blip r:embed="rId36"/>
+                    <a:blip r:embed="rId35"/>
                     <a:stretch>
                       <a:fillRect/>
                     </a:stretch>
@@ -33044,18 +32215,18 @@
           <wp:inline>
             <wp:extent cx="2667000" cy="3089495"/>
             <wp:effectExtent b="0" l="0" r="0" t="0"/>
-            <wp:docPr descr="" title="" id="40" name="Picture"/>
+            <wp:docPr descr="" title="" id="39" name="Picture"/>
             <a:graphic>
               <a:graphicData uri="http://schemas.openxmlformats.org/drawingml/2006/picture">
                 <pic:pic>
                   <pic:nvPicPr>
-                    <pic:cNvPr descr="5c4133ec4e88a13ffec229a3811abb5d7ac1a96f76457a4a73814e67065b762b.png" id="41" name="Picture"/>
+                    <pic:cNvPr descr="5c4133ec4e88a13ffec229a3811abb5d7ac1a96f76457a4a73814e67065b762b.png" id="40" name="Picture"/>
                     <pic:cNvPicPr>
                       <a:picLocks noChangeArrowheads="1" noChangeAspect="1"/>
                     </pic:cNvPicPr>
                   </pic:nvPicPr>
                   <pic:blipFill>
-                    <a:blip r:embed="rId39"/>
+                    <a:blip r:embed="rId38"/>
                     <a:stretch>
                       <a:fillRect/>
                     </a:stretch>
@@ -34141,18 +33312,18 @@
           <wp:inline>
             <wp:extent cx="2667000" cy="2549652"/>
             <wp:effectExtent b="0" l="0" r="0" t="0"/>
-            <wp:docPr descr="" title="" id="43" name="Picture"/>
+            <wp:docPr descr="" title="" id="42" name="Picture"/>
             <a:graphic>
               <a:graphicData uri="http://schemas.openxmlformats.org/drawingml/2006/picture">
                 <pic:pic>
                   <pic:nvPicPr>
-                    <pic:cNvPr descr="b282899c8c9337569565706f6e27540b95f66da8f962041e4bdf357acfd49453.jpg" id="44" name="Picture"/>
+                    <pic:cNvPr descr="b282899c8c9337569565706f6e27540b95f66da8f962041e4bdf357acfd49453.jpg" id="43" name="Picture"/>
                     <pic:cNvPicPr>
                       <a:picLocks noChangeArrowheads="1" noChangeAspect="1"/>
                     </pic:cNvPicPr>
                   </pic:nvPicPr>
                   <pic:blipFill>
-                    <a:blip r:embed="rId42"/>
+                    <a:blip r:embed="rId41"/>
                     <a:stretch>
                       <a:fillRect/>
                     </a:stretch>
@@ -38141,8 +37312,8 @@
         <w:t>。</w:t>
       </w:r>
     </w:p>
-    <w:bookmarkEnd w:id="45"/>
-    <w:bookmarkStart w:id="64" w:name="稀有气体化学的世纪突破与氟化物微观成键"/>
+    <w:bookmarkEnd w:id="44"/>
+    <w:bookmarkStart w:id="63" w:name="稀有气体化学的世纪突破与氟化物微观成键"/>
     <w:p>
       <w:pPr>
         <w:pStyle w:val="Heading2"/>
@@ -39977,18 +39148,18 @@
           <wp:inline>
             <wp:extent cx="2520000" cy="3981984"/>
             <wp:effectExtent b="0" l="0" r="0" t="0"/>
-            <wp:docPr descr="" title="" id="47" name="Picture"/>
+            <wp:docPr descr="" title="" id="46" name="Picture"/>
             <a:graphic>
               <a:graphicData uri="http://schemas.openxmlformats.org/drawingml/2006/picture">
                 <pic:pic>
                   <pic:nvPicPr>
-                    <pic:cNvPr descr="f18911c8a60f637c6be927b3ea5e96e25d5ef205967730b0748bc3030b7ded62.jpg" id="48" name="Picture"/>
+                    <pic:cNvPr descr="f18911c8a60f637c6be927b3ea5e96e25d5ef205967730b0748bc3030b7ded62.jpg" id="47" name="Picture"/>
                     <pic:cNvPicPr>
                       <a:picLocks noChangeArrowheads="1" noChangeAspect="1"/>
                     </pic:cNvPicPr>
                   </pic:nvPicPr>
                   <pic:blipFill>
-                    <a:blip r:embed="rId46"/>
+                    <a:blip r:embed="rId45"/>
                     <a:stretch>
                       <a:fillRect/>
                     </a:stretch>
@@ -40364,18 +39535,16 @@
         </w:rPr>
         <w:t>：</w:t>
       </w:r>
-      <w:r>
-        <w:rPr>
-          <w:rFonts w:ascii="Times New Roman" w:hAnsi="Times New Roman" w:eastAsia="Times New Roman" w:cs="Times New Roman"/>
-        </w:rPr>
-        <w:t xml:space="preserve"> </w:t>
-      </w:r>
-      <w:r>
-        <w:rPr>
-          <w:rFonts w:ascii="Times New Roman" w:hAnsi="Times New Roman" w:eastAsia="Times New Roman" w:cs="Times New Roman"/>
-        </w:rPr>
-        <w:t xml:space="preserve">1. </w:t>
-      </w:r>
+    </w:p>
+    <w:p>
+      <w:pPr>
+        <w:pStyle w:val="Compact"/>
+        <w:numPr>
+          <w:ilvl w:val="0"/>
+          <w:numId w:val="1005"/>
+        </w:numPr>
+        <w:ind w:firstLine="420"/>
+      </w:pPr>
       <w:r>
         <w:rPr>
           <w:rFonts w:hint="eastAsia" w:ascii="Times New Roman" w:hAnsi="Times New Roman" w:eastAsia="FangSong" w:cs="Times New Roman"/>
@@ -41031,7 +40200,7 @@
     </w:p>
     <w:p>
       <w:pPr>
-        <w:pStyle w:val="BodyText"/>
+        <w:pStyle w:val="FirstParagraph"/>
         <w:spacing w:before="160" w:after="80"/>
         <w:jc w:val="center"/>
       </w:pPr>
@@ -41043,18 +40212,18 @@
           <wp:inline>
             <wp:extent cx="2667000" cy="3029364"/>
             <wp:effectExtent b="0" l="0" r="0" t="0"/>
-            <wp:docPr descr="" title="" id="50" name="Picture"/>
+            <wp:docPr descr="" title="" id="49" name="Picture"/>
             <a:graphic>
               <a:graphicData uri="http://schemas.openxmlformats.org/drawingml/2006/picture">
                 <pic:pic>
                   <pic:nvPicPr>
-                    <pic:cNvPr descr="441535f64de424f3e2884ae968c1d5afe652faddad41fc4c4c837c9f8fde6bd2.jpg" id="51" name="Picture"/>
+                    <pic:cNvPr descr="441535f64de424f3e2884ae968c1d5afe652faddad41fc4c4c837c9f8fde6bd2.jpg" id="50" name="Picture"/>
                     <pic:cNvPicPr>
                       <a:picLocks noChangeArrowheads="1" noChangeAspect="1"/>
                     </pic:cNvPicPr>
                   </pic:nvPicPr>
                   <pic:blipFill>
-                    <a:blip r:embed="rId49"/>
+                    <a:blip r:embed="rId48"/>
                     <a:stretch>
                       <a:fillRect/>
                     </a:stretch>
@@ -41146,7 +40315,7 @@
         <w:pStyle w:val="Compact"/>
         <w:numPr>
           <w:ilvl w:val="0"/>
-          <w:numId w:val="1001"/>
+          <w:numId w:val="1006"/>
         </w:numPr>
         <w:ind w:firstLine="420"/>
       </w:pPr>
@@ -41727,18 +40896,18 @@
           <wp:inline>
             <wp:extent cx="2667000" cy="2628717"/>
             <wp:effectExtent b="0" l="0" r="0" t="0"/>
-            <wp:docPr descr="" title="" id="53" name="Picture"/>
+            <wp:docPr descr="" title="" id="52" name="Picture"/>
             <a:graphic>
               <a:graphicData uri="http://schemas.openxmlformats.org/drawingml/2006/picture">
                 <pic:pic>
                   <pic:nvPicPr>
-                    <pic:cNvPr descr="516315410f13a9adc7bda06ffcb156ffd68a10d3b6b24537023a656faa733f54.jpg" id="54" name="Picture"/>
+                    <pic:cNvPr descr="516315410f13a9adc7bda06ffcb156ffd68a10d3b6b24537023a656faa733f54.jpg" id="53" name="Picture"/>
                     <pic:cNvPicPr>
                       <a:picLocks noChangeArrowheads="1" noChangeAspect="1"/>
                     </pic:cNvPicPr>
                   </pic:nvPicPr>
                   <pic:blipFill>
-                    <a:blip r:embed="rId52"/>
+                    <a:blip r:embed="rId51"/>
                     <a:stretch>
                       <a:fillRect/>
                     </a:stretch>
@@ -41830,7 +40999,7 @@
         <w:pStyle w:val="Compact"/>
         <w:numPr>
           <w:ilvl w:val="0"/>
-          <w:numId w:val="1002"/>
+          <w:numId w:val="1007"/>
         </w:numPr>
         <w:ind w:firstLine="420"/>
       </w:pPr>
@@ -42395,18 +41564,18 @@
           <wp:inline>
             <wp:extent cx="2667000" cy="1903545"/>
             <wp:effectExtent b="0" l="0" r="0" t="0"/>
-            <wp:docPr descr="" title="" id="56" name="Picture"/>
+            <wp:docPr descr="" title="" id="55" name="Picture"/>
             <a:graphic>
               <a:graphicData uri="http://schemas.openxmlformats.org/drawingml/2006/picture">
                 <pic:pic>
                   <pic:nvPicPr>
-                    <pic:cNvPr descr="17d5b122537cc0d8a492eac4350a2dd4b72f0f7a0d84794edb9a71e9a61443fd.jpg" id="57" name="Picture"/>
+                    <pic:cNvPr descr="17d5b122537cc0d8a492eac4350a2dd4b72f0f7a0d84794edb9a71e9a61443fd.jpg" id="56" name="Picture"/>
                     <pic:cNvPicPr>
                       <a:picLocks noChangeArrowheads="1" noChangeAspect="1"/>
                     </pic:cNvPicPr>
                   </pic:nvPicPr>
                   <pic:blipFill>
-                    <a:blip r:embed="rId55"/>
+                    <a:blip r:embed="rId54"/>
                     <a:stretch>
                       <a:fillRect/>
                     </a:stretch>
@@ -43611,18 +42780,18 @@
           <wp:inline>
             <wp:extent cx="2667000" cy="2444750"/>
             <wp:effectExtent b="0" l="0" r="0" t="0"/>
-            <wp:docPr descr="" title="" id="59" name="Picture"/>
+            <wp:docPr descr="" title="" id="58" name="Picture"/>
             <a:graphic>
               <a:graphicData uri="http://schemas.openxmlformats.org/drawingml/2006/picture">
                 <pic:pic>
                   <pic:nvPicPr>
-                    <pic:cNvPr descr="617b51237f8b5ff4810953d67cd18d50c4354b056a194140bbfe558e085fc5c3.jpg" id="60" name="Picture"/>
+                    <pic:cNvPr descr="617b51237f8b5ff4810953d67cd18d50c4354b056a194140bbfe558e085fc5c3.jpg" id="59" name="Picture"/>
                     <pic:cNvPicPr>
                       <a:picLocks noChangeArrowheads="1" noChangeAspect="1"/>
                     </pic:cNvPicPr>
                   </pic:nvPicPr>
                   <pic:blipFill>
-                    <a:blip r:embed="rId58"/>
+                    <a:blip r:embed="rId57"/>
                     <a:stretch>
                       <a:fillRect/>
                     </a:stretch>
@@ -44466,18 +43635,18 @@
           <wp:inline>
             <wp:extent cx="2667000" cy="2615463"/>
             <wp:effectExtent b="0" l="0" r="0" t="0"/>
-            <wp:docPr descr="" title="" id="62" name="Picture"/>
+            <wp:docPr descr="" title="" id="61" name="Picture"/>
             <a:graphic>
               <a:graphicData uri="http://schemas.openxmlformats.org/drawingml/2006/picture">
                 <pic:pic>
                   <pic:nvPicPr>
-                    <pic:cNvPr descr="14e16cf347323e67a5aa3c0247c1f949bf1ce300ee4d03b4b86eb81ea6705203.jpg" id="63" name="Picture"/>
+                    <pic:cNvPr descr="14e16cf347323e67a5aa3c0247c1f949bf1ce300ee4d03b4b86eb81ea6705203.jpg" id="62" name="Picture"/>
                     <pic:cNvPicPr>
                       <a:picLocks noChangeArrowheads="1" noChangeAspect="1"/>
                     </pic:cNvPicPr>
                   </pic:nvPicPr>
                   <pic:blipFill>
-                    <a:blip r:embed="rId61"/>
+                    <a:blip r:embed="rId60"/>
                     <a:stretch>
                       <a:fillRect/>
                     </a:stretch>
@@ -44995,8 +44164,8 @@
         <w:t>。</w:t>
       </w:r>
     </w:p>
-    <w:bookmarkEnd w:id="64"/>
-    <w:bookmarkStart w:id="83" w:name="氙的高氧化态氧化物含氧酸盐与水解氧化还原全景"/>
+    <w:bookmarkEnd w:id="63"/>
+    <w:bookmarkStart w:id="82" w:name="氙的高氧化态氧化物含氧酸盐与水解氧化还原全景"/>
     <w:p>
       <w:pPr>
         <w:pStyle w:val="Heading2"/>
@@ -45122,18 +44291,15 @@
         </w:rPr>
         <w:t>：</w:t>
       </w:r>
-      <w:r>
-        <w:rPr>
-          <w:rFonts w:ascii="Times New Roman" w:hAnsi="Times New Roman" w:eastAsia="Times New Roman" w:cs="Times New Roman"/>
-        </w:rPr>
-        <w:t xml:space="preserve"> </w:t>
-      </w:r>
-      <w:r>
-        <w:rPr>
-          <w:rFonts w:ascii="Times New Roman" w:hAnsi="Times New Roman" w:eastAsia="Times New Roman" w:cs="Times New Roman"/>
-        </w:rPr>
-        <w:t xml:space="preserve">1. </w:t>
-      </w:r>
+    </w:p>
+    <w:p>
+      <w:pPr>
+        <w:numPr>
+          <w:ilvl w:val="0"/>
+          <w:numId w:val="1008"/>
+        </w:numPr>
+        <w:ind w:firstLine="420"/>
+      </w:pPr>
       <w:r>
         <w:rPr>
           <w:rFonts w:hint="eastAsia" w:ascii="Times New Roman" w:hAnsi="Times New Roman" w:eastAsia="FangSong" w:cs="Times New Roman"/>
@@ -45706,18 +44872,15 @@
         </w:rPr>
         <w:t>。</w:t>
       </w:r>
-      <w:r>
-        <w:rPr>
-          <w:rFonts w:ascii="Times New Roman" w:hAnsi="Times New Roman" w:eastAsia="Times New Roman" w:cs="Times New Roman"/>
-        </w:rPr>
-        <w:t xml:space="preserve"> </w:t>
-      </w:r>
-      <w:r>
-        <w:rPr>
-          <w:rFonts w:ascii="Times New Roman" w:hAnsi="Times New Roman" w:eastAsia="Times New Roman" w:cs="Times New Roman"/>
-        </w:rPr>
-        <w:t xml:space="preserve">2. </w:t>
-      </w:r>
+    </w:p>
+    <w:p>
+      <w:pPr>
+        <w:numPr>
+          <w:ilvl w:val="0"/>
+          <w:numId w:val="1008"/>
+        </w:numPr>
+        <w:ind w:firstLine="420"/>
+      </w:pPr>
       <w:r>
         <w:rPr>
           <w:rFonts w:hint="eastAsia" w:ascii="Times New Roman" w:hAnsi="Times New Roman" w:eastAsia="FangSong" w:cs="Times New Roman"/>
@@ -46270,18 +45433,15 @@
         </w:rPr>
         <w:t>。</w:t>
       </w:r>
-      <w:r>
-        <w:rPr>
-          <w:rFonts w:ascii="Times New Roman" w:hAnsi="Times New Roman" w:eastAsia="Times New Roman" w:cs="Times New Roman"/>
-        </w:rPr>
-        <w:t xml:space="preserve"> </w:t>
-      </w:r>
-      <w:r>
-        <w:rPr>
-          <w:rFonts w:ascii="Times New Roman" w:hAnsi="Times New Roman" w:eastAsia="Times New Roman" w:cs="Times New Roman"/>
-        </w:rPr>
-        <w:t xml:space="preserve">3. </w:t>
-      </w:r>
+    </w:p>
+    <w:p>
+      <w:pPr>
+        <w:numPr>
+          <w:ilvl w:val="0"/>
+          <w:numId w:val="1008"/>
+        </w:numPr>
+        <w:ind w:firstLine="420"/>
+      </w:pPr>
       <w:r>
         <w:rPr>
           <w:rFonts w:hint="eastAsia" w:ascii="Times New Roman" w:hAnsi="Times New Roman" w:eastAsia="FangSong" w:cs="Times New Roman"/>
@@ -47245,7 +46405,7 @@
     </w:p>
     <w:p>
       <w:pPr>
-        <w:pStyle w:val="BodyText"/>
+        <w:pStyle w:val="FirstParagraph"/>
         <w:spacing w:before="160" w:after="80"/>
         <w:jc w:val="center"/>
       </w:pPr>
@@ -47257,18 +46417,18 @@
           <wp:inline>
             <wp:extent cx="2667000" cy="2667000"/>
             <wp:effectExtent b="0" l="0" r="0" t="0"/>
-            <wp:docPr descr="" title="" id="66" name="Picture"/>
+            <wp:docPr descr="" title="" id="65" name="Picture"/>
             <a:graphic>
               <a:graphicData uri="http://schemas.openxmlformats.org/drawingml/2006/picture">
                 <pic:pic>
                   <pic:nvPicPr>
-                    <pic:cNvPr descr="162f2e309e6e947d0caddadbd03a09000250ebde93207393154dc7cea7d60d39.jpg" id="67" name="Picture"/>
+                    <pic:cNvPr descr="162f2e309e6e947d0caddadbd03a09000250ebde93207393154dc7cea7d60d39.jpg" id="66" name="Picture"/>
                     <pic:cNvPicPr>
                       <a:picLocks noChangeArrowheads="1" noChangeAspect="1"/>
                     </pic:cNvPicPr>
                   </pic:nvPicPr>
                   <pic:blipFill>
-                    <a:blip r:embed="rId65"/>
+                    <a:blip r:embed="rId64"/>
                     <a:stretch>
                       <a:fillRect/>
                     </a:stretch>
@@ -48494,18 +47654,18 @@
           <wp:inline>
             <wp:extent cx="2667000" cy="3683000"/>
             <wp:effectExtent b="0" l="0" r="0" t="0"/>
-            <wp:docPr descr="" title="" id="69" name="Picture"/>
+            <wp:docPr descr="" title="" id="68" name="Picture"/>
             <a:graphic>
               <a:graphicData uri="http://schemas.openxmlformats.org/drawingml/2006/picture">
                 <pic:pic>
                   <pic:nvPicPr>
-                    <pic:cNvPr descr="0aa34aeb3b605be22c8700cca39b355245f85470b59560d9cbbfa85bd6b4b708.jpg" id="70" name="Picture"/>
+                    <pic:cNvPr descr="0aa34aeb3b605be22c8700cca39b355245f85470b59560d9cbbfa85bd6b4b708.jpg" id="69" name="Picture"/>
                     <pic:cNvPicPr>
                       <a:picLocks noChangeArrowheads="1" noChangeAspect="1"/>
                     </pic:cNvPicPr>
                   </pic:nvPicPr>
                   <pic:blipFill>
-                    <a:blip r:embed="rId68"/>
+                    <a:blip r:embed="rId67"/>
                     <a:stretch>
                       <a:fillRect/>
                     </a:stretch>
@@ -48594,18 +47754,18 @@
           <wp:inline>
             <wp:extent cx="2667000" cy="3014869"/>
             <wp:effectExtent b="0" l="0" r="0" t="0"/>
-            <wp:docPr descr="" title="" id="72" name="Picture"/>
+            <wp:docPr descr="" title="" id="71" name="Picture"/>
             <a:graphic>
               <a:graphicData uri="http://schemas.openxmlformats.org/drawingml/2006/picture">
                 <pic:pic>
                   <pic:nvPicPr>
-                    <pic:cNvPr descr="075c8175bb6225bdc87d9264449e7cc52f4df7d27afc49fce31781ccc43b5d0b.jpg" id="73" name="Picture"/>
+                    <pic:cNvPr descr="075c8175bb6225bdc87d9264449e7cc52f4df7d27afc49fce31781ccc43b5d0b.jpg" id="72" name="Picture"/>
                     <pic:cNvPicPr>
                       <a:picLocks noChangeArrowheads="1" noChangeAspect="1"/>
                     </pic:cNvPicPr>
                   </pic:nvPicPr>
                   <pic:blipFill>
-                    <a:blip r:embed="rId71"/>
+                    <a:blip r:embed="rId70"/>
                     <a:stretch>
                       <a:fillRect/>
                     </a:stretch>
@@ -48694,18 +47854,18 @@
           <wp:inline>
             <wp:extent cx="2667000" cy="3147680"/>
             <wp:effectExtent b="0" l="0" r="0" t="0"/>
-            <wp:docPr descr="" title="" id="75" name="Picture"/>
+            <wp:docPr descr="" title="" id="74" name="Picture"/>
             <a:graphic>
               <a:graphicData uri="http://schemas.openxmlformats.org/drawingml/2006/picture">
                 <pic:pic>
                   <pic:nvPicPr>
-                    <pic:cNvPr descr="6d71e09c7092d9b0a2cf5f8444c4244f6247f62f740cab56b58cf217975ede37.jpg" id="76" name="Picture"/>
+                    <pic:cNvPr descr="6d71e09c7092d9b0a2cf5f8444c4244f6247f62f740cab56b58cf217975ede37.jpg" id="75" name="Picture"/>
                     <pic:cNvPicPr>
                       <a:picLocks noChangeArrowheads="1" noChangeAspect="1"/>
                     </pic:cNvPicPr>
                   </pic:nvPicPr>
                   <pic:blipFill>
-                    <a:blip r:embed="rId74"/>
+                    <a:blip r:embed="rId73"/>
                     <a:stretch>
                       <a:fillRect/>
                     </a:stretch>
@@ -49612,18 +48772,18 @@
           <wp:inline>
             <wp:extent cx="2667000" cy="1423254"/>
             <wp:effectExtent b="0" l="0" r="0" t="0"/>
-            <wp:docPr descr="" title="" id="78" name="Picture"/>
+            <wp:docPr descr="" title="" id="77" name="Picture"/>
             <a:graphic>
               <a:graphicData uri="http://schemas.openxmlformats.org/drawingml/2006/picture">
                 <pic:pic>
                   <pic:nvPicPr>
-                    <pic:cNvPr descr="72f85c17c5ec1446131ababc824e3d7a8b63e00455b1b3bbea13e323d599e49a.jpg" id="79" name="Picture"/>
+                    <pic:cNvPr descr="72f85c17c5ec1446131ababc824e3d7a8b63e00455b1b3bbea13e323d599e49a.jpg" id="78" name="Picture"/>
                     <pic:cNvPicPr>
                       <a:picLocks noChangeArrowheads="1" noChangeAspect="1"/>
                     </pic:cNvPicPr>
                   </pic:nvPicPr>
                   <pic:blipFill>
-                    <a:blip r:embed="rId77"/>
+                    <a:blip r:embed="rId76"/>
                     <a:stretch>
                       <a:fillRect/>
                     </a:stretch>
@@ -50149,18 +49309,18 @@
           <wp:inline>
             <wp:extent cx="2667000" cy="2816678"/>
             <wp:effectExtent b="0" l="0" r="0" t="0"/>
-            <wp:docPr descr="" title="" id="81" name="Picture"/>
+            <wp:docPr descr="" title="" id="80" name="Picture"/>
             <a:graphic>
               <a:graphicData uri="http://schemas.openxmlformats.org/drawingml/2006/picture">
                 <pic:pic>
                   <pic:nvPicPr>
-                    <pic:cNvPr descr="95e8a1bc07cdaa4936130f9329c3e9b068c1d86ce8da4cb05a3b44a84b0f758f.jpg" id="82" name="Picture"/>
+                    <pic:cNvPr descr="95e8a1bc07cdaa4936130f9329c3e9b068c1d86ce8da4cb05a3b44a84b0f758f.jpg" id="81" name="Picture"/>
                     <pic:cNvPicPr>
                       <a:picLocks noChangeArrowheads="1" noChangeAspect="1"/>
                     </pic:cNvPicPr>
                   </pic:nvPicPr>
                   <pic:blipFill>
-                    <a:blip r:embed="rId80"/>
+                    <a:blip r:embed="rId79"/>
                     <a:stretch>
                       <a:fillRect/>
                     </a:stretch>
@@ -52348,8 +51508,8 @@
         <w:t xml:space="preserve">）。</w:t>
       </w:r>
     </w:p>
-    <w:bookmarkEnd w:id="83"/>
-    <w:bookmarkStart w:id="84" w:name="竞赛思考强化题与微观机理精解"/>
+    <w:bookmarkEnd w:id="82"/>
+    <w:bookmarkStart w:id="83" w:name="课后习题"/>
     <w:p>
       <w:pPr>
         <w:pStyle w:val="Heading2"/>
@@ -52365,7 +51525,7 @@
         <w:rPr>
           <w:rFonts w:hint="eastAsia" w:ascii="Times New Roman" w:hAnsi="Times New Roman" w:eastAsia="SimHei" w:cs="Times New Roman"/>
         </w:rPr>
-        <w:t xml:space="preserve">竞赛思考强化题与微观机理精解</w:t>
+        <w:t xml:space="preserve">课后习题</w:t>
       </w:r>
     </w:p>
     <w:p>
@@ -52380,30 +51540,6 @@
           <w:bCs/>
         </w:rPr>
         <w:t xml:space="preserve">1.</w:t>
-      </w:r>
-      <w:r>
-        <w:rPr>
-          <w:rFonts w:ascii="Times New Roman" w:hAnsi="Times New Roman" w:eastAsia="Times New Roman" w:cs="Times New Roman"/>
-        </w:rPr>
-        <w:t xml:space="preserve"> </w:t>
-      </w:r>
-      <w:r>
-        <w:rPr>
-          <w:rFonts w:hint="eastAsia" w:ascii="Times New Roman" w:hAnsi="Times New Roman" w:eastAsia="Times New Roman" w:cs="Times New Roman"/>
-        </w:rPr>
-        <w:t>[</w:t>
-      </w:r>
-      <w:r>
-        <w:rPr>
-          <w:rFonts w:hint="eastAsia" w:ascii="Times New Roman" w:hAnsi="Times New Roman" w:eastAsia="FangSong" w:cs="Times New Roman"/>
-        </w:rPr>
-        <w:t>无机例习</w:t>
-      </w:r>
-      <w:r>
-        <w:rPr>
-          <w:rFonts w:hint="eastAsia" w:ascii="Times New Roman" w:hAnsi="Times New Roman" w:eastAsia="Times New Roman" w:cs="Times New Roman"/>
-        </w:rPr>
-        <w:t>12.37]</w:t>
       </w:r>
       <w:r>
         <w:rPr>
@@ -52462,30 +51598,6 @@
       </w:r>
       <w:r>
         <w:rPr>
-          <w:rFonts w:hint="eastAsia" w:ascii="Times New Roman" w:hAnsi="Times New Roman" w:eastAsia="Times New Roman" w:cs="Times New Roman"/>
-        </w:rPr>
-        <w:t>[</w:t>
-      </w:r>
-      <w:r>
-        <w:rPr>
-          <w:rFonts w:hint="eastAsia" w:ascii="Times New Roman" w:hAnsi="Times New Roman" w:eastAsia="FangSong" w:cs="Times New Roman"/>
-        </w:rPr>
-        <w:t>无机例习</w:t>
-      </w:r>
-      <w:r>
-        <w:rPr>
-          <w:rFonts w:hint="eastAsia" w:ascii="Times New Roman" w:hAnsi="Times New Roman" w:eastAsia="Times New Roman" w:cs="Times New Roman"/>
-        </w:rPr>
-        <w:t>12.38]</w:t>
-      </w:r>
-      <w:r>
-        <w:rPr>
-          <w:rFonts w:ascii="Times New Roman" w:hAnsi="Times New Roman" w:eastAsia="Times New Roman" w:cs="Times New Roman"/>
-        </w:rPr>
-        <w:t xml:space="preserve"> </w:t>
-      </w:r>
-      <w:r>
-        <w:rPr>
           <w:rFonts w:hint="eastAsia" w:ascii="Times New Roman" w:hAnsi="Times New Roman" w:eastAsia="FangSong" w:cs="Times New Roman"/>
         </w:rPr>
         <w:t>举例说明锂与镁的相似性</w:t>
@@ -52523,30 +51635,6 @@
       </w:r>
       <w:r>
         <w:rPr>
-          <w:rFonts w:hint="eastAsia" w:ascii="Times New Roman" w:hAnsi="Times New Roman" w:eastAsia="Times New Roman" w:cs="Times New Roman"/>
-        </w:rPr>
-        <w:t>[</w:t>
-      </w:r>
-      <w:r>
-        <w:rPr>
-          <w:rFonts w:hint="eastAsia" w:ascii="Times New Roman" w:hAnsi="Times New Roman" w:eastAsia="FangSong" w:cs="Times New Roman"/>
-        </w:rPr>
-        <w:t>无机例习</w:t>
-      </w:r>
-      <w:r>
-        <w:rPr>
-          <w:rFonts w:hint="eastAsia" w:ascii="Times New Roman" w:hAnsi="Times New Roman" w:eastAsia="Times New Roman" w:cs="Times New Roman"/>
-        </w:rPr>
-        <w:t>12.39]</w:t>
-      </w:r>
-      <w:r>
-        <w:rPr>
-          <w:rFonts w:ascii="Times New Roman" w:hAnsi="Times New Roman" w:eastAsia="Times New Roman" w:cs="Times New Roman"/>
-        </w:rPr>
-        <w:t xml:space="preserve"> </w:t>
-      </w:r>
-      <w:r>
-        <w:rPr>
           <w:rFonts w:hint="eastAsia" w:ascii="Times New Roman" w:hAnsi="Times New Roman" w:eastAsia="FangSong" w:cs="Times New Roman"/>
         </w:rPr>
         <w:t>举例说明铍与铝的相似性</w:t>
@@ -52584,30 +51672,6 @@
       </w:r>
       <w:r>
         <w:rPr>
-          <w:rFonts w:hint="eastAsia" w:ascii="Times New Roman" w:hAnsi="Times New Roman" w:eastAsia="Times New Roman" w:cs="Times New Roman"/>
-        </w:rPr>
-        <w:t>[</w:t>
-      </w:r>
-      <w:r>
-        <w:rPr>
-          <w:rFonts w:hint="eastAsia" w:ascii="Times New Roman" w:hAnsi="Times New Roman" w:eastAsia="FangSong" w:cs="Times New Roman"/>
-        </w:rPr>
-        <w:t>无机例习</w:t>
-      </w:r>
-      <w:r>
-        <w:rPr>
-          <w:rFonts w:hint="eastAsia" w:ascii="Times New Roman" w:hAnsi="Times New Roman" w:eastAsia="Times New Roman" w:cs="Times New Roman"/>
-        </w:rPr>
-        <w:t>12.43]</w:t>
-      </w:r>
-      <w:r>
-        <w:rPr>
-          <w:rFonts w:ascii="Times New Roman" w:hAnsi="Times New Roman" w:eastAsia="Times New Roman" w:cs="Times New Roman"/>
-        </w:rPr>
-        <w:t xml:space="preserve"> </w:t>
-      </w:r>
-      <w:r>
-        <w:rPr>
           <w:rFonts w:hint="eastAsia" w:ascii="Times New Roman" w:hAnsi="Times New Roman" w:eastAsia="FangSong" w:cs="Times New Roman"/>
         </w:rPr>
         <w:t xml:space="preserve">在温度高于</w:t>
@@ -53141,30 +52205,6 @@
       </w:r>
       <w:r>
         <w:rPr>
-          <w:rFonts w:hint="eastAsia" w:ascii="Times New Roman" w:hAnsi="Times New Roman" w:eastAsia="Times New Roman" w:cs="Times New Roman"/>
-        </w:rPr>
-        <w:t>[</w:t>
-      </w:r>
-      <w:r>
-        <w:rPr>
-          <w:rFonts w:hint="eastAsia" w:ascii="Times New Roman" w:hAnsi="Times New Roman" w:eastAsia="FangSong" w:cs="Times New Roman"/>
-        </w:rPr>
-        <w:t>无机例习</w:t>
-      </w:r>
-      <w:r>
-        <w:rPr>
-          <w:rFonts w:hint="eastAsia" w:ascii="Times New Roman" w:hAnsi="Times New Roman" w:eastAsia="Times New Roman" w:cs="Times New Roman"/>
-        </w:rPr>
-        <w:t>12.30]</w:t>
-      </w:r>
-      <w:r>
-        <w:rPr>
-          <w:rFonts w:ascii="Times New Roman" w:hAnsi="Times New Roman" w:eastAsia="Times New Roman" w:cs="Times New Roman"/>
-        </w:rPr>
-        <w:t xml:space="preserve"> </w:t>
-      </w:r>
-      <w:r>
-        <w:rPr>
           <w:rFonts w:hint="eastAsia" w:ascii="Times New Roman" w:hAnsi="Times New Roman" w:eastAsia="FangSong" w:cs="Times New Roman"/>
         </w:rPr>
         <w:t>试说明如何配制不含或含有极少碳酸钠的氢氧化钠溶液</w:t>
@@ -53202,30 +52242,6 @@
       </w:r>
       <w:r>
         <w:rPr>
-          <w:rFonts w:hint="eastAsia" w:ascii="Times New Roman" w:hAnsi="Times New Roman" w:eastAsia="Times New Roman" w:cs="Times New Roman"/>
-        </w:rPr>
-        <w:t>[</w:t>
-      </w:r>
-      <w:r>
-        <w:rPr>
-          <w:rFonts w:hint="eastAsia" w:ascii="Times New Roman" w:hAnsi="Times New Roman" w:eastAsia="FangSong" w:cs="Times New Roman"/>
-        </w:rPr>
-        <w:t>无机例习</w:t>
-      </w:r>
-      <w:r>
-        <w:rPr>
-          <w:rFonts w:hint="eastAsia" w:ascii="Times New Roman" w:hAnsi="Times New Roman" w:eastAsia="Times New Roman" w:cs="Times New Roman"/>
-        </w:rPr>
-        <w:t>12.31]</w:t>
-      </w:r>
-      <w:r>
-        <w:rPr>
-          <w:rFonts w:ascii="Times New Roman" w:hAnsi="Times New Roman" w:eastAsia="Times New Roman" w:cs="Times New Roman"/>
-        </w:rPr>
-        <w:t xml:space="preserve"> </w:t>
-      </w:r>
-      <w:r>
-        <w:rPr>
           <w:rFonts w:hint="eastAsia" w:ascii="Times New Roman" w:hAnsi="Times New Roman" w:eastAsia="FangSong" w:cs="Times New Roman"/>
         </w:rPr>
         <w:t xml:space="preserve">如何制得</w:t>
@@ -53345,30 +52361,6 @@
       </w:r>
       <w:r>
         <w:rPr>
-          <w:rFonts w:hint="eastAsia" w:ascii="Times New Roman" w:hAnsi="Times New Roman" w:eastAsia="Times New Roman" w:cs="Times New Roman"/>
-        </w:rPr>
-        <w:t>[</w:t>
-      </w:r>
-      <w:r>
-        <w:rPr>
-          <w:rFonts w:hint="eastAsia" w:ascii="Times New Roman" w:hAnsi="Times New Roman" w:eastAsia="FangSong" w:cs="Times New Roman"/>
-        </w:rPr>
-        <w:t>无机例习</w:t>
-      </w:r>
-      <w:r>
-        <w:rPr>
-          <w:rFonts w:hint="eastAsia" w:ascii="Times New Roman" w:hAnsi="Times New Roman" w:eastAsia="Times New Roman" w:cs="Times New Roman"/>
-        </w:rPr>
-        <w:t>12.32]</w:t>
-      </w:r>
-      <w:r>
-        <w:rPr>
-          <w:rFonts w:ascii="Times New Roman" w:hAnsi="Times New Roman" w:eastAsia="Times New Roman" w:cs="Times New Roman"/>
-        </w:rPr>
-        <w:t xml:space="preserve"> </w:t>
-      </w:r>
-      <w:r>
-        <w:rPr>
           <w:rFonts w:hint="eastAsia" w:ascii="Times New Roman" w:hAnsi="Times New Roman" w:eastAsia="FangSong" w:cs="Times New Roman"/>
         </w:rPr>
         <w:t>某白色粉末状固体</w:t>
@@ -53626,30 +52618,6 @@
       </w:r>
       <w:r>
         <w:rPr>
-          <w:rFonts w:hint="eastAsia" w:ascii="Times New Roman" w:hAnsi="Times New Roman" w:eastAsia="Times New Roman" w:cs="Times New Roman"/>
-        </w:rPr>
-        <w:t>[</w:t>
-      </w:r>
-      <w:r>
-        <w:rPr>
-          <w:rFonts w:hint="eastAsia" w:ascii="Times New Roman" w:hAnsi="Times New Roman" w:eastAsia="FangSong" w:cs="Times New Roman"/>
-        </w:rPr>
-        <w:t>无机例习</w:t>
-      </w:r>
-      <w:r>
-        <w:rPr>
-          <w:rFonts w:hint="eastAsia" w:ascii="Times New Roman" w:hAnsi="Times New Roman" w:eastAsia="Times New Roman" w:cs="Times New Roman"/>
-        </w:rPr>
-        <w:t>12.33]</w:t>
-      </w:r>
-      <w:r>
-        <w:rPr>
-          <w:rFonts w:ascii="Times New Roman" w:hAnsi="Times New Roman" w:eastAsia="Times New Roman" w:cs="Times New Roman"/>
-        </w:rPr>
-        <w:t xml:space="preserve"> </w:t>
-      </w:r>
-      <w:r>
-        <w:rPr>
           <w:rFonts w:hint="eastAsia" w:ascii="Times New Roman" w:hAnsi="Times New Roman" w:eastAsia="FangSong" w:cs="Times New Roman"/>
         </w:rPr>
         <w:t xml:space="preserve">拟除去</w:t>
@@ -53943,30 +52911,6 @@
       </w:r>
       <w:r>
         <w:rPr>
-          <w:rFonts w:hint="eastAsia" w:ascii="Times New Roman" w:hAnsi="Times New Roman" w:eastAsia="Times New Roman" w:cs="Times New Roman"/>
-        </w:rPr>
-        <w:t>[</w:t>
-      </w:r>
-      <w:r>
-        <w:rPr>
-          <w:rFonts w:hint="eastAsia" w:ascii="Times New Roman" w:hAnsi="Times New Roman" w:eastAsia="FangSong" w:cs="Times New Roman"/>
-        </w:rPr>
-        <w:t>无机例习</w:t>
-      </w:r>
-      <w:r>
-        <w:rPr>
-          <w:rFonts w:hint="eastAsia" w:ascii="Times New Roman" w:hAnsi="Times New Roman" w:eastAsia="Times New Roman" w:cs="Times New Roman"/>
-        </w:rPr>
-        <w:t>12.34]</w:t>
-      </w:r>
-      <w:r>
-        <w:rPr>
-          <w:rFonts w:ascii="Times New Roman" w:hAnsi="Times New Roman" w:eastAsia="Times New Roman" w:cs="Times New Roman"/>
-        </w:rPr>
-        <w:t xml:space="preserve"> </w:t>
-      </w:r>
-      <w:r>
-        <w:rPr>
           <w:rFonts w:hint="eastAsia" w:ascii="Times New Roman" w:hAnsi="Times New Roman" w:eastAsia="FangSong" w:cs="Times New Roman"/>
         </w:rPr>
         <w:t>粗盐提纯时</w:t>
@@ -54148,30 +53092,6 @@
         </w:rPr>
         <w:t xml:space="preserve"> </w:t>
       </w:r>
-      <w:r>
-        <w:rPr>
-          <w:rFonts w:hint="eastAsia" w:ascii="Times New Roman" w:hAnsi="Times New Roman" w:eastAsia="Times New Roman" w:cs="Times New Roman"/>
-        </w:rPr>
-        <w:t>[</w:t>
-      </w:r>
-      <w:r>
-        <w:rPr>
-          <w:rFonts w:hint="eastAsia" w:ascii="Times New Roman" w:hAnsi="Times New Roman" w:eastAsia="FangSong" w:cs="Times New Roman"/>
-        </w:rPr>
-        <w:t>无机例习</w:t>
-      </w:r>
-      <w:r>
-        <w:rPr>
-          <w:rFonts w:hint="eastAsia" w:ascii="Times New Roman" w:hAnsi="Times New Roman" w:eastAsia="Times New Roman" w:cs="Times New Roman"/>
-        </w:rPr>
-        <w:t>12.35]</w:t>
-      </w:r>
-      <w:r>
-        <w:rPr>
-          <w:rFonts w:ascii="Times New Roman" w:hAnsi="Times New Roman" w:eastAsia="Times New Roman" w:cs="Times New Roman"/>
-        </w:rPr>
-        <w:t xml:space="preserve"> </w:t>
-      </w:r>
       <m:oMath>
         <m:r>
           <m:rPr>
@@ -54297,30 +53217,6 @@
       </w:r>
       <w:r>
         <w:rPr>
-          <w:rFonts w:hint="eastAsia" w:ascii="Times New Roman" w:hAnsi="Times New Roman" w:eastAsia="Times New Roman" w:cs="Times New Roman"/>
-        </w:rPr>
-        <w:t>[</w:t>
-      </w:r>
-      <w:r>
-        <w:rPr>
-          <w:rFonts w:hint="eastAsia" w:ascii="Times New Roman" w:hAnsi="Times New Roman" w:eastAsia="FangSong" w:cs="Times New Roman"/>
-        </w:rPr>
-        <w:t>无机例习</w:t>
-      </w:r>
-      <w:r>
-        <w:rPr>
-          <w:rFonts w:hint="eastAsia" w:ascii="Times New Roman" w:hAnsi="Times New Roman" w:eastAsia="Times New Roman" w:cs="Times New Roman"/>
-        </w:rPr>
-        <w:t>12.36]</w:t>
-      </w:r>
-      <w:r>
-        <w:rPr>
-          <w:rFonts w:ascii="Times New Roman" w:hAnsi="Times New Roman" w:eastAsia="Times New Roman" w:cs="Times New Roman"/>
-        </w:rPr>
-        <w:t xml:space="preserve"> </w:t>
-      </w:r>
-      <w:r>
-        <w:rPr>
           <w:rFonts w:hint="eastAsia" w:ascii="Times New Roman" w:hAnsi="Times New Roman" w:eastAsia="FangSong" w:cs="Times New Roman"/>
         </w:rPr>
         <w:t>钾要比钠活泼</w:t>
@@ -54501,30 +53397,6 @@
       </w:r>
       <w:r>
         <w:rPr>
-          <w:rFonts w:hint="eastAsia" w:ascii="Times New Roman" w:hAnsi="Times New Roman" w:eastAsia="Times New Roman" w:cs="Times New Roman"/>
-        </w:rPr>
-        <w:t>[</w:t>
-      </w:r>
-      <w:r>
-        <w:rPr>
-          <w:rFonts w:hint="eastAsia" w:ascii="Times New Roman" w:hAnsi="Times New Roman" w:eastAsia="FangSong" w:cs="Times New Roman"/>
-        </w:rPr>
-        <w:t>无机例习</w:t>
-      </w:r>
-      <w:r>
-        <w:rPr>
-          <w:rFonts w:hint="eastAsia" w:ascii="Times New Roman" w:hAnsi="Times New Roman" w:eastAsia="Times New Roman" w:cs="Times New Roman"/>
-        </w:rPr>
-        <w:t>12.40]</w:t>
-      </w:r>
-      <w:r>
-        <w:rPr>
-          <w:rFonts w:ascii="Times New Roman" w:hAnsi="Times New Roman" w:eastAsia="Times New Roman" w:cs="Times New Roman"/>
-        </w:rPr>
-        <w:t xml:space="preserve"> </w:t>
-      </w:r>
-      <w:r>
-        <w:rPr>
           <w:rFonts w:hint="eastAsia" w:ascii="Times New Roman" w:hAnsi="Times New Roman" w:eastAsia="FangSong" w:cs="Times New Roman"/>
         </w:rPr>
         <w:t xml:space="preserve">为什么在配制黑火药时使用</w:t>
@@ -54638,6 +53510,7 @@
     <w:p>
       <w:pPr>
         <w:pStyle w:val="BodyText"/>
+        <w:spacing w:after="80"/>
         <w:ind w:firstLine="420"/>
       </w:pPr>
       <w:r>
@@ -54656,30 +53529,6 @@
       </w:r>
       <w:r>
         <w:rPr>
-          <w:rFonts w:hint="eastAsia" w:ascii="Times New Roman" w:hAnsi="Times New Roman" w:eastAsia="Times New Roman" w:cs="Times New Roman"/>
-        </w:rPr>
-        <w:t>[</w:t>
-      </w:r>
-      <w:r>
-        <w:rPr>
-          <w:rFonts w:hint="eastAsia" w:ascii="Times New Roman" w:hAnsi="Times New Roman" w:eastAsia="FangSong" w:cs="Times New Roman"/>
-        </w:rPr>
-        <w:t>无机例习</w:t>
-      </w:r>
-      <w:r>
-        <w:rPr>
-          <w:rFonts w:hint="eastAsia" w:ascii="Times New Roman" w:hAnsi="Times New Roman" w:eastAsia="Times New Roman" w:cs="Times New Roman"/>
-        </w:rPr>
-        <w:t>12.41]</w:t>
-      </w:r>
-      <w:r>
-        <w:rPr>
-          <w:rFonts w:ascii="Times New Roman" w:hAnsi="Times New Roman" w:eastAsia="Times New Roman" w:cs="Times New Roman"/>
-        </w:rPr>
-        <w:t xml:space="preserve"> </w:t>
-      </w:r>
-      <w:r>
-        <w:rPr>
           <w:rFonts w:hint="eastAsia" w:ascii="Times New Roman" w:hAnsi="Times New Roman" w:eastAsia="FangSong" w:cs="Times New Roman"/>
         </w:rPr>
         <w:t>试总结下列卤化物标准摩尔生成热数据的变化规律</w:t>
@@ -54738,12 +53587,6 @@
         </w:rPr>
         <w:t>。</w:t>
       </w:r>
-    </w:p>
-    <w:p>
-      <w:pPr>
-        <w:pStyle w:val="BodyText"/>
-        <w:spacing w:after="80"/>
-      </w:pPr>
     </w:p>
     <w:tbl>
       <w:tblPr>
@@ -55285,6 +54128,11 @@
       <w:pPr>
         <w:pStyle w:val="BodyText"/>
         <w:spacing w:before="120"/>
+      </w:pPr>
+    </w:p>
+    <w:p>
+      <w:pPr>
+        <w:pStyle w:val="BodyText"/>
         <w:ind w:firstLine="420"/>
       </w:pPr>
       <w:r>
@@ -55294,30 +54142,6 @@
           <w:bCs/>
         </w:rPr>
         <w:t xml:space="preserve">14.</w:t>
-      </w:r>
-      <w:r>
-        <w:rPr>
-          <w:rFonts w:ascii="Times New Roman" w:hAnsi="Times New Roman" w:eastAsia="Times New Roman" w:cs="Times New Roman"/>
-        </w:rPr>
-        <w:t xml:space="preserve"> </w:t>
-      </w:r>
-      <w:r>
-        <w:rPr>
-          <w:rFonts w:hint="eastAsia" w:ascii="Times New Roman" w:hAnsi="Times New Roman" w:eastAsia="Times New Roman" w:cs="Times New Roman"/>
-        </w:rPr>
-        <w:t>[</w:t>
-      </w:r>
-      <w:r>
-        <w:rPr>
-          <w:rFonts w:hint="eastAsia" w:ascii="Times New Roman" w:hAnsi="Times New Roman" w:eastAsia="FangSong" w:cs="Times New Roman"/>
-        </w:rPr>
-        <w:t>无机例习</w:t>
-      </w:r>
-      <w:r>
-        <w:rPr>
-          <w:rFonts w:hint="eastAsia" w:ascii="Times New Roman" w:hAnsi="Times New Roman" w:eastAsia="Times New Roman" w:cs="Times New Roman"/>
-        </w:rPr>
-        <w:t>12.42]</w:t>
       </w:r>
       <w:r>
         <w:rPr>
@@ -55364,30 +54188,6 @@
       </w:r>
       <w:r>
         <w:rPr>
-          <w:rFonts w:hint="eastAsia" w:ascii="Times New Roman" w:hAnsi="Times New Roman" w:eastAsia="Times New Roman" w:cs="Times New Roman"/>
-        </w:rPr>
-        <w:t>[</w:t>
-      </w:r>
-      <w:r>
-        <w:rPr>
-          <w:rFonts w:hint="eastAsia" w:ascii="Times New Roman" w:hAnsi="Times New Roman" w:eastAsia="FangSong" w:cs="Times New Roman"/>
-        </w:rPr>
-        <w:t>无机例习</w:t>
-      </w:r>
-      <w:r>
-        <w:rPr>
-          <w:rFonts w:hint="eastAsia" w:ascii="Times New Roman" w:hAnsi="Times New Roman" w:eastAsia="Times New Roman" w:cs="Times New Roman"/>
-        </w:rPr>
-        <w:t>12.44]</w:t>
-      </w:r>
-      <w:r>
-        <w:rPr>
-          <w:rFonts w:ascii="Times New Roman" w:hAnsi="Times New Roman" w:eastAsia="Times New Roman" w:cs="Times New Roman"/>
-        </w:rPr>
-        <w:t xml:space="preserve"> </w:t>
-      </w:r>
-      <w:r>
-        <w:rPr>
           <w:rFonts w:hint="eastAsia" w:ascii="Times New Roman" w:hAnsi="Times New Roman" w:eastAsia="FangSong" w:cs="Times New Roman"/>
         </w:rPr>
         <w:t>在电炉法炼镁时</w:t>
@@ -55509,30 +54309,6 @@
       </w:r>
       <w:r>
         <w:rPr>
-          <w:rFonts w:hint="eastAsia" w:ascii="Times New Roman" w:hAnsi="Times New Roman" w:eastAsia="Times New Roman" w:cs="Times New Roman"/>
-        </w:rPr>
-        <w:t>[</w:t>
-      </w:r>
-      <w:r>
-        <w:rPr>
-          <w:rFonts w:hint="eastAsia" w:ascii="Times New Roman" w:hAnsi="Times New Roman" w:eastAsia="FangSong" w:cs="Times New Roman"/>
-        </w:rPr>
-        <w:t>无机例习</w:t>
-      </w:r>
-      <w:r>
-        <w:rPr>
-          <w:rFonts w:hint="eastAsia" w:ascii="Times New Roman" w:hAnsi="Times New Roman" w:eastAsia="Times New Roman" w:cs="Times New Roman"/>
-        </w:rPr>
-        <w:t>12.45]</w:t>
-      </w:r>
-      <w:r>
-        <w:rPr>
-          <w:rFonts w:ascii="Times New Roman" w:hAnsi="Times New Roman" w:eastAsia="Times New Roman" w:cs="Times New Roman"/>
-        </w:rPr>
-        <w:t xml:space="preserve"> </w:t>
-      </w:r>
-      <w:r>
-        <w:rPr>
           <w:rFonts w:hint="eastAsia" w:ascii="Times New Roman" w:hAnsi="Times New Roman" w:eastAsia="FangSong" w:cs="Times New Roman"/>
         </w:rPr>
         <w:t xml:space="preserve">一固体混合物可能含有</w:t>
@@ -55950,30 +54726,6 @@
       </w:r>
       <w:r>
         <w:rPr>
-          <w:rFonts w:hint="eastAsia" w:ascii="Times New Roman" w:hAnsi="Times New Roman" w:eastAsia="Times New Roman" w:cs="Times New Roman"/>
-        </w:rPr>
-        <w:t>[</w:t>
-      </w:r>
-      <w:r>
-        <w:rPr>
-          <w:rFonts w:hint="eastAsia" w:ascii="Times New Roman" w:hAnsi="Times New Roman" w:eastAsia="FangSong" w:cs="Times New Roman"/>
-        </w:rPr>
-        <w:t>无机例习</w:t>
-      </w:r>
-      <w:r>
-        <w:rPr>
-          <w:rFonts w:hint="eastAsia" w:ascii="Times New Roman" w:hAnsi="Times New Roman" w:eastAsia="Times New Roman" w:cs="Times New Roman"/>
-        </w:rPr>
-        <w:t>18.30]</w:t>
-      </w:r>
-      <w:r>
-        <w:rPr>
-          <w:rFonts w:ascii="Times New Roman" w:hAnsi="Times New Roman" w:eastAsia="Times New Roman" w:cs="Times New Roman"/>
-        </w:rPr>
-        <w:t xml:space="preserve"> </w:t>
-      </w:r>
-      <w:r>
-        <w:rPr>
           <w:rFonts w:hint="eastAsia" w:ascii="Times New Roman" w:hAnsi="Times New Roman" w:eastAsia="FangSong" w:cs="Times New Roman"/>
         </w:rPr>
         <w:t xml:space="preserve">为什么稀有气体化合物研究多集中于</w:t>
@@ -56017,30 +54769,6 @@
       </w:r>
       <w:r>
         <w:rPr>
-          <w:rFonts w:hint="eastAsia" w:ascii="Times New Roman" w:hAnsi="Times New Roman" w:eastAsia="Times New Roman" w:cs="Times New Roman"/>
-        </w:rPr>
-        <w:t>[</w:t>
-      </w:r>
-      <w:r>
-        <w:rPr>
-          <w:rFonts w:hint="eastAsia" w:ascii="Times New Roman" w:hAnsi="Times New Roman" w:eastAsia="FangSong" w:cs="Times New Roman"/>
-        </w:rPr>
-        <w:t>无机例习</w:t>
-      </w:r>
-      <w:r>
-        <w:rPr>
-          <w:rFonts w:hint="eastAsia" w:ascii="Times New Roman" w:hAnsi="Times New Roman" w:eastAsia="Times New Roman" w:cs="Times New Roman"/>
-        </w:rPr>
-        <w:t>18.31]</w:t>
-      </w:r>
-      <w:r>
-        <w:rPr>
-          <w:rFonts w:ascii="Times New Roman" w:hAnsi="Times New Roman" w:eastAsia="Times New Roman" w:cs="Times New Roman"/>
-        </w:rPr>
-        <w:t xml:space="preserve"> </w:t>
-      </w:r>
-      <w:r>
-        <w:rPr>
           <w:rFonts w:hint="eastAsia" w:ascii="Times New Roman" w:hAnsi="Times New Roman" w:eastAsia="FangSong" w:cs="Times New Roman"/>
         </w:rPr>
         <w:t>用价层电子对互斥理论填写下表</w:t>
@@ -56444,30 +55172,6 @@
       </w:r>
       <w:r>
         <w:rPr>
-          <w:rFonts w:hint="eastAsia" w:ascii="Times New Roman" w:hAnsi="Times New Roman" w:eastAsia="Times New Roman" w:cs="Times New Roman"/>
-        </w:rPr>
-        <w:t>[</w:t>
-      </w:r>
-      <w:r>
-        <w:rPr>
-          <w:rFonts w:hint="eastAsia" w:ascii="Times New Roman" w:hAnsi="Times New Roman" w:eastAsia="FangSong" w:cs="Times New Roman"/>
-        </w:rPr>
-        <w:t>无机例习</w:t>
-      </w:r>
-      <w:r>
-        <w:rPr>
-          <w:rFonts w:hint="eastAsia" w:ascii="Times New Roman" w:hAnsi="Times New Roman" w:eastAsia="Times New Roman" w:cs="Times New Roman"/>
-        </w:rPr>
-        <w:t>18.32]</w:t>
-      </w:r>
-      <w:r>
-        <w:rPr>
-          <w:rFonts w:ascii="Times New Roman" w:hAnsi="Times New Roman" w:eastAsia="Times New Roman" w:cs="Times New Roman"/>
-        </w:rPr>
-        <w:t xml:space="preserve"> </w:t>
-      </w:r>
-      <w:r>
-        <w:rPr>
           <w:rFonts w:hint="eastAsia" w:ascii="Times New Roman" w:hAnsi="Times New Roman" w:eastAsia="FangSong" w:cs="Times New Roman"/>
         </w:rPr>
         <w:t xml:space="preserve">比较</w:t>
@@ -56691,30 +55395,6 @@
       </w:r>
       <w:r>
         <w:rPr>
-          <w:rFonts w:hint="eastAsia" w:ascii="Times New Roman" w:hAnsi="Times New Roman" w:eastAsia="Times New Roman" w:cs="Times New Roman"/>
-        </w:rPr>
-        <w:t>[</w:t>
-      </w:r>
-      <w:r>
-        <w:rPr>
-          <w:rFonts w:hint="eastAsia" w:ascii="Times New Roman" w:hAnsi="Times New Roman" w:eastAsia="FangSong" w:cs="Times New Roman"/>
-        </w:rPr>
-        <w:t>无机例习</w:t>
-      </w:r>
-      <w:r>
-        <w:rPr>
-          <w:rFonts w:hint="eastAsia" w:ascii="Times New Roman" w:hAnsi="Times New Roman" w:eastAsia="Times New Roman" w:cs="Times New Roman"/>
-        </w:rPr>
-        <w:t>18.27]</w:t>
-      </w:r>
-      <w:r>
-        <w:rPr>
-          <w:rFonts w:ascii="Times New Roman" w:hAnsi="Times New Roman" w:eastAsia="Times New Roman" w:cs="Times New Roman"/>
-        </w:rPr>
-        <w:t xml:space="preserve"> </w:t>
-      </w:r>
-      <w:r>
-        <w:rPr>
           <w:rFonts w:hint="eastAsia" w:ascii="Times New Roman" w:hAnsi="Times New Roman" w:eastAsia="FangSong" w:cs="Times New Roman"/>
         </w:rPr>
         <w:t xml:space="preserve">以单质为原料制备</w:t>
@@ -56902,30 +55582,6 @@
       </w:r>
       <w:r>
         <w:rPr>
-          <w:rFonts w:hint="eastAsia" w:ascii="Times New Roman" w:hAnsi="Times New Roman" w:eastAsia="Times New Roman" w:cs="Times New Roman"/>
-        </w:rPr>
-        <w:t>[</w:t>
-      </w:r>
-      <w:r>
-        <w:rPr>
-          <w:rFonts w:hint="eastAsia" w:ascii="Times New Roman" w:hAnsi="Times New Roman" w:eastAsia="FangSong" w:cs="Times New Roman"/>
-        </w:rPr>
-        <w:t>无机例习</w:t>
-      </w:r>
-      <w:r>
-        <w:rPr>
-          <w:rFonts w:hint="eastAsia" w:ascii="Times New Roman" w:hAnsi="Times New Roman" w:eastAsia="Times New Roman" w:cs="Times New Roman"/>
-        </w:rPr>
-        <w:t>18.28]</w:t>
-      </w:r>
-      <w:r>
-        <w:rPr>
-          <w:rFonts w:ascii="Times New Roman" w:hAnsi="Times New Roman" w:eastAsia="Times New Roman" w:cs="Times New Roman"/>
-        </w:rPr>
-        <w:t xml:space="preserve"> </w:t>
-      </w:r>
-      <w:r>
-        <w:rPr>
           <w:rFonts w:hint="eastAsia" w:ascii="Times New Roman" w:hAnsi="Times New Roman" w:eastAsia="FangSong" w:cs="Times New Roman"/>
         </w:rPr>
         <w:t xml:space="preserve">用</w:t>
@@ -56987,30 +55643,6 @@
       </w:r>
       <w:r>
         <w:rPr>
-          <w:rFonts w:hint="eastAsia" w:ascii="Times New Roman" w:hAnsi="Times New Roman" w:eastAsia="Times New Roman" w:cs="Times New Roman"/>
-        </w:rPr>
-        <w:t>[</w:t>
-      </w:r>
-      <w:r>
-        <w:rPr>
-          <w:rFonts w:hint="eastAsia" w:ascii="Times New Roman" w:hAnsi="Times New Roman" w:eastAsia="FangSong" w:cs="Times New Roman"/>
-        </w:rPr>
-        <w:t>无机例习</w:t>
-      </w:r>
-      <w:r>
-        <w:rPr>
-          <w:rFonts w:hint="eastAsia" w:ascii="Times New Roman" w:hAnsi="Times New Roman" w:eastAsia="Times New Roman" w:cs="Times New Roman"/>
-        </w:rPr>
-        <w:t>18.33]</w:t>
-      </w:r>
-      <w:r>
-        <w:rPr>
-          <w:rFonts w:ascii="Times New Roman" w:hAnsi="Times New Roman" w:eastAsia="Times New Roman" w:cs="Times New Roman"/>
-        </w:rPr>
-        <w:t xml:space="preserve"> </w:t>
-      </w:r>
-      <w:r>
-        <w:rPr>
           <w:rFonts w:hint="eastAsia" w:ascii="Times New Roman" w:hAnsi="Times New Roman" w:eastAsia="FangSong" w:cs="Times New Roman"/>
         </w:rPr>
         <w:t>判断下列氢化物的类型</w:t>
@@ -57276,30 +55908,6 @@
       </w:r>
       <w:r>
         <w:rPr>
-          <w:rFonts w:hint="eastAsia" w:ascii="Times New Roman" w:hAnsi="Times New Roman" w:eastAsia="Times New Roman" w:cs="Times New Roman"/>
-        </w:rPr>
-        <w:t>[</w:t>
-      </w:r>
-      <w:r>
-        <w:rPr>
-          <w:rFonts w:hint="eastAsia" w:ascii="Times New Roman" w:hAnsi="Times New Roman" w:eastAsia="FangSong" w:cs="Times New Roman"/>
-        </w:rPr>
-        <w:t>无机例习</w:t>
-      </w:r>
-      <w:r>
-        <w:rPr>
-          <w:rFonts w:hint="eastAsia" w:ascii="Times New Roman" w:hAnsi="Times New Roman" w:eastAsia="Times New Roman" w:cs="Times New Roman"/>
-        </w:rPr>
-        <w:t>18.14]</w:t>
-      </w:r>
-      <w:r>
-        <w:rPr>
-          <w:rFonts w:ascii="Times New Roman" w:hAnsi="Times New Roman" w:eastAsia="Times New Roman" w:cs="Times New Roman"/>
-        </w:rPr>
-        <w:t xml:space="preserve"> </w:t>
-      </w:r>
-      <w:r>
-        <w:rPr>
           <w:rFonts w:hint="eastAsia" w:ascii="Times New Roman" w:hAnsi="Times New Roman" w:eastAsia="FangSong" w:cs="Times New Roman"/>
         </w:rPr>
         <w:t>写出由三氧化氙制高氙酸钠的化学反应方程式</w:t>
@@ -57337,30 +55945,6 @@
       </w:r>
       <w:r>
         <w:rPr>
-          <w:rFonts w:hint="eastAsia" w:ascii="Times New Roman" w:hAnsi="Times New Roman" w:eastAsia="Times New Roman" w:cs="Times New Roman"/>
-        </w:rPr>
-        <w:t>[</w:t>
-      </w:r>
-      <w:r>
-        <w:rPr>
-          <w:rFonts w:hint="eastAsia" w:ascii="Times New Roman" w:hAnsi="Times New Roman" w:eastAsia="FangSong" w:cs="Times New Roman"/>
-        </w:rPr>
-        <w:t>无机例习</w:t>
-      </w:r>
-      <w:r>
-        <w:rPr>
-          <w:rFonts w:hint="eastAsia" w:ascii="Times New Roman" w:hAnsi="Times New Roman" w:eastAsia="Times New Roman" w:cs="Times New Roman"/>
-        </w:rPr>
-        <w:t>18.20]</w:t>
-      </w:r>
-      <w:r>
-        <w:rPr>
-          <w:rFonts w:ascii="Times New Roman" w:hAnsi="Times New Roman" w:eastAsia="Times New Roman" w:cs="Times New Roman"/>
-        </w:rPr>
-        <w:t xml:space="preserve"> </w:t>
-      </w:r>
-      <w:r>
-        <w:rPr>
           <w:rFonts w:hint="eastAsia" w:ascii="Times New Roman" w:hAnsi="Times New Roman" w:eastAsia="FangSong" w:cs="Times New Roman"/>
         </w:rPr>
         <w:t xml:space="preserve">写出</w:t>
@@ -57560,30 +56144,6 @@
       </w:r>
       <w:r>
         <w:rPr>
-          <w:rFonts w:hint="eastAsia" w:ascii="Times New Roman" w:hAnsi="Times New Roman" w:eastAsia="Times New Roman" w:cs="Times New Roman"/>
-        </w:rPr>
-        <w:t>[</w:t>
-      </w:r>
-      <w:r>
-        <w:rPr>
-          <w:rFonts w:hint="eastAsia" w:ascii="Times New Roman" w:hAnsi="Times New Roman" w:eastAsia="FangSong" w:cs="Times New Roman"/>
-        </w:rPr>
-        <w:t>无机例习</w:t>
-      </w:r>
-      <w:r>
-        <w:rPr>
-          <w:rFonts w:hint="eastAsia" w:ascii="Times New Roman" w:hAnsi="Times New Roman" w:eastAsia="Times New Roman" w:cs="Times New Roman"/>
-        </w:rPr>
-        <w:t>18.21]</w:t>
-      </w:r>
-      <w:r>
-        <w:rPr>
-          <w:rFonts w:ascii="Times New Roman" w:hAnsi="Times New Roman" w:eastAsia="Times New Roman" w:cs="Times New Roman"/>
-        </w:rPr>
-        <w:t xml:space="preserve"> </w:t>
-      </w:r>
-      <w:r>
-        <w:rPr>
           <w:rFonts w:hint="eastAsia" w:ascii="Times New Roman" w:hAnsi="Times New Roman" w:eastAsia="FangSong" w:cs="Times New Roman"/>
         </w:rPr>
         <w:t xml:space="preserve">写出</w:t>
@@ -57662,10 +56222,9 @@
         <w:pStyle w:val="BodyText"/>
       </w:pPr>
     </w:p>
-    <w:bookmarkEnd w:id="84"/>
-    <w:bookmarkEnd w:id="85"/>
+    <w:bookmarkEnd w:id="83"/>
     <w:sectPr>
-      <w:footerReference w:type="default" r:id="rId9"/>
+      <w:footerReference w:type="default" r:id="rId10"/>
       <w:footnotePr>
         <w:numRestart w:val="eachSect"/>
       </w:footnotePr>
@@ -57806,6 +56365,91 @@
     <w:lvl w:ilvl="8">
       <w:numFmt w:val="bullet"/>
       <w:lvlText w:val=" "/>
+      <w:lvlJc w:val="left"/>
+      <w:pPr>
+        <w:ind w:left="6480" w:hanging="360"/>
+      </w:pPr>
+    </w:lvl>
+  </w:abstractNum>
+  <w:abstractNum w:abstractNumId="99411">
+    <w:nsid w:val="00A99411"/>
+    <w:multiLevelType w:val="multilevel"/>
+    <w:lvl w:ilvl="0">
+      <w:start w:val="1"/>
+      <w:numFmt w:val="decimal"/>
+      <w:lvlText w:val="%1."/>
+      <w:lvlJc w:val="left"/>
+      <w:pPr>
+        <w:ind w:left="720" w:hanging="360"/>
+      </w:pPr>
+    </w:lvl>
+    <w:lvl w:ilvl="1">
+      <w:start w:val="1"/>
+      <w:numFmt w:val="decimal"/>
+      <w:lvlText w:val="%2."/>
+      <w:lvlJc w:val="left"/>
+      <w:pPr>
+        <w:ind w:left="1440" w:hanging="360"/>
+      </w:pPr>
+    </w:lvl>
+    <w:lvl w:ilvl="2">
+      <w:start w:val="1"/>
+      <w:numFmt w:val="decimal"/>
+      <w:lvlText w:val="%3."/>
+      <w:lvlJc w:val="left"/>
+      <w:pPr>
+        <w:ind w:left="2160" w:hanging="360"/>
+      </w:pPr>
+    </w:lvl>
+    <w:lvl w:ilvl="3">
+      <w:start w:val="1"/>
+      <w:numFmt w:val="decimal"/>
+      <w:lvlText w:val="%4."/>
+      <w:lvlJc w:val="left"/>
+      <w:pPr>
+        <w:ind w:left="2880" w:hanging="360"/>
+      </w:pPr>
+    </w:lvl>
+    <w:lvl w:ilvl="4">
+      <w:start w:val="1"/>
+      <w:numFmt w:val="decimal"/>
+      <w:lvlText w:val="%5."/>
+      <w:lvlJc w:val="left"/>
+      <w:pPr>
+        <w:ind w:left="3600" w:hanging="360"/>
+      </w:pPr>
+    </w:lvl>
+    <w:lvl w:ilvl="5">
+      <w:start w:val="1"/>
+      <w:numFmt w:val="decimal"/>
+      <w:lvlText w:val="%6."/>
+      <w:lvlJc w:val="left"/>
+      <w:pPr>
+        <w:ind w:left="4320" w:hanging="360"/>
+      </w:pPr>
+    </w:lvl>
+    <w:lvl w:ilvl="6">
+      <w:start w:val="1"/>
+      <w:numFmt w:val="decimal"/>
+      <w:lvlText w:val="%7."/>
+      <w:lvlJc w:val="left"/>
+      <w:pPr>
+        <w:ind w:left="5040" w:hanging="360"/>
+      </w:pPr>
+    </w:lvl>
+    <w:lvl w:ilvl="7">
+      <w:start w:val="1"/>
+      <w:numFmt w:val="decimal"/>
+      <w:lvlText w:val="%8."/>
+      <w:lvlJc w:val="left"/>
+      <w:pPr>
+        <w:ind w:left="5760" w:hanging="360"/>
+      </w:pPr>
+    </w:lvl>
+    <w:lvl w:ilvl="8">
+      <w:start w:val="1"/>
+      <w:numFmt w:val="decimal"/>
+      <w:lvlText w:val="%9."/>
       <w:lvlJc w:val="left"/>
       <w:pPr>
         <w:ind w:left="6480" w:hanging="360"/>
@@ -57986,6 +56630,156 @@
     <w:abstractNumId w:val="990"/>
   </w:num>
   <w:num w:numId="1001">
+    <w:abstractNumId w:val="99411"/>
+    <w:lvlOverride w:ilvl="0">
+      <w:startOverride w:val="1"/>
+    </w:lvlOverride>
+    <w:lvlOverride w:ilvl="1">
+      <w:startOverride w:val="1"/>
+    </w:lvlOverride>
+    <w:lvlOverride w:ilvl="2">
+      <w:startOverride w:val="1"/>
+    </w:lvlOverride>
+    <w:lvlOverride w:ilvl="3">
+      <w:startOverride w:val="1"/>
+    </w:lvlOverride>
+    <w:lvlOverride w:ilvl="4">
+      <w:startOverride w:val="1"/>
+    </w:lvlOverride>
+    <w:lvlOverride w:ilvl="5">
+      <w:startOverride w:val="1"/>
+    </w:lvlOverride>
+    <w:lvlOverride w:ilvl="6">
+      <w:startOverride w:val="1"/>
+    </w:lvlOverride>
+    <w:lvlOverride w:ilvl="7">
+      <w:startOverride w:val="1"/>
+    </w:lvlOverride>
+    <w:lvlOverride w:ilvl="8">
+      <w:startOverride w:val="1"/>
+    </w:lvlOverride>
+  </w:num>
+  <w:num w:numId="1002">
+    <w:abstractNumId w:val="99411"/>
+    <w:lvlOverride w:ilvl="0">
+      <w:startOverride w:val="1"/>
+    </w:lvlOverride>
+    <w:lvlOverride w:ilvl="1">
+      <w:startOverride w:val="1"/>
+    </w:lvlOverride>
+    <w:lvlOverride w:ilvl="2">
+      <w:startOverride w:val="1"/>
+    </w:lvlOverride>
+    <w:lvlOverride w:ilvl="3">
+      <w:startOverride w:val="1"/>
+    </w:lvlOverride>
+    <w:lvlOverride w:ilvl="4">
+      <w:startOverride w:val="1"/>
+    </w:lvlOverride>
+    <w:lvlOverride w:ilvl="5">
+      <w:startOverride w:val="1"/>
+    </w:lvlOverride>
+    <w:lvlOverride w:ilvl="6">
+      <w:startOverride w:val="1"/>
+    </w:lvlOverride>
+    <w:lvlOverride w:ilvl="7">
+      <w:startOverride w:val="1"/>
+    </w:lvlOverride>
+    <w:lvlOverride w:ilvl="8">
+      <w:startOverride w:val="1"/>
+    </w:lvlOverride>
+  </w:num>
+  <w:num w:numId="1003">
+    <w:abstractNumId w:val="99411"/>
+    <w:lvlOverride w:ilvl="0">
+      <w:startOverride w:val="1"/>
+    </w:lvlOverride>
+    <w:lvlOverride w:ilvl="1">
+      <w:startOverride w:val="1"/>
+    </w:lvlOverride>
+    <w:lvlOverride w:ilvl="2">
+      <w:startOverride w:val="1"/>
+    </w:lvlOverride>
+    <w:lvlOverride w:ilvl="3">
+      <w:startOverride w:val="1"/>
+    </w:lvlOverride>
+    <w:lvlOverride w:ilvl="4">
+      <w:startOverride w:val="1"/>
+    </w:lvlOverride>
+    <w:lvlOverride w:ilvl="5">
+      <w:startOverride w:val="1"/>
+    </w:lvlOverride>
+    <w:lvlOverride w:ilvl="6">
+      <w:startOverride w:val="1"/>
+    </w:lvlOverride>
+    <w:lvlOverride w:ilvl="7">
+      <w:startOverride w:val="1"/>
+    </w:lvlOverride>
+    <w:lvlOverride w:ilvl="8">
+      <w:startOverride w:val="1"/>
+    </w:lvlOverride>
+  </w:num>
+  <w:num w:numId="1004">
+    <w:abstractNumId w:val="99411"/>
+    <w:lvlOverride w:ilvl="0">
+      <w:startOverride w:val="1"/>
+    </w:lvlOverride>
+    <w:lvlOverride w:ilvl="1">
+      <w:startOverride w:val="1"/>
+    </w:lvlOverride>
+    <w:lvlOverride w:ilvl="2">
+      <w:startOverride w:val="1"/>
+    </w:lvlOverride>
+    <w:lvlOverride w:ilvl="3">
+      <w:startOverride w:val="1"/>
+    </w:lvlOverride>
+    <w:lvlOverride w:ilvl="4">
+      <w:startOverride w:val="1"/>
+    </w:lvlOverride>
+    <w:lvlOverride w:ilvl="5">
+      <w:startOverride w:val="1"/>
+    </w:lvlOverride>
+    <w:lvlOverride w:ilvl="6">
+      <w:startOverride w:val="1"/>
+    </w:lvlOverride>
+    <w:lvlOverride w:ilvl="7">
+      <w:startOverride w:val="1"/>
+    </w:lvlOverride>
+    <w:lvlOverride w:ilvl="8">
+      <w:startOverride w:val="1"/>
+    </w:lvlOverride>
+  </w:num>
+  <w:num w:numId="1005">
+    <w:abstractNumId w:val="99411"/>
+    <w:lvlOverride w:ilvl="0">
+      <w:startOverride w:val="1"/>
+    </w:lvlOverride>
+    <w:lvlOverride w:ilvl="1">
+      <w:startOverride w:val="1"/>
+    </w:lvlOverride>
+    <w:lvlOverride w:ilvl="2">
+      <w:startOverride w:val="1"/>
+    </w:lvlOverride>
+    <w:lvlOverride w:ilvl="3">
+      <w:startOverride w:val="1"/>
+    </w:lvlOverride>
+    <w:lvlOverride w:ilvl="4">
+      <w:startOverride w:val="1"/>
+    </w:lvlOverride>
+    <w:lvlOverride w:ilvl="5">
+      <w:startOverride w:val="1"/>
+    </w:lvlOverride>
+    <w:lvlOverride w:ilvl="6">
+      <w:startOverride w:val="1"/>
+    </w:lvlOverride>
+    <w:lvlOverride w:ilvl="7">
+      <w:startOverride w:val="1"/>
+    </w:lvlOverride>
+    <w:lvlOverride w:ilvl="8">
+      <w:startOverride w:val="1"/>
+    </w:lvlOverride>
+  </w:num>
+  <w:num w:numId="1006">
     <w:abstractNumId w:val="99412"/>
     <w:lvlOverride w:ilvl="0">
       <w:startOverride w:val="2"/>
@@ -58015,7 +56809,7 @@
       <w:startOverride w:val="2"/>
     </w:lvlOverride>
   </w:num>
-  <w:num w:numId="1002">
+  <w:num w:numId="1007">
     <w:abstractNumId w:val="99413"/>
     <w:lvlOverride w:ilvl="0">
       <w:startOverride w:val="3"/>
@@ -58043,6 +56837,36 @@
     </w:lvlOverride>
     <w:lvlOverride w:ilvl="8">
       <w:startOverride w:val="3"/>
+    </w:lvlOverride>
+  </w:num>
+  <w:num w:numId="1008">
+    <w:abstractNumId w:val="99411"/>
+    <w:lvlOverride w:ilvl="0">
+      <w:startOverride w:val="1"/>
+    </w:lvlOverride>
+    <w:lvlOverride w:ilvl="1">
+      <w:startOverride w:val="1"/>
+    </w:lvlOverride>
+    <w:lvlOverride w:ilvl="2">
+      <w:startOverride w:val="1"/>
+    </w:lvlOverride>
+    <w:lvlOverride w:ilvl="3">
+      <w:startOverride w:val="1"/>
+    </w:lvlOverride>
+    <w:lvlOverride w:ilvl="4">
+      <w:startOverride w:val="1"/>
+    </w:lvlOverride>
+    <w:lvlOverride w:ilvl="5">
+      <w:startOverride w:val="1"/>
+    </w:lvlOverride>
+    <w:lvlOverride w:ilvl="6">
+      <w:startOverride w:val="1"/>
+    </w:lvlOverride>
+    <w:lvlOverride w:ilvl="7">
+      <w:startOverride w:val="1"/>
+    </w:lvlOverride>
+    <w:lvlOverride w:ilvl="8">
+      <w:startOverride w:val="1"/>
     </w:lvlOverride>
   </w:num>
 </w:numbering>

--- a/06-学生侧材料/讲义/学生专用版/5-无机化学/碱金属碱土金属与稀有气体-超级充实版（学生专用版）.docx
+++ b/06-学生侧材料/讲义/学生专用版/5-无机化学/碱金属碱土金属与稀有气体-超级充实版（学生专用版）.docx
@@ -950,7 +950,7 @@
         <w:rPr>
           <w:rFonts w:hint="eastAsia" w:ascii="Times New Roman" w:hAnsi="Times New Roman" w:eastAsia="FangSong" w:cs="Times New Roman"/>
         </w:rPr>
-        <w:t>导致结合力极度分散弱化</w:t>
+        <w:t>导致结合力分散弱化</w:t>
       </w:r>
       <w:r>
         <w:rPr>
@@ -962,7 +962,7 @@
         <w:rPr>
           <w:rFonts w:hint="eastAsia" w:ascii="Times New Roman" w:hAnsi="Times New Roman" w:eastAsia="FangSong" w:cs="Times New Roman"/>
         </w:rPr>
-        <w:t>金属键强极为微弱</w:t>
+        <w:t>金属键强微弱</w:t>
       </w:r>
       <w:r>
         <w:rPr>
@@ -974,7 +974,7 @@
         <w:rPr>
           <w:rFonts w:hint="eastAsia" w:ascii="Times New Roman" w:hAnsi="Times New Roman" w:eastAsia="FangSong" w:cs="Times New Roman"/>
         </w:rPr>
-        <w:t>单质呈现出质地极其柔软</w:t>
+        <w:t>单质呈现出质地柔软</w:t>
       </w:r>
       <w:r>
         <w:rPr>
@@ -1487,7 +1487,7 @@
         <w:rPr>
           <w:rFonts w:hint="eastAsia" w:ascii="Times New Roman" w:hAnsi="Times New Roman" w:eastAsia="FangSong" w:cs="Times New Roman"/>
         </w:rPr>
-        <w:t>碱金属体系展现出一条极其引人注目的反常跳跃</w:t>
+        <w:t>碱金属体系展现出一条引人注目的反常跳跃</w:t>
       </w:r>
       <w:r>
         <w:rPr>
@@ -1763,7 +1763,7 @@
         <w:rPr>
           <w:rFonts w:hint="eastAsia" w:ascii="Times New Roman" w:hAnsi="Times New Roman" w:eastAsia="FangSong" w:cs="Times New Roman"/>
         </w:rPr>
-        <w:t>因而钾单质在接触水时能极其轻浮地漂浮在水面上剧烈燃烧旋转</w:t>
+        <w:t>因而钾单质在接触水时能轻浮地漂浮在水面上剧烈燃烧旋转</w:t>
       </w:r>
       <w:r>
         <w:rPr>
@@ -2213,7 +2213,7 @@
         <w:rPr>
           <w:rFonts w:hint="eastAsia" w:ascii="Times New Roman" w:hAnsi="Times New Roman" w:eastAsia="FangSong" w:cs="Times New Roman"/>
         </w:rPr>
-        <w:t>原子的金属半径发生了极其剧烈的几何暴涨</w:t>
+        <w:t>原子的金属半径发生了剧烈的几何暴涨</w:t>
       </w:r>
       <w:r>
         <w:rPr>
@@ -2533,7 +2533,7 @@
         <w:rPr>
           <w:rFonts w:hint="eastAsia" w:ascii="Times New Roman" w:hAnsi="Times New Roman" w:eastAsia="FangSong" w:cs="Times New Roman"/>
         </w:rPr>
-        <w:t>摩尔质量的增长速率未能追赶上晶胞体积以半径立方激增的惊人膨胀速率</w:t>
+        <w:t>摩尔质量的增长速率未能追赶上晶胞体积以半径立方激增的显著膨胀速率</w:t>
       </w:r>
       <w:r>
         <w:rPr>
@@ -4051,7 +4051,7 @@
         <w:rPr>
           <w:rFonts w:hint="eastAsia" w:ascii="Times New Roman" w:hAnsi="Times New Roman" w:eastAsia="FangSong" w:cs="Times New Roman"/>
         </w:rPr>
-        <w:t>发生极其强烈的放热溶剂化水合过程</w:t>
+        <w:t>发生强烈的放热溶剂化水合过程</w:t>
       </w:r>
       <w:r>
         <w:rPr>
@@ -5354,7 +5354,7 @@
         <w:rPr>
           <w:rFonts w:hint="eastAsia" w:ascii="Times New Roman" w:hAnsi="Times New Roman" w:eastAsia="FangSong" w:cs="Times New Roman"/>
         </w:rPr>
-        <w:t>物理局势发生了决定性的惊天逆转</w:t>
+        <w:t>物理局势发生了根本性转变</w:t>
       </w:r>
       <w:r>
         <w:rPr>
@@ -5410,7 +5410,7 @@
         <w:rPr>
           <w:rFonts w:hint="eastAsia" w:ascii="Times New Roman" w:hAnsi="Times New Roman" w:eastAsia="FangSong" w:cs="Times New Roman"/>
         </w:rPr>
-        <w:t>的离子半径极度狭小</w:t>
+        <w:t>的离子半径狭小</w:t>
       </w:r>
       <w:r>
         <w:rPr>
@@ -5638,7 +5638,7 @@
         <w:rPr>
           <w:rFonts w:hint="eastAsia" w:ascii="Times New Roman" w:hAnsi="Times New Roman" w:eastAsia="FangSong" w:cs="Times New Roman"/>
         </w:rPr>
-        <w:t>微观高电荷密度使得锂离子对水分子施加了令人震撼的超强静电库仑引力与极化结合能</w:t>
+        <w:t>微观高电荷密度使得锂离子对水分子施加了很强的静电库仑引力与极化结合能</w:t>
       </w:r>
       <w:r>
         <w:rPr>
@@ -5774,7 +5774,7 @@
         <w:rPr>
           <w:rFonts w:hint="eastAsia" w:ascii="Times New Roman" w:hAnsi="Times New Roman" w:eastAsia="FangSong" w:cs="Times New Roman"/>
         </w:rPr>
-        <w:t>释放出的水合焓高达惊人的</w:t>
+        <w:t>释放出的水合焓高达</w:t>
       </w:r>
       <w:r>
         <w:rPr>
@@ -9235,7 +9235,7 @@
         <w:rPr>
           <w:rFonts w:hint="eastAsia" w:ascii="Times New Roman" w:hAnsi="Times New Roman" w:eastAsia="FangSong" w:cs="Times New Roman"/>
         </w:rPr>
-        <w:t>所释放的晶格能高达惊人的</w:t>
+        <w:t>所释放的晶格能高达</w:t>
       </w:r>
       <w:r>
         <w:rPr>
@@ -9590,7 +9590,7 @@
         <w:rPr>
           <w:rFonts w:hint="eastAsia" w:ascii="Times New Roman" w:hAnsi="Times New Roman" w:eastAsia="FangSong" w:cs="Times New Roman"/>
         </w:rPr>
-        <w:t>强行与大体积多核阴离子结合在晶格几何上极度不稳定</w:t>
+        <w:t>强行与大体积多核阴离子结合在晶格几何上不稳定</w:t>
       </w:r>
       <w:r>
         <w:rPr>
@@ -13879,7 +13879,7 @@
         <w:rPr>
           <w:rFonts w:hint="eastAsia" w:ascii="Times New Roman" w:hAnsi="Times New Roman" w:eastAsia="FangSong" w:cs="Times New Roman"/>
         </w:rPr>
-        <w:t>极其完美地与航天员的生理呼碳释氧代谢相吻合</w:t>
+        <w:t>完美地与航天员的生理呼碳释氧代谢相吻合</w:t>
       </w:r>
       <w:r>
         <w:rPr>
@@ -13953,7 +13953,7 @@
         <w:rPr>
           <w:rFonts w:hint="eastAsia" w:ascii="Times New Roman" w:hAnsi="Times New Roman" w:eastAsia="FangSong" w:cs="Times New Roman"/>
         </w:rPr>
-        <w:t>碱金属展现出所有金属中最为震撼的溶解现象</w:t>
+        <w:t>碱金属展现出所有金属中最特殊的溶解现象</w:t>
       </w:r>
       <w:r>
         <w:rPr>
@@ -14163,7 +14163,7 @@
         <w:rPr>
           <w:rFonts w:hint="eastAsia" w:ascii="Times New Roman" w:hAnsi="Times New Roman" w:eastAsia="FangSong" w:cs="Times New Roman"/>
         </w:rPr>
-        <w:t>溶液瞬间呈现出摄人心魄的极其浓郁的纯深蓝色</w:t>
+        <w:t>溶液瞬间呈现出摄人心魄的浓郁的纯深蓝色</w:t>
       </w:r>
       <w:r>
         <w:rPr>
@@ -15200,7 +15200,7 @@
         <w:rPr>
           <w:rFonts w:hint="eastAsia" w:ascii="Times New Roman" w:hAnsi="Times New Roman" w:eastAsia="FangSong" w:cs="Times New Roman"/>
         </w:rPr>
-        <w:t>吸收红黄光后在宏观上透射出极其浓郁纯正的深蓝色</w:t>
+        <w:t>吸收红黄光后在宏观上透射出浓郁纯正的深蓝色</w:t>
       </w:r>
       <w:r>
         <w:rPr>
@@ -15786,7 +15786,7 @@
         <w:rPr>
           <w:rFonts w:hint="eastAsia" w:ascii="Times New Roman" w:hAnsi="Times New Roman" w:eastAsia="FangSong" w:cs="Times New Roman"/>
         </w:rPr>
-        <w:t>能够以极其温和高效的动力学</w:t>
+        <w:t>能够以温和高效的动力学</w:t>
       </w:r>
       <w:r>
         <w:rPr>
@@ -15798,7 +15798,7 @@
         <w:rPr>
           <w:rFonts w:hint="eastAsia" w:ascii="Times New Roman" w:hAnsi="Times New Roman" w:eastAsia="FangSong" w:cs="Times New Roman"/>
         </w:rPr>
-        <w:t>可控地将热力学极其稳定的芳香苯环精准部分加氢还原为非共轭的</w:t>
+        <w:t>可控地将热力学稳定的芳香苯环精准部分加氢还原为非共轭的</w:t>
       </w:r>
       <w:r>
         <w:rPr>
@@ -16040,7 +16040,7 @@
         <w:rPr>
           <w:rFonts w:hint="eastAsia" w:ascii="Times New Roman" w:hAnsi="Times New Roman" w:eastAsia="FangSong" w:cs="Times New Roman"/>
         </w:rPr>
-        <w:t>体系展现出一系列极富规律性且极具鉴别价值的</w:t>
+        <w:t>体系展现出一系列富有规律性且极具鉴别价值的</w:t>
       </w:r>
       <w:r>
         <w:rPr>
@@ -17008,7 +17008,7 @@
         <w:rPr>
           <w:rFonts w:hint="eastAsia" w:ascii="Times New Roman" w:hAnsi="Times New Roman" w:eastAsia="FangSong" w:cs="Times New Roman"/>
         </w:rPr>
-        <w:t>低电荷密度的离域大阴离子展现出极其强烈的自发沉淀倾向</w:t>
+        <w:t>低电荷密度的离域大阴离子展现出强烈的自发沉淀倾向</w:t>
       </w:r>
       <w:r>
         <w:rPr>
@@ -17593,7 +17593,7 @@
         <w:rPr>
           <w:rFonts w:hint="eastAsia" w:ascii="Times New Roman" w:hAnsi="Times New Roman" w:eastAsia="FangSong" w:cs="Times New Roman"/>
         </w:rPr>
-        <w:t>沉淀在无机分析中被用作特异性检定钾离子的黄金标准</w:t>
+        <w:t>沉淀在无机分析中被用作特异性检定钾离子的黄判据</w:t>
       </w:r>
       <w:r>
         <w:rPr>
@@ -18348,7 +18348,7 @@
         <w:rPr>
           <w:rFonts w:hint="eastAsia" w:ascii="Times New Roman" w:hAnsi="Times New Roman" w:eastAsia="FangSong" w:cs="Times New Roman"/>
         </w:rPr>
-        <w:t>极其发人深省的是</w:t>
+        <w:t>发人深省的是</w:t>
       </w:r>
       <w:r>
         <w:rPr>
@@ -18466,7 +18466,7 @@
         <w:rPr>
           <w:rFonts w:hint="eastAsia" w:ascii="Times New Roman" w:hAnsi="Times New Roman" w:eastAsia="FangSong" w:cs="Times New Roman"/>
         </w:rPr>
-        <w:t>单质锂与其余碱金属展现出完全颠倒的惊天逆转</w:t>
+        <w:t>单质锂与其余碱金属展现出完全颠倒的根本性转变</w:t>
       </w:r>
       <w:r>
         <w:rPr>
@@ -18660,7 +18660,7 @@
         <w:rPr>
           <w:rFonts w:hint="eastAsia" w:ascii="Times New Roman" w:hAnsi="Times New Roman" w:eastAsia="FangSong" w:cs="Times New Roman"/>
         </w:rPr>
-        <w:t>氟化铷与氟化铯极其易溶且极易潮解</w:t>
+        <w:t>氟化铷与氟化铯易溶且极易潮解</w:t>
       </w:r>
       <w:r>
         <w:rPr>
@@ -18816,7 +18816,7 @@
         <w:rPr>
           <w:rFonts w:hint="eastAsia" w:ascii="Times New Roman" w:hAnsi="Times New Roman" w:eastAsia="FangSong" w:cs="Times New Roman"/>
         </w:rPr>
-        <w:t>碳酸铷与碳酸铯均极其易溶于水</w:t>
+        <w:t>碳酸铷与碳酸铯均易溶于水</w:t>
       </w:r>
       <w:r>
         <w:rPr>
@@ -19009,7 +19009,7 @@
         <w:rPr>
           <w:rFonts w:hint="eastAsia" w:ascii="Times New Roman" w:hAnsi="Times New Roman" w:eastAsia="FangSong" w:cs="Times New Roman"/>
         </w:rPr>
-        <w:t>并且随着水温升高其溶解度发生极其反常的逆向负温度系数下沉</w:t>
+        <w:t>并且随着水温升高其溶解度发生反常的逆向负温度系数下沉</w:t>
       </w:r>
       <w:r>
         <w:rPr>
@@ -19328,7 +19328,7 @@
         <w:rPr>
           <w:rFonts w:hint="eastAsia" w:ascii="Times New Roman" w:hAnsi="Times New Roman" w:eastAsia="FangSong" w:cs="Times New Roman"/>
         </w:rPr>
-        <w:t>当阴离子半径极度狭小时</w:t>
+        <w:t>当阴离子半径狭小时</w:t>
       </w:r>
       <w:r>
         <w:rPr>
@@ -19580,7 +19580,7 @@
         <w:rPr>
           <w:rFonts w:hint="eastAsia" w:ascii="Times New Roman" w:hAnsi="Times New Roman" w:eastAsia="FangSong" w:cs="Times New Roman"/>
         </w:rPr>
-        <w:t>与氟离子实现了极度紧凑的无空隙点阵贴合</w:t>
+        <w:t>与氟离子实现了紧凑的无空隙点阵贴合</w:t>
       </w:r>
       <w:r>
         <w:rPr>
@@ -19592,7 +19592,7 @@
         <w:rPr>
           <w:rFonts w:hint="eastAsia" w:ascii="Times New Roman" w:hAnsi="Times New Roman" w:eastAsia="FangSong" w:cs="Times New Roman"/>
         </w:rPr>
-        <w:t>其晶格能高达惊人的</w:t>
+        <w:t>其晶格能高达</w:t>
       </w:r>
       <w:r>
         <w:rPr>
@@ -19716,7 +19716,7 @@
         <w:rPr>
           <w:rFonts w:hint="eastAsia" w:ascii="Times New Roman" w:hAnsi="Times New Roman" w:eastAsia="FangSong" w:cs="Times New Roman"/>
         </w:rPr>
-        <w:t>体系宏观表现为极度难溶</w:t>
+        <w:t>体系宏观表现为难溶</w:t>
       </w:r>
       <w:r>
         <w:rPr>
@@ -19816,7 +19816,7 @@
         <w:rPr>
           <w:rFonts w:hint="eastAsia" w:ascii="Times New Roman" w:hAnsi="Times New Roman" w:eastAsia="FangSong" w:cs="Times New Roman"/>
         </w:rPr>
-        <w:t>大幅拉大导致晶格能以更陡峭的斜率崩塌锐减</w:t>
+        <w:t>大幅拉大导致晶格能以更陡峭的斜率迅速减小</w:t>
       </w:r>
       <w:r>
         <w:rPr>
@@ -20592,7 +20592,7 @@
         <w:rPr>
           <w:rFonts w:hint="eastAsia" w:ascii="Times New Roman" w:hAnsi="Times New Roman" w:eastAsia="FangSong" w:cs="Times New Roman"/>
         </w:rPr>
-        <w:t>的热稳定性则呈断崖式下跌</w:t>
+        <w:t>的热稳定性则呈显著下跌</w:t>
       </w:r>
       <w:r>
         <w:rPr>
@@ -24131,7 +24131,7 @@
         <w:rPr>
           <w:rFonts w:hint="eastAsia" w:ascii="Times New Roman" w:hAnsi="Times New Roman" w:eastAsia="FangSong" w:cs="Times New Roman"/>
         </w:rPr>
-        <w:t>其理论离子半径仅为难以置信的</w:t>
+        <w:t>其理论离子半径仅为</w:t>
       </w:r>
       <w:r>
         <w:rPr>
@@ -24181,7 +24181,7 @@
         <w:rPr>
           <w:rFonts w:hint="eastAsia" w:ascii="Times New Roman" w:hAnsi="Times New Roman" w:eastAsia="FangSong" w:cs="Times New Roman"/>
         </w:rPr>
-        <w:t>这一微小的空间几何尺度使得其表面正电荷密度达到了惊人的天文数字</w:t>
+        <w:t>这一微小的空间几何尺度使得其表面正电荷密度达到了显著的天文数字</w:t>
       </w:r>
       <w:r>
         <w:rPr>
@@ -26393,7 +26393,7 @@
         <w:rPr>
           <w:rFonts w:hint="eastAsia" w:ascii="Times New Roman" w:hAnsi="Times New Roman" w:eastAsia="FangSong" w:cs="Times New Roman"/>
         </w:rPr>
-        <w:t>在几何空间与静电物理力学上发生了极其奇妙而精确的相互抵消补偿</w:t>
+        <w:t>在几何空间与静电物理力学上发生了奇妙而精确的相互抵消补偿</w:t>
       </w:r>
       <w:r>
         <w:rPr>
@@ -27710,7 +27710,7 @@
         <w:rPr>
           <w:rFonts w:hint="eastAsia" w:ascii="Times New Roman" w:hAnsi="Times New Roman" w:eastAsia="FangSong" w:cs="Times New Roman"/>
         </w:rPr>
-        <w:t>二者均能极度顺畅地全量溶解于乙醇</w:t>
+        <w:t>二者均能顺畅地全量溶解于乙醇</w:t>
       </w:r>
       <w:r>
         <w:rPr>
@@ -29557,7 +29557,7 @@
         <w:rPr>
           <w:rFonts w:hint="eastAsia" w:ascii="Times New Roman" w:hAnsi="Times New Roman" w:eastAsia="FangSong" w:cs="Times New Roman"/>
         </w:rPr>
-        <w:t>单质铍与金属铝在冷浓硝酸中均能自发在表面原位钝化形成一层仅几个纳米厚度但极其致密无缺陷的非晶态氧化物抗酸保护膜</w:t>
+        <w:t>单质铍与金属铝在冷浓硝酸中均能自发在表面原位钝化形成一层仅几个纳米厚度但致密无缺陷的非晶态氧化物抗酸保护膜</w:t>
       </w:r>
       <w:r>
         <w:rPr>
@@ -30028,7 +30028,7 @@
         <w:rPr>
           <w:rFonts w:hint="eastAsia" w:ascii="Times New Roman" w:hAnsi="Times New Roman" w:eastAsia="FangSong" w:cs="Times New Roman"/>
         </w:rPr>
-        <w:t>碱土金属单质及其典型盐类在无机定性推断与固体化学中具有极其鲜明</w:t>
+        <w:t>碱土金属单质及其典型盐类在无机定性推断与固体化学中具有鲜明</w:t>
       </w:r>
       <w:r>
         <w:rPr>
@@ -30136,7 +30136,7 @@
         <w:rPr>
           <w:rFonts w:hint="eastAsia" w:ascii="Times New Roman" w:hAnsi="Times New Roman" w:eastAsia="FangSong" w:cs="Times New Roman"/>
         </w:rPr>
-        <w:t>极其特殊的是</w:t>
+        <w:t>特殊的是</w:t>
       </w:r>
       <w:r>
         <w:rPr>
@@ -30280,7 +30280,7 @@
         <w:rPr>
           <w:rFonts w:hint="eastAsia" w:ascii="Times New Roman" w:hAnsi="Times New Roman" w:eastAsia="FangSong" w:cs="Times New Roman"/>
         </w:rPr>
-        <w:t>生成氧化镁的反应热释放极其剧烈</w:t>
+        <w:t>生成氧化镁的反应热释放剧烈</w:t>
       </w:r>
       <w:r>
         <w:rPr>
@@ -31890,7 +31890,7 @@
         <w:rPr>
           <w:rFonts w:hint="eastAsia" w:ascii="Times New Roman" w:hAnsi="Times New Roman" w:eastAsia="FangSong" w:cs="Times New Roman"/>
         </w:rPr>
-        <w:t>萤石在水中极度难溶</w:t>
+        <w:t>萤石在水中难溶</w:t>
       </w:r>
       <w:r>
         <w:rPr>
@@ -34342,7 +34342,7 @@
         <w:rPr>
           <w:rFonts w:hint="eastAsia" w:ascii="Times New Roman" w:hAnsi="Times New Roman" w:eastAsia="FangSong" w:cs="Times New Roman"/>
         </w:rPr>
-        <w:t>碳酸钙热力学极度稳定</w:t>
+        <w:t>碳酸钙热力学稳定</w:t>
       </w:r>
       <w:r>
         <w:rPr>
@@ -35007,7 +35007,7 @@
         <w:rPr>
           <w:rFonts w:hint="eastAsia" w:ascii="Times New Roman" w:hAnsi="Times New Roman" w:eastAsia="FangSong" w:cs="Times New Roman"/>
         </w:rPr>
-        <w:t>系列自上而下溶解度暴跌</w:t>
+        <w:t>系列自上而下溶解度显著下降</w:t>
       </w:r>
       <w:r>
         <w:rPr>
@@ -35513,7 +35513,7 @@
         <w:rPr>
           <w:rFonts w:hint="eastAsia" w:ascii="Times New Roman" w:hAnsi="Times New Roman" w:eastAsia="FangSong" w:cs="Times New Roman"/>
         </w:rPr>
-        <w:t>极度难溶于水和任何非氧化性稀酸中</w:t>
+        <w:t>难溶于水和任何非氧化性稀酸中</w:t>
       </w:r>
       <w:r>
         <w:rPr>
@@ -36253,7 +36253,7 @@
         <w:rPr>
           <w:rFonts w:hint="eastAsia" w:ascii="Times New Roman" w:hAnsi="Times New Roman" w:eastAsia="FangSong" w:cs="Times New Roman"/>
         </w:rPr>
-        <w:t>在热水中具有极高溶解度且溶解度随温度暴增</w:t>
+        <w:t>在热水中具有极高溶解度且溶解度随温度显著增大</w:t>
       </w:r>
       <w:r>
         <w:rPr>
@@ -36265,7 +36265,7 @@
         <w:rPr>
           <w:rFonts w:hint="eastAsia" w:ascii="Times New Roman" w:hAnsi="Times New Roman" w:eastAsia="FangSong" w:cs="Times New Roman"/>
         </w:rPr>
-        <w:t>属于极度强劲的可溶性二元强碱</w:t>
+        <w:t>属于强劲的可溶性二元强碱</w:t>
       </w:r>
       <w:r>
         <w:rPr>
@@ -36967,7 +36967,7 @@
         <w:rPr>
           <w:rFonts w:hint="eastAsia" w:ascii="Times New Roman" w:hAnsi="Times New Roman" w:eastAsia="FangSong" w:cs="Times New Roman"/>
         </w:rPr>
-        <w:t>水合能暴跌了逾</w:t>
+        <w:t>水合能显著下降了逾</w:t>
       </w:r>
       <w:r>
         <w:rPr>
@@ -37149,7 +37149,7 @@
         <w:rPr>
           <w:rFonts w:hint="eastAsia" w:ascii="Times New Roman" w:hAnsi="Times New Roman" w:eastAsia="FangSong" w:cs="Times New Roman"/>
         </w:rPr>
-        <w:t>驱动体系在热力学上走向极度难溶</w:t>
+        <w:t>驱动体系在热力学上走向难溶</w:t>
       </w:r>
       <w:r>
         <w:rPr>
@@ -37279,7 +37279,7 @@
         <w:rPr>
           <w:rFonts w:hint="eastAsia" w:ascii="Times New Roman" w:hAnsi="Times New Roman" w:eastAsia="FangSong" w:cs="Times New Roman"/>
         </w:rPr>
-        <w:t>阳离子半径的增大导致晶格能以极为陡峭的速率崩塌暴跌</w:t>
+        <w:t>阳离子半径的增大导致晶格能以陡峭的速率迅速下降</w:t>
       </w:r>
       <w:r>
         <w:rPr>
@@ -37838,7 +37838,7 @@
         <w:rPr>
           <w:rFonts w:hint="eastAsia" w:ascii="Times New Roman" w:hAnsi="Times New Roman" w:eastAsia="FangSong" w:cs="Times New Roman"/>
         </w:rPr>
-        <w:t>六氟化铂甚至能将室温下极其稳定的中性氧气分子</w:t>
+        <w:t>六氟化铂甚至能将室温下稳定的中性氧气分子</w:t>
       </w:r>
       <w:r>
         <w:rPr>
@@ -44053,7 +44053,7 @@
         <w:rPr>
           <w:rFonts w:hint="eastAsia" w:ascii="Times New Roman" w:hAnsi="Times New Roman" w:eastAsia="FangSong" w:cs="Times New Roman"/>
         </w:rPr>
-        <w:t>极其奇妙的是</w:t>
+        <w:t>奇妙的是</w:t>
       </w:r>
       <w:r>
         <w:rPr>
@@ -44217,7 +44217,7 @@
         <w:rPr>
           <w:rFonts w:hint="eastAsia" w:ascii="Times New Roman" w:hAnsi="Times New Roman" w:eastAsia="FangSong" w:cs="Times New Roman"/>
         </w:rPr>
-        <w:t>但与水的接触历程却极其凶险</w:t>
+        <w:t>但与水的接触历程却高度危险</w:t>
       </w:r>
       <w:r>
         <w:rPr>
@@ -44366,7 +44366,7 @@
         <w:rPr>
           <w:rFonts w:hint="eastAsia" w:ascii="Times New Roman" w:hAnsi="Times New Roman" w:eastAsia="FangSong" w:cs="Times New Roman"/>
         </w:rPr>
-        <w:t>二氟化氙在无菌冷纯水中的水解速率极度迟缓</w:t>
+        <w:t>二氟化氙在无菌冷纯水中的水解速率迟缓</w:t>
       </w:r>
       <w:r>
         <w:rPr>
@@ -44702,7 +44702,7 @@
         <w:rPr>
           <w:rFonts w:hint="eastAsia" w:ascii="Times New Roman" w:hAnsi="Times New Roman" w:eastAsia="FangSong" w:cs="Times New Roman"/>
         </w:rPr>
-        <w:t>表现出极度敏感的暴烈催化依赖</w:t>
+        <w:t>表现出敏感的剧烈催化依赖</w:t>
       </w:r>
       <w:r>
         <w:rPr>
@@ -44947,7 +44947,7 @@
         <w:rPr>
           <w:rFonts w:hint="eastAsia" w:ascii="Times New Roman" w:hAnsi="Times New Roman" w:eastAsia="FangSong" w:cs="Times New Roman"/>
         </w:rPr>
-        <w:t>四氟化氙与水的反应极其猛烈</w:t>
+        <w:t>四氟化氙与水的反应猛烈</w:t>
       </w:r>
       <w:r>
         <w:rPr>
@@ -46080,7 +46080,7 @@
         <w:rPr>
           <w:rFonts w:hint="eastAsia" w:ascii="Times New Roman" w:hAnsi="Times New Roman" w:eastAsia="FangSong" w:cs="Times New Roman"/>
         </w:rPr>
-        <w:t>全量转化为无色透明但极度危险的三氧化氙水溶液</w:t>
+        <w:t>全量转化为无色透明但危险的三氧化氙水溶液</w:t>
       </w:r>
       <w:r>
         <w:rPr>
@@ -46592,7 +46592,19 @@
         <w:rPr>
           <w:rFonts w:hint="eastAsia" w:ascii="Times New Roman" w:hAnsi="Times New Roman" w:eastAsia="FangSong" w:cs="Times New Roman"/>
         </w:rPr>
-        <w:t>是化学实验室中必须极其警惕的极其凶险的高烈度猛炸药</w:t>
+        <w:t>是化学实验室中必须高度警惕的</w:t>
+      </w:r>
+      <w:r>
+        <w:rPr>
+          <w:rFonts w:hint="eastAsia" w:ascii="Times New Roman" w:hAnsi="Times New Roman" w:eastAsia="Times New Roman" w:cs="Times New Roman"/>
+        </w:rPr>
+        <w:t>、</w:t>
+      </w:r>
+      <w:r>
+        <w:rPr>
+          <w:rFonts w:hint="eastAsia" w:ascii="Times New Roman" w:hAnsi="Times New Roman" w:eastAsia="FangSong" w:cs="Times New Roman"/>
+        </w:rPr>
+        <w:t>高度危险的高危险性固体</w:t>
       </w:r>
       <w:r>
         <w:rPr>
@@ -46778,7 +46790,7 @@
         <w:rPr>
           <w:rFonts w:hint="eastAsia" w:ascii="Times New Roman" w:hAnsi="Times New Roman" w:eastAsia="FangSong" w:cs="Times New Roman"/>
         </w:rPr>
-        <w:t>生成固态三氧化氙的标准摩尔反应焓变是一个惊人的极大正值</w:t>
+        <w:t>生成固态三氧化氙的标准摩尔反应焓变是一个较大的正值</w:t>
       </w:r>
       <w:r>
         <w:rPr>
@@ -46970,7 +46982,7 @@
         <w:rPr>
           <w:rFonts w:hint="eastAsia" w:ascii="Times New Roman" w:hAnsi="Times New Roman" w:eastAsia="FangSong" w:cs="Times New Roman"/>
         </w:rPr>
-        <w:t>这意味着该分子是绝对热力学不稳定的极度吸热化合物</w:t>
+        <w:t>这意味着该分子是绝对热力学不稳定的吸热化合物</w:t>
       </w:r>
       <w:r>
         <w:rPr>
@@ -47030,7 +47042,7 @@
         <w:rPr>
           <w:rFonts w:hint="eastAsia" w:ascii="Times New Roman" w:hAnsi="Times New Roman" w:eastAsia="FangSong" w:cs="Times New Roman"/>
         </w:rPr>
-        <w:t>固态微晶瞬间发生灾难性的自发超音速爆轰分解</w:t>
+        <w:t>固态微晶瞬间发生显著的自发超音速爆轰分解</w:t>
       </w:r>
       <w:r>
         <w:rPr>
@@ -47335,25 +47347,19 @@
         <w:rPr>
           <w:rFonts w:hint="eastAsia" w:ascii="Times New Roman" w:hAnsi="Times New Roman" w:eastAsia="FangSong" w:cs="Times New Roman"/>
         </w:rPr>
-        <w:t>爆炸威力甚至完全超越等质量的硝化甘油或</w:t>
-      </w:r>
-      <w:r>
-        <w:rPr>
-          <w:rFonts w:ascii="Times New Roman" w:hAnsi="Times New Roman" w:eastAsia="Times New Roman" w:cs="Times New Roman"/>
-        </w:rPr>
-        <w:t xml:space="preserve"> TNT </w:t>
-      </w:r>
-      <w:r>
-        <w:rPr>
-          <w:rFonts w:hint="eastAsia" w:ascii="Times New Roman" w:hAnsi="Times New Roman" w:eastAsia="FangSong" w:cs="Times New Roman"/>
-        </w:rPr>
-        <w:t>炸药</w:t>
-      </w:r>
-      <w:r>
-        <w:rPr>
-          <w:rFonts w:hint="eastAsia" w:ascii="Times New Roman" w:hAnsi="Times New Roman" w:eastAsia="Times New Roman" w:cs="Times New Roman"/>
-        </w:rPr>
-        <w:t>。</w:t>
+        <w:t>分解反应释放的能量甚至超过等质量的硝化甘油或</w:t>
+      </w:r>
+      <w:r>
+        <w:rPr>
+          <w:rFonts w:ascii="Times New Roman" w:hAnsi="Times New Roman" w:eastAsia="Times New Roman" w:cs="Times New Roman"/>
+        </w:rPr>
+        <w:t xml:space="preserve"> </w:t>
+      </w:r>
+      <w:r>
+        <w:rPr>
+          <w:rFonts w:hint="eastAsia" w:ascii="Times New Roman" w:hAnsi="Times New Roman" w:eastAsia="Times New Roman" w:cs="Times New Roman"/>
+        </w:rPr>
+        <w:t>TNT。</w:t>
       </w:r>
       <w:r>
         <w:rPr>
@@ -49251,7 +49257,7 @@
         <w:rPr>
           <w:rFonts w:hint="eastAsia" w:ascii="Times New Roman" w:hAnsi="Times New Roman" w:eastAsia="FangSong" w:cs="Times New Roman"/>
         </w:rPr>
-        <w:t>诞生了人类已知化学分子中极其罕见的纯粹正五角平面立体阴离子实体</w:t>
+        <w:t>诞生了人类已知化学分子中罕见的纯粹正五角平面立体阴离子实体</w:t>
       </w:r>
       <w:r>
         <w:rPr>
@@ -50334,7 +50340,7 @@
         <w:rPr>
           <w:rFonts w:hint="eastAsia" w:ascii="Times New Roman" w:hAnsi="Times New Roman" w:eastAsia="FangSong" w:cs="Times New Roman"/>
         </w:rPr>
-        <w:t>八价高氙酸根展现出令人望而生畏的超强氧化电位</w:t>
+        <w:t>八价高氙酸根展现出很强的超强氧化电位</w:t>
       </w:r>
       <w:r>
         <w:rPr>
@@ -50358,7 +50364,7 @@
         <w:rPr>
           <w:rFonts w:hint="eastAsia" w:ascii="Times New Roman" w:hAnsi="Times New Roman" w:eastAsia="FangSong" w:cs="Times New Roman"/>
         </w:rPr>
-        <w:t>其标准还原电位高达惊人的</w:t>
+        <w:t>其标准还原电位高达</w:t>
       </w:r>
       <w:r>
         <w:rPr>
@@ -51291,7 +51297,7 @@
         <w:rPr>
           <w:rFonts w:hint="eastAsia" w:ascii="Times New Roman" w:hAnsi="Times New Roman" w:eastAsia="FangSong" w:cs="Times New Roman"/>
         </w:rPr>
-        <w:t>四氧化氙极其易挥发</w:t>
+        <w:t>四氧化氙易挥发</w:t>
       </w:r>
       <w:r>
         <w:rPr>

--- a/06-学生侧材料/讲义/学生专用版/5-无机化学/碱金属碱土金属与稀有气体-超级充实版（学生专用版）.docx
+++ b/06-学生侧材料/讲义/学生专用版/5-无机化学/碱金属碱土金属与稀有气体-超级充实版（学生专用版）.docx
@@ -687,7 +687,7 @@
     <w:p>
       <w:pPr>
         <w:pStyle w:val="BodyText"/>
-        <w:spacing w:before="160" w:after="80"/>
+        <w:spacing w:after="80" w:before="160"/>
         <w:jc w:val="center"/>
       </w:pPr>
       <w:r>
@@ -771,679 +771,772 @@
         </w:rPr>
         <w:t>碱金属族元素周期律递变与物理化学基准参数对照表</w:t>
       </w:r>
-      <w:r>
-        <w:rPr>
-          <w:rFonts w:ascii="Times New Roman" w:hAnsi="Times New Roman" w:eastAsia="Times New Roman" w:cs="Times New Roman"/>
-        </w:rPr>
-        <w:t xml:space="preserve"> </w:t>
-      </w:r>
-      <w:r>
-        <w:rPr>
-          <w:rFonts w:ascii="Times New Roman" w:hAnsi="Times New Roman" w:eastAsia="Times New Roman" w:cs="Times New Roman"/>
-        </w:rPr>
-        <w:t xml:space="preserve">| </w:t>
-      </w:r>
-      <w:r>
-        <w:rPr>
-          <w:rFonts w:hint="eastAsia" w:ascii="Times New Roman" w:hAnsi="Times New Roman" w:eastAsia="FangSong" w:cs="Times New Roman"/>
-        </w:rPr>
-        <w:t xml:space="preserve">金属</w:t>
-      </w:r>
-      <w:r>
-        <w:rPr>
-          <w:rFonts w:ascii="Times New Roman" w:hAnsi="Times New Roman" w:eastAsia="Times New Roman" w:cs="Times New Roman"/>
-        </w:rPr>
-        <w:t xml:space="preserve"> | </w:t>
-      </w:r>
-      <w:r>
-        <w:rPr>
-          <w:rFonts w:hint="eastAsia" w:ascii="Times New Roman" w:hAnsi="Times New Roman" w:eastAsia="FangSong" w:cs="Times New Roman"/>
-        </w:rPr>
-        <w:t>密度</w:t>
-      </w:r>
-      <w:r>
-        <w:rPr>
-          <w:rFonts w:hint="eastAsia" w:ascii="Times New Roman" w:hAnsi="Times New Roman" w:eastAsia="Times New Roman" w:cs="Times New Roman"/>
-        </w:rPr>
-        <w:t>/</w:t>
-      </w:r>
-      <m:oMath>
-        <m:oMathPr>
-          <m:ctrlPr>
-            <w:rPr>
-              <w:sz w:val="28"/>
-              <w:szCs w:val="28"/>
-            </w:rPr>
-          </m:ctrlPr>
-        </m:oMathPr>
-        <m:r>
-          <m:rPr>
-            <m:sty m:val="p"/>
-          </m:rPr>
-          <m:t>g</m:t>
-        </m:r>
-        <m:r>
-          <m:rPr>
-            <m:sty m:val="p"/>
-          </m:rPr>
-          <m:t>⋅</m:t>
-        </m:r>
-        <m:r>
-          <m:rPr>
-            <m:sty m:val="p"/>
-          </m:rPr>
-          <m:t>c</m:t>
-        </m:r>
-        <m:sSup>
-          <m:e>
-            <m:r>
-              <m:rPr>
-                <m:sty m:val="p"/>
-              </m:rPr>
-              <m:t>m</m:t>
-            </m:r>
-          </m:e>
-          <m:sup>
-            <m:r>
-              <m:rPr>
-                <m:sty m:val="p"/>
-              </m:rPr>
-              <m:t>−</m:t>
-            </m:r>
-            <m:r>
-              <m:rPr>
-                <m:sty m:val="p"/>
-              </m:rPr>
-              <m:t>3</m:t>
-            </m:r>
-          </m:sup>
-        </m:sSup>
-      </m:oMath>
-      <w:r>
-        <w:rPr>
-          <w:rFonts w:ascii="Times New Roman" w:hAnsi="Times New Roman" w:eastAsia="Times New Roman" w:cs="Times New Roman"/>
-        </w:rPr>
-        <w:t xml:space="preserve"> </w:t>
-      </w:r>
-      <w:r>
-        <w:rPr>
-          <w:rFonts w:ascii="Times New Roman" w:hAnsi="Times New Roman" w:eastAsia="Times New Roman" w:cs="Times New Roman"/>
-        </w:rPr>
-        <w:t xml:space="preserve">| </w:t>
-      </w:r>
-      <w:r>
-        <w:rPr>
-          <w:rFonts w:hint="eastAsia" w:ascii="Times New Roman" w:hAnsi="Times New Roman" w:eastAsia="FangSong" w:cs="Times New Roman"/>
-        </w:rPr>
-        <w:t>熔点</w:t>
-      </w:r>
-      <w:r>
-        <w:rPr>
-          <w:rFonts w:hint="eastAsia" w:ascii="Times New Roman" w:hAnsi="Times New Roman" w:eastAsia="Times New Roman" w:cs="Times New Roman"/>
-        </w:rPr>
-        <w:t>/℃</w:t>
-      </w:r>
-      <w:r>
-        <w:rPr>
-          <w:rFonts w:ascii="Times New Roman" w:hAnsi="Times New Roman" w:eastAsia="Times New Roman" w:cs="Times New Roman"/>
-        </w:rPr>
-        <w:t xml:space="preserve"> | </w:t>
-      </w:r>
-      <w:r>
-        <w:rPr>
-          <w:rFonts w:hint="eastAsia" w:ascii="Times New Roman" w:hAnsi="Times New Roman" w:eastAsia="FangSong" w:cs="Times New Roman"/>
-        </w:rPr>
-        <w:t xml:space="preserve">燃烧主要产物</w:t>
-      </w:r>
-      <w:r>
-        <w:rPr>
-          <w:rFonts w:ascii="Times New Roman" w:hAnsi="Times New Roman" w:eastAsia="Times New Roman" w:cs="Times New Roman"/>
-        </w:rPr>
-        <w:t xml:space="preserve"> |</w:t>
-      </w:r>
-      <w:r>
-        <w:rPr>
-          <w:rFonts w:ascii="Times New Roman" w:hAnsi="Times New Roman" w:eastAsia="Times New Roman" w:cs="Times New Roman"/>
-        </w:rPr>
-        <w:t xml:space="preserve"> </w:t>
-      </w:r>
-      <w:r>
-        <w:rPr>
-          <w:rFonts w:ascii="Times New Roman" w:hAnsi="Times New Roman" w:eastAsia="Times New Roman" w:cs="Times New Roman"/>
-        </w:rPr>
-        <w:t xml:space="preserve">|:—|—:|—:|:—|</w:t>
-      </w:r>
-      <w:r>
-        <w:rPr>
-          <w:rFonts w:ascii="Times New Roman" w:hAnsi="Times New Roman" w:eastAsia="Times New Roman" w:cs="Times New Roman"/>
-        </w:rPr>
-        <w:t xml:space="preserve"> </w:t>
-      </w:r>
-      <w:r>
-        <w:rPr>
-          <w:rFonts w:ascii="Times New Roman" w:hAnsi="Times New Roman" w:eastAsia="Times New Roman" w:cs="Times New Roman"/>
-        </w:rPr>
-        <w:t xml:space="preserve">|</w:t>
-      </w:r>
-      <w:r>
-        <w:rPr>
-          <w:rFonts w:ascii="Times New Roman" w:hAnsi="Times New Roman" w:eastAsia="Times New Roman" w:cs="Times New Roman"/>
-        </w:rPr>
-        <w:t xml:space="preserve"> </w:t>
-      </w:r>
-      <m:oMath>
-        <m:r>
-          <m:rPr>
-            <m:sty m:val="p"/>
-          </m:rPr>
-          <m:t>L</m:t>
-        </m:r>
-        <m:r>
-          <m:rPr>
-            <m:sty m:val="p"/>
-          </m:rPr>
-          <m:t>i</m:t>
-        </m:r>
-      </m:oMath>
-      <w:r>
-        <w:rPr>
-          <w:rFonts w:ascii="Times New Roman" w:hAnsi="Times New Roman" w:eastAsia="Times New Roman" w:cs="Times New Roman"/>
-        </w:rPr>
-        <w:t xml:space="preserve"> </w:t>
-      </w:r>
-      <w:r>
-        <w:rPr>
-          <w:rFonts w:ascii="Times New Roman" w:hAnsi="Times New Roman" w:eastAsia="Times New Roman" w:cs="Times New Roman"/>
-        </w:rPr>
-        <w:t xml:space="preserve">| 0.53 | 180.6 |</w:t>
-      </w:r>
-      <w:r>
-        <w:rPr>
-          <w:rFonts w:ascii="Times New Roman" w:hAnsi="Times New Roman" w:eastAsia="Times New Roman" w:cs="Times New Roman"/>
-        </w:rPr>
-        <w:t xml:space="preserve"> </w:t>
-      </w:r>
-      <m:oMath>
-        <m:r>
-          <m:rPr>
-            <m:sty m:val="p"/>
-          </m:rPr>
-          <m:t>L</m:t>
-        </m:r>
-        <m:sSub>
-          <m:e>
-            <m:r>
-              <m:rPr>
-                <m:sty m:val="p"/>
-              </m:rPr>
-              <m:t>i</m:t>
-            </m:r>
-          </m:e>
-          <m:sub>
-            <m:r>
-              <m:rPr>
-                <m:sty m:val="p"/>
-              </m:rPr>
-              <m:t>2</m:t>
-            </m:r>
-          </m:sub>
-        </m:sSub>
-        <m:r>
-          <m:rPr>
-            <m:sty m:val="p"/>
-          </m:rPr>
-          <m:t>O</m:t>
-        </m:r>
-      </m:oMath>
-      <w:r>
-        <w:rPr>
-          <w:rFonts w:hint="eastAsia" w:ascii="Times New Roman" w:hAnsi="Times New Roman" w:eastAsia="Times New Roman" w:cs="Times New Roman"/>
-        </w:rPr>
-        <w:t>（</w:t>
-      </w:r>
-      <w:r>
-        <w:rPr>
-          <w:rFonts w:hint="eastAsia" w:ascii="Times New Roman" w:hAnsi="Times New Roman" w:eastAsia="FangSong" w:cs="Times New Roman"/>
-        </w:rPr>
-        <w:t>白色</w:t>
-      </w:r>
-      <w:r>
-        <w:rPr>
-          <w:rFonts w:hint="eastAsia" w:ascii="Times New Roman" w:hAnsi="Times New Roman" w:eastAsia="Times New Roman" w:cs="Times New Roman"/>
-        </w:rPr>
-        <w:t>）</w:t>
-      </w:r>
-      <w:r>
-        <w:rPr>
-          <w:rFonts w:ascii="Times New Roman" w:hAnsi="Times New Roman" w:eastAsia="Times New Roman" w:cs="Times New Roman"/>
-        </w:rPr>
-        <w:t xml:space="preserve"> |</w:t>
-      </w:r>
-      <w:r>
-        <w:rPr>
-          <w:rFonts w:ascii="Times New Roman" w:hAnsi="Times New Roman" w:eastAsia="Times New Roman" w:cs="Times New Roman"/>
-        </w:rPr>
-        <w:t xml:space="preserve"> </w:t>
-      </w:r>
-      <w:r>
-        <w:rPr>
-          <w:rFonts w:ascii="Times New Roman" w:hAnsi="Times New Roman" w:eastAsia="Times New Roman" w:cs="Times New Roman"/>
-        </w:rPr>
-        <w:t xml:space="preserve">|</w:t>
-      </w:r>
-      <w:r>
-        <w:rPr>
-          <w:rFonts w:ascii="Times New Roman" w:hAnsi="Times New Roman" w:eastAsia="Times New Roman" w:cs="Times New Roman"/>
-        </w:rPr>
-        <w:t xml:space="preserve"> </w:t>
-      </w:r>
-      <m:oMath>
-        <m:r>
-          <m:rPr>
-            <m:sty m:val="p"/>
-          </m:rPr>
-          <m:t>N</m:t>
-        </m:r>
-        <m:r>
-          <m:rPr>
-            <m:sty m:val="p"/>
-          </m:rPr>
-          <m:t>a</m:t>
-        </m:r>
-      </m:oMath>
-      <w:r>
-        <w:rPr>
-          <w:rFonts w:ascii="Times New Roman" w:hAnsi="Times New Roman" w:eastAsia="Times New Roman" w:cs="Times New Roman"/>
-        </w:rPr>
-        <w:t xml:space="preserve"> </w:t>
-      </w:r>
-      <w:r>
-        <w:rPr>
-          <w:rFonts w:ascii="Times New Roman" w:hAnsi="Times New Roman" w:eastAsia="Times New Roman" w:cs="Times New Roman"/>
-        </w:rPr>
-        <w:t xml:space="preserve">| 0.97 | 97.8 |</w:t>
-      </w:r>
-      <w:r>
-        <w:rPr>
-          <w:rFonts w:ascii="Times New Roman" w:hAnsi="Times New Roman" w:eastAsia="Times New Roman" w:cs="Times New Roman"/>
-        </w:rPr>
-        <w:t xml:space="preserve"> </w:t>
-      </w:r>
-      <m:oMath>
-        <m:r>
-          <m:rPr>
-            <m:sty m:val="p"/>
-          </m:rPr>
-          <m:t>N</m:t>
-        </m:r>
-        <m:sSub>
-          <m:e>
-            <m:r>
-              <m:rPr>
-                <m:sty m:val="p"/>
-              </m:rPr>
-              <m:t>a</m:t>
-            </m:r>
-          </m:e>
-          <m:sub>
-            <m:r>
-              <m:rPr>
-                <m:sty m:val="p"/>
-              </m:rPr>
-              <m:t>2</m:t>
-            </m:r>
-          </m:sub>
-        </m:sSub>
-        <m:sSub>
-          <m:e>
-            <m:r>
-              <m:rPr>
-                <m:sty m:val="p"/>
-              </m:rPr>
-              <m:t>O</m:t>
-            </m:r>
-          </m:e>
-          <m:sub>
-            <m:r>
-              <m:rPr>
-                <m:sty m:val="p"/>
-              </m:rPr>
-              <m:t>2</m:t>
-            </m:r>
-          </m:sub>
-        </m:sSub>
-      </m:oMath>
-      <w:r>
-        <w:rPr>
-          <w:rFonts w:hint="eastAsia" w:ascii="Times New Roman" w:hAnsi="Times New Roman" w:eastAsia="Times New Roman" w:cs="Times New Roman"/>
-        </w:rPr>
-        <w:t>（</w:t>
-      </w:r>
-      <w:r>
-        <w:rPr>
-          <w:rFonts w:hint="eastAsia" w:ascii="Times New Roman" w:hAnsi="Times New Roman" w:eastAsia="FangSong" w:cs="Times New Roman"/>
-        </w:rPr>
-        <w:t>淡黄色</w:t>
-      </w:r>
-      <w:r>
-        <w:rPr>
-          <w:rFonts w:hint="eastAsia" w:ascii="Times New Roman" w:hAnsi="Times New Roman" w:eastAsia="Times New Roman" w:cs="Times New Roman"/>
-        </w:rPr>
-        <w:t>）</w:t>
-      </w:r>
-      <w:r>
-        <w:rPr>
-          <w:rFonts w:ascii="Times New Roman" w:hAnsi="Times New Roman" w:eastAsia="Times New Roman" w:cs="Times New Roman"/>
-        </w:rPr>
-        <w:t xml:space="preserve"> |</w:t>
-      </w:r>
-      <w:r>
-        <w:rPr>
-          <w:rFonts w:ascii="Times New Roman" w:hAnsi="Times New Roman" w:eastAsia="Times New Roman" w:cs="Times New Roman"/>
-        </w:rPr>
-        <w:t xml:space="preserve"> </w:t>
-      </w:r>
-      <w:r>
-        <w:rPr>
-          <w:rFonts w:ascii="Times New Roman" w:hAnsi="Times New Roman" w:eastAsia="Times New Roman" w:cs="Times New Roman"/>
-        </w:rPr>
-        <w:t xml:space="preserve">|</w:t>
-      </w:r>
-      <w:r>
-        <w:rPr>
-          <w:rFonts w:ascii="Times New Roman" w:hAnsi="Times New Roman" w:eastAsia="Times New Roman" w:cs="Times New Roman"/>
-        </w:rPr>
-        <w:t xml:space="preserve"> </w:t>
-      </w:r>
-      <m:oMath>
-        <m:r>
-          <m:rPr>
-            <m:sty m:val="p"/>
-          </m:rPr>
-          <m:t>K</m:t>
-        </m:r>
-      </m:oMath>
-      <w:r>
-        <w:rPr>
-          <w:rFonts w:ascii="Times New Roman" w:hAnsi="Times New Roman" w:eastAsia="Times New Roman" w:cs="Times New Roman"/>
-        </w:rPr>
-        <w:t xml:space="preserve"> </w:t>
-      </w:r>
-      <w:r>
-        <w:rPr>
-          <w:rFonts w:ascii="Times New Roman" w:hAnsi="Times New Roman" w:eastAsia="Times New Roman" w:cs="Times New Roman"/>
-        </w:rPr>
-        <w:t xml:space="preserve">| 0.86 | 63.6 |</w:t>
-      </w:r>
-      <w:r>
-        <w:rPr>
-          <w:rFonts w:ascii="Times New Roman" w:hAnsi="Times New Roman" w:eastAsia="Times New Roman" w:cs="Times New Roman"/>
-        </w:rPr>
-        <w:t xml:space="preserve"> </w:t>
-      </w:r>
-      <m:oMath>
-        <m:r>
-          <m:rPr>
-            <m:sty m:val="p"/>
-          </m:rPr>
-          <m:t>K</m:t>
-        </m:r>
-        <m:sSub>
-          <m:e>
-            <m:r>
-              <m:rPr>
-                <m:sty m:val="p"/>
-              </m:rPr>
-              <m:t>O</m:t>
-            </m:r>
-          </m:e>
-          <m:sub>
-            <m:r>
-              <m:rPr>
-                <m:sty m:val="p"/>
-              </m:rPr>
-              <m:t>2</m:t>
-            </m:r>
-          </m:sub>
-        </m:sSub>
-      </m:oMath>
-      <w:r>
-        <w:rPr>
-          <w:rFonts w:hint="eastAsia" w:ascii="Times New Roman" w:hAnsi="Times New Roman" w:eastAsia="Times New Roman" w:cs="Times New Roman"/>
-        </w:rPr>
-        <w:t>（</w:t>
-      </w:r>
-      <w:r>
-        <w:rPr>
-          <w:rFonts w:hint="eastAsia" w:ascii="Times New Roman" w:hAnsi="Times New Roman" w:eastAsia="FangSong" w:cs="Times New Roman"/>
-        </w:rPr>
-        <w:t>金黄色</w:t>
-      </w:r>
-      <w:r>
-        <w:rPr>
-          <w:rFonts w:hint="eastAsia" w:ascii="Times New Roman" w:hAnsi="Times New Roman" w:eastAsia="Times New Roman" w:cs="Times New Roman"/>
-        </w:rPr>
-        <w:t>）</w:t>
-      </w:r>
-      <w:r>
-        <w:rPr>
-          <w:rFonts w:ascii="Times New Roman" w:hAnsi="Times New Roman" w:eastAsia="Times New Roman" w:cs="Times New Roman"/>
-        </w:rPr>
-        <w:t xml:space="preserve"> |</w:t>
-      </w:r>
-      <w:r>
-        <w:rPr>
-          <w:rFonts w:ascii="Times New Roman" w:hAnsi="Times New Roman" w:eastAsia="Times New Roman" w:cs="Times New Roman"/>
-        </w:rPr>
-        <w:t xml:space="preserve"> </w:t>
-      </w:r>
-      <w:r>
-        <w:rPr>
-          <w:rFonts w:ascii="Times New Roman" w:hAnsi="Times New Roman" w:eastAsia="Times New Roman" w:cs="Times New Roman"/>
-        </w:rPr>
-        <w:t xml:space="preserve">|</w:t>
-      </w:r>
-      <w:r>
-        <w:rPr>
-          <w:rFonts w:ascii="Times New Roman" w:hAnsi="Times New Roman" w:eastAsia="Times New Roman" w:cs="Times New Roman"/>
-        </w:rPr>
-        <w:t xml:space="preserve"> </w:t>
-      </w:r>
-      <m:oMath>
-        <m:r>
-          <m:rPr>
-            <m:sty m:val="p"/>
-          </m:rPr>
-          <m:t>R</m:t>
-        </m:r>
-        <m:r>
-          <m:rPr>
-            <m:sty m:val="p"/>
-          </m:rPr>
-          <m:t>b</m:t>
-        </m:r>
-      </m:oMath>
-      <w:r>
-        <w:rPr>
-          <w:rFonts w:ascii="Times New Roman" w:hAnsi="Times New Roman" w:eastAsia="Times New Roman" w:cs="Times New Roman"/>
-        </w:rPr>
-        <w:t xml:space="preserve"> </w:t>
-      </w:r>
-      <w:r>
-        <w:rPr>
-          <w:rFonts w:ascii="Times New Roman" w:hAnsi="Times New Roman" w:eastAsia="Times New Roman" w:cs="Times New Roman"/>
-        </w:rPr>
-        <w:t xml:space="preserve">| 1.53 | 39.0 |</w:t>
-      </w:r>
-      <w:r>
-        <w:rPr>
-          <w:rFonts w:ascii="Times New Roman" w:hAnsi="Times New Roman" w:eastAsia="Times New Roman" w:cs="Times New Roman"/>
-        </w:rPr>
-        <w:t xml:space="preserve"> </w:t>
-      </w:r>
-      <m:oMath>
-        <m:r>
-          <m:rPr>
-            <m:sty m:val="p"/>
-          </m:rPr>
-          <m:t>R</m:t>
-        </m:r>
-        <m:r>
-          <m:rPr>
-            <m:sty m:val="p"/>
-          </m:rPr>
-          <m:t>b</m:t>
-        </m:r>
-        <m:sSub>
-          <m:e>
-            <m:r>
-              <m:rPr>
-                <m:sty m:val="p"/>
-              </m:rPr>
-              <m:t>O</m:t>
-            </m:r>
-          </m:e>
-          <m:sub>
-            <m:r>
-              <m:rPr>
-                <m:sty m:val="p"/>
-              </m:rPr>
-              <m:t>2</m:t>
-            </m:r>
-          </m:sub>
-        </m:sSub>
-      </m:oMath>
-      <w:r>
-        <w:rPr>
-          <w:rFonts w:hint="eastAsia" w:ascii="Times New Roman" w:hAnsi="Times New Roman" w:eastAsia="Times New Roman" w:cs="Times New Roman"/>
-        </w:rPr>
-        <w:t>（</w:t>
-      </w:r>
-      <w:r>
-        <w:rPr>
-          <w:rFonts w:hint="eastAsia" w:ascii="Times New Roman" w:hAnsi="Times New Roman" w:eastAsia="FangSong" w:cs="Times New Roman"/>
-        </w:rPr>
-        <w:t>深橙色</w:t>
-      </w:r>
-      <w:r>
-        <w:rPr>
-          <w:rFonts w:hint="eastAsia" w:ascii="Times New Roman" w:hAnsi="Times New Roman" w:eastAsia="Times New Roman" w:cs="Times New Roman"/>
-        </w:rPr>
-        <w:t>）</w:t>
-      </w:r>
-      <w:r>
-        <w:rPr>
-          <w:rFonts w:ascii="Times New Roman" w:hAnsi="Times New Roman" w:eastAsia="Times New Roman" w:cs="Times New Roman"/>
-        </w:rPr>
-        <w:t xml:space="preserve"> |</w:t>
-      </w:r>
-      <w:r>
-        <w:rPr>
-          <w:rFonts w:ascii="Times New Roman" w:hAnsi="Times New Roman" w:eastAsia="Times New Roman" w:cs="Times New Roman"/>
-        </w:rPr>
-        <w:t xml:space="preserve"> </w:t>
-      </w:r>
-      <w:r>
-        <w:rPr>
-          <w:rFonts w:ascii="Times New Roman" w:hAnsi="Times New Roman" w:eastAsia="Times New Roman" w:cs="Times New Roman"/>
-        </w:rPr>
-        <w:t xml:space="preserve">|</w:t>
-      </w:r>
-      <w:r>
-        <w:rPr>
-          <w:rFonts w:ascii="Times New Roman" w:hAnsi="Times New Roman" w:eastAsia="Times New Roman" w:cs="Times New Roman"/>
-        </w:rPr>
-        <w:t xml:space="preserve"> </w:t>
-      </w:r>
-      <m:oMath>
-        <m:r>
-          <m:rPr>
-            <m:sty m:val="p"/>
-          </m:rPr>
-          <m:t>C</m:t>
-        </m:r>
-        <m:r>
-          <m:rPr>
-            <m:sty m:val="p"/>
-          </m:rPr>
-          <m:t>s</m:t>
-        </m:r>
-      </m:oMath>
-      <w:r>
-        <w:rPr>
-          <w:rFonts w:ascii="Times New Roman" w:hAnsi="Times New Roman" w:eastAsia="Times New Roman" w:cs="Times New Roman"/>
-        </w:rPr>
-        <w:t xml:space="preserve"> </w:t>
-      </w:r>
-      <w:r>
-        <w:rPr>
-          <w:rFonts w:ascii="Times New Roman" w:hAnsi="Times New Roman" w:eastAsia="Times New Roman" w:cs="Times New Roman"/>
-        </w:rPr>
-        <w:t xml:space="preserve">| 1.90 | 28.7 |</w:t>
-      </w:r>
-      <w:r>
-        <w:rPr>
-          <w:rFonts w:ascii="Times New Roman" w:hAnsi="Times New Roman" w:eastAsia="Times New Roman" w:cs="Times New Roman"/>
-        </w:rPr>
-        <w:t xml:space="preserve"> </w:t>
-      </w:r>
-      <m:oMath>
-        <m:r>
-          <m:rPr>
-            <m:sty m:val="p"/>
-          </m:rPr>
-          <m:t>C</m:t>
-        </m:r>
-        <m:r>
-          <m:rPr>
-            <m:sty m:val="p"/>
-          </m:rPr>
-          <m:t>s</m:t>
-        </m:r>
-        <m:sSub>
-          <m:e>
-            <m:r>
-              <m:rPr>
-                <m:sty m:val="p"/>
-              </m:rPr>
-              <m:t>O</m:t>
-            </m:r>
-          </m:e>
-          <m:sub>
-            <m:r>
-              <m:rPr>
-                <m:sty m:val="p"/>
-              </m:rPr>
-              <m:t>2</m:t>
-            </m:r>
-          </m:sub>
-        </m:sSub>
-      </m:oMath>
-      <w:r>
-        <w:rPr>
-          <w:rFonts w:hint="eastAsia" w:ascii="Times New Roman" w:hAnsi="Times New Roman" w:eastAsia="Times New Roman" w:cs="Times New Roman"/>
-        </w:rPr>
-        <w:t>（</w:t>
-      </w:r>
-      <w:r>
-        <w:rPr>
-          <w:rFonts w:hint="eastAsia" w:ascii="Times New Roman" w:hAnsi="Times New Roman" w:eastAsia="FangSong" w:cs="Times New Roman"/>
-        </w:rPr>
-        <w:t>深橙色</w:t>
-      </w:r>
-      <w:r>
-        <w:rPr>
-          <w:rFonts w:hint="eastAsia" w:ascii="Times New Roman" w:hAnsi="Times New Roman" w:eastAsia="Times New Roman" w:cs="Times New Roman"/>
-        </w:rPr>
-        <w:t>）</w:t>
-      </w:r>
-      <w:r>
-        <w:rPr>
-          <w:rFonts w:ascii="Times New Roman" w:hAnsi="Times New Roman" w:eastAsia="Times New Roman" w:cs="Times New Roman"/>
-        </w:rPr>
-        <w:t xml:space="preserve"> |</w:t>
-      </w:r>
     </w:p>
+    <w:tbl>
+      <w:tblPr>
+        <w:tblStyle w:val="Table"/>
+        <w:tblW w:type="auto" w:w="0"/>
+        <w:tblLook w:firstRow="1" w:lastRow="0" w:firstColumn="0" w:lastColumn="0" w:noHBand="0" w:noVBand="0" w:val="0020"/>
+        <w:jc w:val="center"/>
+        <w:tblBorders>
+          <w:top w:val="single" w:sz="12" w:space="0" w:color="333333"/>
+          <w:bottom w:val="single" w:sz="12" w:space="0" w:color="333333"/>
+          <w:left w:val="none"/>
+          <w:right w:val="none"/>
+          <w:insideH w:val="none"/>
+          <w:insideV w:val="none"/>
+        </w:tblBorders>
+      </w:tblPr>
+      <w:tblGrid>
+        <w:gridCol w:w="1980"/>
+        <w:gridCol w:w="1980"/>
+        <w:gridCol w:w="1980"/>
+        <w:gridCol w:w="1980"/>
+      </w:tblGrid>
+      <w:tr>
+        <w:trPr>
+          <w:tblHeader w:val="on"/>
+        </w:trPr>
+        <w:tc>
+          <w:tcPr>
+            <w:tcBorders>
+              <w:bottom w:val="single" w:sz="6" w:space="0" w:color="333333"/>
+            </w:tcBorders>
+          </w:tcPr>
+          <w:p>
+            <w:pPr>
+              <w:pStyle w:val="Compact"/>
+              <w:jc w:val="center"/>
+            </w:pPr>
+            <w:r>
+              <w:rPr>
+                <w:rFonts w:hint="eastAsia" w:ascii="Times New Roman" w:hAnsi="Times New Roman" w:eastAsia="SimHei" w:cs="Times New Roman"/>
+                <w:b/>
+              </w:rPr>
+              <w:t xml:space="preserve">金属</w:t>
+            </w:r>
+          </w:p>
+        </w:tc>
+        <w:tc>
+          <w:tcPr>
+            <w:tcBorders>
+              <w:bottom w:val="single" w:sz="6" w:space="0" w:color="333333"/>
+            </w:tcBorders>
+          </w:tcPr>
+          <w:p>
+            <w:pPr>
+              <w:pStyle w:val="Compact"/>
+              <w:jc w:val="center"/>
+            </w:pPr>
+            <w:r>
+              <w:rPr>
+                <w:rFonts w:hint="eastAsia" w:ascii="Times New Roman" w:hAnsi="Times New Roman" w:eastAsia="SimHei" w:cs="Times New Roman"/>
+                <w:b/>
+              </w:rPr>
+              <w:t>密度</w:t>
+            </w:r>
+            <w:r>
+              <w:rPr>
+                <w:rFonts w:hint="eastAsia" w:ascii="Times New Roman" w:hAnsi="Times New Roman" w:eastAsia="Times New Roman" w:cs="Times New Roman"/>
+                <w:b/>
+              </w:rPr>
+              <w:t>/</w:t>
+            </w:r>
+            <m:oMath>
+              <m:r>
+                <m:rPr>
+                  <m:sty m:val="p"/>
+                </m:rPr>
+                <m:t>g</m:t>
+              </m:r>
+              <m:r>
+                <m:rPr>
+                  <m:sty m:val="p"/>
+                </m:rPr>
+                <m:t>⋅</m:t>
+              </m:r>
+              <m:r>
+                <m:rPr>
+                  <m:sty m:val="p"/>
+                </m:rPr>
+                <m:t>c</m:t>
+              </m:r>
+              <m:sSup>
+                <m:e>
+                  <m:r>
+                    <m:rPr>
+                      <m:sty m:val="p"/>
+                    </m:rPr>
+                    <m:t>m</m:t>
+                  </m:r>
+                </m:e>
+                <m:sup>
+                  <m:r>
+                    <m:rPr>
+                      <m:sty m:val="p"/>
+                    </m:rPr>
+                    <m:t>−</m:t>
+                  </m:r>
+                  <m:r>
+                    <m:rPr>
+                      <m:sty m:val="p"/>
+                    </m:rPr>
+                    <m:t>3</m:t>
+                  </m:r>
+                </m:sup>
+              </m:sSup>
+            </m:oMath>
+          </w:p>
+        </w:tc>
+        <w:tc>
+          <w:tcPr>
+            <w:tcBorders>
+              <w:bottom w:val="single" w:sz="6" w:space="0" w:color="333333"/>
+            </w:tcBorders>
+          </w:tcPr>
+          <w:p>
+            <w:pPr>
+              <w:pStyle w:val="Compact"/>
+              <w:jc w:val="center"/>
+            </w:pPr>
+            <w:r>
+              <w:rPr>
+                <w:rFonts w:hint="eastAsia" w:ascii="Times New Roman" w:hAnsi="Times New Roman" w:eastAsia="SimHei" w:cs="Times New Roman"/>
+                <w:b/>
+              </w:rPr>
+              <w:t>熔点</w:t>
+            </w:r>
+            <w:r>
+              <w:rPr>
+                <w:rFonts w:hint="eastAsia" w:ascii="Times New Roman" w:hAnsi="Times New Roman" w:eastAsia="Times New Roman" w:cs="Times New Roman"/>
+                <w:b/>
+              </w:rPr>
+              <w:t>/℃</w:t>
+            </w:r>
+          </w:p>
+        </w:tc>
+        <w:tc>
+          <w:tcPr>
+            <w:tcBorders>
+              <w:bottom w:val="single" w:sz="6" w:space="0" w:color="333333"/>
+            </w:tcBorders>
+          </w:tcPr>
+          <w:p>
+            <w:pPr>
+              <w:pStyle w:val="Compact"/>
+              <w:jc w:val="center"/>
+            </w:pPr>
+            <w:r>
+              <w:rPr>
+                <w:rFonts w:hint="eastAsia" w:ascii="Times New Roman" w:hAnsi="Times New Roman" w:eastAsia="SimHei" w:cs="Times New Roman"/>
+                <w:b/>
+              </w:rPr>
+              <w:t xml:space="preserve">燃烧主要产物</w:t>
+            </w:r>
+          </w:p>
+        </w:tc>
+      </w:tr>
+      <w:tr>
+        <w:tc>
+          <w:tcPr/>
+          <w:p>
+            <w:pPr>
+              <w:pStyle w:val="Compact"/>
+              <w:jc w:val="center"/>
+            </w:pPr>
+            <m:oMath>
+              <m:r>
+                <m:rPr>
+                  <m:sty m:val="p"/>
+                </m:rPr>
+                <m:t>L</m:t>
+              </m:r>
+              <m:r>
+                <m:rPr>
+                  <m:sty m:val="p"/>
+                </m:rPr>
+                <m:t>i</m:t>
+              </m:r>
+            </m:oMath>
+            <w:r>
+              <w:rPr>
+                <w:rFonts w:ascii="Times New Roman" w:hAnsi="Times New Roman" w:eastAsia="Times New Roman" w:cs="Times New Roman"/>
+              </w:rPr>
+              <w:t xml:space="preserve">​</w:t>
+            </w:r>
+          </w:p>
+        </w:tc>
+        <w:tc>
+          <w:tcPr/>
+          <w:p>
+            <w:pPr>
+              <w:pStyle w:val="Compact"/>
+              <w:jc w:val="center"/>
+            </w:pPr>
+            <w:r>
+              <w:rPr>
+                <w:rFonts w:ascii="Times New Roman" w:hAnsi="Times New Roman" w:eastAsia="Times New Roman" w:cs="Times New Roman"/>
+              </w:rPr>
+              <w:t xml:space="preserve">0.53</w:t>
+            </w:r>
+          </w:p>
+        </w:tc>
+        <w:tc>
+          <w:tcPr/>
+          <w:p>
+            <w:pPr>
+              <w:pStyle w:val="Compact"/>
+              <w:jc w:val="center"/>
+            </w:pPr>
+            <w:r>
+              <w:rPr>
+                <w:rFonts w:ascii="Times New Roman" w:hAnsi="Times New Roman" w:eastAsia="Times New Roman" w:cs="Times New Roman"/>
+              </w:rPr>
+              <w:t xml:space="preserve">180.6</w:t>
+            </w:r>
+          </w:p>
+        </w:tc>
+        <w:tc>
+          <w:tcPr/>
+          <w:p>
+            <w:pPr>
+              <w:pStyle w:val="Compact"/>
+              <w:jc w:val="center"/>
+            </w:pPr>
+            <m:oMath>
+              <m:r>
+                <m:rPr>
+                  <m:sty m:val="p"/>
+                </m:rPr>
+                <m:t>L</m:t>
+              </m:r>
+              <m:sSub>
+                <m:e>
+                  <m:r>
+                    <m:rPr>
+                      <m:sty m:val="p"/>
+                    </m:rPr>
+                    <m:t>i</m:t>
+                  </m:r>
+                </m:e>
+                <m:sub>
+                  <m:r>
+                    <m:rPr>
+                      <m:sty m:val="p"/>
+                    </m:rPr>
+                    <m:t>2</m:t>
+                  </m:r>
+                </m:sub>
+              </m:sSub>
+              <m:r>
+                <m:rPr>
+                  <m:sty m:val="p"/>
+                </m:rPr>
+                <m:t>O</m:t>
+              </m:r>
+            </m:oMath>
+            <w:r>
+              <w:rPr>
+                <w:rFonts w:hint="eastAsia" w:ascii="Times New Roman" w:hAnsi="Times New Roman" w:eastAsia="Times New Roman" w:cs="Times New Roman"/>
+              </w:rPr>
+              <w:t>（</w:t>
+            </w:r>
+            <w:r>
+              <w:rPr>
+                <w:rFonts w:hint="eastAsia" w:ascii="Times New Roman" w:hAnsi="Times New Roman" w:eastAsia="FangSong" w:cs="Times New Roman"/>
+              </w:rPr>
+              <w:t>白色</w:t>
+            </w:r>
+            <w:r>
+              <w:rPr>
+                <w:rFonts w:hint="eastAsia" w:ascii="Times New Roman" w:hAnsi="Times New Roman" w:eastAsia="Times New Roman" w:cs="Times New Roman"/>
+              </w:rPr>
+              <w:t>）</w:t>
+            </w:r>
+          </w:p>
+        </w:tc>
+      </w:tr>
+      <w:tr>
+        <w:tc>
+          <w:tcPr/>
+          <w:p>
+            <w:pPr>
+              <w:pStyle w:val="Compact"/>
+              <w:jc w:val="center"/>
+            </w:pPr>
+            <m:oMath>
+              <m:r>
+                <m:rPr>
+                  <m:sty m:val="p"/>
+                </m:rPr>
+                <m:t>N</m:t>
+              </m:r>
+              <m:r>
+                <m:rPr>
+                  <m:sty m:val="p"/>
+                </m:rPr>
+                <m:t>a</m:t>
+              </m:r>
+            </m:oMath>
+            <w:r>
+              <w:rPr>
+                <w:rFonts w:ascii="Times New Roman" w:hAnsi="Times New Roman" w:eastAsia="Times New Roman" w:cs="Times New Roman"/>
+              </w:rPr>
+              <w:t xml:space="preserve">​</w:t>
+            </w:r>
+          </w:p>
+        </w:tc>
+        <w:tc>
+          <w:tcPr/>
+          <w:p>
+            <w:pPr>
+              <w:pStyle w:val="Compact"/>
+              <w:jc w:val="center"/>
+            </w:pPr>
+            <w:r>
+              <w:rPr>
+                <w:rFonts w:ascii="Times New Roman" w:hAnsi="Times New Roman" w:eastAsia="Times New Roman" w:cs="Times New Roman"/>
+              </w:rPr>
+              <w:t xml:space="preserve">0.97</w:t>
+            </w:r>
+          </w:p>
+        </w:tc>
+        <w:tc>
+          <w:tcPr/>
+          <w:p>
+            <w:pPr>
+              <w:pStyle w:val="Compact"/>
+              <w:jc w:val="center"/>
+            </w:pPr>
+            <w:r>
+              <w:rPr>
+                <w:rFonts w:ascii="Times New Roman" w:hAnsi="Times New Roman" w:eastAsia="Times New Roman" w:cs="Times New Roman"/>
+              </w:rPr>
+              <w:t xml:space="preserve">97.8</w:t>
+            </w:r>
+          </w:p>
+        </w:tc>
+        <w:tc>
+          <w:tcPr/>
+          <w:p>
+            <w:pPr>
+              <w:pStyle w:val="Compact"/>
+              <w:jc w:val="center"/>
+            </w:pPr>
+            <m:oMath>
+              <m:r>
+                <m:rPr>
+                  <m:sty m:val="p"/>
+                </m:rPr>
+                <m:t>N</m:t>
+              </m:r>
+              <m:sSub>
+                <m:e>
+                  <m:r>
+                    <m:rPr>
+                      <m:sty m:val="p"/>
+                    </m:rPr>
+                    <m:t>a</m:t>
+                  </m:r>
+                </m:e>
+                <m:sub>
+                  <m:r>
+                    <m:rPr>
+                      <m:sty m:val="p"/>
+                    </m:rPr>
+                    <m:t>2</m:t>
+                  </m:r>
+                </m:sub>
+              </m:sSub>
+              <m:sSub>
+                <m:e>
+                  <m:r>
+                    <m:rPr>
+                      <m:sty m:val="p"/>
+                    </m:rPr>
+                    <m:t>O</m:t>
+                  </m:r>
+                </m:e>
+                <m:sub>
+                  <m:r>
+                    <m:rPr>
+                      <m:sty m:val="p"/>
+                    </m:rPr>
+                    <m:t>2</m:t>
+                  </m:r>
+                </m:sub>
+              </m:sSub>
+            </m:oMath>
+            <w:r>
+              <w:rPr>
+                <w:rFonts w:hint="eastAsia" w:ascii="Times New Roman" w:hAnsi="Times New Roman" w:eastAsia="Times New Roman" w:cs="Times New Roman"/>
+              </w:rPr>
+              <w:t>（</w:t>
+            </w:r>
+            <w:r>
+              <w:rPr>
+                <w:rFonts w:hint="eastAsia" w:ascii="Times New Roman" w:hAnsi="Times New Roman" w:eastAsia="FangSong" w:cs="Times New Roman"/>
+              </w:rPr>
+              <w:t>淡黄色</w:t>
+            </w:r>
+            <w:r>
+              <w:rPr>
+                <w:rFonts w:hint="eastAsia" w:ascii="Times New Roman" w:hAnsi="Times New Roman" w:eastAsia="Times New Roman" w:cs="Times New Roman"/>
+              </w:rPr>
+              <w:t>）</w:t>
+            </w:r>
+          </w:p>
+        </w:tc>
+      </w:tr>
+      <w:tr>
+        <w:tc>
+          <w:tcPr/>
+          <w:p>
+            <w:pPr>
+              <w:pStyle w:val="Compact"/>
+              <w:jc w:val="center"/>
+            </w:pPr>
+            <m:oMath>
+              <m:r>
+                <m:rPr>
+                  <m:sty m:val="p"/>
+                </m:rPr>
+                <m:t>K</m:t>
+              </m:r>
+            </m:oMath>
+            <w:r>
+              <w:rPr>
+                <w:rFonts w:ascii="Times New Roman" w:hAnsi="Times New Roman" w:eastAsia="Times New Roman" w:cs="Times New Roman"/>
+              </w:rPr>
+              <w:t xml:space="preserve">​</w:t>
+            </w:r>
+          </w:p>
+        </w:tc>
+        <w:tc>
+          <w:tcPr/>
+          <w:p>
+            <w:pPr>
+              <w:pStyle w:val="Compact"/>
+              <w:jc w:val="center"/>
+            </w:pPr>
+            <w:r>
+              <w:rPr>
+                <w:rFonts w:ascii="Times New Roman" w:hAnsi="Times New Roman" w:eastAsia="Times New Roman" w:cs="Times New Roman"/>
+              </w:rPr>
+              <w:t xml:space="preserve">0.86</w:t>
+            </w:r>
+          </w:p>
+        </w:tc>
+        <w:tc>
+          <w:tcPr/>
+          <w:p>
+            <w:pPr>
+              <w:pStyle w:val="Compact"/>
+              <w:jc w:val="center"/>
+            </w:pPr>
+            <w:r>
+              <w:rPr>
+                <w:rFonts w:ascii="Times New Roman" w:hAnsi="Times New Roman" w:eastAsia="Times New Roman" w:cs="Times New Roman"/>
+              </w:rPr>
+              <w:t xml:space="preserve">63.6</w:t>
+            </w:r>
+          </w:p>
+        </w:tc>
+        <w:tc>
+          <w:tcPr/>
+          <w:p>
+            <w:pPr>
+              <w:pStyle w:val="Compact"/>
+              <w:jc w:val="center"/>
+            </w:pPr>
+            <m:oMath>
+              <m:r>
+                <m:rPr>
+                  <m:sty m:val="p"/>
+                </m:rPr>
+                <m:t>K</m:t>
+              </m:r>
+              <m:sSub>
+                <m:e>
+                  <m:r>
+                    <m:rPr>
+                      <m:sty m:val="p"/>
+                    </m:rPr>
+                    <m:t>O</m:t>
+                  </m:r>
+                </m:e>
+                <m:sub>
+                  <m:r>
+                    <m:rPr>
+                      <m:sty m:val="p"/>
+                    </m:rPr>
+                    <m:t>2</m:t>
+                  </m:r>
+                </m:sub>
+              </m:sSub>
+            </m:oMath>
+            <w:r>
+              <w:rPr>
+                <w:rFonts w:hint="eastAsia" w:ascii="Times New Roman" w:hAnsi="Times New Roman" w:eastAsia="Times New Roman" w:cs="Times New Roman"/>
+              </w:rPr>
+              <w:t>（</w:t>
+            </w:r>
+            <w:r>
+              <w:rPr>
+                <w:rFonts w:hint="eastAsia" w:ascii="Times New Roman" w:hAnsi="Times New Roman" w:eastAsia="FangSong" w:cs="Times New Roman"/>
+              </w:rPr>
+              <w:t>金黄色</w:t>
+            </w:r>
+            <w:r>
+              <w:rPr>
+                <w:rFonts w:hint="eastAsia" w:ascii="Times New Roman" w:hAnsi="Times New Roman" w:eastAsia="Times New Roman" w:cs="Times New Roman"/>
+              </w:rPr>
+              <w:t>）</w:t>
+            </w:r>
+          </w:p>
+        </w:tc>
+      </w:tr>
+      <w:tr>
+        <w:tc>
+          <w:tcPr/>
+          <w:p>
+            <w:pPr>
+              <w:pStyle w:val="Compact"/>
+              <w:jc w:val="center"/>
+            </w:pPr>
+            <m:oMath>
+              <m:r>
+                <m:rPr>
+                  <m:sty m:val="p"/>
+                </m:rPr>
+                <m:t>R</m:t>
+              </m:r>
+              <m:r>
+                <m:rPr>
+                  <m:sty m:val="p"/>
+                </m:rPr>
+                <m:t>b</m:t>
+              </m:r>
+            </m:oMath>
+            <w:r>
+              <w:rPr>
+                <w:rFonts w:ascii="Times New Roman" w:hAnsi="Times New Roman" w:eastAsia="Times New Roman" w:cs="Times New Roman"/>
+              </w:rPr>
+              <w:t xml:space="preserve">​</w:t>
+            </w:r>
+          </w:p>
+        </w:tc>
+        <w:tc>
+          <w:tcPr/>
+          <w:p>
+            <w:pPr>
+              <w:pStyle w:val="Compact"/>
+              <w:jc w:val="center"/>
+            </w:pPr>
+            <w:r>
+              <w:rPr>
+                <w:rFonts w:ascii="Times New Roman" w:hAnsi="Times New Roman" w:eastAsia="Times New Roman" w:cs="Times New Roman"/>
+              </w:rPr>
+              <w:t xml:space="preserve">1.53</w:t>
+            </w:r>
+          </w:p>
+        </w:tc>
+        <w:tc>
+          <w:tcPr/>
+          <w:p>
+            <w:pPr>
+              <w:pStyle w:val="Compact"/>
+              <w:jc w:val="center"/>
+            </w:pPr>
+            <w:r>
+              <w:rPr>
+                <w:rFonts w:ascii="Times New Roman" w:hAnsi="Times New Roman" w:eastAsia="Times New Roman" w:cs="Times New Roman"/>
+              </w:rPr>
+              <w:t xml:space="preserve">39.0</w:t>
+            </w:r>
+          </w:p>
+        </w:tc>
+        <w:tc>
+          <w:tcPr/>
+          <w:p>
+            <w:pPr>
+              <w:pStyle w:val="Compact"/>
+              <w:jc w:val="center"/>
+            </w:pPr>
+            <m:oMath>
+              <m:r>
+                <m:rPr>
+                  <m:sty m:val="p"/>
+                </m:rPr>
+                <m:t>R</m:t>
+              </m:r>
+              <m:r>
+                <m:rPr>
+                  <m:sty m:val="p"/>
+                </m:rPr>
+                <m:t>b</m:t>
+              </m:r>
+              <m:sSub>
+                <m:e>
+                  <m:r>
+                    <m:rPr>
+                      <m:sty m:val="p"/>
+                    </m:rPr>
+                    <m:t>O</m:t>
+                  </m:r>
+                </m:e>
+                <m:sub>
+                  <m:r>
+                    <m:rPr>
+                      <m:sty m:val="p"/>
+                    </m:rPr>
+                    <m:t>2</m:t>
+                  </m:r>
+                </m:sub>
+              </m:sSub>
+            </m:oMath>
+            <w:r>
+              <w:rPr>
+                <w:rFonts w:hint="eastAsia" w:ascii="Times New Roman" w:hAnsi="Times New Roman" w:eastAsia="Times New Roman" w:cs="Times New Roman"/>
+              </w:rPr>
+              <w:t>（</w:t>
+            </w:r>
+            <w:r>
+              <w:rPr>
+                <w:rFonts w:hint="eastAsia" w:ascii="Times New Roman" w:hAnsi="Times New Roman" w:eastAsia="FangSong" w:cs="Times New Roman"/>
+              </w:rPr>
+              <w:t>深橙色</w:t>
+            </w:r>
+            <w:r>
+              <w:rPr>
+                <w:rFonts w:hint="eastAsia" w:ascii="Times New Roman" w:hAnsi="Times New Roman" w:eastAsia="Times New Roman" w:cs="Times New Roman"/>
+              </w:rPr>
+              <w:t>）</w:t>
+            </w:r>
+          </w:p>
+        </w:tc>
+      </w:tr>
+      <w:tr>
+        <w:tc>
+          <w:tcPr/>
+          <w:p>
+            <w:pPr>
+              <w:pStyle w:val="Compact"/>
+              <w:jc w:val="center"/>
+            </w:pPr>
+            <m:oMath>
+              <m:r>
+                <m:rPr>
+                  <m:sty m:val="p"/>
+                </m:rPr>
+                <m:t>C</m:t>
+              </m:r>
+              <m:r>
+                <m:rPr>
+                  <m:sty m:val="p"/>
+                </m:rPr>
+                <m:t>s</m:t>
+              </m:r>
+            </m:oMath>
+            <w:r>
+              <w:rPr>
+                <w:rFonts w:ascii="Times New Roman" w:hAnsi="Times New Roman" w:eastAsia="Times New Roman" w:cs="Times New Roman"/>
+              </w:rPr>
+              <w:t xml:space="preserve">​</w:t>
+            </w:r>
+          </w:p>
+        </w:tc>
+        <w:tc>
+          <w:tcPr/>
+          <w:p>
+            <w:pPr>
+              <w:pStyle w:val="Compact"/>
+              <w:jc w:val="center"/>
+            </w:pPr>
+            <w:r>
+              <w:rPr>
+                <w:rFonts w:ascii="Times New Roman" w:hAnsi="Times New Roman" w:eastAsia="Times New Roman" w:cs="Times New Roman"/>
+              </w:rPr>
+              <w:t xml:space="preserve">1.90</w:t>
+            </w:r>
+          </w:p>
+        </w:tc>
+        <w:tc>
+          <w:tcPr/>
+          <w:p>
+            <w:pPr>
+              <w:pStyle w:val="Compact"/>
+              <w:jc w:val="center"/>
+            </w:pPr>
+            <w:r>
+              <w:rPr>
+                <w:rFonts w:ascii="Times New Roman" w:hAnsi="Times New Roman" w:eastAsia="Times New Roman" w:cs="Times New Roman"/>
+              </w:rPr>
+              <w:t xml:space="preserve">28.7</w:t>
+            </w:r>
+          </w:p>
+        </w:tc>
+        <w:tc>
+          <w:tcPr/>
+          <w:p>
+            <w:pPr>
+              <w:pStyle w:val="Compact"/>
+              <w:jc w:val="center"/>
+            </w:pPr>
+            <m:oMath>
+              <m:r>
+                <m:rPr>
+                  <m:sty m:val="p"/>
+                </m:rPr>
+                <m:t>C</m:t>
+              </m:r>
+              <m:r>
+                <m:rPr>
+                  <m:sty m:val="p"/>
+                </m:rPr>
+                <m:t>s</m:t>
+              </m:r>
+              <m:sSub>
+                <m:e>
+                  <m:r>
+                    <m:rPr>
+                      <m:sty m:val="p"/>
+                    </m:rPr>
+                    <m:t>O</m:t>
+                  </m:r>
+                </m:e>
+                <m:sub>
+                  <m:r>
+                    <m:rPr>
+                      <m:sty m:val="p"/>
+                    </m:rPr>
+                    <m:t>2</m:t>
+                  </m:r>
+                </m:sub>
+              </m:sSub>
+            </m:oMath>
+            <w:r>
+              <w:rPr>
+                <w:rFonts w:hint="eastAsia" w:ascii="Times New Roman" w:hAnsi="Times New Roman" w:eastAsia="Times New Roman" w:cs="Times New Roman"/>
+              </w:rPr>
+              <w:t>（</w:t>
+            </w:r>
+            <w:r>
+              <w:rPr>
+                <w:rFonts w:hint="eastAsia" w:ascii="Times New Roman" w:hAnsi="Times New Roman" w:eastAsia="FangSong" w:cs="Times New Roman"/>
+              </w:rPr>
+              <w:t>深橙色</w:t>
+            </w:r>
+            <w:r>
+              <w:rPr>
+                <w:rFonts w:hint="eastAsia" w:ascii="Times New Roman" w:hAnsi="Times New Roman" w:eastAsia="Times New Roman" w:cs="Times New Roman"/>
+              </w:rPr>
+              <w:t>）</w:t>
+            </w:r>
+          </w:p>
+        </w:tc>
+      </w:tr>
+    </w:tbl>
     <w:bookmarkEnd w:id="12"/>
     <w:bookmarkStart w:id="16" w:name="晶体结构与物理性质递变"/>
     <w:p>

--- a/06-学生侧材料/讲义/学生专用版/5-无机化学/碱金属碱土金属与稀有气体-超级充实版（学生专用版）.docx
+++ b/06-学生侧材料/讲义/学生专用版/5-无机化学/碱金属碱土金属与稀有气体-超级充实版（学生专用版）.docx
@@ -47042,7 +47042,7 @@
     </w:p>
     <w:bookmarkEnd w:id="106"/>
     <w:bookmarkEnd w:id="107"/>
-    <w:bookmarkStart w:id="132" w:name="氙的高氧化态氧化物含氧酸盐与水解氧化还原全景"/>
+    <w:bookmarkStart w:id="133" w:name="氙的高氧化态氧化物含氧酸盐与水解氧化还原全景"/>
     <w:p>
       <w:pPr>
         <w:pStyle w:val="Heading2"/>
@@ -54875,8 +54875,7607 @@
       </w:r>
     </w:p>
     <w:bookmarkEnd w:id="131"/>
+    <w:bookmarkStart w:id="132" w:name="碱金属与碱土金属物质速查俗名颜色性质反应"/>
+    <w:p>
+      <w:pPr>
+        <w:pStyle w:val="Heading3"/>
+        <w:spacing w:after="120" w:before="280"/>
+      </w:pPr>
+      <w:r>
+        <w:rPr>
+          <w:rFonts w:ascii="Times New Roman" w:hAnsi="Times New Roman" w:eastAsia="Times New Roman" w:cs="Times New Roman"/>
+        </w:rPr>
+        <w:t xml:space="preserve">8.7 </w:t>
+      </w:r>
+      <w:r>
+        <w:rPr>
+          <w:rFonts w:hint="eastAsia" w:ascii="Times New Roman" w:hAnsi="Times New Roman" w:eastAsia="SimHei" w:cs="Times New Roman"/>
+        </w:rPr>
+        <w:t>碱金属与碱土金属物质速查</w:t>
+      </w:r>
+      <w:r>
+        <w:rPr>
+          <w:rFonts w:hint="eastAsia" w:ascii="Times New Roman" w:hAnsi="Times New Roman" w:eastAsia="Times New Roman" w:cs="Times New Roman"/>
+        </w:rPr>
+        <w:t>（</w:t>
+      </w:r>
+      <w:r>
+        <w:rPr>
+          <w:rFonts w:hint="eastAsia" w:ascii="Times New Roman" w:hAnsi="Times New Roman" w:eastAsia="SimHei" w:cs="Times New Roman"/>
+        </w:rPr>
+        <w:t>俗名</w:t>
+      </w:r>
+      <w:r>
+        <w:rPr>
+          <w:rFonts w:hint="eastAsia" w:ascii="Times New Roman" w:hAnsi="Times New Roman" w:eastAsia="Times New Roman" w:cs="Times New Roman"/>
+        </w:rPr>
+        <w:t>·</w:t>
+      </w:r>
+      <w:r>
+        <w:rPr>
+          <w:rFonts w:hint="eastAsia" w:ascii="Times New Roman" w:hAnsi="Times New Roman" w:eastAsia="SimHei" w:cs="Times New Roman"/>
+        </w:rPr>
+        <w:t>颜色</w:t>
+      </w:r>
+      <w:r>
+        <w:rPr>
+          <w:rFonts w:hint="eastAsia" w:ascii="Times New Roman" w:hAnsi="Times New Roman" w:eastAsia="Times New Roman" w:cs="Times New Roman"/>
+        </w:rPr>
+        <w:t>·</w:t>
+      </w:r>
+      <w:r>
+        <w:rPr>
+          <w:rFonts w:hint="eastAsia" w:ascii="Times New Roman" w:hAnsi="Times New Roman" w:eastAsia="SimHei" w:cs="Times New Roman"/>
+        </w:rPr>
+        <w:t>性质</w:t>
+      </w:r>
+      <w:r>
+        <w:rPr>
+          <w:rFonts w:hint="eastAsia" w:ascii="Times New Roman" w:hAnsi="Times New Roman" w:eastAsia="Times New Roman" w:cs="Times New Roman"/>
+        </w:rPr>
+        <w:t>·</w:t>
+      </w:r>
+      <w:r>
+        <w:rPr>
+          <w:rFonts w:hint="eastAsia" w:ascii="Times New Roman" w:hAnsi="Times New Roman" w:eastAsia="SimHei" w:cs="Times New Roman"/>
+        </w:rPr>
+        <w:t>反应</w:t>
+      </w:r>
+      <w:r>
+        <w:rPr>
+          <w:rFonts w:hint="eastAsia" w:ascii="Times New Roman" w:hAnsi="Times New Roman" w:eastAsia="Times New Roman" w:cs="Times New Roman"/>
+        </w:rPr>
+        <w:t>）</w:t>
+      </w:r>
+    </w:p>
+    <w:tbl>
+      <w:tblPr>
+        <w:tblStyle w:val="Table"/>
+        <w:tblW w:type="pct" w:w="5000"/>
+        <w:tblLayout w:type="fixed"/>
+        <w:tblLook w:firstRow="1" w:lastRow="0" w:firstColumn="0" w:lastColumn="0" w:noHBand="0" w:noVBand="0" w:val="0020"/>
+        <w:jc w:val="center"/>
+        <w:tblBorders>
+          <w:top w:val="single" w:sz="12" w:space="0" w:color="333333"/>
+          <w:bottom w:val="single" w:sz="12" w:space="0" w:color="333333"/>
+          <w:left w:val="none"/>
+          <w:right w:val="none"/>
+          <w:insideH w:val="none"/>
+          <w:insideV w:val="none"/>
+        </w:tblBorders>
+      </w:tblPr>
+      <w:tblGrid>
+        <w:gridCol w:w="1584"/>
+        <w:gridCol w:w="1584"/>
+        <w:gridCol w:w="1584"/>
+        <w:gridCol w:w="1584"/>
+        <w:gridCol w:w="1584"/>
+      </w:tblGrid>
+      <w:tr>
+        <w:trPr>
+          <w:tblHeader w:val="on"/>
+        </w:trPr>
+        <w:tc>
+          <w:tcPr>
+            <w:tcBorders>
+              <w:bottom w:val="single" w:sz="6" w:space="0" w:color="333333"/>
+            </w:tcBorders>
+          </w:tcPr>
+          <w:p>
+            <w:pPr>
+              <w:pStyle w:val="Compact"/>
+              <w:jc w:val="center"/>
+            </w:pPr>
+            <w:r>
+              <w:rPr>
+                <w:rFonts w:hint="eastAsia" w:ascii="Times New Roman" w:hAnsi="Times New Roman" w:eastAsia="SimHei" w:cs="Times New Roman"/>
+                <w:b/>
+              </w:rPr>
+              <w:t xml:space="preserve">物质</w:t>
+            </w:r>
+          </w:p>
+        </w:tc>
+        <w:tc>
+          <w:tcPr>
+            <w:tcBorders>
+              <w:bottom w:val="single" w:sz="6" w:space="0" w:color="333333"/>
+            </w:tcBorders>
+          </w:tcPr>
+          <w:p>
+            <w:pPr>
+              <w:pStyle w:val="Compact"/>
+              <w:jc w:val="center"/>
+            </w:pPr>
+            <w:r>
+              <w:rPr>
+                <w:rFonts w:hint="eastAsia" w:ascii="Times New Roman" w:hAnsi="Times New Roman" w:eastAsia="SimHei" w:cs="Times New Roman"/>
+                <w:b/>
+              </w:rPr>
+              <w:t xml:space="preserve">俗名</w:t>
+            </w:r>
+          </w:p>
+        </w:tc>
+        <w:tc>
+          <w:tcPr>
+            <w:tcBorders>
+              <w:bottom w:val="single" w:sz="6" w:space="0" w:color="333333"/>
+            </w:tcBorders>
+          </w:tcPr>
+          <w:p>
+            <w:pPr>
+              <w:pStyle w:val="Compact"/>
+              <w:jc w:val="center"/>
+            </w:pPr>
+            <w:r>
+              <w:rPr>
+                <w:rFonts w:hint="eastAsia" w:ascii="Times New Roman" w:hAnsi="Times New Roman" w:eastAsia="SimHei" w:cs="Times New Roman"/>
+                <w:b/>
+              </w:rPr>
+              <w:t>颜色</w:t>
+            </w:r>
+            <w:r>
+              <w:rPr>
+                <w:rFonts w:hint="eastAsia" w:ascii="Times New Roman" w:hAnsi="Times New Roman" w:eastAsia="Times New Roman" w:cs="Times New Roman"/>
+                <w:b/>
+              </w:rPr>
+              <w:t>·</w:t>
+            </w:r>
+            <w:r>
+              <w:rPr>
+                <w:rFonts w:hint="eastAsia" w:ascii="Times New Roman" w:hAnsi="Times New Roman" w:eastAsia="SimHei" w:cs="Times New Roman"/>
+                <w:b/>
+              </w:rPr>
+              <w:t>状态</w:t>
+            </w:r>
+          </w:p>
+        </w:tc>
+        <w:tc>
+          <w:tcPr>
+            <w:tcBorders>
+              <w:bottom w:val="single" w:sz="6" w:space="0" w:color="333333"/>
+            </w:tcBorders>
+          </w:tcPr>
+          <w:p>
+            <w:pPr>
+              <w:pStyle w:val="Compact"/>
+              <w:jc w:val="center"/>
+            </w:pPr>
+            <w:r>
+              <w:rPr>
+                <w:rFonts w:hint="eastAsia" w:ascii="Times New Roman" w:hAnsi="Times New Roman" w:eastAsia="SimHei" w:cs="Times New Roman"/>
+                <w:b/>
+              </w:rPr>
+              <w:t xml:space="preserve">关键性质</w:t>
+            </w:r>
+          </w:p>
+        </w:tc>
+        <w:tc>
+          <w:tcPr>
+            <w:tcBorders>
+              <w:bottom w:val="single" w:sz="6" w:space="0" w:color="333333"/>
+            </w:tcBorders>
+          </w:tcPr>
+          <w:p>
+            <w:pPr>
+              <w:pStyle w:val="Compact"/>
+              <w:jc w:val="center"/>
+            </w:pPr>
+            <w:r>
+              <w:rPr>
+                <w:rFonts w:hint="eastAsia" w:ascii="Times New Roman" w:hAnsi="Times New Roman" w:eastAsia="SimHei" w:cs="Times New Roman"/>
+                <w:b/>
+              </w:rPr>
+              <w:t xml:space="preserve">特征反应</w:t>
+            </w:r>
+          </w:p>
+        </w:tc>
+      </w:tr>
+      <w:tr>
+        <w:tc>
+          <w:tcPr/>
+          <w:p>
+            <w:pPr>
+              <w:pStyle w:val="Compact"/>
+              <w:jc w:val="center"/>
+            </w:pPr>
+            <m:oMath>
+              <m:r>
+                <m:rPr>
+                  <m:sty m:val="p"/>
+                </m:rPr>
+                <m:t>N</m:t>
+              </m:r>
+              <m:r>
+                <m:rPr>
+                  <m:sty m:val="p"/>
+                </m:rPr>
+                <m:t>a</m:t>
+              </m:r>
+            </m:oMath>
+            <w:r>
+              <w:rPr>
+                <w:rFonts w:ascii="Times New Roman" w:hAnsi="Times New Roman" w:eastAsia="Times New Roman" w:cs="Times New Roman"/>
+              </w:rPr>
+              <w:t xml:space="preserve">​</w:t>
+            </w:r>
+          </w:p>
+        </w:tc>
+        <w:tc>
+          <w:tcPr/>
+          <w:p>
+            <w:pPr>
+              <w:pStyle w:val="Compact"/>
+              <w:jc w:val="center"/>
+            </w:pPr>
+            <w:r>
+              <w:rPr>
+                <w:rFonts w:hint="eastAsia" w:ascii="Times New Roman" w:hAnsi="Times New Roman" w:eastAsia="FangSong" w:cs="Times New Roman"/>
+              </w:rPr>
+              <w:t xml:space="preserve">钠</w:t>
+            </w:r>
+          </w:p>
+        </w:tc>
+        <w:tc>
+          <w:tcPr/>
+          <w:p>
+            <w:pPr>
+              <w:pStyle w:val="Compact"/>
+              <w:jc w:val="center"/>
+            </w:pPr>
+            <w:r>
+              <w:rPr>
+                <w:rFonts w:hint="eastAsia" w:ascii="Times New Roman" w:hAnsi="Times New Roman" w:eastAsia="FangSong" w:cs="Times New Roman"/>
+              </w:rPr>
+              <w:t xml:space="preserve">银白色软金属</w:t>
+            </w:r>
+          </w:p>
+        </w:tc>
+        <w:tc>
+          <w:tcPr/>
+          <w:p>
+            <w:pPr>
+              <w:pStyle w:val="Compact"/>
+              <w:jc w:val="center"/>
+            </w:pPr>
+            <w:r>
+              <w:rPr>
+                <w:rFonts w:hint="eastAsia" w:ascii="Times New Roman" w:hAnsi="Times New Roman" w:eastAsia="FangSong" w:cs="Times New Roman"/>
+              </w:rPr>
+              <w:t>与水剧烈反应</w:t>
+            </w:r>
+            <w:r>
+              <w:rPr>
+                <w:rFonts w:hint="eastAsia" w:ascii="Times New Roman" w:hAnsi="Times New Roman" w:eastAsia="Times New Roman" w:cs="Times New Roman"/>
+              </w:rPr>
+              <w:t>、</w:t>
+            </w:r>
+            <w:r>
+              <w:rPr>
+                <w:rFonts w:hint="eastAsia" w:ascii="Times New Roman" w:hAnsi="Times New Roman" w:eastAsia="FangSong" w:cs="Times New Roman"/>
+              </w:rPr>
+              <w:t>密度小于水</w:t>
+            </w:r>
+          </w:p>
+        </w:tc>
+        <w:tc>
+          <w:tcPr/>
+          <w:p>
+            <w:pPr>
+              <w:pStyle w:val="Compact"/>
+              <w:jc w:val="center"/>
+            </w:pPr>
+            <m:oMath>
+              <m:r>
+                <m:rPr>
+                  <m:sty m:val="p"/>
+                </m:rPr>
+                <m:t>2</m:t>
+              </m:r>
+              <m:r>
+                <m:rPr>
+                  <m:sty m:val="p"/>
+                </m:rPr>
+                <m:t>N</m:t>
+              </m:r>
+              <m:r>
+                <m:rPr>
+                  <m:sty m:val="p"/>
+                </m:rPr>
+                <m:t>a</m:t>
+              </m:r>
+              <m:r>
+                <m:rPr>
+                  <m:sty m:val="p"/>
+                </m:rPr>
+                <m:t>+</m:t>
+              </m:r>
+              <m:r>
+                <m:rPr>
+                  <m:sty m:val="p"/>
+                </m:rPr>
+                <m:t>2</m:t>
+              </m:r>
+              <m:sSub>
+                <m:e>
+                  <m:r>
+                    <m:rPr>
+                      <m:sty m:val="p"/>
+                    </m:rPr>
+                    <m:t>H</m:t>
+                  </m:r>
+                </m:e>
+                <m:sub>
+                  <m:r>
+                    <m:rPr>
+                      <m:sty m:val="p"/>
+                    </m:rPr>
+                    <m:t>2</m:t>
+                  </m:r>
+                </m:sub>
+              </m:sSub>
+              <m:r>
+                <m:rPr>
+                  <m:sty m:val="p"/>
+                </m:rPr>
+                <m:t>O</m:t>
+              </m:r>
+              <m:r>
+                <m:rPr>
+                  <m:sty m:val="p"/>
+                </m:rPr>
+                <m:t>→</m:t>
+              </m:r>
+              <m:r>
+                <m:rPr>
+                  <m:sty m:val="p"/>
+                </m:rPr>
+                <m:t>2</m:t>
+              </m:r>
+              <m:r>
+                <m:rPr>
+                  <m:sty m:val="p"/>
+                </m:rPr>
+                <m:t>N</m:t>
+              </m:r>
+              <m:r>
+                <m:rPr>
+                  <m:sty m:val="p"/>
+                </m:rPr>
+                <m:t>a</m:t>
+              </m:r>
+              <m:r>
+                <m:rPr>
+                  <m:sty m:val="p"/>
+                </m:rPr>
+                <m:t>O</m:t>
+              </m:r>
+              <m:r>
+                <m:rPr>
+                  <m:sty m:val="p"/>
+                </m:rPr>
+                <m:t>H</m:t>
+              </m:r>
+              <m:r>
+                <m:rPr>
+                  <m:sty m:val="p"/>
+                </m:rPr>
+                <m:t>+</m:t>
+              </m:r>
+              <m:sSub>
+                <m:e>
+                  <m:r>
+                    <m:rPr>
+                      <m:sty m:val="p"/>
+                    </m:rPr>
+                    <m:t>H</m:t>
+                  </m:r>
+                </m:e>
+                <m:sub>
+                  <m:r>
+                    <m:rPr>
+                      <m:sty m:val="p"/>
+                    </m:rPr>
+                    <m:t>2</m:t>
+                  </m:r>
+                </m:sub>
+              </m:sSub>
+              <m:r>
+                <m:rPr>
+                  <m:sty m:val="p"/>
+                </m:rPr>
+                <m:t>↑</m:t>
+              </m:r>
+            </m:oMath>
+            <w:r>
+              <w:rPr>
+                <w:rFonts w:ascii="Times New Roman" w:hAnsi="Times New Roman" w:eastAsia="Times New Roman" w:cs="Times New Roman"/>
+              </w:rPr>
+              <w:t xml:space="preserve">​</w:t>
+            </w:r>
+          </w:p>
+        </w:tc>
+      </w:tr>
+      <w:tr>
+        <w:tc>
+          <w:tcPr/>
+          <w:p>
+            <w:pPr>
+              <w:pStyle w:val="Compact"/>
+              <w:jc w:val="center"/>
+            </w:pPr>
+            <m:oMath>
+              <m:r>
+                <m:rPr>
+                  <m:sty m:val="p"/>
+                </m:rPr>
+                <m:t>N</m:t>
+              </m:r>
+              <m:sSub>
+                <m:e>
+                  <m:r>
+                    <m:rPr>
+                      <m:sty m:val="p"/>
+                    </m:rPr>
+                    <m:t>a</m:t>
+                  </m:r>
+                </m:e>
+                <m:sub>
+                  <m:r>
+                    <m:rPr>
+                      <m:sty m:val="p"/>
+                    </m:rPr>
+                    <m:t>2</m:t>
+                  </m:r>
+                </m:sub>
+              </m:sSub>
+              <m:r>
+                <m:rPr>
+                  <m:sty m:val="p"/>
+                </m:rPr>
+                <m:t>O</m:t>
+              </m:r>
+            </m:oMath>
+            <w:r>
+              <w:rPr>
+                <w:rFonts w:ascii="Times New Roman" w:hAnsi="Times New Roman" w:eastAsia="Times New Roman" w:cs="Times New Roman"/>
+              </w:rPr>
+              <w:t xml:space="preserve">​</w:t>
+            </w:r>
+          </w:p>
+        </w:tc>
+        <w:tc>
+          <w:tcPr/>
+          <w:p>
+            <w:pPr>
+              <w:pStyle w:val="Compact"/>
+              <w:jc w:val="center"/>
+            </w:pPr>
+            <w:r>
+              <w:rPr>
+                <w:rFonts w:hint="eastAsia" w:ascii="Times New Roman" w:hAnsi="Times New Roman" w:eastAsia="FangSong" w:cs="Times New Roman"/>
+              </w:rPr>
+              <w:t xml:space="preserve">氧化钠</w:t>
+            </w:r>
+          </w:p>
+        </w:tc>
+        <w:tc>
+          <w:tcPr/>
+          <w:p>
+            <w:pPr>
+              <w:pStyle w:val="Compact"/>
+              <w:jc w:val="center"/>
+            </w:pPr>
+            <w:r>
+              <w:rPr>
+                <w:rFonts w:hint="eastAsia" w:ascii="Times New Roman" w:hAnsi="Times New Roman" w:eastAsia="FangSong" w:cs="Times New Roman"/>
+              </w:rPr>
+              <w:t xml:space="preserve">白色固体</w:t>
+            </w:r>
+          </w:p>
+        </w:tc>
+        <w:tc>
+          <w:tcPr/>
+          <w:p>
+            <w:pPr>
+              <w:pStyle w:val="Compact"/>
+              <w:jc w:val="center"/>
+            </w:pPr>
+            <w:r>
+              <w:rPr>
+                <w:rFonts w:hint="eastAsia" w:ascii="Times New Roman" w:hAnsi="Times New Roman" w:eastAsia="FangSong" w:cs="Times New Roman"/>
+              </w:rPr>
+              <w:t xml:space="preserve">碱性氧化物</w:t>
+            </w:r>
+          </w:p>
+        </w:tc>
+        <w:tc>
+          <w:tcPr/>
+          <w:p>
+            <w:pPr>
+              <w:pStyle w:val="Compact"/>
+              <w:jc w:val="center"/>
+            </w:pPr>
+            <m:oMath>
+              <m:r>
+                <m:rPr>
+                  <m:sty m:val="p"/>
+                </m:rPr>
+                <m:t>N</m:t>
+              </m:r>
+              <m:sSub>
+                <m:e>
+                  <m:r>
+                    <m:rPr>
+                      <m:sty m:val="p"/>
+                    </m:rPr>
+                    <m:t>a</m:t>
+                  </m:r>
+                </m:e>
+                <m:sub>
+                  <m:r>
+                    <m:rPr>
+                      <m:sty m:val="p"/>
+                    </m:rPr>
+                    <m:t>2</m:t>
+                  </m:r>
+                </m:sub>
+              </m:sSub>
+              <m:r>
+                <m:rPr>
+                  <m:sty m:val="p"/>
+                </m:rPr>
+                <m:t>O</m:t>
+              </m:r>
+              <m:r>
+                <m:rPr>
+                  <m:sty m:val="p"/>
+                </m:rPr>
+                <m:t>+</m:t>
+              </m:r>
+              <m:sSub>
+                <m:e>
+                  <m:r>
+                    <m:rPr>
+                      <m:sty m:val="p"/>
+                    </m:rPr>
+                    <m:t>H</m:t>
+                  </m:r>
+                </m:e>
+                <m:sub>
+                  <m:r>
+                    <m:rPr>
+                      <m:sty m:val="p"/>
+                    </m:rPr>
+                    <m:t>2</m:t>
+                  </m:r>
+                </m:sub>
+              </m:sSub>
+              <m:r>
+                <m:rPr>
+                  <m:sty m:val="p"/>
+                </m:rPr>
+                <m:t>O</m:t>
+              </m:r>
+              <m:r>
+                <m:rPr>
+                  <m:sty m:val="p"/>
+                </m:rPr>
+                <m:t>→</m:t>
+              </m:r>
+              <m:r>
+                <m:rPr>
+                  <m:sty m:val="p"/>
+                </m:rPr>
+                <m:t>2</m:t>
+              </m:r>
+              <m:r>
+                <m:rPr>
+                  <m:sty m:val="p"/>
+                </m:rPr>
+                <m:t>N</m:t>
+              </m:r>
+              <m:r>
+                <m:rPr>
+                  <m:sty m:val="p"/>
+                </m:rPr>
+                <m:t>a</m:t>
+              </m:r>
+              <m:r>
+                <m:rPr>
+                  <m:sty m:val="p"/>
+                </m:rPr>
+                <m:t>O</m:t>
+              </m:r>
+              <m:r>
+                <m:rPr>
+                  <m:sty m:val="p"/>
+                </m:rPr>
+                <m:t>H</m:t>
+              </m:r>
+            </m:oMath>
+            <w:r>
+              <w:rPr>
+                <w:rFonts w:ascii="Times New Roman" w:hAnsi="Times New Roman" w:eastAsia="Times New Roman" w:cs="Times New Roman"/>
+              </w:rPr>
+              <w:t xml:space="preserve">​</w:t>
+            </w:r>
+          </w:p>
+        </w:tc>
+      </w:tr>
+      <w:tr>
+        <w:tc>
+          <w:tcPr/>
+          <w:p>
+            <w:pPr>
+              <w:pStyle w:val="Compact"/>
+              <w:jc w:val="center"/>
+            </w:pPr>
+            <m:oMath>
+              <m:r>
+                <m:rPr>
+                  <m:sty m:val="p"/>
+                </m:rPr>
+                <m:t>N</m:t>
+              </m:r>
+              <m:sSub>
+                <m:e>
+                  <m:r>
+                    <m:rPr>
+                      <m:sty m:val="p"/>
+                    </m:rPr>
+                    <m:t>a</m:t>
+                  </m:r>
+                </m:e>
+                <m:sub>
+                  <m:r>
+                    <m:rPr>
+                      <m:sty m:val="p"/>
+                    </m:rPr>
+                    <m:t>2</m:t>
+                  </m:r>
+                </m:sub>
+              </m:sSub>
+              <m:sSub>
+                <m:e>
+                  <m:r>
+                    <m:rPr>
+                      <m:sty m:val="p"/>
+                    </m:rPr>
+                    <m:t>O</m:t>
+                  </m:r>
+                </m:e>
+                <m:sub>
+                  <m:r>
+                    <m:rPr>
+                      <m:sty m:val="p"/>
+                    </m:rPr>
+                    <m:t>2</m:t>
+                  </m:r>
+                </m:sub>
+              </m:sSub>
+            </m:oMath>
+            <w:r>
+              <w:rPr>
+                <w:rFonts w:ascii="Times New Roman" w:hAnsi="Times New Roman" w:eastAsia="Times New Roman" w:cs="Times New Roman"/>
+              </w:rPr>
+              <w:t xml:space="preserve">​</w:t>
+            </w:r>
+          </w:p>
+        </w:tc>
+        <w:tc>
+          <w:tcPr/>
+          <w:p>
+            <w:pPr>
+              <w:pStyle w:val="Compact"/>
+              <w:jc w:val="center"/>
+            </w:pPr>
+            <w:r>
+              <w:rPr>
+                <w:rFonts w:hint="eastAsia" w:ascii="Times New Roman" w:hAnsi="Times New Roman" w:eastAsia="FangSong" w:cs="Times New Roman"/>
+              </w:rPr>
+              <w:t xml:space="preserve">过氧化钠</w:t>
+            </w:r>
+          </w:p>
+        </w:tc>
+        <w:tc>
+          <w:tcPr/>
+          <w:p>
+            <w:pPr>
+              <w:pStyle w:val="Compact"/>
+              <w:jc w:val="center"/>
+            </w:pPr>
+            <w:r>
+              <w:rPr>
+                <w:rFonts w:hint="eastAsia" w:ascii="Times New Roman" w:hAnsi="Times New Roman" w:eastAsia="FangSong" w:cs="Times New Roman"/>
+              </w:rPr>
+              <w:t xml:space="preserve">淡黄色粉末</w:t>
+            </w:r>
+          </w:p>
+        </w:tc>
+        <w:tc>
+          <w:tcPr/>
+          <w:p>
+            <w:pPr>
+              <w:pStyle w:val="Compact"/>
+              <w:jc w:val="center"/>
+            </w:pPr>
+            <w:r>
+              <w:rPr>
+                <w:rFonts w:hint="eastAsia" w:ascii="Times New Roman" w:hAnsi="Times New Roman" w:eastAsia="FangSong" w:cs="Times New Roman"/>
+              </w:rPr>
+              <w:t>强氧化性</w:t>
+            </w:r>
+            <w:r>
+              <w:rPr>
+                <w:rFonts w:hint="eastAsia" w:ascii="Times New Roman" w:hAnsi="Times New Roman" w:eastAsia="Times New Roman" w:cs="Times New Roman"/>
+              </w:rPr>
+              <w:t>、</w:t>
+            </w:r>
+            <w:r>
+              <w:rPr>
+                <w:rFonts w:hint="eastAsia" w:ascii="Times New Roman" w:hAnsi="Times New Roman" w:eastAsia="FangSong" w:cs="Times New Roman"/>
+              </w:rPr>
+              <w:t>供氧剂</w:t>
+            </w:r>
+          </w:p>
+        </w:tc>
+        <w:tc>
+          <w:tcPr/>
+          <w:p>
+            <w:pPr>
+              <w:pStyle w:val="Compact"/>
+              <w:jc w:val="center"/>
+            </w:pPr>
+            <m:oMath>
+              <m:r>
+                <m:rPr>
+                  <m:sty m:val="p"/>
+                </m:rPr>
+                <m:t>2</m:t>
+              </m:r>
+              <m:r>
+                <m:rPr>
+                  <m:sty m:val="p"/>
+                </m:rPr>
+                <m:t>N</m:t>
+              </m:r>
+              <m:sSub>
+                <m:e>
+                  <m:r>
+                    <m:rPr>
+                      <m:sty m:val="p"/>
+                    </m:rPr>
+                    <m:t>a</m:t>
+                  </m:r>
+                </m:e>
+                <m:sub>
+                  <m:r>
+                    <m:rPr>
+                      <m:sty m:val="p"/>
+                    </m:rPr>
+                    <m:t>2</m:t>
+                  </m:r>
+                </m:sub>
+              </m:sSub>
+              <m:sSub>
+                <m:e>
+                  <m:r>
+                    <m:rPr>
+                      <m:sty m:val="p"/>
+                    </m:rPr>
+                    <m:t>O</m:t>
+                  </m:r>
+                </m:e>
+                <m:sub>
+                  <m:r>
+                    <m:rPr>
+                      <m:sty m:val="p"/>
+                    </m:rPr>
+                    <m:t>2</m:t>
+                  </m:r>
+                </m:sub>
+              </m:sSub>
+              <m:r>
+                <m:rPr>
+                  <m:sty m:val="p"/>
+                </m:rPr>
+                <m:t>+</m:t>
+              </m:r>
+              <m:r>
+                <m:rPr>
+                  <m:sty m:val="p"/>
+                </m:rPr>
+                <m:t>2</m:t>
+              </m:r>
+              <m:r>
+                <m:rPr>
+                  <m:sty m:val="p"/>
+                </m:rPr>
+                <m:t>C</m:t>
+              </m:r>
+              <m:sSub>
+                <m:e>
+                  <m:r>
+                    <m:rPr>
+                      <m:sty m:val="p"/>
+                    </m:rPr>
+                    <m:t>O</m:t>
+                  </m:r>
+                </m:e>
+                <m:sub>
+                  <m:r>
+                    <m:rPr>
+                      <m:sty m:val="p"/>
+                    </m:rPr>
+                    <m:t>2</m:t>
+                  </m:r>
+                </m:sub>
+              </m:sSub>
+              <m:r>
+                <m:rPr>
+                  <m:sty m:val="p"/>
+                </m:rPr>
+                <m:t>→</m:t>
+              </m:r>
+              <m:r>
+                <m:rPr>
+                  <m:sty m:val="p"/>
+                </m:rPr>
+                <m:t>2</m:t>
+              </m:r>
+              <m:r>
+                <m:rPr>
+                  <m:sty m:val="p"/>
+                </m:rPr>
+                <m:t>N</m:t>
+              </m:r>
+              <m:sSub>
+                <m:e>
+                  <m:r>
+                    <m:rPr>
+                      <m:sty m:val="p"/>
+                    </m:rPr>
+                    <m:t>a</m:t>
+                  </m:r>
+                </m:e>
+                <m:sub>
+                  <m:r>
+                    <m:rPr>
+                      <m:sty m:val="p"/>
+                    </m:rPr>
+                    <m:t>2</m:t>
+                  </m:r>
+                </m:sub>
+              </m:sSub>
+              <m:r>
+                <m:rPr>
+                  <m:sty m:val="p"/>
+                </m:rPr>
+                <m:t>C</m:t>
+              </m:r>
+              <m:sSub>
+                <m:e>
+                  <m:r>
+                    <m:rPr>
+                      <m:sty m:val="p"/>
+                    </m:rPr>
+                    <m:t>O</m:t>
+                  </m:r>
+                </m:e>
+                <m:sub>
+                  <m:r>
+                    <m:rPr>
+                      <m:sty m:val="p"/>
+                    </m:rPr>
+                    <m:t>3</m:t>
+                  </m:r>
+                </m:sub>
+              </m:sSub>
+              <m:r>
+                <m:rPr>
+                  <m:sty m:val="p"/>
+                </m:rPr>
+                <m:t>+</m:t>
+              </m:r>
+              <m:sSub>
+                <m:e>
+                  <m:r>
+                    <m:rPr>
+                      <m:sty m:val="p"/>
+                    </m:rPr>
+                    <m:t>O</m:t>
+                  </m:r>
+                </m:e>
+                <m:sub>
+                  <m:r>
+                    <m:rPr>
+                      <m:sty m:val="p"/>
+                    </m:rPr>
+                    <m:t>2</m:t>
+                  </m:r>
+                </m:sub>
+              </m:sSub>
+              <m:r>
+                <m:rPr>
+                  <m:sty m:val="p"/>
+                </m:rPr>
+                <m:t>↑</m:t>
+              </m:r>
+            </m:oMath>
+            <w:r>
+              <w:rPr>
+                <w:rFonts w:ascii="Times New Roman" w:hAnsi="Times New Roman" w:eastAsia="Times New Roman" w:cs="Times New Roman"/>
+              </w:rPr>
+              <w:t xml:space="preserve">​</w:t>
+            </w:r>
+          </w:p>
+        </w:tc>
+      </w:tr>
+      <w:tr>
+        <w:tc>
+          <w:tcPr/>
+          <w:p>
+            <w:pPr>
+              <w:pStyle w:val="Compact"/>
+              <w:jc w:val="center"/>
+            </w:pPr>
+            <m:oMath>
+              <m:r>
+                <m:rPr>
+                  <m:sty m:val="p"/>
+                </m:rPr>
+                <m:t>K</m:t>
+              </m:r>
+              <m:sSub>
+                <m:e>
+                  <m:r>
+                    <m:rPr>
+                      <m:sty m:val="p"/>
+                    </m:rPr>
+                    <m:t>O</m:t>
+                  </m:r>
+                </m:e>
+                <m:sub>
+                  <m:r>
+                    <m:rPr>
+                      <m:sty m:val="p"/>
+                    </m:rPr>
+                    <m:t>2</m:t>
+                  </m:r>
+                </m:sub>
+              </m:sSub>
+            </m:oMath>
+            <w:r>
+              <w:rPr>
+                <w:rFonts w:ascii="Times New Roman" w:hAnsi="Times New Roman" w:eastAsia="Times New Roman" w:cs="Times New Roman"/>
+              </w:rPr>
+              <w:t xml:space="preserve">​</w:t>
+            </w:r>
+          </w:p>
+        </w:tc>
+        <w:tc>
+          <w:tcPr/>
+          <w:p>
+            <w:pPr>
+              <w:pStyle w:val="Compact"/>
+              <w:jc w:val="center"/>
+            </w:pPr>
+            <w:r>
+              <w:rPr>
+                <w:rFonts w:hint="eastAsia" w:ascii="Times New Roman" w:hAnsi="Times New Roman" w:eastAsia="FangSong" w:cs="Times New Roman"/>
+              </w:rPr>
+              <w:t xml:space="preserve">超氧化钾</w:t>
+            </w:r>
+          </w:p>
+        </w:tc>
+        <w:tc>
+          <w:tcPr/>
+          <w:p>
+            <w:pPr>
+              <w:pStyle w:val="Compact"/>
+              <w:jc w:val="center"/>
+            </w:pPr>
+            <w:r>
+              <w:rPr>
+                <w:rFonts w:hint="eastAsia" w:ascii="Times New Roman" w:hAnsi="Times New Roman" w:eastAsia="FangSong" w:cs="Times New Roman"/>
+              </w:rPr>
+              <w:t xml:space="preserve">金黄色固体</w:t>
+            </w:r>
+          </w:p>
+        </w:tc>
+        <w:tc>
+          <w:tcPr/>
+          <w:p>
+            <w:pPr>
+              <w:pStyle w:val="Compact"/>
+              <w:jc w:val="center"/>
+            </w:pPr>
+            <w:r>
+              <w:rPr>
+                <w:rFonts w:hint="eastAsia" w:ascii="Times New Roman" w:hAnsi="Times New Roman" w:eastAsia="FangSong" w:cs="Times New Roman"/>
+              </w:rPr>
+              <w:t>顺磁</w:t>
+            </w:r>
+            <w:r>
+              <w:rPr>
+                <w:rFonts w:hint="eastAsia" w:ascii="Times New Roman" w:hAnsi="Times New Roman" w:eastAsia="Times New Roman" w:cs="Times New Roman"/>
+              </w:rPr>
+              <w:t>、</w:t>
+            </w:r>
+            <w:r>
+              <w:rPr>
+                <w:rFonts w:hint="eastAsia" w:ascii="Times New Roman" w:hAnsi="Times New Roman" w:eastAsia="FangSong" w:cs="Times New Roman"/>
+              </w:rPr>
+              <w:t>供氧剂</w:t>
+            </w:r>
+          </w:p>
+        </w:tc>
+        <w:tc>
+          <w:tcPr/>
+          <w:p>
+            <w:pPr>
+              <w:pStyle w:val="Compact"/>
+              <w:jc w:val="center"/>
+            </w:pPr>
+            <m:oMath>
+              <m:r>
+                <m:rPr>
+                  <m:sty m:val="p"/>
+                </m:rPr>
+                <m:t>4</m:t>
+              </m:r>
+              <m:r>
+                <m:rPr>
+                  <m:sty m:val="p"/>
+                </m:rPr>
+                <m:t>K</m:t>
+              </m:r>
+              <m:sSub>
+                <m:e>
+                  <m:r>
+                    <m:rPr>
+                      <m:sty m:val="p"/>
+                    </m:rPr>
+                    <m:t>O</m:t>
+                  </m:r>
+                </m:e>
+                <m:sub>
+                  <m:r>
+                    <m:rPr>
+                      <m:sty m:val="p"/>
+                    </m:rPr>
+                    <m:t>2</m:t>
+                  </m:r>
+                </m:sub>
+              </m:sSub>
+              <m:r>
+                <m:rPr>
+                  <m:sty m:val="p"/>
+                </m:rPr>
+                <m:t>+</m:t>
+              </m:r>
+              <m:r>
+                <m:rPr>
+                  <m:sty m:val="p"/>
+                </m:rPr>
+                <m:t>2</m:t>
+              </m:r>
+              <m:r>
+                <m:rPr>
+                  <m:sty m:val="p"/>
+                </m:rPr>
+                <m:t>C</m:t>
+              </m:r>
+              <m:sSub>
+                <m:e>
+                  <m:r>
+                    <m:rPr>
+                      <m:sty m:val="p"/>
+                    </m:rPr>
+                    <m:t>O</m:t>
+                  </m:r>
+                </m:e>
+                <m:sub>
+                  <m:r>
+                    <m:rPr>
+                      <m:sty m:val="p"/>
+                    </m:rPr>
+                    <m:t>2</m:t>
+                  </m:r>
+                </m:sub>
+              </m:sSub>
+              <m:r>
+                <m:rPr>
+                  <m:sty m:val="p"/>
+                </m:rPr>
+                <m:t>→</m:t>
+              </m:r>
+              <m:r>
+                <m:rPr>
+                  <m:sty m:val="p"/>
+                </m:rPr>
+                <m:t>2</m:t>
+              </m:r>
+              <m:sSub>
+                <m:e>
+                  <m:r>
+                    <m:rPr>
+                      <m:sty m:val="p"/>
+                    </m:rPr>
+                    <m:t>K</m:t>
+                  </m:r>
+                </m:e>
+                <m:sub>
+                  <m:r>
+                    <m:rPr>
+                      <m:sty m:val="p"/>
+                    </m:rPr>
+                    <m:t>2</m:t>
+                  </m:r>
+                </m:sub>
+              </m:sSub>
+              <m:r>
+                <m:rPr>
+                  <m:sty m:val="p"/>
+                </m:rPr>
+                <m:t>C</m:t>
+              </m:r>
+              <m:sSub>
+                <m:e>
+                  <m:r>
+                    <m:rPr>
+                      <m:sty m:val="p"/>
+                    </m:rPr>
+                    <m:t>O</m:t>
+                  </m:r>
+                </m:e>
+                <m:sub>
+                  <m:r>
+                    <m:rPr>
+                      <m:sty m:val="p"/>
+                    </m:rPr>
+                    <m:t>3</m:t>
+                  </m:r>
+                </m:sub>
+              </m:sSub>
+              <m:r>
+                <m:rPr>
+                  <m:sty m:val="p"/>
+                </m:rPr>
+                <m:t>+</m:t>
+              </m:r>
+              <m:r>
+                <m:rPr>
+                  <m:sty m:val="p"/>
+                </m:rPr>
+                <m:t>3</m:t>
+              </m:r>
+              <m:sSub>
+                <m:e>
+                  <m:r>
+                    <m:rPr>
+                      <m:sty m:val="p"/>
+                    </m:rPr>
+                    <m:t>O</m:t>
+                  </m:r>
+                </m:e>
+                <m:sub>
+                  <m:r>
+                    <m:rPr>
+                      <m:sty m:val="p"/>
+                    </m:rPr>
+                    <m:t>2</m:t>
+                  </m:r>
+                </m:sub>
+              </m:sSub>
+              <m:r>
+                <m:rPr>
+                  <m:sty m:val="p"/>
+                </m:rPr>
+                <m:t>↑</m:t>
+              </m:r>
+            </m:oMath>
+            <w:r>
+              <w:rPr>
+                <w:rFonts w:ascii="Times New Roman" w:hAnsi="Times New Roman" w:eastAsia="Times New Roman" w:cs="Times New Roman"/>
+              </w:rPr>
+              <w:t xml:space="preserve">​</w:t>
+            </w:r>
+          </w:p>
+        </w:tc>
+      </w:tr>
+      <w:tr>
+        <w:tc>
+          <w:tcPr/>
+          <w:p>
+            <w:pPr>
+              <w:pStyle w:val="Compact"/>
+              <w:jc w:val="center"/>
+            </w:pPr>
+            <m:oMath>
+              <m:r>
+                <m:rPr>
+                  <m:sty m:val="p"/>
+                </m:rPr>
+                <m:t>K</m:t>
+              </m:r>
+              <m:sSub>
+                <m:e>
+                  <m:r>
+                    <m:rPr>
+                      <m:sty m:val="p"/>
+                    </m:rPr>
+                    <m:t>O</m:t>
+                  </m:r>
+                </m:e>
+                <m:sub>
+                  <m:r>
+                    <m:rPr>
+                      <m:sty m:val="p"/>
+                    </m:rPr>
+                    <m:t>3</m:t>
+                  </m:r>
+                </m:sub>
+              </m:sSub>
+            </m:oMath>
+            <w:r>
+              <w:rPr>
+                <w:rFonts w:ascii="Times New Roman" w:hAnsi="Times New Roman" w:eastAsia="Times New Roman" w:cs="Times New Roman"/>
+              </w:rPr>
+              <w:t xml:space="preserve">​</w:t>
+            </w:r>
+          </w:p>
+        </w:tc>
+        <w:tc>
+          <w:tcPr/>
+          <w:p>
+            <w:pPr>
+              <w:pStyle w:val="Compact"/>
+              <w:jc w:val="center"/>
+            </w:pPr>
+            <w:r>
+              <w:rPr>
+                <w:rFonts w:hint="eastAsia" w:ascii="Times New Roman" w:hAnsi="Times New Roman" w:eastAsia="FangSong" w:cs="Times New Roman"/>
+              </w:rPr>
+              <w:t xml:space="preserve">臭氧化钾</w:t>
+            </w:r>
+          </w:p>
+        </w:tc>
+        <w:tc>
+          <w:tcPr/>
+          <w:p>
+            <w:pPr>
+              <w:pStyle w:val="Compact"/>
+              <w:jc w:val="center"/>
+            </w:pPr>
+            <w:r>
+              <w:rPr>
+                <w:rFonts w:hint="eastAsia" w:ascii="Times New Roman" w:hAnsi="Times New Roman" w:eastAsia="FangSong" w:cs="Times New Roman"/>
+              </w:rPr>
+              <w:t xml:space="preserve">深橘红色固体</w:t>
+            </w:r>
+          </w:p>
+        </w:tc>
+        <w:tc>
+          <w:tcPr/>
+          <w:p>
+            <w:pPr>
+              <w:pStyle w:val="Compact"/>
+              <w:jc w:val="center"/>
+            </w:pPr>
+            <w:r>
+              <w:rPr>
+                <w:rFonts w:hint="eastAsia" w:ascii="Times New Roman" w:hAnsi="Times New Roman" w:eastAsia="FangSong" w:cs="Times New Roman"/>
+              </w:rPr>
+              <w:t xml:space="preserve">强氧化性</w:t>
+            </w:r>
+          </w:p>
+        </w:tc>
+        <w:tc>
+          <w:tcPr/>
+          <w:p>
+            <w:pPr>
+              <w:pStyle w:val="Compact"/>
+              <w:jc w:val="center"/>
+            </w:pPr>
+            <m:oMath>
+              <m:r>
+                <m:rPr>
+                  <m:sty m:val="p"/>
+                </m:rPr>
+                <m:t>K</m:t>
+              </m:r>
+              <m:sSub>
+                <m:e>
+                  <m:r>
+                    <m:rPr>
+                      <m:sty m:val="p"/>
+                    </m:rPr>
+                    <m:t>O</m:t>
+                  </m:r>
+                </m:e>
+                <m:sub>
+                  <m:r>
+                    <m:rPr>
+                      <m:sty m:val="p"/>
+                    </m:rPr>
+                    <m:t>3</m:t>
+                  </m:r>
+                </m:sub>
+              </m:sSub>
+              <m:r>
+                <m:rPr>
+                  <m:sty m:val="p"/>
+                </m:rPr>
+                <m:t>+</m:t>
+              </m:r>
+              <m:sSub>
+                <m:e>
+                  <m:r>
+                    <m:rPr>
+                      <m:sty m:val="p"/>
+                    </m:rPr>
+                    <m:t>H</m:t>
+                  </m:r>
+                </m:e>
+                <m:sub>
+                  <m:r>
+                    <m:rPr>
+                      <m:sty m:val="p"/>
+                    </m:rPr>
+                    <m:t>2</m:t>
+                  </m:r>
+                </m:sub>
+              </m:sSub>
+              <m:r>
+                <m:rPr>
+                  <m:sty m:val="p"/>
+                </m:rPr>
+                <m:t>O</m:t>
+              </m:r>
+              <m:r>
+                <m:rPr>
+                  <m:sty m:val="p"/>
+                </m:rPr>
+                <m:t>→</m:t>
+              </m:r>
+              <m:r>
+                <m:rPr>
+                  <m:sty m:val="p"/>
+                </m:rPr>
+                <m:t>K</m:t>
+              </m:r>
+              <m:r>
+                <m:rPr>
+                  <m:sty m:val="p"/>
+                </m:rPr>
+                <m:t>O</m:t>
+              </m:r>
+              <m:r>
+                <m:rPr>
+                  <m:sty m:val="p"/>
+                </m:rPr>
+                <m:t>H</m:t>
+              </m:r>
+              <m:r>
+                <m:rPr>
+                  <m:sty m:val="p"/>
+                </m:rPr>
+                <m:t>+</m:t>
+              </m:r>
+              <m:sSub>
+                <m:e>
+                  <m:r>
+                    <m:rPr>
+                      <m:sty m:val="p"/>
+                    </m:rPr>
+                    <m:t>O</m:t>
+                  </m:r>
+                </m:e>
+                <m:sub>
+                  <m:r>
+                    <m:rPr>
+                      <m:sty m:val="p"/>
+                    </m:rPr>
+                    <m:t>2</m:t>
+                  </m:r>
+                </m:sub>
+              </m:sSub>
+              <m:r>
+                <m:rPr>
+                  <m:sty m:val="p"/>
+                </m:rPr>
+                <m:t>↑</m:t>
+              </m:r>
+            </m:oMath>
+            <w:r>
+              <w:rPr>
+                <w:rFonts w:ascii="Times New Roman" w:hAnsi="Times New Roman" w:eastAsia="Times New Roman" w:cs="Times New Roman"/>
+              </w:rPr>
+              <w:t xml:space="preserve">​</w:t>
+            </w:r>
+          </w:p>
+        </w:tc>
+      </w:tr>
+      <w:tr>
+        <w:tc>
+          <w:tcPr/>
+          <w:p>
+            <w:pPr>
+              <w:pStyle w:val="Compact"/>
+              <w:jc w:val="center"/>
+            </w:pPr>
+            <m:oMath>
+              <m:r>
+                <m:rPr>
+                  <m:sty m:val="p"/>
+                </m:rPr>
+                <m:t>N</m:t>
+              </m:r>
+              <m:r>
+                <m:rPr>
+                  <m:sty m:val="p"/>
+                </m:rPr>
+                <m:t>a</m:t>
+              </m:r>
+              <m:r>
+                <m:rPr>
+                  <m:sty m:val="p"/>
+                </m:rPr>
+                <m:t>O</m:t>
+              </m:r>
+              <m:r>
+                <m:rPr>
+                  <m:sty m:val="p"/>
+                </m:rPr>
+                <m:t>H</m:t>
+              </m:r>
+            </m:oMath>
+            <w:r>
+              <w:rPr>
+                <w:rFonts w:ascii="Times New Roman" w:hAnsi="Times New Roman" w:eastAsia="Times New Roman" w:cs="Times New Roman"/>
+              </w:rPr>
+              <w:t xml:space="preserve">​</w:t>
+            </w:r>
+          </w:p>
+        </w:tc>
+        <w:tc>
+          <w:tcPr/>
+          <w:p>
+            <w:pPr>
+              <w:pStyle w:val="Compact"/>
+              <w:jc w:val="center"/>
+            </w:pPr>
+            <w:r>
+              <w:rPr>
+                <w:rFonts w:hint="eastAsia" w:ascii="Times New Roman" w:hAnsi="Times New Roman" w:eastAsia="FangSong" w:cs="Times New Roman"/>
+              </w:rPr>
+              <w:t>烧碱</w:t>
+            </w:r>
+            <w:r>
+              <w:rPr>
+                <w:rFonts w:hint="eastAsia" w:ascii="Times New Roman" w:hAnsi="Times New Roman" w:eastAsia="Times New Roman" w:cs="Times New Roman"/>
+              </w:rPr>
+              <w:t>、</w:t>
+            </w:r>
+            <w:r>
+              <w:rPr>
+                <w:rFonts w:hint="eastAsia" w:ascii="Times New Roman" w:hAnsi="Times New Roman" w:eastAsia="FangSong" w:cs="Times New Roman"/>
+              </w:rPr>
+              <w:t>火碱</w:t>
+            </w:r>
+            <w:r>
+              <w:rPr>
+                <w:rFonts w:hint="eastAsia" w:ascii="Times New Roman" w:hAnsi="Times New Roman" w:eastAsia="Times New Roman" w:cs="Times New Roman"/>
+              </w:rPr>
+              <w:t>、</w:t>
+            </w:r>
+            <w:r>
+              <w:rPr>
+                <w:rFonts w:hint="eastAsia" w:ascii="Times New Roman" w:hAnsi="Times New Roman" w:eastAsia="FangSong" w:cs="Times New Roman"/>
+              </w:rPr>
+              <w:t>苛性钠</w:t>
+            </w:r>
+          </w:p>
+        </w:tc>
+        <w:tc>
+          <w:tcPr/>
+          <w:p>
+            <w:pPr>
+              <w:pStyle w:val="Compact"/>
+              <w:jc w:val="center"/>
+            </w:pPr>
+            <w:r>
+              <w:rPr>
+                <w:rFonts w:hint="eastAsia" w:ascii="Times New Roman" w:hAnsi="Times New Roman" w:eastAsia="FangSong" w:cs="Times New Roman"/>
+              </w:rPr>
+              <w:t>白色固体</w:t>
+            </w:r>
+            <w:r>
+              <w:rPr>
+                <w:rFonts w:hint="eastAsia" w:ascii="Times New Roman" w:hAnsi="Times New Roman" w:eastAsia="Times New Roman" w:cs="Times New Roman"/>
+              </w:rPr>
+              <w:t>、</w:t>
+            </w:r>
+            <w:r>
+              <w:rPr>
+                <w:rFonts w:hint="eastAsia" w:ascii="Times New Roman" w:hAnsi="Times New Roman" w:eastAsia="FangSong" w:cs="Times New Roman"/>
+              </w:rPr>
+              <w:t>易潮解</w:t>
+            </w:r>
+          </w:p>
+        </w:tc>
+        <w:tc>
+          <w:tcPr/>
+          <w:p>
+            <w:pPr>
+              <w:pStyle w:val="Compact"/>
+              <w:jc w:val="center"/>
+            </w:pPr>
+            <w:r>
+              <w:rPr>
+                <w:rFonts w:hint="eastAsia" w:ascii="Times New Roman" w:hAnsi="Times New Roman" w:eastAsia="FangSong" w:cs="Times New Roman"/>
+              </w:rPr>
+              <w:t>强碱</w:t>
+            </w:r>
+            <w:r>
+              <w:rPr>
+                <w:rFonts w:hint="eastAsia" w:ascii="Times New Roman" w:hAnsi="Times New Roman" w:eastAsia="Times New Roman" w:cs="Times New Roman"/>
+              </w:rPr>
+              <w:t>、</w:t>
+            </w:r>
+            <w:r>
+              <w:rPr>
+                <w:rFonts w:hint="eastAsia" w:ascii="Times New Roman" w:hAnsi="Times New Roman" w:eastAsia="FangSong" w:cs="Times New Roman"/>
+              </w:rPr>
+              <w:t>腐蚀性</w:t>
+            </w:r>
+          </w:p>
+        </w:tc>
+        <w:tc>
+          <w:tcPr/>
+          <w:p>
+            <w:pPr>
+              <w:pStyle w:val="Compact"/>
+              <w:jc w:val="center"/>
+            </w:pPr>
+            <m:oMath>
+              <m:r>
+                <m:rPr>
+                  <m:sty m:val="p"/>
+                </m:rPr>
+                <m:t>2</m:t>
+              </m:r>
+              <m:r>
+                <m:rPr>
+                  <m:sty m:val="p"/>
+                </m:rPr>
+                <m:t>N</m:t>
+              </m:r>
+              <m:r>
+                <m:rPr>
+                  <m:sty m:val="p"/>
+                </m:rPr>
+                <m:t>a</m:t>
+              </m:r>
+              <m:r>
+                <m:rPr>
+                  <m:sty m:val="p"/>
+                </m:rPr>
+                <m:t>O</m:t>
+              </m:r>
+              <m:r>
+                <m:rPr>
+                  <m:sty m:val="p"/>
+                </m:rPr>
+                <m:t>H</m:t>
+              </m:r>
+              <m:r>
+                <m:rPr>
+                  <m:sty m:val="p"/>
+                </m:rPr>
+                <m:t>+</m:t>
+              </m:r>
+              <m:r>
+                <m:rPr>
+                  <m:sty m:val="p"/>
+                </m:rPr>
+                <m:t>C</m:t>
+              </m:r>
+              <m:sSub>
+                <m:e>
+                  <m:r>
+                    <m:rPr>
+                      <m:sty m:val="p"/>
+                    </m:rPr>
+                    <m:t>O</m:t>
+                  </m:r>
+                </m:e>
+                <m:sub>
+                  <m:r>
+                    <m:rPr>
+                      <m:sty m:val="p"/>
+                    </m:rPr>
+                    <m:t>2</m:t>
+                  </m:r>
+                </m:sub>
+              </m:sSub>
+              <m:r>
+                <m:rPr>
+                  <m:sty m:val="p"/>
+                </m:rPr>
+                <m:t>→</m:t>
+              </m:r>
+              <m:r>
+                <m:rPr>
+                  <m:sty m:val="p"/>
+                </m:rPr>
+                <m:t>N</m:t>
+              </m:r>
+              <m:sSub>
+                <m:e>
+                  <m:r>
+                    <m:rPr>
+                      <m:sty m:val="p"/>
+                    </m:rPr>
+                    <m:t>a</m:t>
+                  </m:r>
+                </m:e>
+                <m:sub>
+                  <m:r>
+                    <m:rPr>
+                      <m:sty m:val="p"/>
+                    </m:rPr>
+                    <m:t>2</m:t>
+                  </m:r>
+                </m:sub>
+              </m:sSub>
+              <m:r>
+                <m:rPr>
+                  <m:sty m:val="p"/>
+                </m:rPr>
+                <m:t>C</m:t>
+              </m:r>
+              <m:sSub>
+                <m:e>
+                  <m:r>
+                    <m:rPr>
+                      <m:sty m:val="p"/>
+                    </m:rPr>
+                    <m:t>O</m:t>
+                  </m:r>
+                </m:e>
+                <m:sub>
+                  <m:r>
+                    <m:rPr>
+                      <m:sty m:val="p"/>
+                    </m:rPr>
+                    <m:t>3</m:t>
+                  </m:r>
+                </m:sub>
+              </m:sSub>
+              <m:r>
+                <m:rPr>
+                  <m:sty m:val="p"/>
+                </m:rPr>
+                <m:t>+</m:t>
+              </m:r>
+              <m:sSub>
+                <m:e>
+                  <m:r>
+                    <m:rPr>
+                      <m:sty m:val="p"/>
+                    </m:rPr>
+                    <m:t>H</m:t>
+                  </m:r>
+                </m:e>
+                <m:sub>
+                  <m:r>
+                    <m:rPr>
+                      <m:sty m:val="p"/>
+                    </m:rPr>
+                    <m:t>2</m:t>
+                  </m:r>
+                </m:sub>
+              </m:sSub>
+              <m:r>
+                <m:rPr>
+                  <m:sty m:val="p"/>
+                </m:rPr>
+                <m:t>O</m:t>
+              </m:r>
+            </m:oMath>
+            <w:r>
+              <w:rPr>
+                <w:rFonts w:ascii="Times New Roman" w:hAnsi="Times New Roman" w:eastAsia="Times New Roman" w:cs="Times New Roman"/>
+              </w:rPr>
+              <w:t xml:space="preserve">​</w:t>
+            </w:r>
+          </w:p>
+        </w:tc>
+      </w:tr>
+      <w:tr>
+        <w:tc>
+          <w:tcPr/>
+          <w:p>
+            <w:pPr>
+              <w:pStyle w:val="Compact"/>
+              <w:jc w:val="center"/>
+            </w:pPr>
+            <m:oMath>
+              <m:r>
+                <m:rPr>
+                  <m:sty m:val="p"/>
+                </m:rPr>
+                <m:t>N</m:t>
+              </m:r>
+              <m:sSub>
+                <m:e>
+                  <m:r>
+                    <m:rPr>
+                      <m:sty m:val="p"/>
+                    </m:rPr>
+                    <m:t>a</m:t>
+                  </m:r>
+                </m:e>
+                <m:sub>
+                  <m:r>
+                    <m:rPr>
+                      <m:sty m:val="p"/>
+                    </m:rPr>
+                    <m:t>2</m:t>
+                  </m:r>
+                </m:sub>
+              </m:sSub>
+              <m:r>
+                <m:rPr>
+                  <m:sty m:val="p"/>
+                </m:rPr>
+                <m:t>C</m:t>
+              </m:r>
+              <m:sSub>
+                <m:e>
+                  <m:r>
+                    <m:rPr>
+                      <m:sty m:val="p"/>
+                    </m:rPr>
+                    <m:t>O</m:t>
+                  </m:r>
+                </m:e>
+                <m:sub>
+                  <m:r>
+                    <m:rPr>
+                      <m:sty m:val="p"/>
+                    </m:rPr>
+                    <m:t>3</m:t>
+                  </m:r>
+                </m:sub>
+              </m:sSub>
+            </m:oMath>
+            <w:r>
+              <w:rPr>
+                <w:rFonts w:ascii="Times New Roman" w:hAnsi="Times New Roman" w:eastAsia="Times New Roman" w:cs="Times New Roman"/>
+              </w:rPr>
+              <w:t xml:space="preserve">​</w:t>
+            </w:r>
+          </w:p>
+        </w:tc>
+        <w:tc>
+          <w:tcPr/>
+          <w:p>
+            <w:pPr>
+              <w:pStyle w:val="Compact"/>
+              <w:jc w:val="center"/>
+            </w:pPr>
+            <w:r>
+              <w:rPr>
+                <w:rFonts w:hint="eastAsia" w:ascii="Times New Roman" w:hAnsi="Times New Roman" w:eastAsia="FangSong" w:cs="Times New Roman"/>
+              </w:rPr>
+              <w:t>纯碱</w:t>
+            </w:r>
+            <w:r>
+              <w:rPr>
+                <w:rFonts w:hint="eastAsia" w:ascii="Times New Roman" w:hAnsi="Times New Roman" w:eastAsia="Times New Roman" w:cs="Times New Roman"/>
+              </w:rPr>
+              <w:t>、</w:t>
+            </w:r>
+            <w:r>
+              <w:rPr>
+                <w:rFonts w:hint="eastAsia" w:ascii="Times New Roman" w:hAnsi="Times New Roman" w:eastAsia="FangSong" w:cs="Times New Roman"/>
+              </w:rPr>
+              <w:t>苏打</w:t>
+            </w:r>
+          </w:p>
+        </w:tc>
+        <w:tc>
+          <w:tcPr/>
+          <w:p>
+            <w:pPr>
+              <w:pStyle w:val="Compact"/>
+              <w:jc w:val="center"/>
+            </w:pPr>
+            <w:r>
+              <w:rPr>
+                <w:rFonts w:hint="eastAsia" w:ascii="Times New Roman" w:hAnsi="Times New Roman" w:eastAsia="FangSong" w:cs="Times New Roman"/>
+              </w:rPr>
+              <w:t xml:space="preserve">白色粉末</w:t>
+            </w:r>
+          </w:p>
+        </w:tc>
+        <w:tc>
+          <w:tcPr/>
+          <w:p>
+            <w:pPr>
+              <w:pStyle w:val="Compact"/>
+              <w:jc w:val="center"/>
+            </w:pPr>
+            <w:r>
+              <w:rPr>
+                <w:rFonts w:hint="eastAsia" w:ascii="Times New Roman" w:hAnsi="Times New Roman" w:eastAsia="FangSong" w:cs="Times New Roman"/>
+              </w:rPr>
+              <w:t xml:space="preserve">强碱弱酸盐</w:t>
+            </w:r>
+          </w:p>
+        </w:tc>
+        <w:tc>
+          <w:tcPr/>
+          <w:p>
+            <w:pPr>
+              <w:pStyle w:val="Compact"/>
+              <w:jc w:val="center"/>
+            </w:pPr>
+            <m:oMath>
+              <m:r>
+                <m:rPr>
+                  <m:sty m:val="p"/>
+                </m:rPr>
+                <m:t>N</m:t>
+              </m:r>
+              <m:sSub>
+                <m:e>
+                  <m:r>
+                    <m:rPr>
+                      <m:sty m:val="p"/>
+                    </m:rPr>
+                    <m:t>a</m:t>
+                  </m:r>
+                </m:e>
+                <m:sub>
+                  <m:r>
+                    <m:rPr>
+                      <m:sty m:val="p"/>
+                    </m:rPr>
+                    <m:t>2</m:t>
+                  </m:r>
+                </m:sub>
+              </m:sSub>
+              <m:r>
+                <m:rPr>
+                  <m:sty m:val="p"/>
+                </m:rPr>
+                <m:t>C</m:t>
+              </m:r>
+              <m:sSub>
+                <m:e>
+                  <m:r>
+                    <m:rPr>
+                      <m:sty m:val="p"/>
+                    </m:rPr>
+                    <m:t>O</m:t>
+                  </m:r>
+                </m:e>
+                <m:sub>
+                  <m:r>
+                    <m:rPr>
+                      <m:sty m:val="p"/>
+                    </m:rPr>
+                    <m:t>3</m:t>
+                  </m:r>
+                </m:sub>
+              </m:sSub>
+              <m:r>
+                <m:rPr>
+                  <m:sty m:val="p"/>
+                </m:rPr>
+                <m:t>+</m:t>
+              </m:r>
+              <m:r>
+                <m:rPr>
+                  <m:sty m:val="p"/>
+                </m:rPr>
+                <m:t>2</m:t>
+              </m:r>
+              <m:r>
+                <m:rPr>
+                  <m:sty m:val="p"/>
+                </m:rPr>
+                <m:t>H</m:t>
+              </m:r>
+              <m:r>
+                <m:rPr>
+                  <m:sty m:val="p"/>
+                </m:rPr>
+                <m:t>C</m:t>
+              </m:r>
+              <m:r>
+                <m:rPr>
+                  <m:sty m:val="p"/>
+                </m:rPr>
+                <m:t>l</m:t>
+              </m:r>
+              <m:r>
+                <m:rPr>
+                  <m:sty m:val="p"/>
+                </m:rPr>
+                <m:t>→</m:t>
+              </m:r>
+              <m:r>
+                <m:rPr>
+                  <m:sty m:val="p"/>
+                </m:rPr>
+                <m:t>2</m:t>
+              </m:r>
+              <m:r>
+                <m:rPr>
+                  <m:sty m:val="p"/>
+                </m:rPr>
+                <m:t>N</m:t>
+              </m:r>
+              <m:r>
+                <m:rPr>
+                  <m:sty m:val="p"/>
+                </m:rPr>
+                <m:t>a</m:t>
+              </m:r>
+              <m:r>
+                <m:rPr>
+                  <m:sty m:val="p"/>
+                </m:rPr>
+                <m:t>C</m:t>
+              </m:r>
+              <m:r>
+                <m:rPr>
+                  <m:sty m:val="p"/>
+                </m:rPr>
+                <m:t>l</m:t>
+              </m:r>
+              <m:r>
+                <m:rPr>
+                  <m:sty m:val="p"/>
+                </m:rPr>
+                <m:t>+</m:t>
+              </m:r>
+              <m:r>
+                <m:rPr>
+                  <m:sty m:val="p"/>
+                </m:rPr>
+                <m:t>C</m:t>
+              </m:r>
+              <m:sSub>
+                <m:e>
+                  <m:r>
+                    <m:rPr>
+                      <m:sty m:val="p"/>
+                    </m:rPr>
+                    <m:t>O</m:t>
+                  </m:r>
+                </m:e>
+                <m:sub>
+                  <m:r>
+                    <m:rPr>
+                      <m:sty m:val="p"/>
+                    </m:rPr>
+                    <m:t>2</m:t>
+                  </m:r>
+                </m:sub>
+              </m:sSub>
+              <m:r>
+                <m:rPr>
+                  <m:sty m:val="p"/>
+                </m:rPr>
+                <m:t>↑</m:t>
+              </m:r>
+              <m:r>
+                <m:rPr>
+                  <m:sty m:val="p"/>
+                </m:rPr>
+                <m:t>+</m:t>
+              </m:r>
+              <m:sSub>
+                <m:e>
+                  <m:r>
+                    <m:rPr>
+                      <m:sty m:val="p"/>
+                    </m:rPr>
+                    <m:t>H</m:t>
+                  </m:r>
+                </m:e>
+                <m:sub>
+                  <m:r>
+                    <m:rPr>
+                      <m:sty m:val="p"/>
+                    </m:rPr>
+                    <m:t>2</m:t>
+                  </m:r>
+                </m:sub>
+              </m:sSub>
+              <m:r>
+                <m:rPr>
+                  <m:sty m:val="p"/>
+                </m:rPr>
+                <m:t>O</m:t>
+              </m:r>
+            </m:oMath>
+            <w:r>
+              <w:rPr>
+                <w:rFonts w:ascii="Times New Roman" w:hAnsi="Times New Roman" w:eastAsia="Times New Roman" w:cs="Times New Roman"/>
+              </w:rPr>
+              <w:t xml:space="preserve">​</w:t>
+            </w:r>
+          </w:p>
+        </w:tc>
+      </w:tr>
+      <w:tr>
+        <w:tc>
+          <w:tcPr/>
+          <w:p>
+            <w:pPr>
+              <w:pStyle w:val="Compact"/>
+              <w:jc w:val="center"/>
+            </w:pPr>
+            <m:oMath>
+              <m:r>
+                <m:rPr>
+                  <m:sty m:val="p"/>
+                </m:rPr>
+                <m:t>N</m:t>
+              </m:r>
+              <m:r>
+                <m:rPr>
+                  <m:sty m:val="p"/>
+                </m:rPr>
+                <m:t>a</m:t>
+              </m:r>
+              <m:r>
+                <m:rPr>
+                  <m:sty m:val="p"/>
+                </m:rPr>
+                <m:t>H</m:t>
+              </m:r>
+              <m:r>
+                <m:rPr>
+                  <m:sty m:val="p"/>
+                </m:rPr>
+                <m:t>C</m:t>
+              </m:r>
+              <m:sSub>
+                <m:e>
+                  <m:r>
+                    <m:rPr>
+                      <m:sty m:val="p"/>
+                    </m:rPr>
+                    <m:t>O</m:t>
+                  </m:r>
+                </m:e>
+                <m:sub>
+                  <m:r>
+                    <m:rPr>
+                      <m:sty m:val="p"/>
+                    </m:rPr>
+                    <m:t>3</m:t>
+                  </m:r>
+                </m:sub>
+              </m:sSub>
+            </m:oMath>
+            <w:r>
+              <w:rPr>
+                <w:rFonts w:ascii="Times New Roman" w:hAnsi="Times New Roman" w:eastAsia="Times New Roman" w:cs="Times New Roman"/>
+              </w:rPr>
+              <w:t xml:space="preserve">​</w:t>
+            </w:r>
+          </w:p>
+        </w:tc>
+        <w:tc>
+          <w:tcPr/>
+          <w:p>
+            <w:pPr>
+              <w:pStyle w:val="Compact"/>
+              <w:jc w:val="center"/>
+            </w:pPr>
+            <w:r>
+              <w:rPr>
+                <w:rFonts w:hint="eastAsia" w:ascii="Times New Roman" w:hAnsi="Times New Roman" w:eastAsia="FangSong" w:cs="Times New Roman"/>
+              </w:rPr>
+              <w:t xml:space="preserve">小苏打</w:t>
+            </w:r>
+          </w:p>
+        </w:tc>
+        <w:tc>
+          <w:tcPr/>
+          <w:p>
+            <w:pPr>
+              <w:pStyle w:val="Compact"/>
+              <w:jc w:val="center"/>
+            </w:pPr>
+            <w:r>
+              <w:rPr>
+                <w:rFonts w:hint="eastAsia" w:ascii="Times New Roman" w:hAnsi="Times New Roman" w:eastAsia="FangSong" w:cs="Times New Roman"/>
+              </w:rPr>
+              <w:t xml:space="preserve">白色粉末</w:t>
+            </w:r>
+          </w:p>
+        </w:tc>
+        <w:tc>
+          <w:tcPr/>
+          <w:p>
+            <w:pPr>
+              <w:pStyle w:val="Compact"/>
+              <w:jc w:val="center"/>
+            </w:pPr>
+            <w:r>
+              <w:rPr>
+                <w:rFonts w:hint="eastAsia" w:ascii="Times New Roman" w:hAnsi="Times New Roman" w:eastAsia="FangSong" w:cs="Times New Roman"/>
+              </w:rPr>
+              <w:t xml:space="preserve">受热分解</w:t>
+            </w:r>
+          </w:p>
+        </w:tc>
+        <w:tc>
+          <w:tcPr/>
+          <w:p>
+            <w:pPr>
+              <w:pStyle w:val="Compact"/>
+              <w:jc w:val="center"/>
+            </w:pPr>
+            <m:oMath>
+              <m:r>
+                <m:rPr>
+                  <m:sty m:val="p"/>
+                </m:rPr>
+                <m:t>2</m:t>
+              </m:r>
+              <m:r>
+                <m:rPr>
+                  <m:sty m:val="p"/>
+                </m:rPr>
+                <m:t>N</m:t>
+              </m:r>
+              <m:r>
+                <m:rPr>
+                  <m:sty m:val="p"/>
+                </m:rPr>
+                <m:t>a</m:t>
+              </m:r>
+              <m:r>
+                <m:rPr>
+                  <m:sty m:val="p"/>
+                </m:rPr>
+                <m:t>H</m:t>
+              </m:r>
+              <m:r>
+                <m:rPr>
+                  <m:sty m:val="p"/>
+                </m:rPr>
+                <m:t>C</m:t>
+              </m:r>
+              <m:sSub>
+                <m:e>
+                  <m:r>
+                    <m:rPr>
+                      <m:sty m:val="p"/>
+                    </m:rPr>
+                    <m:t>O</m:t>
+                  </m:r>
+                </m:e>
+                <m:sub>
+                  <m:r>
+                    <m:rPr>
+                      <m:sty m:val="p"/>
+                    </m:rPr>
+                    <m:t>3</m:t>
+                  </m:r>
+                </m:sub>
+              </m:sSub>
+              <m:limUpp>
+                <m:e>
+                  <m:r>
+                    <m:rPr>
+                      <m:sty m:val="p"/>
+                    </m:rPr>
+                    <m:t>→</m:t>
+                  </m:r>
+                </m:e>
+                <m:lim>
+                  <m:r>
+                    <m:rPr>
+                      <m:sty m:val="p"/>
+                    </m:rPr>
+                    <m:t>Δ</m:t>
+                  </m:r>
+                </m:lim>
+              </m:limUpp>
+              <m:r>
+                <m:rPr>
+                  <m:sty m:val="p"/>
+                </m:rPr>
+                <m:t>N</m:t>
+              </m:r>
+              <m:sSub>
+                <m:e>
+                  <m:r>
+                    <m:rPr>
+                      <m:sty m:val="p"/>
+                    </m:rPr>
+                    <m:t>a</m:t>
+                  </m:r>
+                </m:e>
+                <m:sub>
+                  <m:r>
+                    <m:rPr>
+                      <m:sty m:val="p"/>
+                    </m:rPr>
+                    <m:t>2</m:t>
+                  </m:r>
+                </m:sub>
+              </m:sSub>
+              <m:r>
+                <m:rPr>
+                  <m:sty m:val="p"/>
+                </m:rPr>
+                <m:t>C</m:t>
+              </m:r>
+              <m:sSub>
+                <m:e>
+                  <m:r>
+                    <m:rPr>
+                      <m:sty m:val="p"/>
+                    </m:rPr>
+                    <m:t>O</m:t>
+                  </m:r>
+                </m:e>
+                <m:sub>
+                  <m:r>
+                    <m:rPr>
+                      <m:sty m:val="p"/>
+                    </m:rPr>
+                    <m:t>3</m:t>
+                  </m:r>
+                </m:sub>
+              </m:sSub>
+              <m:r>
+                <m:rPr>
+                  <m:sty m:val="p"/>
+                </m:rPr>
+                <m:t>+</m:t>
+              </m:r>
+              <m:r>
+                <m:rPr>
+                  <m:sty m:val="p"/>
+                </m:rPr>
+                <m:t>C</m:t>
+              </m:r>
+              <m:sSub>
+                <m:e>
+                  <m:r>
+                    <m:rPr>
+                      <m:sty m:val="p"/>
+                    </m:rPr>
+                    <m:t>O</m:t>
+                  </m:r>
+                </m:e>
+                <m:sub>
+                  <m:r>
+                    <m:rPr>
+                      <m:sty m:val="p"/>
+                    </m:rPr>
+                    <m:t>2</m:t>
+                  </m:r>
+                </m:sub>
+              </m:sSub>
+              <m:r>
+                <m:rPr>
+                  <m:sty m:val="p"/>
+                </m:rPr>
+                <m:t>↑</m:t>
+              </m:r>
+              <m:r>
+                <m:rPr>
+                  <m:sty m:val="p"/>
+                </m:rPr>
+                <m:t>+</m:t>
+              </m:r>
+              <m:sSub>
+                <m:e>
+                  <m:r>
+                    <m:rPr>
+                      <m:sty m:val="p"/>
+                    </m:rPr>
+                    <m:t>H</m:t>
+                  </m:r>
+                </m:e>
+                <m:sub>
+                  <m:r>
+                    <m:rPr>
+                      <m:sty m:val="p"/>
+                    </m:rPr>
+                    <m:t>2</m:t>
+                  </m:r>
+                </m:sub>
+              </m:sSub>
+              <m:r>
+                <m:rPr>
+                  <m:sty m:val="p"/>
+                </m:rPr>
+                <m:t>O</m:t>
+              </m:r>
+            </m:oMath>
+            <w:r>
+              <w:rPr>
+                <w:rFonts w:ascii="Times New Roman" w:hAnsi="Times New Roman" w:eastAsia="Times New Roman" w:cs="Times New Roman"/>
+              </w:rPr>
+              <w:t xml:space="preserve">​</w:t>
+            </w:r>
+          </w:p>
+        </w:tc>
+      </w:tr>
+      <w:tr>
+        <w:tc>
+          <w:tcPr/>
+          <w:p>
+            <w:pPr>
+              <w:pStyle w:val="Compact"/>
+              <w:jc w:val="center"/>
+            </w:pPr>
+            <m:oMath>
+              <m:r>
+                <m:rPr>
+                  <m:sty m:val="p"/>
+                </m:rPr>
+                <m:t>N</m:t>
+              </m:r>
+              <m:sSub>
+                <m:e>
+                  <m:r>
+                    <m:rPr>
+                      <m:sty m:val="p"/>
+                    </m:rPr>
+                    <m:t>a</m:t>
+                  </m:r>
+                </m:e>
+                <m:sub>
+                  <m:r>
+                    <m:rPr>
+                      <m:sty m:val="p"/>
+                    </m:rPr>
+                    <m:t>2</m:t>
+                  </m:r>
+                </m:sub>
+              </m:sSub>
+              <m:r>
+                <m:rPr>
+                  <m:sty m:val="p"/>
+                </m:rPr>
+                <m:t>S</m:t>
+              </m:r>
+              <m:sSub>
+                <m:e>
+                  <m:r>
+                    <m:rPr>
+                      <m:sty m:val="p"/>
+                    </m:rPr>
+                    <m:t>O</m:t>
+                  </m:r>
+                </m:e>
+                <m:sub>
+                  <m:r>
+                    <m:rPr>
+                      <m:sty m:val="p"/>
+                    </m:rPr>
+                    <m:t>4</m:t>
+                  </m:r>
+                </m:sub>
+              </m:sSub>
+              <m:r>
+                <m:rPr>
+                  <m:sty m:val="p"/>
+                </m:rPr>
+                <m:t>⋅</m:t>
+              </m:r>
+              <m:r>
+                <m:rPr>
+                  <m:sty m:val="p"/>
+                </m:rPr>
+                <m:t>10</m:t>
+              </m:r>
+              <m:sSub>
+                <m:e>
+                  <m:r>
+                    <m:rPr>
+                      <m:sty m:val="p"/>
+                    </m:rPr>
+                    <m:t>H</m:t>
+                  </m:r>
+                </m:e>
+                <m:sub>
+                  <m:r>
+                    <m:rPr>
+                      <m:sty m:val="p"/>
+                    </m:rPr>
+                    <m:t>2</m:t>
+                  </m:r>
+                </m:sub>
+              </m:sSub>
+              <m:r>
+                <m:rPr>
+                  <m:sty m:val="p"/>
+                </m:rPr>
+                <m:t>O</m:t>
+              </m:r>
+            </m:oMath>
+            <w:r>
+              <w:rPr>
+                <w:rFonts w:ascii="Times New Roman" w:hAnsi="Times New Roman" w:eastAsia="Times New Roman" w:cs="Times New Roman"/>
+              </w:rPr>
+              <w:t xml:space="preserve">​</w:t>
+            </w:r>
+          </w:p>
+        </w:tc>
+        <w:tc>
+          <w:tcPr/>
+          <w:p>
+            <w:pPr>
+              <w:pStyle w:val="Compact"/>
+              <w:jc w:val="center"/>
+            </w:pPr>
+            <w:r>
+              <w:rPr>
+                <w:rFonts w:hint="eastAsia" w:ascii="Times New Roman" w:hAnsi="Times New Roman" w:eastAsia="FangSong" w:cs="Times New Roman"/>
+              </w:rPr>
+              <w:t xml:space="preserve">芒硝</w:t>
+            </w:r>
+          </w:p>
+        </w:tc>
+        <w:tc>
+          <w:tcPr/>
+          <w:p>
+            <w:pPr>
+              <w:pStyle w:val="Compact"/>
+              <w:jc w:val="center"/>
+            </w:pPr>
+            <w:r>
+              <w:rPr>
+                <w:rFonts w:hint="eastAsia" w:ascii="Times New Roman" w:hAnsi="Times New Roman" w:eastAsia="FangSong" w:cs="Times New Roman"/>
+              </w:rPr>
+              <w:t xml:space="preserve">无色晶体</w:t>
+            </w:r>
+          </w:p>
+        </w:tc>
+        <w:tc>
+          <w:tcPr/>
+          <w:p>
+            <w:pPr>
+              <w:pStyle w:val="Compact"/>
+              <w:jc w:val="center"/>
+            </w:pPr>
+            <w:r>
+              <w:rPr>
+                <w:rFonts w:hint="eastAsia" w:ascii="Times New Roman" w:hAnsi="Times New Roman" w:eastAsia="FangSong" w:cs="Times New Roman"/>
+              </w:rPr>
+              <w:t xml:space="preserve">风化失水</w:t>
+            </w:r>
+          </w:p>
+        </w:tc>
+        <w:tc>
+          <w:tcPr/>
+          <w:p>
+            <w:pPr>
+              <w:pStyle w:val="Compact"/>
+              <w:jc w:val="center"/>
+            </w:pPr>
+            <m:oMath>
+              <m:r>
+                <m:rPr>
+                  <m:sty m:val="p"/>
+                </m:rPr>
+                <m:t>N</m:t>
+              </m:r>
+              <m:sSub>
+                <m:e>
+                  <m:r>
+                    <m:rPr>
+                      <m:sty m:val="p"/>
+                    </m:rPr>
+                    <m:t>a</m:t>
+                  </m:r>
+                </m:e>
+                <m:sub>
+                  <m:r>
+                    <m:rPr>
+                      <m:sty m:val="p"/>
+                    </m:rPr>
+                    <m:t>2</m:t>
+                  </m:r>
+                </m:sub>
+              </m:sSub>
+              <m:r>
+                <m:rPr>
+                  <m:sty m:val="p"/>
+                </m:rPr>
+                <m:t>S</m:t>
+              </m:r>
+              <m:sSub>
+                <m:e>
+                  <m:r>
+                    <m:rPr>
+                      <m:sty m:val="p"/>
+                    </m:rPr>
+                    <m:t>O</m:t>
+                  </m:r>
+                </m:e>
+                <m:sub>
+                  <m:r>
+                    <m:rPr>
+                      <m:sty m:val="p"/>
+                    </m:rPr>
+                    <m:t>4</m:t>
+                  </m:r>
+                </m:sub>
+              </m:sSub>
+              <m:r>
+                <m:rPr>
+                  <m:sty m:val="p"/>
+                </m:rPr>
+                <m:t>⋅</m:t>
+              </m:r>
+              <m:r>
+                <m:rPr>
+                  <m:sty m:val="p"/>
+                </m:rPr>
+                <m:t>10</m:t>
+              </m:r>
+              <m:sSub>
+                <m:e>
+                  <m:r>
+                    <m:rPr>
+                      <m:sty m:val="p"/>
+                    </m:rPr>
+                    <m:t>H</m:t>
+                  </m:r>
+                </m:e>
+                <m:sub>
+                  <m:r>
+                    <m:rPr>
+                      <m:sty m:val="p"/>
+                    </m:rPr>
+                    <m:t>2</m:t>
+                  </m:r>
+                </m:sub>
+              </m:sSub>
+              <m:r>
+                <m:rPr>
+                  <m:sty m:val="p"/>
+                </m:rPr>
+                <m:t>O</m:t>
+              </m:r>
+              <m:r>
+                <m:rPr>
+                  <m:sty m:val="p"/>
+                </m:rPr>
+                <m:t>→</m:t>
+              </m:r>
+              <m:r>
+                <m:rPr>
+                  <m:sty m:val="p"/>
+                </m:rPr>
+                <m:t>N</m:t>
+              </m:r>
+              <m:sSub>
+                <m:e>
+                  <m:r>
+                    <m:rPr>
+                      <m:sty m:val="p"/>
+                    </m:rPr>
+                    <m:t>a</m:t>
+                  </m:r>
+                </m:e>
+                <m:sub>
+                  <m:r>
+                    <m:rPr>
+                      <m:sty m:val="p"/>
+                    </m:rPr>
+                    <m:t>2</m:t>
+                  </m:r>
+                </m:sub>
+              </m:sSub>
+              <m:r>
+                <m:rPr>
+                  <m:sty m:val="p"/>
+                </m:rPr>
+                <m:t>S</m:t>
+              </m:r>
+              <m:sSub>
+                <m:e>
+                  <m:r>
+                    <m:rPr>
+                      <m:sty m:val="p"/>
+                    </m:rPr>
+                    <m:t>O</m:t>
+                  </m:r>
+                </m:e>
+                <m:sub>
+                  <m:r>
+                    <m:rPr>
+                      <m:sty m:val="p"/>
+                    </m:rPr>
+                    <m:t>4</m:t>
+                  </m:r>
+                </m:sub>
+              </m:sSub>
+              <m:r>
+                <m:rPr>
+                  <m:sty m:val="p"/>
+                </m:rPr>
+                <m:t>+</m:t>
+              </m:r>
+              <m:r>
+                <m:rPr>
+                  <m:sty m:val="p"/>
+                </m:rPr>
+                <m:t>10</m:t>
+              </m:r>
+              <m:sSub>
+                <m:e>
+                  <m:r>
+                    <m:rPr>
+                      <m:sty m:val="p"/>
+                    </m:rPr>
+                    <m:t>H</m:t>
+                  </m:r>
+                </m:e>
+                <m:sub>
+                  <m:r>
+                    <m:rPr>
+                      <m:sty m:val="p"/>
+                    </m:rPr>
+                    <m:t>2</m:t>
+                  </m:r>
+                </m:sub>
+              </m:sSub>
+              <m:r>
+                <m:rPr>
+                  <m:sty m:val="p"/>
+                </m:rPr>
+                <m:t>O</m:t>
+              </m:r>
+            </m:oMath>
+            <w:r>
+              <w:rPr>
+                <w:rFonts w:ascii="Times New Roman" w:hAnsi="Times New Roman" w:eastAsia="Times New Roman" w:cs="Times New Roman"/>
+              </w:rPr>
+              <w:t xml:space="preserve">​</w:t>
+            </w:r>
+          </w:p>
+        </w:tc>
+      </w:tr>
+      <w:tr>
+        <w:tc>
+          <w:tcPr/>
+          <w:p>
+            <w:pPr>
+              <w:pStyle w:val="Compact"/>
+              <w:jc w:val="center"/>
+            </w:pPr>
+            <m:oMath>
+              <m:r>
+                <m:rPr>
+                  <m:sty m:val="p"/>
+                </m:rPr>
+                <m:t>N</m:t>
+              </m:r>
+              <m:sSub>
+                <m:e>
+                  <m:r>
+                    <m:rPr>
+                      <m:sty m:val="p"/>
+                    </m:rPr>
+                    <m:t>a</m:t>
+                  </m:r>
+                </m:e>
+                <m:sub>
+                  <m:r>
+                    <m:rPr>
+                      <m:sty m:val="p"/>
+                    </m:rPr>
+                    <m:t>2</m:t>
+                  </m:r>
+                </m:sub>
+              </m:sSub>
+              <m:sSub>
+                <m:e>
+                  <m:r>
+                    <m:rPr>
+                      <m:sty m:val="p"/>
+                    </m:rPr>
+                    <m:t>S</m:t>
+                  </m:r>
+                </m:e>
+                <m:sub>
+                  <m:r>
+                    <m:rPr>
+                      <m:sty m:val="p"/>
+                    </m:rPr>
+                    <m:t>2</m:t>
+                  </m:r>
+                </m:sub>
+              </m:sSub>
+              <m:sSub>
+                <m:e>
+                  <m:r>
+                    <m:rPr>
+                      <m:sty m:val="p"/>
+                    </m:rPr>
+                    <m:t>O</m:t>
+                  </m:r>
+                </m:e>
+                <m:sub>
+                  <m:r>
+                    <m:rPr>
+                      <m:sty m:val="p"/>
+                    </m:rPr>
+                    <m:t>3</m:t>
+                  </m:r>
+                </m:sub>
+              </m:sSub>
+              <m:r>
+                <m:rPr>
+                  <m:sty m:val="p"/>
+                </m:rPr>
+                <m:t>⋅</m:t>
+              </m:r>
+              <m:r>
+                <m:rPr>
+                  <m:sty m:val="p"/>
+                </m:rPr>
+                <m:t>5</m:t>
+              </m:r>
+              <m:sSub>
+                <m:e>
+                  <m:r>
+                    <m:rPr>
+                      <m:sty m:val="p"/>
+                    </m:rPr>
+                    <m:t>H</m:t>
+                  </m:r>
+                </m:e>
+                <m:sub>
+                  <m:r>
+                    <m:rPr>
+                      <m:sty m:val="p"/>
+                    </m:rPr>
+                    <m:t>2</m:t>
+                  </m:r>
+                </m:sub>
+              </m:sSub>
+              <m:r>
+                <m:rPr>
+                  <m:sty m:val="p"/>
+                </m:rPr>
+                <m:t>O</m:t>
+              </m:r>
+            </m:oMath>
+            <w:r>
+              <w:rPr>
+                <w:rFonts w:ascii="Times New Roman" w:hAnsi="Times New Roman" w:eastAsia="Times New Roman" w:cs="Times New Roman"/>
+              </w:rPr>
+              <w:t xml:space="preserve">​</w:t>
+            </w:r>
+          </w:p>
+        </w:tc>
+        <w:tc>
+          <w:tcPr/>
+          <w:p>
+            <w:pPr>
+              <w:pStyle w:val="Compact"/>
+              <w:jc w:val="center"/>
+            </w:pPr>
+            <w:r>
+              <w:rPr>
+                <w:rFonts w:hint="eastAsia" w:ascii="Times New Roman" w:hAnsi="Times New Roman" w:eastAsia="FangSong" w:cs="Times New Roman"/>
+              </w:rPr>
+              <w:t>大苏打</w:t>
+            </w:r>
+            <w:r>
+              <w:rPr>
+                <w:rFonts w:hint="eastAsia" w:ascii="Times New Roman" w:hAnsi="Times New Roman" w:eastAsia="Times New Roman" w:cs="Times New Roman"/>
+              </w:rPr>
+              <w:t>、</w:t>
+            </w:r>
+            <w:r>
+              <w:rPr>
+                <w:rFonts w:hint="eastAsia" w:ascii="Times New Roman" w:hAnsi="Times New Roman" w:eastAsia="FangSong" w:cs="Times New Roman"/>
+              </w:rPr>
+              <w:t>海波</w:t>
+            </w:r>
+          </w:p>
+        </w:tc>
+        <w:tc>
+          <w:tcPr/>
+          <w:p>
+            <w:pPr>
+              <w:pStyle w:val="Compact"/>
+              <w:jc w:val="center"/>
+            </w:pPr>
+            <w:r>
+              <w:rPr>
+                <w:rFonts w:hint="eastAsia" w:ascii="Times New Roman" w:hAnsi="Times New Roman" w:eastAsia="FangSong" w:cs="Times New Roman"/>
+              </w:rPr>
+              <w:t xml:space="preserve">无色透明晶体</w:t>
+            </w:r>
+          </w:p>
+        </w:tc>
+        <w:tc>
+          <w:tcPr/>
+          <w:p>
+            <w:pPr>
+              <w:pStyle w:val="Compact"/>
+              <w:jc w:val="center"/>
+            </w:pPr>
+            <w:r>
+              <w:rPr>
+                <w:rFonts w:hint="eastAsia" w:ascii="Times New Roman" w:hAnsi="Times New Roman" w:eastAsia="FangSong" w:cs="Times New Roman"/>
+              </w:rPr>
+              <w:t>还原性</w:t>
+            </w:r>
+            <w:r>
+              <w:rPr>
+                <w:rFonts w:hint="eastAsia" w:ascii="Times New Roman" w:hAnsi="Times New Roman" w:eastAsia="Times New Roman" w:cs="Times New Roman"/>
+              </w:rPr>
+              <w:t>、</w:t>
+            </w:r>
+            <w:r>
+              <w:rPr>
+                <w:rFonts w:hint="eastAsia" w:ascii="Times New Roman" w:hAnsi="Times New Roman" w:eastAsia="FangSong" w:cs="Times New Roman"/>
+              </w:rPr>
+              <w:t>配位性</w:t>
+            </w:r>
+          </w:p>
+        </w:tc>
+        <w:tc>
+          <w:tcPr/>
+          <w:p>
+            <w:pPr>
+              <w:pStyle w:val="Compact"/>
+              <w:jc w:val="center"/>
+            </w:pPr>
+            <m:oMath>
+              <m:r>
+                <m:rPr>
+                  <m:sty m:val="p"/>
+                </m:rPr>
+                <m:t>2</m:t>
+              </m:r>
+              <m:r>
+                <m:rPr>
+                  <m:sty m:val="p"/>
+                </m:rPr>
+                <m:t>N</m:t>
+              </m:r>
+              <m:sSub>
+                <m:e>
+                  <m:r>
+                    <m:rPr>
+                      <m:sty m:val="p"/>
+                    </m:rPr>
+                    <m:t>a</m:t>
+                  </m:r>
+                </m:e>
+                <m:sub>
+                  <m:r>
+                    <m:rPr>
+                      <m:sty m:val="p"/>
+                    </m:rPr>
+                    <m:t>2</m:t>
+                  </m:r>
+                </m:sub>
+              </m:sSub>
+              <m:sSub>
+                <m:e>
+                  <m:r>
+                    <m:rPr>
+                      <m:sty m:val="p"/>
+                    </m:rPr>
+                    <m:t>S</m:t>
+                  </m:r>
+                </m:e>
+                <m:sub>
+                  <m:r>
+                    <m:rPr>
+                      <m:sty m:val="p"/>
+                    </m:rPr>
+                    <m:t>2</m:t>
+                  </m:r>
+                </m:sub>
+              </m:sSub>
+              <m:sSub>
+                <m:e>
+                  <m:r>
+                    <m:rPr>
+                      <m:sty m:val="p"/>
+                    </m:rPr>
+                    <m:t>O</m:t>
+                  </m:r>
+                </m:e>
+                <m:sub>
+                  <m:r>
+                    <m:rPr>
+                      <m:sty m:val="p"/>
+                    </m:rPr>
+                    <m:t>3</m:t>
+                  </m:r>
+                </m:sub>
+              </m:sSub>
+              <m:r>
+                <m:rPr>
+                  <m:sty m:val="p"/>
+                </m:rPr>
+                <m:t>+</m:t>
+              </m:r>
+              <m:sSub>
+                <m:e>
+                  <m:r>
+                    <m:rPr>
+                      <m:sty m:val="p"/>
+                    </m:rPr>
+                    <m:t>I</m:t>
+                  </m:r>
+                </m:e>
+                <m:sub>
+                  <m:r>
+                    <m:rPr>
+                      <m:sty m:val="p"/>
+                    </m:rPr>
+                    <m:t>2</m:t>
+                  </m:r>
+                </m:sub>
+              </m:sSub>
+              <m:r>
+                <m:rPr>
+                  <m:sty m:val="p"/>
+                </m:rPr>
+                <m:t>→</m:t>
+              </m:r>
+              <m:r>
+                <m:rPr>
+                  <m:sty m:val="p"/>
+                </m:rPr>
+                <m:t>N</m:t>
+              </m:r>
+              <m:sSub>
+                <m:e>
+                  <m:r>
+                    <m:rPr>
+                      <m:sty m:val="p"/>
+                    </m:rPr>
+                    <m:t>a</m:t>
+                  </m:r>
+                </m:e>
+                <m:sub>
+                  <m:r>
+                    <m:rPr>
+                      <m:sty m:val="p"/>
+                    </m:rPr>
+                    <m:t>2</m:t>
+                  </m:r>
+                </m:sub>
+              </m:sSub>
+              <m:sSub>
+                <m:e>
+                  <m:r>
+                    <m:rPr>
+                      <m:sty m:val="p"/>
+                    </m:rPr>
+                    <m:t>S</m:t>
+                  </m:r>
+                </m:e>
+                <m:sub>
+                  <m:r>
+                    <m:rPr>
+                      <m:sty m:val="p"/>
+                    </m:rPr>
+                    <m:t>4</m:t>
+                  </m:r>
+                </m:sub>
+              </m:sSub>
+              <m:sSub>
+                <m:e>
+                  <m:r>
+                    <m:rPr>
+                      <m:sty m:val="p"/>
+                    </m:rPr>
+                    <m:t>O</m:t>
+                  </m:r>
+                </m:e>
+                <m:sub>
+                  <m:r>
+                    <m:rPr>
+                      <m:sty m:val="p"/>
+                    </m:rPr>
+                    <m:t>6</m:t>
+                  </m:r>
+                </m:sub>
+              </m:sSub>
+              <m:r>
+                <m:rPr>
+                  <m:sty m:val="p"/>
+                </m:rPr>
+                <m:t>+</m:t>
+              </m:r>
+              <m:r>
+                <m:rPr>
+                  <m:sty m:val="p"/>
+                </m:rPr>
+                <m:t>2</m:t>
+              </m:r>
+              <m:r>
+                <m:rPr>
+                  <m:sty m:val="p"/>
+                </m:rPr>
+                <m:t>N</m:t>
+              </m:r>
+              <m:r>
+                <m:rPr>
+                  <m:sty m:val="p"/>
+                </m:rPr>
+                <m:t>a</m:t>
+              </m:r>
+              <m:r>
+                <m:rPr>
+                  <m:sty m:val="p"/>
+                </m:rPr>
+                <m:t>I</m:t>
+              </m:r>
+            </m:oMath>
+            <w:r>
+              <w:rPr>
+                <w:rFonts w:ascii="Times New Roman" w:hAnsi="Times New Roman" w:eastAsia="Times New Roman" w:cs="Times New Roman"/>
+              </w:rPr>
+              <w:t xml:space="preserve">​</w:t>
+            </w:r>
+          </w:p>
+        </w:tc>
+      </w:tr>
+      <w:tr>
+        <w:tc>
+          <w:tcPr/>
+          <w:p>
+            <w:pPr>
+              <w:pStyle w:val="Compact"/>
+              <w:jc w:val="center"/>
+            </w:pPr>
+            <m:oMath>
+              <m:r>
+                <m:rPr>
+                  <m:sty m:val="p"/>
+                </m:rPr>
+                <m:t>N</m:t>
+              </m:r>
+              <m:sSub>
+                <m:e>
+                  <m:r>
+                    <m:rPr>
+                      <m:sty m:val="p"/>
+                    </m:rPr>
+                    <m:t>a</m:t>
+                  </m:r>
+                </m:e>
+                <m:sub>
+                  <m:r>
+                    <m:rPr>
+                      <m:sty m:val="p"/>
+                    </m:rPr>
+                    <m:t>3</m:t>
+                  </m:r>
+                </m:sub>
+              </m:sSub>
+              <m:r>
+                <m:rPr>
+                  <m:sty m:val="p"/>
+                </m:rPr>
+                <m:t>[</m:t>
+              </m:r>
+              <m:r>
+                <m:rPr>
+                  <m:sty m:val="p"/>
+                </m:rPr>
+                <m:t>C</m:t>
+              </m:r>
+              <m:r>
+                <m:rPr>
+                  <m:sty m:val="p"/>
+                </m:rPr>
+                <m:t>o</m:t>
+              </m:r>
+              <m:r>
+                <m:rPr>
+                  <m:sty m:val="p"/>
+                </m:rPr>
+                <m:t>(</m:t>
+              </m:r>
+              <m:r>
+                <m:rPr>
+                  <m:sty m:val="p"/>
+                </m:rPr>
+                <m:t>N</m:t>
+              </m:r>
+              <m:sSub>
+                <m:e>
+                  <m:r>
+                    <m:rPr>
+                      <m:sty m:val="p"/>
+                    </m:rPr>
+                    <m:t>O</m:t>
+                  </m:r>
+                </m:e>
+                <m:sub>
+                  <m:r>
+                    <m:rPr>
+                      <m:sty m:val="p"/>
+                    </m:rPr>
+                    <m:t>2</m:t>
+                  </m:r>
+                </m:sub>
+              </m:sSub>
+              <m:sSub>
+                <m:e>
+                  <m:r>
+                    <m:rPr>
+                      <m:sty m:val="p"/>
+                    </m:rPr>
+                    <m:t>)</m:t>
+                  </m:r>
+                </m:e>
+                <m:sub>
+                  <m:r>
+                    <m:rPr>
+                      <m:sty m:val="p"/>
+                    </m:rPr>
+                    <m:t>6</m:t>
+                  </m:r>
+                </m:sub>
+              </m:sSub>
+              <m:r>
+                <m:rPr>
+                  <m:sty m:val="p"/>
+                </m:rPr>
+                <m:t>]</m:t>
+              </m:r>
+            </m:oMath>
+            <w:r>
+              <w:rPr>
+                <w:rFonts w:ascii="Times New Roman" w:hAnsi="Times New Roman" w:eastAsia="Times New Roman" w:cs="Times New Roman"/>
+              </w:rPr>
+              <w:t xml:space="preserve">​</w:t>
+            </w:r>
+          </w:p>
+        </w:tc>
+        <w:tc>
+          <w:tcPr/>
+          <w:p>
+            <w:pPr>
+              <w:pStyle w:val="Compact"/>
+              <w:jc w:val="center"/>
+            </w:pPr>
+            <w:r>
+              <w:rPr>
+                <w:rFonts w:hint="eastAsia" w:ascii="Times New Roman" w:hAnsi="Times New Roman" w:eastAsia="FangSong" w:cs="Times New Roman"/>
+              </w:rPr>
+              <w:t xml:space="preserve">钴亚硝酸钠</w:t>
+            </w:r>
+          </w:p>
+        </w:tc>
+        <w:tc>
+          <w:tcPr/>
+          <w:p>
+            <w:pPr>
+              <w:pStyle w:val="Compact"/>
+              <w:jc w:val="center"/>
+            </w:pPr>
+            <w:r>
+              <w:rPr>
+                <w:rFonts w:hint="eastAsia" w:ascii="Times New Roman" w:hAnsi="Times New Roman" w:eastAsia="FangSong" w:cs="Times New Roman"/>
+              </w:rPr>
+              <w:t xml:space="preserve">橙黄色</w:t>
+            </w:r>
+          </w:p>
+        </w:tc>
+        <w:tc>
+          <w:tcPr/>
+          <w:p>
+            <w:pPr>
+              <w:pStyle w:val="Compact"/>
+              <w:jc w:val="center"/>
+            </w:pPr>
+            <m:oMath>
+              <m:sSup>
+                <m:e>
+                  <m:r>
+                    <m:rPr>
+                      <m:sty m:val="p"/>
+                    </m:rPr>
+                    <m:t>K</m:t>
+                  </m:r>
+                </m:e>
+                <m:sup>
+                  <m:r>
+                    <m:rPr>
+                      <m:sty m:val="p"/>
+                    </m:rPr>
+                    <m:t>+</m:t>
+                  </m:r>
+                </m:sup>
+              </m:sSup>
+            </m:oMath>
+            <w:r>
+              <w:rPr>
+                <w:rFonts w:ascii="Times New Roman" w:hAnsi="Times New Roman" w:eastAsia="Times New Roman" w:cs="Times New Roman"/>
+              </w:rPr>
+              <w:t xml:space="preserve"> </w:t>
+            </w:r>
+            <w:r>
+              <w:rPr>
+                <w:rFonts w:hint="eastAsia" w:ascii="Times New Roman" w:hAnsi="Times New Roman" w:eastAsia="FangSong" w:cs="Times New Roman"/>
+              </w:rPr>
+              <w:t xml:space="preserve">的特征试剂</w:t>
+            </w:r>
+          </w:p>
+        </w:tc>
+        <w:tc>
+          <w:tcPr/>
+          <w:p>
+            <w:pPr>
+              <w:pStyle w:val="Compact"/>
+              <w:jc w:val="center"/>
+            </w:pPr>
+            <m:oMath>
+              <m:r>
+                <m:rPr>
+                  <m:sty m:val="p"/>
+                </m:rPr>
+                <m:t>2</m:t>
+              </m:r>
+              <m:sSup>
+                <m:e>
+                  <m:r>
+                    <m:rPr>
+                      <m:sty m:val="p"/>
+                    </m:rPr>
+                    <m:t>K</m:t>
+                  </m:r>
+                </m:e>
+                <m:sup>
+                  <m:r>
+                    <m:rPr>
+                      <m:sty m:val="p"/>
+                    </m:rPr>
+                    <m:t>+</m:t>
+                  </m:r>
+                </m:sup>
+              </m:sSup>
+              <m:r>
+                <m:rPr>
+                  <m:sty m:val="p"/>
+                </m:rPr>
+                <m:t>+</m:t>
+              </m:r>
+              <m:r>
+                <m:rPr>
+                  <m:sty m:val="p"/>
+                </m:rPr>
+                <m:t>N</m:t>
+              </m:r>
+              <m:sSup>
+                <m:e>
+                  <m:r>
+                    <m:rPr>
+                      <m:sty m:val="p"/>
+                    </m:rPr>
+                    <m:t>a</m:t>
+                  </m:r>
+                </m:e>
+                <m:sup>
+                  <m:r>
+                    <m:rPr>
+                      <m:sty m:val="p"/>
+                    </m:rPr>
+                    <m:t>+</m:t>
+                  </m:r>
+                </m:sup>
+              </m:sSup>
+              <m:r>
+                <m:rPr>
+                  <m:sty m:val="p"/>
+                </m:rPr>
+                <m:t>+</m:t>
+              </m:r>
+              <m:r>
+                <m:rPr>
+                  <m:sty m:val="p"/>
+                </m:rPr>
+                <m:t>[</m:t>
+              </m:r>
+              <m:r>
+                <m:rPr>
+                  <m:sty m:val="p"/>
+                </m:rPr>
+                <m:t>C</m:t>
+              </m:r>
+              <m:r>
+                <m:rPr>
+                  <m:sty m:val="p"/>
+                </m:rPr>
+                <m:t>o</m:t>
+              </m:r>
+              <m:r>
+                <m:rPr>
+                  <m:sty m:val="p"/>
+                </m:rPr>
+                <m:t>(</m:t>
+              </m:r>
+              <m:r>
+                <m:rPr>
+                  <m:sty m:val="p"/>
+                </m:rPr>
+                <m:t>N</m:t>
+              </m:r>
+              <m:sSub>
+                <m:e>
+                  <m:r>
+                    <m:rPr>
+                      <m:sty m:val="p"/>
+                    </m:rPr>
+                    <m:t>O</m:t>
+                  </m:r>
+                </m:e>
+                <m:sub>
+                  <m:r>
+                    <m:rPr>
+                      <m:sty m:val="p"/>
+                    </m:rPr>
+                    <m:t>2</m:t>
+                  </m:r>
+                </m:sub>
+              </m:sSub>
+              <m:sSub>
+                <m:e>
+                  <m:r>
+                    <m:rPr>
+                      <m:sty m:val="p"/>
+                    </m:rPr>
+                    <m:t>)</m:t>
+                  </m:r>
+                </m:e>
+                <m:sub>
+                  <m:r>
+                    <m:rPr>
+                      <m:sty m:val="p"/>
+                    </m:rPr>
+                    <m:t>6</m:t>
+                  </m:r>
+                </m:sub>
+              </m:sSub>
+              <m:sSup>
+                <m:e>
+                  <m:r>
+                    <m:rPr>
+                      <m:sty m:val="p"/>
+                    </m:rPr>
+                    <m:t>]</m:t>
+                  </m:r>
+                </m:e>
+                <m:sup>
+                  <m:r>
+                    <m:rPr>
+                      <m:sty m:val="p"/>
+                    </m:rPr>
+                    <m:t>3</m:t>
+                  </m:r>
+                  <m:r>
+                    <m:rPr>
+                      <m:sty m:val="p"/>
+                    </m:rPr>
+                    <m:t>−</m:t>
+                  </m:r>
+                </m:sup>
+              </m:sSup>
+              <m:r>
+                <m:rPr>
+                  <m:sty m:val="p"/>
+                </m:rPr>
+                <m:t>→</m:t>
+              </m:r>
+              <m:sSub>
+                <m:e>
+                  <m:r>
+                    <m:rPr>
+                      <m:sty m:val="p"/>
+                    </m:rPr>
+                    <m:t>K</m:t>
+                  </m:r>
+                </m:e>
+                <m:sub>
+                  <m:r>
+                    <m:rPr>
+                      <m:sty m:val="p"/>
+                    </m:rPr>
+                    <m:t>2</m:t>
+                  </m:r>
+                </m:sub>
+              </m:sSub>
+              <m:r>
+                <m:rPr>
+                  <m:sty m:val="p"/>
+                </m:rPr>
+                <m:t>N</m:t>
+              </m:r>
+              <m:r>
+                <m:rPr>
+                  <m:sty m:val="p"/>
+                </m:rPr>
+                <m:t>a</m:t>
+              </m:r>
+              <m:r>
+                <m:rPr>
+                  <m:sty m:val="p"/>
+                </m:rPr>
+                <m:t>[</m:t>
+              </m:r>
+              <m:r>
+                <m:rPr>
+                  <m:sty m:val="p"/>
+                </m:rPr>
+                <m:t>C</m:t>
+              </m:r>
+              <m:r>
+                <m:rPr>
+                  <m:sty m:val="p"/>
+                </m:rPr>
+                <m:t>o</m:t>
+              </m:r>
+              <m:r>
+                <m:rPr>
+                  <m:sty m:val="p"/>
+                </m:rPr>
+                <m:t>(</m:t>
+              </m:r>
+              <m:r>
+                <m:rPr>
+                  <m:sty m:val="p"/>
+                </m:rPr>
+                <m:t>N</m:t>
+              </m:r>
+              <m:sSub>
+                <m:e>
+                  <m:r>
+                    <m:rPr>
+                      <m:sty m:val="p"/>
+                    </m:rPr>
+                    <m:t>O</m:t>
+                  </m:r>
+                </m:e>
+                <m:sub>
+                  <m:r>
+                    <m:rPr>
+                      <m:sty m:val="p"/>
+                    </m:rPr>
+                    <m:t>2</m:t>
+                  </m:r>
+                </m:sub>
+              </m:sSub>
+              <m:sSub>
+                <m:e>
+                  <m:r>
+                    <m:rPr>
+                      <m:sty m:val="p"/>
+                    </m:rPr>
+                    <m:t>)</m:t>
+                  </m:r>
+                </m:e>
+                <m:sub>
+                  <m:r>
+                    <m:rPr>
+                      <m:sty m:val="p"/>
+                    </m:rPr>
+                    <m:t>6</m:t>
+                  </m:r>
+                </m:sub>
+              </m:sSub>
+              <m:r>
+                <m:rPr>
+                  <m:sty m:val="p"/>
+                </m:rPr>
+                <m:t>]</m:t>
+              </m:r>
+              <m:r>
+                <m:rPr>
+                  <m:sty m:val="p"/>
+                </m:rPr>
+                <m:t>↓</m:t>
+              </m:r>
+            </m:oMath>
+            <w:r>
+              <w:rPr>
+                <w:rFonts w:hint="eastAsia" w:ascii="Times New Roman" w:hAnsi="Times New Roman" w:eastAsia="Times New Roman" w:cs="Times New Roman"/>
+              </w:rPr>
+              <w:t>（</w:t>
+            </w:r>
+            <w:r>
+              <w:rPr>
+                <w:rFonts w:hint="eastAsia" w:ascii="Times New Roman" w:hAnsi="Times New Roman" w:eastAsia="FangSong" w:cs="Times New Roman"/>
+              </w:rPr>
+              <w:t>亮黄</w:t>
+            </w:r>
+            <w:r>
+              <w:rPr>
+                <w:rFonts w:hint="eastAsia" w:ascii="Times New Roman" w:hAnsi="Times New Roman" w:eastAsia="Times New Roman" w:cs="Times New Roman"/>
+              </w:rPr>
+              <w:t>）</w:t>
+            </w:r>
+          </w:p>
+        </w:tc>
+      </w:tr>
+      <w:tr>
+        <w:tc>
+          <w:tcPr/>
+          <w:p>
+            <w:pPr>
+              <w:pStyle w:val="Compact"/>
+              <w:jc w:val="center"/>
+            </w:pPr>
+            <m:oMath>
+              <m:r>
+                <m:rPr>
+                  <m:sty m:val="p"/>
+                </m:rPr>
+                <m:t>N</m:t>
+              </m:r>
+              <m:r>
+                <m:rPr>
+                  <m:sty m:val="p"/>
+                </m:rPr>
+                <m:t>a</m:t>
+              </m:r>
+              <m:r>
+                <m:rPr>
+                  <m:sty m:val="p"/>
+                </m:rPr>
+                <m:t>[</m:t>
+              </m:r>
+              <m:r>
+                <m:rPr>
+                  <m:sty m:val="p"/>
+                </m:rPr>
+                <m:t>S</m:t>
+              </m:r>
+              <m:r>
+                <m:rPr>
+                  <m:sty m:val="p"/>
+                </m:rPr>
+                <m:t>b</m:t>
+              </m:r>
+              <m:r>
+                <m:rPr>
+                  <m:sty m:val="p"/>
+                </m:rPr>
+                <m:t>(</m:t>
+              </m:r>
+              <m:r>
+                <m:rPr>
+                  <m:sty m:val="p"/>
+                </m:rPr>
+                <m:t>O</m:t>
+              </m:r>
+              <m:r>
+                <m:rPr>
+                  <m:sty m:val="p"/>
+                </m:rPr>
+                <m:t>H</m:t>
+              </m:r>
+              <m:sSub>
+                <m:e>
+                  <m:r>
+                    <m:rPr>
+                      <m:sty m:val="p"/>
+                    </m:rPr>
+                    <m:t>)</m:t>
+                  </m:r>
+                </m:e>
+                <m:sub>
+                  <m:r>
+                    <m:rPr>
+                      <m:sty m:val="p"/>
+                    </m:rPr>
+                    <m:t>6</m:t>
+                  </m:r>
+                </m:sub>
+              </m:sSub>
+              <m:r>
+                <m:rPr>
+                  <m:sty m:val="p"/>
+                </m:rPr>
+                <m:t>]</m:t>
+              </m:r>
+            </m:oMath>
+            <w:r>
+              <w:rPr>
+                <w:rFonts w:ascii="Times New Roman" w:hAnsi="Times New Roman" w:eastAsia="Times New Roman" w:cs="Times New Roman"/>
+              </w:rPr>
+              <w:t xml:space="preserve">​</w:t>
+            </w:r>
+          </w:p>
+        </w:tc>
+        <w:tc>
+          <w:tcPr/>
+          <w:p>
+            <w:pPr>
+              <w:pStyle w:val="Compact"/>
+              <w:jc w:val="center"/>
+            </w:pPr>
+            <w:r>
+              <w:rPr>
+                <w:rFonts w:hint="eastAsia" w:ascii="Times New Roman" w:hAnsi="Times New Roman" w:eastAsia="FangSong" w:cs="Times New Roman"/>
+              </w:rPr>
+              <w:t xml:space="preserve">焦锑酸钠</w:t>
+            </w:r>
+          </w:p>
+        </w:tc>
+        <w:tc>
+          <w:tcPr/>
+          <w:p>
+            <w:pPr>
+              <w:pStyle w:val="Compact"/>
+              <w:jc w:val="center"/>
+            </w:pPr>
+            <w:r>
+              <w:rPr>
+                <w:rFonts w:hint="eastAsia" w:ascii="Times New Roman" w:hAnsi="Times New Roman" w:eastAsia="FangSong" w:cs="Times New Roman"/>
+              </w:rPr>
+              <w:t xml:space="preserve">白色固体</w:t>
+            </w:r>
+          </w:p>
+        </w:tc>
+        <w:tc>
+          <w:tcPr/>
+          <w:p>
+            <w:pPr>
+              <w:pStyle w:val="Compact"/>
+              <w:jc w:val="center"/>
+            </w:pPr>
+            <m:oMath>
+              <m:r>
+                <m:rPr>
+                  <m:sty m:val="p"/>
+                </m:rPr>
+                <m:t>N</m:t>
+              </m:r>
+              <m:sSup>
+                <m:e>
+                  <m:r>
+                    <m:rPr>
+                      <m:sty m:val="p"/>
+                    </m:rPr>
+                    <m:t>a</m:t>
+                  </m:r>
+                </m:e>
+                <m:sup>
+                  <m:r>
+                    <m:rPr>
+                      <m:sty m:val="p"/>
+                    </m:rPr>
+                    <m:t>+</m:t>
+                  </m:r>
+                </m:sup>
+              </m:sSup>
+            </m:oMath>
+            <w:r>
+              <w:rPr>
+                <w:rFonts w:ascii="Times New Roman" w:hAnsi="Times New Roman" w:eastAsia="Times New Roman" w:cs="Times New Roman"/>
+              </w:rPr>
+              <w:t xml:space="preserve"> </w:t>
+            </w:r>
+            <w:r>
+              <w:rPr>
+                <w:rFonts w:hint="eastAsia" w:ascii="Times New Roman" w:hAnsi="Times New Roman" w:eastAsia="FangSong" w:cs="Times New Roman"/>
+              </w:rPr>
+              <w:t xml:space="preserve">的特征试剂</w:t>
+            </w:r>
+          </w:p>
+        </w:tc>
+        <w:tc>
+          <w:tcPr/>
+          <w:p>
+            <w:pPr>
+              <w:pStyle w:val="Compact"/>
+              <w:jc w:val="center"/>
+            </w:pPr>
+            <m:oMath>
+              <m:r>
+                <m:rPr>
+                  <m:sty m:val="p"/>
+                </m:rPr>
+                <m:t>N</m:t>
+              </m:r>
+              <m:sSup>
+                <m:e>
+                  <m:r>
+                    <m:rPr>
+                      <m:sty m:val="p"/>
+                    </m:rPr>
+                    <m:t>a</m:t>
+                  </m:r>
+                </m:e>
+                <m:sup>
+                  <m:r>
+                    <m:rPr>
+                      <m:sty m:val="p"/>
+                    </m:rPr>
+                    <m:t>+</m:t>
+                  </m:r>
+                </m:sup>
+              </m:sSup>
+              <m:r>
+                <m:rPr>
+                  <m:sty m:val="p"/>
+                </m:rPr>
+                <m:t>+</m:t>
+              </m:r>
+              <m:r>
+                <m:rPr>
+                  <m:sty m:val="p"/>
+                </m:rPr>
+                <m:t>[</m:t>
+              </m:r>
+              <m:r>
+                <m:rPr>
+                  <m:sty m:val="p"/>
+                </m:rPr>
+                <m:t>S</m:t>
+              </m:r>
+              <m:r>
+                <m:rPr>
+                  <m:sty m:val="p"/>
+                </m:rPr>
+                <m:t>b</m:t>
+              </m:r>
+              <m:r>
+                <m:rPr>
+                  <m:sty m:val="p"/>
+                </m:rPr>
+                <m:t>(</m:t>
+              </m:r>
+              <m:r>
+                <m:rPr>
+                  <m:sty m:val="p"/>
+                </m:rPr>
+                <m:t>O</m:t>
+              </m:r>
+              <m:r>
+                <m:rPr>
+                  <m:sty m:val="p"/>
+                </m:rPr>
+                <m:t>H</m:t>
+              </m:r>
+              <m:sSub>
+                <m:e>
+                  <m:r>
+                    <m:rPr>
+                      <m:sty m:val="p"/>
+                    </m:rPr>
+                    <m:t>)</m:t>
+                  </m:r>
+                </m:e>
+                <m:sub>
+                  <m:r>
+                    <m:rPr>
+                      <m:sty m:val="p"/>
+                    </m:rPr>
+                    <m:t>6</m:t>
+                  </m:r>
+                </m:sub>
+              </m:sSub>
+              <m:sSup>
+                <m:e>
+                  <m:r>
+                    <m:rPr>
+                      <m:sty m:val="p"/>
+                    </m:rPr>
+                    <m:t>]</m:t>
+                  </m:r>
+                </m:e>
+                <m:sup>
+                  <m:r>
+                    <m:rPr>
+                      <m:sty m:val="p"/>
+                    </m:rPr>
+                    <m:t>−</m:t>
+                  </m:r>
+                </m:sup>
+              </m:sSup>
+              <m:r>
+                <m:rPr>
+                  <m:sty m:val="p"/>
+                </m:rPr>
+                <m:t>→</m:t>
+              </m:r>
+              <m:r>
+                <m:rPr>
+                  <m:sty m:val="p"/>
+                </m:rPr>
+                <m:t>N</m:t>
+              </m:r>
+              <m:r>
+                <m:rPr>
+                  <m:sty m:val="p"/>
+                </m:rPr>
+                <m:t>a</m:t>
+              </m:r>
+              <m:r>
+                <m:rPr>
+                  <m:sty m:val="p"/>
+                </m:rPr>
+                <m:t>[</m:t>
+              </m:r>
+              <m:r>
+                <m:rPr>
+                  <m:sty m:val="p"/>
+                </m:rPr>
+                <m:t>S</m:t>
+              </m:r>
+              <m:r>
+                <m:rPr>
+                  <m:sty m:val="p"/>
+                </m:rPr>
+                <m:t>b</m:t>
+              </m:r>
+              <m:r>
+                <m:rPr>
+                  <m:sty m:val="p"/>
+                </m:rPr>
+                <m:t>(</m:t>
+              </m:r>
+              <m:r>
+                <m:rPr>
+                  <m:sty m:val="p"/>
+                </m:rPr>
+                <m:t>O</m:t>
+              </m:r>
+              <m:r>
+                <m:rPr>
+                  <m:sty m:val="p"/>
+                </m:rPr>
+                <m:t>H</m:t>
+              </m:r>
+              <m:sSub>
+                <m:e>
+                  <m:r>
+                    <m:rPr>
+                      <m:sty m:val="p"/>
+                    </m:rPr>
+                    <m:t>)</m:t>
+                  </m:r>
+                </m:e>
+                <m:sub>
+                  <m:r>
+                    <m:rPr>
+                      <m:sty m:val="p"/>
+                    </m:rPr>
+                    <m:t>6</m:t>
+                  </m:r>
+                </m:sub>
+              </m:sSub>
+              <m:r>
+                <m:rPr>
+                  <m:sty m:val="p"/>
+                </m:rPr>
+                <m:t>]</m:t>
+              </m:r>
+              <m:r>
+                <m:rPr>
+                  <m:sty m:val="p"/>
+                </m:rPr>
+                <m:t>↓</m:t>
+              </m:r>
+            </m:oMath>
+            <w:r>
+              <w:rPr>
+                <w:rFonts w:ascii="Times New Roman" w:hAnsi="Times New Roman" w:eastAsia="Times New Roman" w:cs="Times New Roman"/>
+              </w:rPr>
+              <w:t xml:space="preserve">​</w:t>
+            </w:r>
+          </w:p>
+        </w:tc>
+      </w:tr>
+      <w:tr>
+        <w:tc>
+          <w:tcPr/>
+          <w:p>
+            <w:pPr>
+              <w:pStyle w:val="Compact"/>
+              <w:jc w:val="center"/>
+            </w:pPr>
+            <m:oMath>
+              <m:r>
+                <m:rPr>
+                  <m:sty m:val="p"/>
+                </m:rPr>
+                <m:t>K</m:t>
+              </m:r>
+              <m:r>
+                <m:rPr>
+                  <m:sty m:val="p"/>
+                </m:rPr>
+                <m:t>M</m:t>
+              </m:r>
+              <m:r>
+                <m:rPr>
+                  <m:sty m:val="p"/>
+                </m:rPr>
+                <m:t>n</m:t>
+              </m:r>
+              <m:sSub>
+                <m:e>
+                  <m:r>
+                    <m:rPr>
+                      <m:sty m:val="p"/>
+                    </m:rPr>
+                    <m:t>O</m:t>
+                  </m:r>
+                </m:e>
+                <m:sub>
+                  <m:r>
+                    <m:rPr>
+                      <m:sty m:val="p"/>
+                    </m:rPr>
+                    <m:t>4</m:t>
+                  </m:r>
+                </m:sub>
+              </m:sSub>
+            </m:oMath>
+            <w:r>
+              <w:rPr>
+                <w:rFonts w:ascii="Times New Roman" w:hAnsi="Times New Roman" w:eastAsia="Times New Roman" w:cs="Times New Roman"/>
+              </w:rPr>
+              <w:t xml:space="preserve">​</w:t>
+            </w:r>
+          </w:p>
+        </w:tc>
+        <w:tc>
+          <w:tcPr/>
+          <w:p>
+            <w:pPr>
+              <w:pStyle w:val="Compact"/>
+              <w:jc w:val="center"/>
+            </w:pPr>
+            <w:r>
+              <w:rPr>
+                <w:rFonts w:hint="eastAsia" w:ascii="Times New Roman" w:hAnsi="Times New Roman" w:eastAsia="FangSong" w:cs="Times New Roman"/>
+              </w:rPr>
+              <w:t xml:space="preserve">灰锰氧</w:t>
+            </w:r>
+          </w:p>
+        </w:tc>
+        <w:tc>
+          <w:tcPr/>
+          <w:p>
+            <w:pPr>
+              <w:pStyle w:val="Compact"/>
+              <w:jc w:val="center"/>
+            </w:pPr>
+            <w:r>
+              <w:rPr>
+                <w:rFonts w:hint="eastAsia" w:ascii="Times New Roman" w:hAnsi="Times New Roman" w:eastAsia="FangSong" w:cs="Times New Roman"/>
+              </w:rPr>
+              <w:t xml:space="preserve">紫黑色晶体</w:t>
+            </w:r>
+          </w:p>
+        </w:tc>
+        <w:tc>
+          <w:tcPr/>
+          <w:p>
+            <w:pPr>
+              <w:pStyle w:val="Compact"/>
+              <w:jc w:val="center"/>
+            </w:pPr>
+            <w:r>
+              <w:rPr>
+                <w:rFonts w:hint="eastAsia" w:ascii="Times New Roman" w:hAnsi="Times New Roman" w:eastAsia="FangSong" w:cs="Times New Roman"/>
+              </w:rPr>
+              <w:t xml:space="preserve">强氧化剂</w:t>
+            </w:r>
+          </w:p>
+        </w:tc>
+        <w:tc>
+          <w:tcPr/>
+          <w:p>
+            <w:pPr>
+              <w:pStyle w:val="Compact"/>
+              <w:jc w:val="center"/>
+            </w:pPr>
+            <m:oMath>
+              <m:r>
+                <m:rPr>
+                  <m:sty m:val="p"/>
+                </m:rPr>
+                <m:t>2</m:t>
+              </m:r>
+              <m:r>
+                <m:rPr>
+                  <m:sty m:val="p"/>
+                </m:rPr>
+                <m:t>K</m:t>
+              </m:r>
+              <m:r>
+                <m:rPr>
+                  <m:sty m:val="p"/>
+                </m:rPr>
+                <m:t>M</m:t>
+              </m:r>
+              <m:r>
+                <m:rPr>
+                  <m:sty m:val="p"/>
+                </m:rPr>
+                <m:t>n</m:t>
+              </m:r>
+              <m:sSub>
+                <m:e>
+                  <m:r>
+                    <m:rPr>
+                      <m:sty m:val="p"/>
+                    </m:rPr>
+                    <m:t>O</m:t>
+                  </m:r>
+                </m:e>
+                <m:sub>
+                  <m:r>
+                    <m:rPr>
+                      <m:sty m:val="p"/>
+                    </m:rPr>
+                    <m:t>4</m:t>
+                  </m:r>
+                </m:sub>
+              </m:sSub>
+              <m:limUpp>
+                <m:e>
+                  <m:r>
+                    <m:rPr>
+                      <m:sty m:val="p"/>
+                    </m:rPr>
+                    <m:t>→</m:t>
+                  </m:r>
+                </m:e>
+                <m:lim>
+                  <m:r>
+                    <m:rPr>
+                      <m:sty m:val="p"/>
+                    </m:rPr>
+                    <m:t>Δ</m:t>
+                  </m:r>
+                </m:lim>
+              </m:limUpp>
+              <m:sSub>
+                <m:e>
+                  <m:r>
+                    <m:rPr>
+                      <m:sty m:val="p"/>
+                    </m:rPr>
+                    <m:t>K</m:t>
+                  </m:r>
+                </m:e>
+                <m:sub>
+                  <m:r>
+                    <m:rPr>
+                      <m:sty m:val="p"/>
+                    </m:rPr>
+                    <m:t>2</m:t>
+                  </m:r>
+                </m:sub>
+              </m:sSub>
+              <m:r>
+                <m:rPr>
+                  <m:sty m:val="p"/>
+                </m:rPr>
+                <m:t>M</m:t>
+              </m:r>
+              <m:r>
+                <m:rPr>
+                  <m:sty m:val="p"/>
+                </m:rPr>
+                <m:t>n</m:t>
+              </m:r>
+              <m:sSub>
+                <m:e>
+                  <m:r>
+                    <m:rPr>
+                      <m:sty m:val="p"/>
+                    </m:rPr>
+                    <m:t>O</m:t>
+                  </m:r>
+                </m:e>
+                <m:sub>
+                  <m:r>
+                    <m:rPr>
+                      <m:sty m:val="p"/>
+                    </m:rPr>
+                    <m:t>4</m:t>
+                  </m:r>
+                </m:sub>
+              </m:sSub>
+              <m:r>
+                <m:rPr>
+                  <m:sty m:val="p"/>
+                </m:rPr>
+                <m:t>+</m:t>
+              </m:r>
+              <m:r>
+                <m:rPr>
+                  <m:sty m:val="p"/>
+                </m:rPr>
+                <m:t>M</m:t>
+              </m:r>
+              <m:r>
+                <m:rPr>
+                  <m:sty m:val="p"/>
+                </m:rPr>
+                <m:t>n</m:t>
+              </m:r>
+              <m:sSub>
+                <m:e>
+                  <m:r>
+                    <m:rPr>
+                      <m:sty m:val="p"/>
+                    </m:rPr>
+                    <m:t>O</m:t>
+                  </m:r>
+                </m:e>
+                <m:sub>
+                  <m:r>
+                    <m:rPr>
+                      <m:sty m:val="p"/>
+                    </m:rPr>
+                    <m:t>2</m:t>
+                  </m:r>
+                </m:sub>
+              </m:sSub>
+              <m:r>
+                <m:rPr>
+                  <m:sty m:val="p"/>
+                </m:rPr>
+                <m:t>+</m:t>
+              </m:r>
+              <m:sSub>
+                <m:e>
+                  <m:r>
+                    <m:rPr>
+                      <m:sty m:val="p"/>
+                    </m:rPr>
+                    <m:t>O</m:t>
+                  </m:r>
+                </m:e>
+                <m:sub>
+                  <m:r>
+                    <m:rPr>
+                      <m:sty m:val="p"/>
+                    </m:rPr>
+                    <m:t>2</m:t>
+                  </m:r>
+                </m:sub>
+              </m:sSub>
+              <m:r>
+                <m:rPr>
+                  <m:sty m:val="p"/>
+                </m:rPr>
+                <m:t>↑</m:t>
+              </m:r>
+            </m:oMath>
+            <w:r>
+              <w:rPr>
+                <w:rFonts w:ascii="Times New Roman" w:hAnsi="Times New Roman" w:eastAsia="Times New Roman" w:cs="Times New Roman"/>
+              </w:rPr>
+              <w:t xml:space="preserve">​</w:t>
+            </w:r>
+          </w:p>
+        </w:tc>
+      </w:tr>
+      <w:tr>
+        <w:tc>
+          <w:tcPr/>
+          <w:p>
+            <w:pPr>
+              <w:pStyle w:val="Compact"/>
+              <w:jc w:val="center"/>
+            </w:pPr>
+            <m:oMath>
+              <m:r>
+                <m:rPr>
+                  <m:sty m:val="p"/>
+                </m:rPr>
+                <m:t>K</m:t>
+              </m:r>
+              <m:r>
+                <m:rPr>
+                  <m:sty m:val="p"/>
+                </m:rPr>
+                <m:t>C</m:t>
+              </m:r>
+              <m:r>
+                <m:rPr>
+                  <m:sty m:val="p"/>
+                </m:rPr>
+                <m:t>l</m:t>
+              </m:r>
+              <m:sSub>
+                <m:e>
+                  <m:r>
+                    <m:rPr>
+                      <m:sty m:val="p"/>
+                    </m:rPr>
+                    <m:t>O</m:t>
+                  </m:r>
+                </m:e>
+                <m:sub>
+                  <m:r>
+                    <m:rPr>
+                      <m:sty m:val="p"/>
+                    </m:rPr>
+                    <m:t>4</m:t>
+                  </m:r>
+                </m:sub>
+              </m:sSub>
+            </m:oMath>
+            <w:r>
+              <w:rPr>
+                <w:rFonts w:ascii="Times New Roman" w:hAnsi="Times New Roman" w:eastAsia="Times New Roman" w:cs="Times New Roman"/>
+              </w:rPr>
+              <w:t xml:space="preserve">​</w:t>
+            </w:r>
+          </w:p>
+        </w:tc>
+        <w:tc>
+          <w:tcPr/>
+          <w:p>
+            <w:pPr>
+              <w:pStyle w:val="Compact"/>
+              <w:jc w:val="center"/>
+            </w:pPr>
+            <w:r>
+              <w:rPr>
+                <w:rFonts w:hint="eastAsia" w:ascii="Times New Roman" w:hAnsi="Times New Roman" w:eastAsia="FangSong" w:cs="Times New Roman"/>
+              </w:rPr>
+              <w:t xml:space="preserve">高氯酸钾</w:t>
+            </w:r>
+          </w:p>
+        </w:tc>
+        <w:tc>
+          <w:tcPr/>
+          <w:p>
+            <w:pPr>
+              <w:pStyle w:val="Compact"/>
+              <w:jc w:val="center"/>
+            </w:pPr>
+            <w:r>
+              <w:rPr>
+                <w:rFonts w:hint="eastAsia" w:ascii="Times New Roman" w:hAnsi="Times New Roman" w:eastAsia="FangSong" w:cs="Times New Roman"/>
+              </w:rPr>
+              <w:t xml:space="preserve">白色晶体</w:t>
+            </w:r>
+          </w:p>
+        </w:tc>
+        <w:tc>
+          <w:tcPr/>
+          <w:p>
+            <w:pPr>
+              <w:pStyle w:val="Compact"/>
+              <w:jc w:val="center"/>
+            </w:pPr>
+            <w:r>
+              <w:rPr>
+                <w:rFonts w:hint="eastAsia" w:ascii="Times New Roman" w:hAnsi="Times New Roman" w:eastAsia="FangSong" w:cs="Times New Roman"/>
+              </w:rPr>
+              <w:t xml:space="preserve">难溶于冷水</w:t>
+            </w:r>
+          </w:p>
+        </w:tc>
+        <w:tc>
+          <w:tcPr/>
+          <w:p>
+            <w:pPr>
+              <w:pStyle w:val="Compact"/>
+              <w:jc w:val="center"/>
+            </w:pPr>
+            <w:r>
+              <w:rPr>
+                <w:rFonts w:hint="eastAsia" w:ascii="Times New Roman" w:hAnsi="Times New Roman" w:eastAsia="FangSong" w:cs="Times New Roman"/>
+              </w:rPr>
+              <w:t xml:space="preserve">重量法测钾的沉淀形式</w:t>
+            </w:r>
+          </w:p>
+        </w:tc>
+      </w:tr>
+      <w:tr>
+        <w:tc>
+          <w:tcPr/>
+          <w:p>
+            <w:pPr>
+              <w:pStyle w:val="Compact"/>
+              <w:jc w:val="center"/>
+            </w:pPr>
+            <m:oMath>
+              <m:r>
+                <m:rPr>
+                  <m:sty m:val="p"/>
+                </m:rPr>
+                <m:t>M</m:t>
+              </m:r>
+              <m:r>
+                <m:rPr>
+                  <m:sty m:val="p"/>
+                </m:rPr>
+                <m:t>g</m:t>
+              </m:r>
+              <m:r>
+                <m:rPr>
+                  <m:sty m:val="p"/>
+                </m:rPr>
+                <m:t>O</m:t>
+              </m:r>
+            </m:oMath>
+            <w:r>
+              <w:rPr>
+                <w:rFonts w:ascii="Times New Roman" w:hAnsi="Times New Roman" w:eastAsia="Times New Roman" w:cs="Times New Roman"/>
+              </w:rPr>
+              <w:t xml:space="preserve">​</w:t>
+            </w:r>
+          </w:p>
+        </w:tc>
+        <w:tc>
+          <w:tcPr/>
+          <w:p>
+            <w:pPr>
+              <w:pStyle w:val="Compact"/>
+              <w:jc w:val="center"/>
+            </w:pPr>
+            <w:r>
+              <w:rPr>
+                <w:rFonts w:hint="eastAsia" w:ascii="Times New Roman" w:hAnsi="Times New Roman" w:eastAsia="FangSong" w:cs="Times New Roman"/>
+              </w:rPr>
+              <w:t xml:space="preserve">苦土</w:t>
+            </w:r>
+          </w:p>
+        </w:tc>
+        <w:tc>
+          <w:tcPr/>
+          <w:p>
+            <w:pPr>
+              <w:pStyle w:val="Compact"/>
+              <w:jc w:val="center"/>
+            </w:pPr>
+            <w:r>
+              <w:rPr>
+                <w:rFonts w:hint="eastAsia" w:ascii="Times New Roman" w:hAnsi="Times New Roman" w:eastAsia="FangSong" w:cs="Times New Roman"/>
+              </w:rPr>
+              <w:t xml:space="preserve">白色粉末</w:t>
+            </w:r>
+          </w:p>
+        </w:tc>
+        <w:tc>
+          <w:tcPr/>
+          <w:p>
+            <w:pPr>
+              <w:pStyle w:val="Compact"/>
+              <w:jc w:val="center"/>
+            </w:pPr>
+            <w:r>
+              <w:rPr>
+                <w:rFonts w:hint="eastAsia" w:ascii="Times New Roman" w:hAnsi="Times New Roman" w:eastAsia="FangSong" w:cs="Times New Roman"/>
+              </w:rPr>
+              <w:t>碱性氧化物</w:t>
+            </w:r>
+            <w:r>
+              <w:rPr>
+                <w:rFonts w:hint="eastAsia" w:ascii="Times New Roman" w:hAnsi="Times New Roman" w:eastAsia="Times New Roman" w:cs="Times New Roman"/>
+              </w:rPr>
+              <w:t>、</w:t>
+            </w:r>
+            <w:r>
+              <w:rPr>
+                <w:rFonts w:hint="eastAsia" w:ascii="Times New Roman" w:hAnsi="Times New Roman" w:eastAsia="FangSong" w:cs="Times New Roman"/>
+              </w:rPr>
+              <w:t>耐火</w:t>
+            </w:r>
+          </w:p>
+        </w:tc>
+        <w:tc>
+          <w:tcPr/>
+          <w:p>
+            <w:pPr>
+              <w:pStyle w:val="Compact"/>
+              <w:jc w:val="center"/>
+            </w:pPr>
+            <m:oMath>
+              <m:r>
+                <m:rPr>
+                  <m:sty m:val="p"/>
+                </m:rPr>
+                <m:t>M</m:t>
+              </m:r>
+              <m:r>
+                <m:rPr>
+                  <m:sty m:val="p"/>
+                </m:rPr>
+                <m:t>g</m:t>
+              </m:r>
+              <m:r>
+                <m:rPr>
+                  <m:sty m:val="p"/>
+                </m:rPr>
+                <m:t>O</m:t>
+              </m:r>
+              <m:r>
+                <m:rPr>
+                  <m:sty m:val="p"/>
+                </m:rPr>
+                <m:t>+</m:t>
+              </m:r>
+              <m:sSub>
+                <m:e>
+                  <m:r>
+                    <m:rPr>
+                      <m:sty m:val="p"/>
+                    </m:rPr>
+                    <m:t>H</m:t>
+                  </m:r>
+                </m:e>
+                <m:sub>
+                  <m:r>
+                    <m:rPr>
+                      <m:sty m:val="p"/>
+                    </m:rPr>
+                    <m:t>2</m:t>
+                  </m:r>
+                </m:sub>
+              </m:sSub>
+              <m:r>
+                <m:rPr>
+                  <m:sty m:val="p"/>
+                </m:rPr>
+                <m:t>O</m:t>
+              </m:r>
+              <m:r>
+                <m:rPr>
+                  <m:sty m:val="p"/>
+                </m:rPr>
+                <m:t>→</m:t>
+              </m:r>
+              <m:r>
+                <m:rPr>
+                  <m:sty m:val="p"/>
+                </m:rPr>
+                <m:t>M</m:t>
+              </m:r>
+              <m:r>
+                <m:rPr>
+                  <m:sty m:val="p"/>
+                </m:rPr>
+                <m:t>g</m:t>
+              </m:r>
+              <m:r>
+                <m:rPr>
+                  <m:sty m:val="p"/>
+                </m:rPr>
+                <m:t>(</m:t>
+              </m:r>
+              <m:r>
+                <m:rPr>
+                  <m:sty m:val="p"/>
+                </m:rPr>
+                <m:t>O</m:t>
+              </m:r>
+              <m:r>
+                <m:rPr>
+                  <m:sty m:val="p"/>
+                </m:rPr>
+                <m:t>H</m:t>
+              </m:r>
+              <m:sSub>
+                <m:e>
+                  <m:r>
+                    <m:rPr>
+                      <m:sty m:val="p"/>
+                    </m:rPr>
+                    <m:t>)</m:t>
+                  </m:r>
+                </m:e>
+                <m:sub>
+                  <m:r>
+                    <m:rPr>
+                      <m:sty m:val="p"/>
+                    </m:rPr>
+                    <m:t>2</m:t>
+                  </m:r>
+                </m:sub>
+              </m:sSub>
+            </m:oMath>
+            <w:r>
+              <w:rPr>
+                <w:rFonts w:ascii="Times New Roman" w:hAnsi="Times New Roman" w:eastAsia="Times New Roman" w:cs="Times New Roman"/>
+              </w:rPr>
+              <w:t xml:space="preserve">​</w:t>
+            </w:r>
+          </w:p>
+        </w:tc>
+      </w:tr>
+      <w:tr>
+        <w:tc>
+          <w:tcPr/>
+          <w:p>
+            <w:pPr>
+              <w:pStyle w:val="Compact"/>
+              <w:jc w:val="center"/>
+            </w:pPr>
+            <m:oMath>
+              <m:r>
+                <m:rPr>
+                  <m:sty m:val="p"/>
+                </m:rPr>
+                <m:t>M</m:t>
+              </m:r>
+              <m:r>
+                <m:rPr>
+                  <m:sty m:val="p"/>
+                </m:rPr>
+                <m:t>g</m:t>
+              </m:r>
+              <m:r>
+                <m:rPr>
+                  <m:sty m:val="p"/>
+                </m:rPr>
+                <m:t>S</m:t>
+              </m:r>
+              <m:sSub>
+                <m:e>
+                  <m:r>
+                    <m:rPr>
+                      <m:sty m:val="p"/>
+                    </m:rPr>
+                    <m:t>O</m:t>
+                  </m:r>
+                </m:e>
+                <m:sub>
+                  <m:r>
+                    <m:rPr>
+                      <m:sty m:val="p"/>
+                    </m:rPr>
+                    <m:t>4</m:t>
+                  </m:r>
+                </m:sub>
+              </m:sSub>
+              <m:r>
+                <m:rPr>
+                  <m:sty m:val="p"/>
+                </m:rPr>
+                <m:t>⋅</m:t>
+              </m:r>
+              <m:r>
+                <m:rPr>
+                  <m:sty m:val="p"/>
+                </m:rPr>
+                <m:t>7</m:t>
+              </m:r>
+              <m:sSub>
+                <m:e>
+                  <m:r>
+                    <m:rPr>
+                      <m:sty m:val="p"/>
+                    </m:rPr>
+                    <m:t>H</m:t>
+                  </m:r>
+                </m:e>
+                <m:sub>
+                  <m:r>
+                    <m:rPr>
+                      <m:sty m:val="p"/>
+                    </m:rPr>
+                    <m:t>2</m:t>
+                  </m:r>
+                </m:sub>
+              </m:sSub>
+              <m:r>
+                <m:rPr>
+                  <m:sty m:val="p"/>
+                </m:rPr>
+                <m:t>O</m:t>
+              </m:r>
+            </m:oMath>
+            <w:r>
+              <w:rPr>
+                <w:rFonts w:ascii="Times New Roman" w:hAnsi="Times New Roman" w:eastAsia="Times New Roman" w:cs="Times New Roman"/>
+              </w:rPr>
+              <w:t xml:space="preserve">​</w:t>
+            </w:r>
+          </w:p>
+        </w:tc>
+        <w:tc>
+          <w:tcPr/>
+          <w:p>
+            <w:pPr>
+              <w:pStyle w:val="Compact"/>
+              <w:jc w:val="center"/>
+            </w:pPr>
+            <w:r>
+              <w:rPr>
+                <w:rFonts w:hint="eastAsia" w:ascii="Times New Roman" w:hAnsi="Times New Roman" w:eastAsia="FangSong" w:cs="Times New Roman"/>
+              </w:rPr>
+              <w:t xml:space="preserve">泻盐</w:t>
+            </w:r>
+          </w:p>
+        </w:tc>
+        <w:tc>
+          <w:tcPr/>
+          <w:p>
+            <w:pPr>
+              <w:pStyle w:val="Compact"/>
+              <w:jc w:val="center"/>
+            </w:pPr>
+            <w:r>
+              <w:rPr>
+                <w:rFonts w:hint="eastAsia" w:ascii="Times New Roman" w:hAnsi="Times New Roman" w:eastAsia="FangSong" w:cs="Times New Roman"/>
+              </w:rPr>
+              <w:t xml:space="preserve">无色晶体</w:t>
+            </w:r>
+          </w:p>
+        </w:tc>
+        <w:tc>
+          <w:tcPr/>
+          <w:p>
+            <w:pPr>
+              <w:pStyle w:val="Compact"/>
+              <w:jc w:val="center"/>
+            </w:pPr>
+            <w:r>
+              <w:rPr>
+                <w:rFonts w:hint="eastAsia" w:ascii="Times New Roman" w:hAnsi="Times New Roman" w:eastAsia="FangSong" w:cs="Times New Roman"/>
+              </w:rPr>
+              <w:t>易溶</w:t>
+            </w:r>
+            <w:r>
+              <w:rPr>
+                <w:rFonts w:hint="eastAsia" w:ascii="Times New Roman" w:hAnsi="Times New Roman" w:eastAsia="Times New Roman" w:cs="Times New Roman"/>
+              </w:rPr>
+              <w:t>、</w:t>
+            </w:r>
+            <w:r>
+              <w:rPr>
+                <w:rFonts w:hint="eastAsia" w:ascii="Times New Roman" w:hAnsi="Times New Roman" w:eastAsia="FangSong" w:cs="Times New Roman"/>
+              </w:rPr>
+              <w:t>泻药</w:t>
+            </w:r>
+          </w:p>
+        </w:tc>
+        <w:tc>
+          <w:tcPr/>
+          <w:p>
+            <w:pPr>
+              <w:pStyle w:val="Compact"/>
+              <w:jc w:val="center"/>
+            </w:pPr>
+            <m:oMath>
+              <m:r>
+                <m:rPr>
+                  <m:sty m:val="p"/>
+                </m:rPr>
+                <m:t>M</m:t>
+              </m:r>
+              <m:sSup>
+                <m:e>
+                  <m:r>
+                    <m:rPr>
+                      <m:sty m:val="p"/>
+                    </m:rPr>
+                    <m:t>g</m:t>
+                  </m:r>
+                </m:e>
+                <m:sup>
+                  <m:r>
+                    <m:rPr>
+                      <m:sty m:val="p"/>
+                    </m:rPr>
+                    <m:t>2</m:t>
+                  </m:r>
+                  <m:r>
+                    <m:rPr>
+                      <m:sty m:val="p"/>
+                    </m:rPr>
+                    <m:t>+</m:t>
+                  </m:r>
+                </m:sup>
+              </m:sSup>
+              <m:r>
+                <m:rPr>
+                  <m:sty m:val="p"/>
+                </m:rPr>
+                <m:t>+</m:t>
+              </m:r>
+              <m:r>
+                <m:rPr>
+                  <m:sty m:val="p"/>
+                </m:rPr>
+                <m:t>2</m:t>
+              </m:r>
+              <m:r>
+                <m:rPr>
+                  <m:sty m:val="p"/>
+                </m:rPr>
+                <m:t>O</m:t>
+              </m:r>
+              <m:sSup>
+                <m:e>
+                  <m:r>
+                    <m:rPr>
+                      <m:sty m:val="p"/>
+                    </m:rPr>
+                    <m:t>H</m:t>
+                  </m:r>
+                </m:e>
+                <m:sup>
+                  <m:r>
+                    <m:rPr>
+                      <m:sty m:val="p"/>
+                    </m:rPr>
+                    <m:t>−</m:t>
+                  </m:r>
+                </m:sup>
+              </m:sSup>
+              <m:r>
+                <m:rPr>
+                  <m:sty m:val="p"/>
+                </m:rPr>
+                <m:t>→</m:t>
+              </m:r>
+              <m:r>
+                <m:rPr>
+                  <m:sty m:val="p"/>
+                </m:rPr>
+                <m:t>M</m:t>
+              </m:r>
+              <m:r>
+                <m:rPr>
+                  <m:sty m:val="p"/>
+                </m:rPr>
+                <m:t>g</m:t>
+              </m:r>
+              <m:r>
+                <m:rPr>
+                  <m:sty m:val="p"/>
+                </m:rPr>
+                <m:t>(</m:t>
+              </m:r>
+              <m:r>
+                <m:rPr>
+                  <m:sty m:val="p"/>
+                </m:rPr>
+                <m:t>O</m:t>
+              </m:r>
+              <m:r>
+                <m:rPr>
+                  <m:sty m:val="p"/>
+                </m:rPr>
+                <m:t>H</m:t>
+              </m:r>
+              <m:sSub>
+                <m:e>
+                  <m:r>
+                    <m:rPr>
+                      <m:sty m:val="p"/>
+                    </m:rPr>
+                    <m:t>)</m:t>
+                  </m:r>
+                </m:e>
+                <m:sub>
+                  <m:r>
+                    <m:rPr>
+                      <m:sty m:val="p"/>
+                    </m:rPr>
+                    <m:t>2</m:t>
+                  </m:r>
+                </m:sub>
+              </m:sSub>
+              <m:r>
+                <m:rPr>
+                  <m:sty m:val="p"/>
+                </m:rPr>
+                <m:t>↓</m:t>
+              </m:r>
+            </m:oMath>
+            <w:r>
+              <w:rPr>
+                <w:rFonts w:ascii="Times New Roman" w:hAnsi="Times New Roman" w:eastAsia="Times New Roman" w:cs="Times New Roman"/>
+              </w:rPr>
+              <w:t xml:space="preserve">​</w:t>
+            </w:r>
+          </w:p>
+        </w:tc>
+      </w:tr>
+      <w:tr>
+        <w:tc>
+          <w:tcPr/>
+          <w:p>
+            <w:pPr>
+              <w:pStyle w:val="Compact"/>
+              <w:jc w:val="center"/>
+            </w:pPr>
+            <m:oMath>
+              <m:r>
+                <m:rPr>
+                  <m:sty m:val="p"/>
+                </m:rPr>
+                <m:t>C</m:t>
+              </m:r>
+              <m:r>
+                <m:rPr>
+                  <m:sty m:val="p"/>
+                </m:rPr>
+                <m:t>a</m:t>
+              </m:r>
+              <m:r>
+                <m:rPr>
+                  <m:sty m:val="p"/>
+                </m:rPr>
+                <m:t>O</m:t>
+              </m:r>
+            </m:oMath>
+            <w:r>
+              <w:rPr>
+                <w:rFonts w:ascii="Times New Roman" w:hAnsi="Times New Roman" w:eastAsia="Times New Roman" w:cs="Times New Roman"/>
+              </w:rPr>
+              <w:t xml:space="preserve">​</w:t>
+            </w:r>
+          </w:p>
+        </w:tc>
+        <w:tc>
+          <w:tcPr/>
+          <w:p>
+            <w:pPr>
+              <w:pStyle w:val="Compact"/>
+              <w:jc w:val="center"/>
+            </w:pPr>
+            <w:r>
+              <w:rPr>
+                <w:rFonts w:hint="eastAsia" w:ascii="Times New Roman" w:hAnsi="Times New Roman" w:eastAsia="FangSong" w:cs="Times New Roman"/>
+              </w:rPr>
+              <w:t xml:space="preserve">生石灰</w:t>
+            </w:r>
+          </w:p>
+        </w:tc>
+        <w:tc>
+          <w:tcPr/>
+          <w:p>
+            <w:pPr>
+              <w:pStyle w:val="Compact"/>
+              <w:jc w:val="center"/>
+            </w:pPr>
+            <w:r>
+              <w:rPr>
+                <w:rFonts w:hint="eastAsia" w:ascii="Times New Roman" w:hAnsi="Times New Roman" w:eastAsia="FangSong" w:cs="Times New Roman"/>
+              </w:rPr>
+              <w:t xml:space="preserve">白色块状</w:t>
+            </w:r>
+          </w:p>
+        </w:tc>
+        <w:tc>
+          <w:tcPr/>
+          <w:p>
+            <w:pPr>
+              <w:pStyle w:val="Compact"/>
+              <w:jc w:val="center"/>
+            </w:pPr>
+            <w:r>
+              <w:rPr>
+                <w:rFonts w:hint="eastAsia" w:ascii="Times New Roman" w:hAnsi="Times New Roman" w:eastAsia="FangSong" w:cs="Times New Roman"/>
+              </w:rPr>
+              <w:t xml:space="preserve">与水反应放热</w:t>
+            </w:r>
+          </w:p>
+        </w:tc>
+        <w:tc>
+          <w:tcPr/>
+          <w:p>
+            <w:pPr>
+              <w:pStyle w:val="Compact"/>
+              <w:jc w:val="center"/>
+            </w:pPr>
+            <m:oMath>
+              <m:r>
+                <m:rPr>
+                  <m:sty m:val="p"/>
+                </m:rPr>
+                <m:t>C</m:t>
+              </m:r>
+              <m:r>
+                <m:rPr>
+                  <m:sty m:val="p"/>
+                </m:rPr>
+                <m:t>a</m:t>
+              </m:r>
+              <m:r>
+                <m:rPr>
+                  <m:sty m:val="p"/>
+                </m:rPr>
+                <m:t>O</m:t>
+              </m:r>
+              <m:r>
+                <m:rPr>
+                  <m:sty m:val="p"/>
+                </m:rPr>
+                <m:t>+</m:t>
+              </m:r>
+              <m:sSub>
+                <m:e>
+                  <m:r>
+                    <m:rPr>
+                      <m:sty m:val="p"/>
+                    </m:rPr>
+                    <m:t>H</m:t>
+                  </m:r>
+                </m:e>
+                <m:sub>
+                  <m:r>
+                    <m:rPr>
+                      <m:sty m:val="p"/>
+                    </m:rPr>
+                    <m:t>2</m:t>
+                  </m:r>
+                </m:sub>
+              </m:sSub>
+              <m:r>
+                <m:rPr>
+                  <m:sty m:val="p"/>
+                </m:rPr>
+                <m:t>O</m:t>
+              </m:r>
+              <m:r>
+                <m:rPr>
+                  <m:sty m:val="p"/>
+                </m:rPr>
+                <m:t>→</m:t>
+              </m:r>
+              <m:r>
+                <m:rPr>
+                  <m:sty m:val="p"/>
+                </m:rPr>
+                <m:t>C</m:t>
+              </m:r>
+              <m:r>
+                <m:rPr>
+                  <m:sty m:val="p"/>
+                </m:rPr>
+                <m:t>a</m:t>
+              </m:r>
+              <m:r>
+                <m:rPr>
+                  <m:sty m:val="p"/>
+                </m:rPr>
+                <m:t>(</m:t>
+              </m:r>
+              <m:r>
+                <m:rPr>
+                  <m:sty m:val="p"/>
+                </m:rPr>
+                <m:t>O</m:t>
+              </m:r>
+              <m:r>
+                <m:rPr>
+                  <m:sty m:val="p"/>
+                </m:rPr>
+                <m:t>H</m:t>
+              </m:r>
+              <m:sSub>
+                <m:e>
+                  <m:r>
+                    <m:rPr>
+                      <m:sty m:val="p"/>
+                    </m:rPr>
+                    <m:t>)</m:t>
+                  </m:r>
+                </m:e>
+                <m:sub>
+                  <m:r>
+                    <m:rPr>
+                      <m:sty m:val="p"/>
+                    </m:rPr>
+                    <m:t>2</m:t>
+                  </m:r>
+                </m:sub>
+              </m:sSub>
+            </m:oMath>
+            <w:r>
+              <w:rPr>
+                <w:rFonts w:ascii="Times New Roman" w:hAnsi="Times New Roman" w:eastAsia="Times New Roman" w:cs="Times New Roman"/>
+              </w:rPr>
+              <w:t xml:space="preserve">​</w:t>
+            </w:r>
+          </w:p>
+        </w:tc>
+      </w:tr>
+      <w:tr>
+        <w:tc>
+          <w:tcPr/>
+          <w:p>
+            <w:pPr>
+              <w:pStyle w:val="Compact"/>
+              <w:jc w:val="center"/>
+            </w:pPr>
+            <m:oMath>
+              <m:r>
+                <m:rPr>
+                  <m:sty m:val="p"/>
+                </m:rPr>
+                <m:t>C</m:t>
+              </m:r>
+              <m:r>
+                <m:rPr>
+                  <m:sty m:val="p"/>
+                </m:rPr>
+                <m:t>a</m:t>
+              </m:r>
+              <m:r>
+                <m:rPr>
+                  <m:sty m:val="p"/>
+                </m:rPr>
+                <m:t>(</m:t>
+              </m:r>
+              <m:r>
+                <m:rPr>
+                  <m:sty m:val="p"/>
+                </m:rPr>
+                <m:t>O</m:t>
+              </m:r>
+              <m:r>
+                <m:rPr>
+                  <m:sty m:val="p"/>
+                </m:rPr>
+                <m:t>H</m:t>
+              </m:r>
+              <m:sSub>
+                <m:e>
+                  <m:r>
+                    <m:rPr>
+                      <m:sty m:val="p"/>
+                    </m:rPr>
+                    <m:t>)</m:t>
+                  </m:r>
+                </m:e>
+                <m:sub>
+                  <m:r>
+                    <m:rPr>
+                      <m:sty m:val="p"/>
+                    </m:rPr>
+                    <m:t>2</m:t>
+                  </m:r>
+                </m:sub>
+              </m:sSub>
+            </m:oMath>
+            <w:r>
+              <w:rPr>
+                <w:rFonts w:ascii="Times New Roman" w:hAnsi="Times New Roman" w:eastAsia="Times New Roman" w:cs="Times New Roman"/>
+              </w:rPr>
+              <w:t xml:space="preserve">​</w:t>
+            </w:r>
+          </w:p>
+        </w:tc>
+        <w:tc>
+          <w:tcPr/>
+          <w:p>
+            <w:pPr>
+              <w:pStyle w:val="Compact"/>
+              <w:jc w:val="center"/>
+            </w:pPr>
+            <w:r>
+              <w:rPr>
+                <w:rFonts w:hint="eastAsia" w:ascii="Times New Roman" w:hAnsi="Times New Roman" w:eastAsia="FangSong" w:cs="Times New Roman"/>
+              </w:rPr>
+              <w:t>熟石灰</w:t>
+            </w:r>
+            <w:r>
+              <w:rPr>
+                <w:rFonts w:hint="eastAsia" w:ascii="Times New Roman" w:hAnsi="Times New Roman" w:eastAsia="Times New Roman" w:cs="Times New Roman"/>
+              </w:rPr>
+              <w:t>、</w:t>
+            </w:r>
+            <w:r>
+              <w:rPr>
+                <w:rFonts w:hint="eastAsia" w:ascii="Times New Roman" w:hAnsi="Times New Roman" w:eastAsia="FangSong" w:cs="Times New Roman"/>
+              </w:rPr>
+              <w:t>消石灰</w:t>
+            </w:r>
+          </w:p>
+        </w:tc>
+        <w:tc>
+          <w:tcPr/>
+          <w:p>
+            <w:pPr>
+              <w:pStyle w:val="Compact"/>
+              <w:jc w:val="center"/>
+            </w:pPr>
+            <w:r>
+              <w:rPr>
+                <w:rFonts w:hint="eastAsia" w:ascii="Times New Roman" w:hAnsi="Times New Roman" w:eastAsia="FangSong" w:cs="Times New Roman"/>
+              </w:rPr>
+              <w:t xml:space="preserve">白色粉末</w:t>
+            </w:r>
+          </w:p>
+        </w:tc>
+        <w:tc>
+          <w:tcPr/>
+          <w:p>
+            <w:pPr>
+              <w:pStyle w:val="Compact"/>
+              <w:jc w:val="center"/>
+            </w:pPr>
+            <w:r>
+              <w:rPr>
+                <w:rFonts w:hint="eastAsia" w:ascii="Times New Roman" w:hAnsi="Times New Roman" w:eastAsia="FangSong" w:cs="Times New Roman"/>
+              </w:rPr>
+              <w:t>微溶</w:t>
+            </w:r>
+            <w:r>
+              <w:rPr>
+                <w:rFonts w:hint="eastAsia" w:ascii="Times New Roman" w:hAnsi="Times New Roman" w:eastAsia="Times New Roman" w:cs="Times New Roman"/>
+              </w:rPr>
+              <w:t>、</w:t>
+            </w:r>
+            <w:r>
+              <w:rPr>
+                <w:rFonts w:hint="eastAsia" w:ascii="Times New Roman" w:hAnsi="Times New Roman" w:eastAsia="FangSong" w:cs="Times New Roman"/>
+              </w:rPr>
+              <w:t>强碱</w:t>
+            </w:r>
+          </w:p>
+        </w:tc>
+        <w:tc>
+          <w:tcPr/>
+          <w:p>
+            <w:pPr>
+              <w:pStyle w:val="Compact"/>
+              <w:jc w:val="center"/>
+            </w:pPr>
+            <m:oMath>
+              <m:r>
+                <m:rPr>
+                  <m:sty m:val="p"/>
+                </m:rPr>
+                <m:t>C</m:t>
+              </m:r>
+              <m:r>
+                <m:rPr>
+                  <m:sty m:val="p"/>
+                </m:rPr>
+                <m:t>a</m:t>
+              </m:r>
+              <m:r>
+                <m:rPr>
+                  <m:sty m:val="p"/>
+                </m:rPr>
+                <m:t>(</m:t>
+              </m:r>
+              <m:r>
+                <m:rPr>
+                  <m:sty m:val="p"/>
+                </m:rPr>
+                <m:t>O</m:t>
+              </m:r>
+              <m:r>
+                <m:rPr>
+                  <m:sty m:val="p"/>
+                </m:rPr>
+                <m:t>H</m:t>
+              </m:r>
+              <m:sSub>
+                <m:e>
+                  <m:r>
+                    <m:rPr>
+                      <m:sty m:val="p"/>
+                    </m:rPr>
+                    <m:t>)</m:t>
+                  </m:r>
+                </m:e>
+                <m:sub>
+                  <m:r>
+                    <m:rPr>
+                      <m:sty m:val="p"/>
+                    </m:rPr>
+                    <m:t>2</m:t>
+                  </m:r>
+                </m:sub>
+              </m:sSub>
+              <m:r>
+                <m:rPr>
+                  <m:sty m:val="p"/>
+                </m:rPr>
+                <m:t>+</m:t>
+              </m:r>
+              <m:r>
+                <m:rPr>
+                  <m:sty m:val="p"/>
+                </m:rPr>
+                <m:t>C</m:t>
+              </m:r>
+              <m:sSub>
+                <m:e>
+                  <m:r>
+                    <m:rPr>
+                      <m:sty m:val="p"/>
+                    </m:rPr>
+                    <m:t>O</m:t>
+                  </m:r>
+                </m:e>
+                <m:sub>
+                  <m:r>
+                    <m:rPr>
+                      <m:sty m:val="p"/>
+                    </m:rPr>
+                    <m:t>2</m:t>
+                  </m:r>
+                </m:sub>
+              </m:sSub>
+              <m:r>
+                <m:rPr>
+                  <m:sty m:val="p"/>
+                </m:rPr>
+                <m:t>→</m:t>
+              </m:r>
+              <m:r>
+                <m:rPr>
+                  <m:sty m:val="p"/>
+                </m:rPr>
+                <m:t>C</m:t>
+              </m:r>
+              <m:r>
+                <m:rPr>
+                  <m:sty m:val="p"/>
+                </m:rPr>
+                <m:t>a</m:t>
+              </m:r>
+              <m:r>
+                <m:rPr>
+                  <m:sty m:val="p"/>
+                </m:rPr>
+                <m:t>C</m:t>
+              </m:r>
+              <m:sSub>
+                <m:e>
+                  <m:r>
+                    <m:rPr>
+                      <m:sty m:val="p"/>
+                    </m:rPr>
+                    <m:t>O</m:t>
+                  </m:r>
+                </m:e>
+                <m:sub>
+                  <m:r>
+                    <m:rPr>
+                      <m:sty m:val="p"/>
+                    </m:rPr>
+                    <m:t>3</m:t>
+                  </m:r>
+                </m:sub>
+              </m:sSub>
+              <m:r>
+                <m:rPr>
+                  <m:sty m:val="p"/>
+                </m:rPr>
+                <m:t>↓</m:t>
+              </m:r>
+              <m:r>
+                <m:rPr>
+                  <m:sty m:val="p"/>
+                </m:rPr>
+                <m:t>+</m:t>
+              </m:r>
+              <m:sSub>
+                <m:e>
+                  <m:r>
+                    <m:rPr>
+                      <m:sty m:val="p"/>
+                    </m:rPr>
+                    <m:t>H</m:t>
+                  </m:r>
+                </m:e>
+                <m:sub>
+                  <m:r>
+                    <m:rPr>
+                      <m:sty m:val="p"/>
+                    </m:rPr>
+                    <m:t>2</m:t>
+                  </m:r>
+                </m:sub>
+              </m:sSub>
+              <m:r>
+                <m:rPr>
+                  <m:sty m:val="p"/>
+                </m:rPr>
+                <m:t>O</m:t>
+              </m:r>
+            </m:oMath>
+            <w:r>
+              <w:rPr>
+                <w:rFonts w:ascii="Times New Roman" w:hAnsi="Times New Roman" w:eastAsia="Times New Roman" w:cs="Times New Roman"/>
+              </w:rPr>
+              <w:t xml:space="preserve">​</w:t>
+            </w:r>
+          </w:p>
+        </w:tc>
+      </w:tr>
+      <w:tr>
+        <w:tc>
+          <w:tcPr/>
+          <w:p>
+            <w:pPr>
+              <w:pStyle w:val="Compact"/>
+              <w:jc w:val="center"/>
+            </w:pPr>
+            <m:oMath>
+              <m:r>
+                <m:rPr>
+                  <m:sty m:val="p"/>
+                </m:rPr>
+                <m:t>C</m:t>
+              </m:r>
+              <m:r>
+                <m:rPr>
+                  <m:sty m:val="p"/>
+                </m:rPr>
+                <m:t>a</m:t>
+              </m:r>
+              <m:r>
+                <m:rPr>
+                  <m:sty m:val="p"/>
+                </m:rPr>
+                <m:t>C</m:t>
+              </m:r>
+              <m:sSub>
+                <m:e>
+                  <m:r>
+                    <m:rPr>
+                      <m:sty m:val="p"/>
+                    </m:rPr>
+                    <m:t>O</m:t>
+                  </m:r>
+                </m:e>
+                <m:sub>
+                  <m:r>
+                    <m:rPr>
+                      <m:sty m:val="p"/>
+                    </m:rPr>
+                    <m:t>3</m:t>
+                  </m:r>
+                </m:sub>
+              </m:sSub>
+            </m:oMath>
+            <w:r>
+              <w:rPr>
+                <w:rFonts w:ascii="Times New Roman" w:hAnsi="Times New Roman" w:eastAsia="Times New Roman" w:cs="Times New Roman"/>
+              </w:rPr>
+              <w:t xml:space="preserve">​</w:t>
+            </w:r>
+          </w:p>
+        </w:tc>
+        <w:tc>
+          <w:tcPr/>
+          <w:p>
+            <w:pPr>
+              <w:pStyle w:val="Compact"/>
+              <w:jc w:val="center"/>
+            </w:pPr>
+            <w:r>
+              <w:rPr>
+                <w:rFonts w:hint="eastAsia" w:ascii="Times New Roman" w:hAnsi="Times New Roman" w:eastAsia="FangSong" w:cs="Times New Roman"/>
+              </w:rPr>
+              <w:t>石灰石</w:t>
+            </w:r>
+            <w:r>
+              <w:rPr>
+                <w:rFonts w:hint="eastAsia" w:ascii="Times New Roman" w:hAnsi="Times New Roman" w:eastAsia="Times New Roman" w:cs="Times New Roman"/>
+              </w:rPr>
+              <w:t>、</w:t>
+            </w:r>
+            <w:r>
+              <w:rPr>
+                <w:rFonts w:hint="eastAsia" w:ascii="Times New Roman" w:hAnsi="Times New Roman" w:eastAsia="FangSong" w:cs="Times New Roman"/>
+              </w:rPr>
+              <w:t>大理石</w:t>
+            </w:r>
+            <w:r>
+              <w:rPr>
+                <w:rFonts w:hint="eastAsia" w:ascii="Times New Roman" w:hAnsi="Times New Roman" w:eastAsia="Times New Roman" w:cs="Times New Roman"/>
+              </w:rPr>
+              <w:t>、</w:t>
+            </w:r>
+            <w:r>
+              <w:rPr>
+                <w:rFonts w:hint="eastAsia" w:ascii="Times New Roman" w:hAnsi="Times New Roman" w:eastAsia="FangSong" w:cs="Times New Roman"/>
+              </w:rPr>
+              <w:t>方解石</w:t>
+            </w:r>
+          </w:p>
+        </w:tc>
+        <w:tc>
+          <w:tcPr/>
+          <w:p>
+            <w:pPr>
+              <w:pStyle w:val="Compact"/>
+              <w:jc w:val="center"/>
+            </w:pPr>
+            <w:r>
+              <w:rPr>
+                <w:rFonts w:hint="eastAsia" w:ascii="Times New Roman" w:hAnsi="Times New Roman" w:eastAsia="FangSong" w:cs="Times New Roman"/>
+              </w:rPr>
+              <w:t xml:space="preserve">白色固体</w:t>
+            </w:r>
+          </w:p>
+        </w:tc>
+        <w:tc>
+          <w:tcPr/>
+          <w:p>
+            <w:pPr>
+              <w:pStyle w:val="Compact"/>
+              <w:jc w:val="center"/>
+            </w:pPr>
+            <w:r>
+              <w:rPr>
+                <w:rFonts w:hint="eastAsia" w:ascii="Times New Roman" w:hAnsi="Times New Roman" w:eastAsia="FangSong" w:cs="Times New Roman"/>
+              </w:rPr>
+              <w:t>难溶</w:t>
+            </w:r>
+            <w:r>
+              <w:rPr>
+                <w:rFonts w:hint="eastAsia" w:ascii="Times New Roman" w:hAnsi="Times New Roman" w:eastAsia="Times New Roman" w:cs="Times New Roman"/>
+              </w:rPr>
+              <w:t>、</w:t>
+            </w:r>
+            <w:r>
+              <w:rPr>
+                <w:rFonts w:hint="eastAsia" w:ascii="Times New Roman" w:hAnsi="Times New Roman" w:eastAsia="FangSong" w:cs="Times New Roman"/>
+              </w:rPr>
+              <w:t>受热分解</w:t>
+            </w:r>
+          </w:p>
+        </w:tc>
+        <w:tc>
+          <w:tcPr/>
+          <w:p>
+            <w:pPr>
+              <w:pStyle w:val="Compact"/>
+              <w:jc w:val="center"/>
+            </w:pPr>
+            <m:oMath>
+              <m:r>
+                <m:rPr>
+                  <m:sty m:val="p"/>
+                </m:rPr>
+                <m:t>C</m:t>
+              </m:r>
+              <m:r>
+                <m:rPr>
+                  <m:sty m:val="p"/>
+                </m:rPr>
+                <m:t>a</m:t>
+              </m:r>
+              <m:r>
+                <m:rPr>
+                  <m:sty m:val="p"/>
+                </m:rPr>
+                <m:t>C</m:t>
+              </m:r>
+              <m:sSub>
+                <m:e>
+                  <m:r>
+                    <m:rPr>
+                      <m:sty m:val="p"/>
+                    </m:rPr>
+                    <m:t>O</m:t>
+                  </m:r>
+                </m:e>
+                <m:sub>
+                  <m:r>
+                    <m:rPr>
+                      <m:sty m:val="p"/>
+                    </m:rPr>
+                    <m:t>3</m:t>
+                  </m:r>
+                </m:sub>
+              </m:sSub>
+              <m:limUpp>
+                <m:e>
+                  <m:r>
+                    <m:rPr>
+                      <m:sty m:val="p"/>
+                    </m:rPr>
+                    <m:t>→</m:t>
+                  </m:r>
+                </m:e>
+                <m:lim>
+                  <m:r>
+                    <m:rPr>
+                      <m:sty m:val="p"/>
+                    </m:rPr>
+                    <m:t>Δ</m:t>
+                  </m:r>
+                </m:lim>
+              </m:limUpp>
+              <m:r>
+                <m:rPr>
+                  <m:sty m:val="p"/>
+                </m:rPr>
+                <m:t>C</m:t>
+              </m:r>
+              <m:r>
+                <m:rPr>
+                  <m:sty m:val="p"/>
+                </m:rPr>
+                <m:t>a</m:t>
+              </m:r>
+              <m:r>
+                <m:rPr>
+                  <m:sty m:val="p"/>
+                </m:rPr>
+                <m:t>O</m:t>
+              </m:r>
+              <m:r>
+                <m:rPr>
+                  <m:sty m:val="p"/>
+                </m:rPr>
+                <m:t>+</m:t>
+              </m:r>
+              <m:r>
+                <m:rPr>
+                  <m:sty m:val="p"/>
+                </m:rPr>
+                <m:t>C</m:t>
+              </m:r>
+              <m:sSub>
+                <m:e>
+                  <m:r>
+                    <m:rPr>
+                      <m:sty m:val="p"/>
+                    </m:rPr>
+                    <m:t>O</m:t>
+                  </m:r>
+                </m:e>
+                <m:sub>
+                  <m:r>
+                    <m:rPr>
+                      <m:sty m:val="p"/>
+                    </m:rPr>
+                    <m:t>2</m:t>
+                  </m:r>
+                </m:sub>
+              </m:sSub>
+              <m:r>
+                <m:rPr>
+                  <m:sty m:val="p"/>
+                </m:rPr>
+                <m:t>↑</m:t>
+              </m:r>
+            </m:oMath>
+            <w:r>
+              <w:rPr>
+                <w:rFonts w:ascii="Times New Roman" w:hAnsi="Times New Roman" w:eastAsia="Times New Roman" w:cs="Times New Roman"/>
+              </w:rPr>
+              <w:t xml:space="preserve">​</w:t>
+            </w:r>
+          </w:p>
+        </w:tc>
+      </w:tr>
+      <w:tr>
+        <w:tc>
+          <w:tcPr/>
+          <w:p>
+            <w:pPr>
+              <w:pStyle w:val="Compact"/>
+              <w:jc w:val="center"/>
+            </w:pPr>
+            <m:oMath>
+              <m:r>
+                <m:rPr>
+                  <m:sty m:val="p"/>
+                </m:rPr>
+                <m:t>C</m:t>
+              </m:r>
+              <m:r>
+                <m:rPr>
+                  <m:sty m:val="p"/>
+                </m:rPr>
+                <m:t>a</m:t>
+              </m:r>
+              <m:r>
+                <m:rPr>
+                  <m:sty m:val="p"/>
+                </m:rPr>
+                <m:t>S</m:t>
+              </m:r>
+              <m:sSub>
+                <m:e>
+                  <m:r>
+                    <m:rPr>
+                      <m:sty m:val="p"/>
+                    </m:rPr>
+                    <m:t>O</m:t>
+                  </m:r>
+                </m:e>
+                <m:sub>
+                  <m:r>
+                    <m:rPr>
+                      <m:sty m:val="p"/>
+                    </m:rPr>
+                    <m:t>4</m:t>
+                  </m:r>
+                </m:sub>
+              </m:sSub>
+              <m:r>
+                <m:rPr>
+                  <m:sty m:val="p"/>
+                </m:rPr>
+                <m:t>⋅</m:t>
+              </m:r>
+              <m:r>
+                <m:rPr>
+                  <m:sty m:val="p"/>
+                </m:rPr>
+                <m:t>2</m:t>
+              </m:r>
+              <m:sSub>
+                <m:e>
+                  <m:r>
+                    <m:rPr>
+                      <m:sty m:val="p"/>
+                    </m:rPr>
+                    <m:t>H</m:t>
+                  </m:r>
+                </m:e>
+                <m:sub>
+                  <m:r>
+                    <m:rPr>
+                      <m:sty m:val="p"/>
+                    </m:rPr>
+                    <m:t>2</m:t>
+                  </m:r>
+                </m:sub>
+              </m:sSub>
+              <m:r>
+                <m:rPr>
+                  <m:sty m:val="p"/>
+                </m:rPr>
+                <m:t>O</m:t>
+              </m:r>
+            </m:oMath>
+            <w:r>
+              <w:rPr>
+                <w:rFonts w:ascii="Times New Roman" w:hAnsi="Times New Roman" w:eastAsia="Times New Roman" w:cs="Times New Roman"/>
+              </w:rPr>
+              <w:t xml:space="preserve">​</w:t>
+            </w:r>
+          </w:p>
+        </w:tc>
+        <w:tc>
+          <w:tcPr/>
+          <w:p>
+            <w:pPr>
+              <w:pStyle w:val="Compact"/>
+              <w:jc w:val="center"/>
+            </w:pPr>
+            <w:r>
+              <w:rPr>
+                <w:rFonts w:hint="eastAsia" w:ascii="Times New Roman" w:hAnsi="Times New Roman" w:eastAsia="FangSong" w:cs="Times New Roman"/>
+              </w:rPr>
+              <w:t xml:space="preserve">石膏</w:t>
+            </w:r>
+          </w:p>
+        </w:tc>
+        <w:tc>
+          <w:tcPr/>
+          <w:p>
+            <w:pPr>
+              <w:pStyle w:val="Compact"/>
+              <w:jc w:val="center"/>
+            </w:pPr>
+            <w:r>
+              <w:rPr>
+                <w:rFonts w:hint="eastAsia" w:ascii="Times New Roman" w:hAnsi="Times New Roman" w:eastAsia="FangSong" w:cs="Times New Roman"/>
+              </w:rPr>
+              <w:t xml:space="preserve">白色晶体</w:t>
+            </w:r>
+          </w:p>
+        </w:tc>
+        <w:tc>
+          <w:tcPr/>
+          <w:p>
+            <w:pPr>
+              <w:pStyle w:val="Compact"/>
+              <w:jc w:val="center"/>
+            </w:pPr>
+            <w:r>
+              <w:rPr>
+                <w:rFonts w:hint="eastAsia" w:ascii="Times New Roman" w:hAnsi="Times New Roman" w:eastAsia="FangSong" w:cs="Times New Roman"/>
+              </w:rPr>
+              <w:t xml:space="preserve">微溶</w:t>
+            </w:r>
+          </w:p>
+        </w:tc>
+        <w:tc>
+          <w:tcPr/>
+          <w:p>
+            <w:pPr>
+              <w:pStyle w:val="Compact"/>
+              <w:jc w:val="center"/>
+            </w:pPr>
+            <m:oMath>
+              <m:r>
+                <m:rPr>
+                  <m:sty m:val="p"/>
+                </m:rPr>
+                <m:t>2</m:t>
+              </m:r>
+              <m:r>
+                <m:rPr>
+                  <m:sty m:val="p"/>
+                </m:rPr>
+                <m:t>C</m:t>
+              </m:r>
+              <m:r>
+                <m:rPr>
+                  <m:sty m:val="p"/>
+                </m:rPr>
+                <m:t>a</m:t>
+              </m:r>
+              <m:r>
+                <m:rPr>
+                  <m:sty m:val="p"/>
+                </m:rPr>
+                <m:t>S</m:t>
+              </m:r>
+              <m:sSub>
+                <m:e>
+                  <m:r>
+                    <m:rPr>
+                      <m:sty m:val="p"/>
+                    </m:rPr>
+                    <m:t>O</m:t>
+                  </m:r>
+                </m:e>
+                <m:sub>
+                  <m:r>
+                    <m:rPr>
+                      <m:sty m:val="p"/>
+                    </m:rPr>
+                    <m:t>4</m:t>
+                  </m:r>
+                </m:sub>
+              </m:sSub>
+              <m:r>
+                <m:rPr>
+                  <m:sty m:val="p"/>
+                </m:rPr>
+                <m:t>⋅</m:t>
+              </m:r>
+              <m:r>
+                <m:rPr>
+                  <m:sty m:val="p"/>
+                </m:rPr>
+                <m:t>2</m:t>
+              </m:r>
+              <m:sSub>
+                <m:e>
+                  <m:r>
+                    <m:rPr>
+                      <m:sty m:val="p"/>
+                    </m:rPr>
+                    <m:t>H</m:t>
+                  </m:r>
+                </m:e>
+                <m:sub>
+                  <m:r>
+                    <m:rPr>
+                      <m:sty m:val="p"/>
+                    </m:rPr>
+                    <m:t>2</m:t>
+                  </m:r>
+                </m:sub>
+              </m:sSub>
+              <m:r>
+                <m:rPr>
+                  <m:sty m:val="p"/>
+                </m:rPr>
+                <m:t>O</m:t>
+              </m:r>
+              <m:limUpp>
+                <m:e>
+                  <m:r>
+                    <m:rPr>
+                      <m:sty m:val="p"/>
+                    </m:rPr>
+                    <m:t>→</m:t>
+                  </m:r>
+                </m:e>
+                <m:lim>
+                  <m:r>
+                    <m:rPr>
+                      <m:sty m:val="p"/>
+                    </m:rPr>
+                    <m:t>Δ</m:t>
+                  </m:r>
+                </m:lim>
+              </m:limUpp>
+              <m:r>
+                <m:rPr>
+                  <m:sty m:val="p"/>
+                </m:rPr>
+                <m:t>2</m:t>
+              </m:r>
+              <m:r>
+                <m:rPr>
+                  <m:sty m:val="p"/>
+                </m:rPr>
+                <m:t>C</m:t>
+              </m:r>
+              <m:r>
+                <m:rPr>
+                  <m:sty m:val="p"/>
+                </m:rPr>
+                <m:t>a</m:t>
+              </m:r>
+              <m:r>
+                <m:rPr>
+                  <m:sty m:val="p"/>
+                </m:rPr>
+                <m:t>S</m:t>
+              </m:r>
+              <m:sSub>
+                <m:e>
+                  <m:r>
+                    <m:rPr>
+                      <m:sty m:val="p"/>
+                    </m:rPr>
+                    <m:t>O</m:t>
+                  </m:r>
+                </m:e>
+                <m:sub>
+                  <m:r>
+                    <m:rPr>
+                      <m:sty m:val="p"/>
+                    </m:rPr>
+                    <m:t>4</m:t>
+                  </m:r>
+                </m:sub>
+              </m:sSub>
+              <m:r>
+                <m:rPr>
+                  <m:sty m:val="p"/>
+                </m:rPr>
+                <m:t>⋅</m:t>
+              </m:r>
+              <m:sSub>
+                <m:e>
+                  <m:r>
+                    <m:rPr>
+                      <m:sty m:val="p"/>
+                    </m:rPr>
+                    <m:t>H</m:t>
+                  </m:r>
+                </m:e>
+                <m:sub>
+                  <m:r>
+                    <m:rPr>
+                      <m:sty m:val="p"/>
+                    </m:rPr>
+                    <m:t>2</m:t>
+                  </m:r>
+                </m:sub>
+              </m:sSub>
+              <m:r>
+                <m:rPr>
+                  <m:sty m:val="p"/>
+                </m:rPr>
+                <m:t>O</m:t>
+              </m:r>
+              <m:r>
+                <m:rPr>
+                  <m:sty m:val="p"/>
+                </m:rPr>
+                <m:t>+</m:t>
+              </m:r>
+              <m:r>
+                <m:rPr>
+                  <m:sty m:val="p"/>
+                </m:rPr>
+                <m:t>3</m:t>
+              </m:r>
+              <m:sSub>
+                <m:e>
+                  <m:r>
+                    <m:rPr>
+                      <m:sty m:val="p"/>
+                    </m:rPr>
+                    <m:t>H</m:t>
+                  </m:r>
+                </m:e>
+                <m:sub>
+                  <m:r>
+                    <m:rPr>
+                      <m:sty m:val="p"/>
+                    </m:rPr>
+                    <m:t>2</m:t>
+                  </m:r>
+                </m:sub>
+              </m:sSub>
+              <m:r>
+                <m:rPr>
+                  <m:sty m:val="p"/>
+                </m:rPr>
+                <m:t>O</m:t>
+              </m:r>
+            </m:oMath>
+            <w:r>
+              <w:rPr>
+                <w:rFonts w:hint="eastAsia" w:ascii="Times New Roman" w:hAnsi="Times New Roman" w:eastAsia="Times New Roman" w:cs="Times New Roman"/>
+              </w:rPr>
+              <w:t>（</w:t>
+            </w:r>
+            <w:r>
+              <w:rPr>
+                <w:rFonts w:hint="eastAsia" w:ascii="Times New Roman" w:hAnsi="Times New Roman" w:eastAsia="FangSong" w:cs="Times New Roman"/>
+              </w:rPr>
+              <w:t>熟石膏</w:t>
+            </w:r>
+            <w:r>
+              <w:rPr>
+                <w:rFonts w:hint="eastAsia" w:ascii="Times New Roman" w:hAnsi="Times New Roman" w:eastAsia="Times New Roman" w:cs="Times New Roman"/>
+              </w:rPr>
+              <w:t>）</w:t>
+            </w:r>
+          </w:p>
+        </w:tc>
+      </w:tr>
+      <w:tr>
+        <w:tc>
+          <w:tcPr/>
+          <w:p>
+            <w:pPr>
+              <w:pStyle w:val="Compact"/>
+              <w:jc w:val="center"/>
+            </w:pPr>
+            <m:oMath>
+              <m:r>
+                <m:rPr>
+                  <m:sty m:val="p"/>
+                </m:rPr>
+                <m:t>C</m:t>
+              </m:r>
+              <m:r>
+                <m:rPr>
+                  <m:sty m:val="p"/>
+                </m:rPr>
+                <m:t>a</m:t>
+              </m:r>
+              <m:sSub>
+                <m:e>
+                  <m:r>
+                    <m:rPr>
+                      <m:sty m:val="p"/>
+                    </m:rPr>
+                    <m:t>F</m:t>
+                  </m:r>
+                </m:e>
+                <m:sub>
+                  <m:r>
+                    <m:rPr>
+                      <m:sty m:val="p"/>
+                    </m:rPr>
+                    <m:t>2</m:t>
+                  </m:r>
+                </m:sub>
+              </m:sSub>
+            </m:oMath>
+            <w:r>
+              <w:rPr>
+                <w:rFonts w:ascii="Times New Roman" w:hAnsi="Times New Roman" w:eastAsia="Times New Roman" w:cs="Times New Roman"/>
+              </w:rPr>
+              <w:t xml:space="preserve">​</w:t>
+            </w:r>
+          </w:p>
+        </w:tc>
+        <w:tc>
+          <w:tcPr/>
+          <w:p>
+            <w:pPr>
+              <w:pStyle w:val="Compact"/>
+              <w:jc w:val="center"/>
+            </w:pPr>
+            <w:r>
+              <w:rPr>
+                <w:rFonts w:hint="eastAsia" w:ascii="Times New Roman" w:hAnsi="Times New Roman" w:eastAsia="FangSong" w:cs="Times New Roman"/>
+              </w:rPr>
+              <w:t xml:space="preserve">萤石</w:t>
+            </w:r>
+          </w:p>
+        </w:tc>
+        <w:tc>
+          <w:tcPr/>
+          <w:p>
+            <w:pPr>
+              <w:pStyle w:val="Compact"/>
+              <w:jc w:val="center"/>
+            </w:pPr>
+            <w:r>
+              <w:rPr>
+                <w:rFonts w:hint="eastAsia" w:ascii="Times New Roman" w:hAnsi="Times New Roman" w:eastAsia="FangSong" w:cs="Times New Roman"/>
+              </w:rPr>
+              <w:t xml:space="preserve">无色或紫绿色晶体</w:t>
+            </w:r>
+          </w:p>
+        </w:tc>
+        <w:tc>
+          <w:tcPr/>
+          <w:p>
+            <w:pPr>
+              <w:pStyle w:val="Compact"/>
+              <w:jc w:val="center"/>
+            </w:pPr>
+            <w:r>
+              <w:rPr>
+                <w:rFonts w:hint="eastAsia" w:ascii="Times New Roman" w:hAnsi="Times New Roman" w:eastAsia="FangSong" w:cs="Times New Roman"/>
+              </w:rPr>
+              <w:t xml:space="preserve">难溶</w:t>
+            </w:r>
+          </w:p>
+        </w:tc>
+        <w:tc>
+          <w:tcPr/>
+          <w:p>
+            <w:pPr>
+              <w:pStyle w:val="Compact"/>
+              <w:jc w:val="center"/>
+            </w:pPr>
+            <m:oMath>
+              <m:r>
+                <m:rPr>
+                  <m:sty m:val="p"/>
+                </m:rPr>
+                <m:t>C</m:t>
+              </m:r>
+              <m:r>
+                <m:rPr>
+                  <m:sty m:val="p"/>
+                </m:rPr>
+                <m:t>a</m:t>
+              </m:r>
+              <m:sSub>
+                <m:e>
+                  <m:r>
+                    <m:rPr>
+                      <m:sty m:val="p"/>
+                    </m:rPr>
+                    <m:t>F</m:t>
+                  </m:r>
+                </m:e>
+                <m:sub>
+                  <m:r>
+                    <m:rPr>
+                      <m:sty m:val="p"/>
+                    </m:rPr>
+                    <m:t>2</m:t>
+                  </m:r>
+                </m:sub>
+              </m:sSub>
+              <m:r>
+                <m:rPr>
+                  <m:sty m:val="p"/>
+                </m:rPr>
+                <m:t>+</m:t>
+              </m:r>
+              <m:sSub>
+                <m:e>
+                  <m:r>
+                    <m:rPr>
+                      <m:sty m:val="p"/>
+                    </m:rPr>
+                    <m:t>H</m:t>
+                  </m:r>
+                </m:e>
+                <m:sub>
+                  <m:r>
+                    <m:rPr>
+                      <m:sty m:val="p"/>
+                    </m:rPr>
+                    <m:t>2</m:t>
+                  </m:r>
+                </m:sub>
+              </m:sSub>
+              <m:r>
+                <m:rPr>
+                  <m:sty m:val="p"/>
+                </m:rPr>
+                <m:t>S</m:t>
+              </m:r>
+              <m:sSub>
+                <m:e>
+                  <m:r>
+                    <m:rPr>
+                      <m:sty m:val="p"/>
+                    </m:rPr>
+                    <m:t>O</m:t>
+                  </m:r>
+                </m:e>
+                <m:sub>
+                  <m:r>
+                    <m:rPr>
+                      <m:sty m:val="p"/>
+                    </m:rPr>
+                    <m:t>4</m:t>
+                  </m:r>
+                </m:sub>
+              </m:sSub>
+              <m:limUpp>
+                <m:e>
+                  <m:r>
+                    <m:rPr>
+                      <m:sty m:val="p"/>
+                    </m:rPr>
+                    <m:t>→</m:t>
+                  </m:r>
+                </m:e>
+                <m:lim>
+                  <m:r>
+                    <m:rPr>
+                      <m:sty m:val="p"/>
+                    </m:rPr>
+                    <m:t>Δ</m:t>
+                  </m:r>
+                </m:lim>
+              </m:limUpp>
+              <m:r>
+                <m:rPr>
+                  <m:sty m:val="p"/>
+                </m:rPr>
+                <m:t>C</m:t>
+              </m:r>
+              <m:r>
+                <m:rPr>
+                  <m:sty m:val="p"/>
+                </m:rPr>
+                <m:t>a</m:t>
+              </m:r>
+              <m:r>
+                <m:rPr>
+                  <m:sty m:val="p"/>
+                </m:rPr>
+                <m:t>S</m:t>
+              </m:r>
+              <m:sSub>
+                <m:e>
+                  <m:r>
+                    <m:rPr>
+                      <m:sty m:val="p"/>
+                    </m:rPr>
+                    <m:t>O</m:t>
+                  </m:r>
+                </m:e>
+                <m:sub>
+                  <m:r>
+                    <m:rPr>
+                      <m:sty m:val="p"/>
+                    </m:rPr>
+                    <m:t>4</m:t>
+                  </m:r>
+                </m:sub>
+              </m:sSub>
+              <m:r>
+                <m:rPr>
+                  <m:sty m:val="p"/>
+                </m:rPr>
+                <m:t>+</m:t>
+              </m:r>
+              <m:r>
+                <m:rPr>
+                  <m:sty m:val="p"/>
+                </m:rPr>
+                <m:t>2</m:t>
+              </m:r>
+              <m:r>
+                <m:rPr>
+                  <m:sty m:val="p"/>
+                </m:rPr>
+                <m:t>H</m:t>
+              </m:r>
+              <m:r>
+                <m:rPr>
+                  <m:sty m:val="p"/>
+                </m:rPr>
+                <m:t>F</m:t>
+              </m:r>
+              <m:r>
+                <m:rPr>
+                  <m:sty m:val="p"/>
+                </m:rPr>
+                <m:t>↑</m:t>
+              </m:r>
+            </m:oMath>
+            <w:r>
+              <w:rPr>
+                <w:rFonts w:ascii="Times New Roman" w:hAnsi="Times New Roman" w:eastAsia="Times New Roman" w:cs="Times New Roman"/>
+              </w:rPr>
+              <w:t xml:space="preserve">​</w:t>
+            </w:r>
+          </w:p>
+        </w:tc>
+      </w:tr>
+      <w:tr>
+        <w:tc>
+          <w:tcPr/>
+          <w:p>
+            <w:pPr>
+              <w:pStyle w:val="Compact"/>
+              <w:jc w:val="center"/>
+            </w:pPr>
+            <m:oMath>
+              <m:r>
+                <m:rPr>
+                  <m:sty m:val="p"/>
+                </m:rPr>
+                <m:t>C</m:t>
+              </m:r>
+              <m:r>
+                <m:rPr>
+                  <m:sty m:val="p"/>
+                </m:rPr>
+                <m:t>a</m:t>
+              </m:r>
+              <m:sSub>
+                <m:e>
+                  <m:r>
+                    <m:rPr>
+                      <m:sty m:val="p"/>
+                    </m:rPr>
+                    <m:t>C</m:t>
+                  </m:r>
+                </m:e>
+                <m:sub>
+                  <m:r>
+                    <m:rPr>
+                      <m:sty m:val="p"/>
+                    </m:rPr>
+                    <m:t>2</m:t>
+                  </m:r>
+                </m:sub>
+              </m:sSub>
+            </m:oMath>
+            <w:r>
+              <w:rPr>
+                <w:rFonts w:ascii="Times New Roman" w:hAnsi="Times New Roman" w:eastAsia="Times New Roman" w:cs="Times New Roman"/>
+              </w:rPr>
+              <w:t xml:space="preserve">​</w:t>
+            </w:r>
+          </w:p>
+        </w:tc>
+        <w:tc>
+          <w:tcPr/>
+          <w:p>
+            <w:pPr>
+              <w:pStyle w:val="Compact"/>
+              <w:jc w:val="center"/>
+            </w:pPr>
+            <w:r>
+              <w:rPr>
+                <w:rFonts w:hint="eastAsia" w:ascii="Times New Roman" w:hAnsi="Times New Roman" w:eastAsia="FangSong" w:cs="Times New Roman"/>
+              </w:rPr>
+              <w:t xml:space="preserve">电石</w:t>
+            </w:r>
+          </w:p>
+        </w:tc>
+        <w:tc>
+          <w:tcPr/>
+          <w:p>
+            <w:pPr>
+              <w:pStyle w:val="Compact"/>
+              <w:jc w:val="center"/>
+            </w:pPr>
+            <w:r>
+              <w:rPr>
+                <w:rFonts w:hint="eastAsia" w:ascii="Times New Roman" w:hAnsi="Times New Roman" w:eastAsia="FangSong" w:cs="Times New Roman"/>
+              </w:rPr>
+              <w:t xml:space="preserve">灰黑色块状</w:t>
+            </w:r>
+          </w:p>
+        </w:tc>
+        <w:tc>
+          <w:tcPr/>
+          <w:p>
+            <w:pPr>
+              <w:pStyle w:val="Compact"/>
+              <w:jc w:val="center"/>
+            </w:pPr>
+            <w:r>
+              <w:rPr>
+                <w:rFonts w:hint="eastAsia" w:ascii="Times New Roman" w:hAnsi="Times New Roman" w:eastAsia="FangSong" w:cs="Times New Roman"/>
+              </w:rPr>
+              <w:t xml:space="preserve">遇水放出乙炔</w:t>
+            </w:r>
+          </w:p>
+        </w:tc>
+        <w:tc>
+          <w:tcPr/>
+          <w:p>
+            <w:pPr>
+              <w:pStyle w:val="Compact"/>
+              <w:jc w:val="center"/>
+            </w:pPr>
+            <m:oMath>
+              <m:r>
+                <m:rPr>
+                  <m:sty m:val="p"/>
+                </m:rPr>
+                <m:t>C</m:t>
+              </m:r>
+              <m:r>
+                <m:rPr>
+                  <m:sty m:val="p"/>
+                </m:rPr>
+                <m:t>a</m:t>
+              </m:r>
+              <m:sSub>
+                <m:e>
+                  <m:r>
+                    <m:rPr>
+                      <m:sty m:val="p"/>
+                    </m:rPr>
+                    <m:t>C</m:t>
+                  </m:r>
+                </m:e>
+                <m:sub>
+                  <m:r>
+                    <m:rPr>
+                      <m:sty m:val="p"/>
+                    </m:rPr>
+                    <m:t>2</m:t>
+                  </m:r>
+                </m:sub>
+              </m:sSub>
+              <m:r>
+                <m:rPr>
+                  <m:sty m:val="p"/>
+                </m:rPr>
+                <m:t>+</m:t>
+              </m:r>
+              <m:r>
+                <m:rPr>
+                  <m:sty m:val="p"/>
+                </m:rPr>
+                <m:t>2</m:t>
+              </m:r>
+              <m:sSub>
+                <m:e>
+                  <m:r>
+                    <m:rPr>
+                      <m:sty m:val="p"/>
+                    </m:rPr>
+                    <m:t>H</m:t>
+                  </m:r>
+                </m:e>
+                <m:sub>
+                  <m:r>
+                    <m:rPr>
+                      <m:sty m:val="p"/>
+                    </m:rPr>
+                    <m:t>2</m:t>
+                  </m:r>
+                </m:sub>
+              </m:sSub>
+              <m:r>
+                <m:rPr>
+                  <m:sty m:val="p"/>
+                </m:rPr>
+                <m:t>O</m:t>
+              </m:r>
+              <m:r>
+                <m:rPr>
+                  <m:sty m:val="p"/>
+                </m:rPr>
+                <m:t>→</m:t>
+              </m:r>
+              <m:r>
+                <m:rPr>
+                  <m:sty m:val="p"/>
+                </m:rPr>
+                <m:t>C</m:t>
+              </m:r>
+              <m:r>
+                <m:rPr>
+                  <m:sty m:val="p"/>
+                </m:rPr>
+                <m:t>a</m:t>
+              </m:r>
+              <m:r>
+                <m:rPr>
+                  <m:sty m:val="p"/>
+                </m:rPr>
+                <m:t>(</m:t>
+              </m:r>
+              <m:r>
+                <m:rPr>
+                  <m:sty m:val="p"/>
+                </m:rPr>
+                <m:t>O</m:t>
+              </m:r>
+              <m:r>
+                <m:rPr>
+                  <m:sty m:val="p"/>
+                </m:rPr>
+                <m:t>H</m:t>
+              </m:r>
+              <m:sSub>
+                <m:e>
+                  <m:r>
+                    <m:rPr>
+                      <m:sty m:val="p"/>
+                    </m:rPr>
+                    <m:t>)</m:t>
+                  </m:r>
+                </m:e>
+                <m:sub>
+                  <m:r>
+                    <m:rPr>
+                      <m:sty m:val="p"/>
+                    </m:rPr>
+                    <m:t>2</m:t>
+                  </m:r>
+                </m:sub>
+              </m:sSub>
+              <m:r>
+                <m:rPr>
+                  <m:sty m:val="p"/>
+                </m:rPr>
+                <m:t>+</m:t>
+              </m:r>
+              <m:sSub>
+                <m:e>
+                  <m:r>
+                    <m:rPr>
+                      <m:sty m:val="p"/>
+                    </m:rPr>
+                    <m:t>C</m:t>
+                  </m:r>
+                </m:e>
+                <m:sub>
+                  <m:r>
+                    <m:rPr>
+                      <m:sty m:val="p"/>
+                    </m:rPr>
+                    <m:t>2</m:t>
+                  </m:r>
+                </m:sub>
+              </m:sSub>
+              <m:sSub>
+                <m:e>
+                  <m:r>
+                    <m:rPr>
+                      <m:sty m:val="p"/>
+                    </m:rPr>
+                    <m:t>H</m:t>
+                  </m:r>
+                </m:e>
+                <m:sub>
+                  <m:r>
+                    <m:rPr>
+                      <m:sty m:val="p"/>
+                    </m:rPr>
+                    <m:t>2</m:t>
+                  </m:r>
+                </m:sub>
+              </m:sSub>
+              <m:r>
+                <m:rPr>
+                  <m:sty m:val="p"/>
+                </m:rPr>
+                <m:t>↑</m:t>
+              </m:r>
+            </m:oMath>
+            <w:r>
+              <w:rPr>
+                <w:rFonts w:ascii="Times New Roman" w:hAnsi="Times New Roman" w:eastAsia="Times New Roman" w:cs="Times New Roman"/>
+              </w:rPr>
+              <w:t xml:space="preserve">​</w:t>
+            </w:r>
+          </w:p>
+        </w:tc>
+      </w:tr>
+      <w:tr>
+        <w:tc>
+          <w:tcPr/>
+          <w:p>
+            <w:pPr>
+              <w:pStyle w:val="Compact"/>
+              <w:jc w:val="center"/>
+            </w:pPr>
+            <m:oMath>
+              <m:r>
+                <m:rPr>
+                  <m:sty m:val="p"/>
+                </m:rPr>
+                <m:t>B</m:t>
+              </m:r>
+              <m:r>
+                <m:rPr>
+                  <m:sty m:val="p"/>
+                </m:rPr>
+                <m:t>a</m:t>
+              </m:r>
+              <m:r>
+                <m:rPr>
+                  <m:sty m:val="p"/>
+                </m:rPr>
+                <m:t>S</m:t>
+              </m:r>
+              <m:sSub>
+                <m:e>
+                  <m:r>
+                    <m:rPr>
+                      <m:sty m:val="p"/>
+                    </m:rPr>
+                    <m:t>O</m:t>
+                  </m:r>
+                </m:e>
+                <m:sub>
+                  <m:r>
+                    <m:rPr>
+                      <m:sty m:val="p"/>
+                    </m:rPr>
+                    <m:t>4</m:t>
+                  </m:r>
+                </m:sub>
+              </m:sSub>
+            </m:oMath>
+            <w:r>
+              <w:rPr>
+                <w:rFonts w:ascii="Times New Roman" w:hAnsi="Times New Roman" w:eastAsia="Times New Roman" w:cs="Times New Roman"/>
+              </w:rPr>
+              <w:t xml:space="preserve">​</w:t>
+            </w:r>
+          </w:p>
+        </w:tc>
+        <w:tc>
+          <w:tcPr/>
+          <w:p>
+            <w:pPr>
+              <w:pStyle w:val="Compact"/>
+              <w:jc w:val="center"/>
+            </w:pPr>
+            <w:r>
+              <w:rPr>
+                <w:rFonts w:hint="eastAsia" w:ascii="Times New Roman" w:hAnsi="Times New Roman" w:eastAsia="FangSong" w:cs="Times New Roman"/>
+              </w:rPr>
+              <w:t>重晶石</w:t>
+            </w:r>
+            <w:r>
+              <w:rPr>
+                <w:rFonts w:hint="eastAsia" w:ascii="Times New Roman" w:hAnsi="Times New Roman" w:eastAsia="Times New Roman" w:cs="Times New Roman"/>
+              </w:rPr>
+              <w:t>、</w:t>
+            </w:r>
+            <w:r>
+              <w:rPr>
+                <w:rFonts w:hint="eastAsia" w:ascii="Times New Roman" w:hAnsi="Times New Roman" w:eastAsia="FangSong" w:cs="Times New Roman"/>
+              </w:rPr>
+              <w:t>钡餐</w:t>
+            </w:r>
+          </w:p>
+        </w:tc>
+        <w:tc>
+          <w:tcPr/>
+          <w:p>
+            <w:pPr>
+              <w:pStyle w:val="Compact"/>
+              <w:jc w:val="center"/>
+            </w:pPr>
+            <w:r>
+              <w:rPr>
+                <w:rFonts w:hint="eastAsia" w:ascii="Times New Roman" w:hAnsi="Times New Roman" w:eastAsia="FangSong" w:cs="Times New Roman"/>
+              </w:rPr>
+              <w:t xml:space="preserve">白色固体</w:t>
+            </w:r>
+          </w:p>
+        </w:tc>
+        <w:tc>
+          <w:tcPr/>
+          <w:p>
+            <w:pPr>
+              <w:pStyle w:val="Compact"/>
+              <w:jc w:val="center"/>
+            </w:pPr>
+            <w:r>
+              <w:rPr>
+                <w:rFonts w:hint="eastAsia" w:ascii="Times New Roman" w:hAnsi="Times New Roman" w:eastAsia="FangSong" w:cs="Times New Roman"/>
+              </w:rPr>
+              <w:t>极难溶</w:t>
+            </w:r>
+            <w:r>
+              <w:rPr>
+                <w:rFonts w:hint="eastAsia" w:ascii="Times New Roman" w:hAnsi="Times New Roman" w:eastAsia="Times New Roman" w:cs="Times New Roman"/>
+              </w:rPr>
+              <w:t>、</w:t>
+            </w:r>
+            <w:r>
+              <w:rPr>
+                <w:rFonts w:hint="eastAsia" w:ascii="Times New Roman" w:hAnsi="Times New Roman" w:eastAsia="FangSong" w:cs="Times New Roman"/>
+              </w:rPr>
+              <w:t>不溶于稀酸</w:t>
+            </w:r>
+          </w:p>
+        </w:tc>
+        <w:tc>
+          <w:tcPr/>
+          <w:p>
+            <w:pPr>
+              <w:pStyle w:val="Compact"/>
+              <w:jc w:val="center"/>
+            </w:pPr>
+            <m:oMath>
+              <m:r>
+                <m:rPr>
+                  <m:sty m:val="p"/>
+                </m:rPr>
+                <m:t>B</m:t>
+              </m:r>
+              <m:sSup>
+                <m:e>
+                  <m:r>
+                    <m:rPr>
+                      <m:sty m:val="p"/>
+                    </m:rPr>
+                    <m:t>a</m:t>
+                  </m:r>
+                </m:e>
+                <m:sup>
+                  <m:r>
+                    <m:rPr>
+                      <m:sty m:val="p"/>
+                    </m:rPr>
+                    <m:t>2</m:t>
+                  </m:r>
+                  <m:r>
+                    <m:rPr>
+                      <m:sty m:val="p"/>
+                    </m:rPr>
+                    <m:t>+</m:t>
+                  </m:r>
+                </m:sup>
+              </m:sSup>
+              <m:r>
+                <m:rPr>
+                  <m:sty m:val="p"/>
+                </m:rPr>
+                <m:t>+</m:t>
+              </m:r>
+              <m:r>
+                <m:rPr>
+                  <m:sty m:val="p"/>
+                </m:rPr>
+                <m:t>S</m:t>
+              </m:r>
+              <m:sSubSup>
+                <m:e>
+                  <m:r>
+                    <m:rPr>
+                      <m:sty m:val="p"/>
+                    </m:rPr>
+                    <m:t>O</m:t>
+                  </m:r>
+                </m:e>
+                <m:sub>
+                  <m:r>
+                    <m:rPr>
+                      <m:sty m:val="p"/>
+                    </m:rPr>
+                    <m:t>4</m:t>
+                  </m:r>
+                </m:sub>
+                <m:sup>
+                  <m:r>
+                    <m:rPr>
+                      <m:sty m:val="p"/>
+                    </m:rPr>
+                    <m:t>2</m:t>
+                  </m:r>
+                  <m:r>
+                    <m:rPr>
+                      <m:sty m:val="p"/>
+                    </m:rPr>
+                    <m:t>−</m:t>
+                  </m:r>
+                </m:sup>
+              </m:sSubSup>
+              <m:r>
+                <m:rPr>
+                  <m:sty m:val="p"/>
+                </m:rPr>
+                <m:t>→</m:t>
+              </m:r>
+              <m:r>
+                <m:rPr>
+                  <m:sty m:val="p"/>
+                </m:rPr>
+                <m:t>B</m:t>
+              </m:r>
+              <m:r>
+                <m:rPr>
+                  <m:sty m:val="p"/>
+                </m:rPr>
+                <m:t>a</m:t>
+              </m:r>
+              <m:r>
+                <m:rPr>
+                  <m:sty m:val="p"/>
+                </m:rPr>
+                <m:t>S</m:t>
+              </m:r>
+              <m:sSub>
+                <m:e>
+                  <m:r>
+                    <m:rPr>
+                      <m:sty m:val="p"/>
+                    </m:rPr>
+                    <m:t>O</m:t>
+                  </m:r>
+                </m:e>
+                <m:sub>
+                  <m:r>
+                    <m:rPr>
+                      <m:sty m:val="p"/>
+                    </m:rPr>
+                    <m:t>4</m:t>
+                  </m:r>
+                </m:sub>
+              </m:sSub>
+              <m:r>
+                <m:rPr>
+                  <m:sty m:val="p"/>
+                </m:rPr>
+                <m:t>↓</m:t>
+              </m:r>
+            </m:oMath>
+            <w:r>
+              <w:rPr>
+                <w:rFonts w:ascii="Times New Roman" w:hAnsi="Times New Roman" w:eastAsia="Times New Roman" w:cs="Times New Roman"/>
+              </w:rPr>
+              <w:t xml:space="preserve">​</w:t>
+            </w:r>
+          </w:p>
+        </w:tc>
+      </w:tr>
+      <w:tr>
+        <w:tc>
+          <w:tcPr/>
+          <w:p>
+            <w:pPr>
+              <w:pStyle w:val="Compact"/>
+              <w:jc w:val="center"/>
+            </w:pPr>
+            <m:oMath>
+              <m:r>
+                <m:rPr>
+                  <m:sty m:val="p"/>
+                </m:rPr>
+                <m:t>B</m:t>
+              </m:r>
+              <m:r>
+                <m:rPr>
+                  <m:sty m:val="p"/>
+                </m:rPr>
+                <m:t>a</m:t>
+              </m:r>
+              <m:r>
+                <m:rPr>
+                  <m:sty m:val="p"/>
+                </m:rPr>
+                <m:t>S</m:t>
+              </m:r>
+              <m:sSub>
+                <m:e>
+                  <m:r>
+                    <m:rPr>
+                      <m:sty m:val="p"/>
+                    </m:rPr>
+                    <m:t>O</m:t>
+                  </m:r>
+                </m:e>
+                <m:sub>
+                  <m:r>
+                    <m:rPr>
+                      <m:sty m:val="p"/>
+                    </m:rPr>
+                    <m:t>3</m:t>
+                  </m:r>
+                </m:sub>
+              </m:sSub>
+            </m:oMath>
+            <w:r>
+              <w:rPr>
+                <w:rFonts w:ascii="Times New Roman" w:hAnsi="Times New Roman" w:eastAsia="Times New Roman" w:cs="Times New Roman"/>
+              </w:rPr>
+              <w:t xml:space="preserve">​</w:t>
+            </w:r>
+          </w:p>
+        </w:tc>
+        <w:tc>
+          <w:tcPr/>
+          <w:p>
+            <w:pPr>
+              <w:pStyle w:val="Compact"/>
+              <w:jc w:val="center"/>
+            </w:pPr>
+            <w:r>
+              <w:rPr>
+                <w:rFonts w:ascii="Times New Roman" w:hAnsi="Times New Roman" w:eastAsia="Times New Roman" w:cs="Times New Roman"/>
+              </w:rPr>
+              <w:t xml:space="preserve">—</w:t>
+            </w:r>
+          </w:p>
+        </w:tc>
+        <w:tc>
+          <w:tcPr/>
+          <w:p>
+            <w:pPr>
+              <w:pStyle w:val="Compact"/>
+              <w:jc w:val="center"/>
+            </w:pPr>
+            <w:r>
+              <w:rPr>
+                <w:rFonts w:hint="eastAsia" w:ascii="Times New Roman" w:hAnsi="Times New Roman" w:eastAsia="FangSong" w:cs="Times New Roman"/>
+              </w:rPr>
+              <w:t xml:space="preserve">白色固体</w:t>
+            </w:r>
+          </w:p>
+        </w:tc>
+        <w:tc>
+          <w:tcPr/>
+          <w:p>
+            <w:pPr>
+              <w:pStyle w:val="Compact"/>
+              <w:jc w:val="center"/>
+            </w:pPr>
+            <w:r>
+              <w:rPr>
+                <w:rFonts w:hint="eastAsia" w:ascii="Times New Roman" w:hAnsi="Times New Roman" w:eastAsia="FangSong" w:cs="Times New Roman"/>
+              </w:rPr>
+              <w:t xml:space="preserve">溶于稀盐酸</w:t>
+            </w:r>
+          </w:p>
+        </w:tc>
+        <w:tc>
+          <w:tcPr/>
+          <w:p>
+            <w:pPr>
+              <w:pStyle w:val="Compact"/>
+              <w:jc w:val="center"/>
+            </w:pPr>
+            <m:oMath>
+              <m:r>
+                <m:rPr>
+                  <m:sty m:val="p"/>
+                </m:rPr>
+                <m:t>B</m:t>
+              </m:r>
+              <m:r>
+                <m:rPr>
+                  <m:sty m:val="p"/>
+                </m:rPr>
+                <m:t>a</m:t>
+              </m:r>
+              <m:r>
+                <m:rPr>
+                  <m:sty m:val="p"/>
+                </m:rPr>
+                <m:t>S</m:t>
+              </m:r>
+              <m:sSub>
+                <m:e>
+                  <m:r>
+                    <m:rPr>
+                      <m:sty m:val="p"/>
+                    </m:rPr>
+                    <m:t>O</m:t>
+                  </m:r>
+                </m:e>
+                <m:sub>
+                  <m:r>
+                    <m:rPr>
+                      <m:sty m:val="p"/>
+                    </m:rPr>
+                    <m:t>3</m:t>
+                  </m:r>
+                </m:sub>
+              </m:sSub>
+              <m:r>
+                <m:rPr>
+                  <m:sty m:val="p"/>
+                </m:rPr>
+                <m:t>+</m:t>
+              </m:r>
+              <m:r>
+                <m:rPr>
+                  <m:sty m:val="p"/>
+                </m:rPr>
+                <m:t>2</m:t>
+              </m:r>
+              <m:r>
+                <m:rPr>
+                  <m:sty m:val="p"/>
+                </m:rPr>
+                <m:t>H</m:t>
+              </m:r>
+              <m:r>
+                <m:rPr>
+                  <m:sty m:val="p"/>
+                </m:rPr>
+                <m:t>C</m:t>
+              </m:r>
+              <m:r>
+                <m:rPr>
+                  <m:sty m:val="p"/>
+                </m:rPr>
+                <m:t>l</m:t>
+              </m:r>
+              <m:r>
+                <m:rPr>
+                  <m:sty m:val="p"/>
+                </m:rPr>
+                <m:t>→</m:t>
+              </m:r>
+              <m:r>
+                <m:rPr>
+                  <m:sty m:val="p"/>
+                </m:rPr>
+                <m:t>B</m:t>
+              </m:r>
+              <m:r>
+                <m:rPr>
+                  <m:sty m:val="p"/>
+                </m:rPr>
+                <m:t>a</m:t>
+              </m:r>
+              <m:r>
+                <m:rPr>
+                  <m:sty m:val="p"/>
+                </m:rPr>
+                <m:t>C</m:t>
+              </m:r>
+              <m:sSub>
+                <m:e>
+                  <m:r>
+                    <m:rPr>
+                      <m:sty m:val="p"/>
+                    </m:rPr>
+                    <m:t>l</m:t>
+                  </m:r>
+                </m:e>
+                <m:sub>
+                  <m:r>
+                    <m:rPr>
+                      <m:sty m:val="p"/>
+                    </m:rPr>
+                    <m:t>2</m:t>
+                  </m:r>
+                </m:sub>
+              </m:sSub>
+              <m:r>
+                <m:rPr>
+                  <m:sty m:val="p"/>
+                </m:rPr>
+                <m:t>+</m:t>
+              </m:r>
+              <m:r>
+                <m:rPr>
+                  <m:sty m:val="p"/>
+                </m:rPr>
+                <m:t>S</m:t>
+              </m:r>
+              <m:sSub>
+                <m:e>
+                  <m:r>
+                    <m:rPr>
+                      <m:sty m:val="p"/>
+                    </m:rPr>
+                    <m:t>O</m:t>
+                  </m:r>
+                </m:e>
+                <m:sub>
+                  <m:r>
+                    <m:rPr>
+                      <m:sty m:val="p"/>
+                    </m:rPr>
+                    <m:t>2</m:t>
+                  </m:r>
+                </m:sub>
+              </m:sSub>
+              <m:r>
+                <m:rPr>
+                  <m:sty m:val="p"/>
+                </m:rPr>
+                <m:t>↑</m:t>
+              </m:r>
+              <m:r>
+                <m:rPr>
+                  <m:sty m:val="p"/>
+                </m:rPr>
+                <m:t>+</m:t>
+              </m:r>
+              <m:sSub>
+                <m:e>
+                  <m:r>
+                    <m:rPr>
+                      <m:sty m:val="p"/>
+                    </m:rPr>
+                    <m:t>H</m:t>
+                  </m:r>
+                </m:e>
+                <m:sub>
+                  <m:r>
+                    <m:rPr>
+                      <m:sty m:val="p"/>
+                    </m:rPr>
+                    <m:t>2</m:t>
+                  </m:r>
+                </m:sub>
+              </m:sSub>
+              <m:r>
+                <m:rPr>
+                  <m:sty m:val="p"/>
+                </m:rPr>
+                <m:t>O</m:t>
+              </m:r>
+            </m:oMath>
+            <w:r>
+              <w:rPr>
+                <w:rFonts w:ascii="Times New Roman" w:hAnsi="Times New Roman" w:eastAsia="Times New Roman" w:cs="Times New Roman"/>
+              </w:rPr>
+              <w:t xml:space="preserve">​</w:t>
+            </w:r>
+          </w:p>
+        </w:tc>
+      </w:tr>
+      <w:tr>
+        <w:tc>
+          <w:tcPr/>
+          <w:p>
+            <w:pPr>
+              <w:pStyle w:val="Compact"/>
+              <w:jc w:val="center"/>
+            </w:pPr>
+            <m:oMath>
+              <m:r>
+                <m:rPr>
+                  <m:sty m:val="p"/>
+                </m:rPr>
+                <m:t>B</m:t>
+              </m:r>
+              <m:r>
+                <m:rPr>
+                  <m:sty m:val="p"/>
+                </m:rPr>
+                <m:t>e</m:t>
+              </m:r>
+              <m:r>
+                <m:rPr>
+                  <m:sty m:val="p"/>
+                </m:rPr>
+                <m:t>(</m:t>
+              </m:r>
+              <m:r>
+                <m:rPr>
+                  <m:sty m:val="p"/>
+                </m:rPr>
+                <m:t>O</m:t>
+              </m:r>
+              <m:r>
+                <m:rPr>
+                  <m:sty m:val="p"/>
+                </m:rPr>
+                <m:t>H</m:t>
+              </m:r>
+              <m:sSub>
+                <m:e>
+                  <m:r>
+                    <m:rPr>
+                      <m:sty m:val="p"/>
+                    </m:rPr>
+                    <m:t>)</m:t>
+                  </m:r>
+                </m:e>
+                <m:sub>
+                  <m:r>
+                    <m:rPr>
+                      <m:sty m:val="p"/>
+                    </m:rPr>
+                    <m:t>2</m:t>
+                  </m:r>
+                </m:sub>
+              </m:sSub>
+            </m:oMath>
+            <w:r>
+              <w:rPr>
+                <w:rFonts w:ascii="Times New Roman" w:hAnsi="Times New Roman" w:eastAsia="Times New Roman" w:cs="Times New Roman"/>
+              </w:rPr>
+              <w:t xml:space="preserve">​</w:t>
+            </w:r>
+          </w:p>
+        </w:tc>
+        <w:tc>
+          <w:tcPr/>
+          <w:p>
+            <w:pPr>
+              <w:pStyle w:val="Compact"/>
+              <w:jc w:val="center"/>
+            </w:pPr>
+            <w:r>
+              <w:rPr>
+                <w:rFonts w:ascii="Times New Roman" w:hAnsi="Times New Roman" w:eastAsia="Times New Roman" w:cs="Times New Roman"/>
+              </w:rPr>
+              <w:t xml:space="preserve">—</w:t>
+            </w:r>
+          </w:p>
+        </w:tc>
+        <w:tc>
+          <w:tcPr/>
+          <w:p>
+            <w:pPr>
+              <w:pStyle w:val="Compact"/>
+              <w:jc w:val="center"/>
+            </w:pPr>
+            <w:r>
+              <w:rPr>
+                <w:rFonts w:hint="eastAsia" w:ascii="Times New Roman" w:hAnsi="Times New Roman" w:eastAsia="FangSong" w:cs="Times New Roman"/>
+              </w:rPr>
+              <w:t xml:space="preserve">白色胶状沉淀</w:t>
+            </w:r>
+          </w:p>
+        </w:tc>
+        <w:tc>
+          <w:tcPr/>
+          <w:p>
+            <w:pPr>
+              <w:pStyle w:val="Compact"/>
+              <w:jc w:val="center"/>
+            </w:pPr>
+            <w:r>
+              <w:rPr>
+                <w:rFonts w:hint="eastAsia" w:ascii="Times New Roman" w:hAnsi="Times New Roman" w:eastAsia="FangSong" w:cs="Times New Roman"/>
+              </w:rPr>
+              <w:t xml:space="preserve">两性</w:t>
+            </w:r>
+          </w:p>
+        </w:tc>
+        <w:tc>
+          <w:tcPr/>
+          <w:p>
+            <w:pPr>
+              <w:pStyle w:val="Compact"/>
+              <w:jc w:val="center"/>
+            </w:pPr>
+            <m:oMath>
+              <m:r>
+                <m:rPr>
+                  <m:sty m:val="p"/>
+                </m:rPr>
+                <m:t>B</m:t>
+              </m:r>
+              <m:r>
+                <m:rPr>
+                  <m:sty m:val="p"/>
+                </m:rPr>
+                <m:t>e</m:t>
+              </m:r>
+              <m:r>
+                <m:rPr>
+                  <m:sty m:val="p"/>
+                </m:rPr>
+                <m:t>(</m:t>
+              </m:r>
+              <m:r>
+                <m:rPr>
+                  <m:sty m:val="p"/>
+                </m:rPr>
+                <m:t>O</m:t>
+              </m:r>
+              <m:r>
+                <m:rPr>
+                  <m:sty m:val="p"/>
+                </m:rPr>
+                <m:t>H</m:t>
+              </m:r>
+              <m:sSub>
+                <m:e>
+                  <m:r>
+                    <m:rPr>
+                      <m:sty m:val="p"/>
+                    </m:rPr>
+                    <m:t>)</m:t>
+                  </m:r>
+                </m:e>
+                <m:sub>
+                  <m:r>
+                    <m:rPr>
+                      <m:sty m:val="p"/>
+                    </m:rPr>
+                    <m:t>2</m:t>
+                  </m:r>
+                </m:sub>
+              </m:sSub>
+              <m:r>
+                <m:rPr>
+                  <m:sty m:val="p"/>
+                </m:rPr>
+                <m:t>+</m:t>
+              </m:r>
+              <m:r>
+                <m:rPr>
+                  <m:sty m:val="p"/>
+                </m:rPr>
+                <m:t>2</m:t>
+              </m:r>
+              <m:r>
+                <m:rPr>
+                  <m:sty m:val="p"/>
+                </m:rPr>
+                <m:t>O</m:t>
+              </m:r>
+              <m:sSup>
+                <m:e>
+                  <m:r>
+                    <m:rPr>
+                      <m:sty m:val="p"/>
+                    </m:rPr>
+                    <m:t>H</m:t>
+                  </m:r>
+                </m:e>
+                <m:sup>
+                  <m:r>
+                    <m:rPr>
+                      <m:sty m:val="p"/>
+                    </m:rPr>
+                    <m:t>−</m:t>
+                  </m:r>
+                </m:sup>
+              </m:sSup>
+              <m:r>
+                <m:rPr>
+                  <m:sty m:val="p"/>
+                </m:rPr>
+                <m:t>⇌</m:t>
+              </m:r>
+              <m:r>
+                <m:rPr>
+                  <m:sty m:val="p"/>
+                </m:rPr>
+                <m:t>[</m:t>
+              </m:r>
+              <m:r>
+                <m:rPr>
+                  <m:sty m:val="p"/>
+                </m:rPr>
+                <m:t>B</m:t>
+              </m:r>
+              <m:r>
+                <m:rPr>
+                  <m:sty m:val="p"/>
+                </m:rPr>
+                <m:t>e</m:t>
+              </m:r>
+              <m:r>
+                <m:rPr>
+                  <m:sty m:val="p"/>
+                </m:rPr>
+                <m:t>(</m:t>
+              </m:r>
+              <m:r>
+                <m:rPr>
+                  <m:sty m:val="p"/>
+                </m:rPr>
+                <m:t>O</m:t>
+              </m:r>
+              <m:r>
+                <m:rPr>
+                  <m:sty m:val="p"/>
+                </m:rPr>
+                <m:t>H</m:t>
+              </m:r>
+              <m:sSub>
+                <m:e>
+                  <m:r>
+                    <m:rPr>
+                      <m:sty m:val="p"/>
+                    </m:rPr>
+                    <m:t>)</m:t>
+                  </m:r>
+                </m:e>
+                <m:sub>
+                  <m:r>
+                    <m:rPr>
+                      <m:sty m:val="p"/>
+                    </m:rPr>
+                    <m:t>4</m:t>
+                  </m:r>
+                </m:sub>
+              </m:sSub>
+              <m:sSup>
+                <m:e>
+                  <m:r>
+                    <m:rPr>
+                      <m:sty m:val="p"/>
+                    </m:rPr>
+                    <m:t>]</m:t>
+                  </m:r>
+                </m:e>
+                <m:sup>
+                  <m:r>
+                    <m:rPr>
+                      <m:sty m:val="p"/>
+                    </m:rPr>
+                    <m:t>2</m:t>
+                  </m:r>
+                  <m:r>
+                    <m:rPr>
+                      <m:sty m:val="p"/>
+                    </m:rPr>
+                    <m:t>−</m:t>
+                  </m:r>
+                </m:sup>
+              </m:sSup>
+            </m:oMath>
+            <w:r>
+              <w:rPr>
+                <w:rFonts w:ascii="Times New Roman" w:hAnsi="Times New Roman" w:eastAsia="Times New Roman" w:cs="Times New Roman"/>
+              </w:rPr>
+              <w:t xml:space="preserve">​</w:t>
+            </w:r>
+          </w:p>
+        </w:tc>
+      </w:tr>
+      <w:tr>
+        <w:tc>
+          <w:tcPr/>
+          <w:p>
+            <w:pPr>
+              <w:pStyle w:val="Compact"/>
+              <w:jc w:val="center"/>
+            </w:pPr>
+            <m:oMath>
+              <m:r>
+                <m:rPr>
+                  <m:sty m:val="p"/>
+                </m:rPr>
+                <m:t>N</m:t>
+              </m:r>
+              <m:sSub>
+                <m:e>
+                  <m:r>
+                    <m:rPr>
+                      <m:sty m:val="p"/>
+                    </m:rPr>
+                    <m:t>a</m:t>
+                  </m:r>
+                </m:e>
+                <m:sub>
+                  <m:r>
+                    <m:rPr>
+                      <m:sty m:val="p"/>
+                    </m:rPr>
+                    <m:t>2</m:t>
+                  </m:r>
+                </m:sub>
+              </m:sSub>
+              <m:sSub>
+                <m:e>
+                  <m:r>
+                    <m:rPr>
+                      <m:sty m:val="p"/>
+                    </m:rPr>
+                    <m:t>B</m:t>
+                  </m:r>
+                </m:e>
+                <m:sub>
+                  <m:r>
+                    <m:rPr>
+                      <m:sty m:val="p"/>
+                    </m:rPr>
+                    <m:t>4</m:t>
+                  </m:r>
+                </m:sub>
+              </m:sSub>
+              <m:sSub>
+                <m:e>
+                  <m:r>
+                    <m:rPr>
+                      <m:sty m:val="p"/>
+                    </m:rPr>
+                    <m:t>O</m:t>
+                  </m:r>
+                </m:e>
+                <m:sub>
+                  <m:r>
+                    <m:rPr>
+                      <m:sty m:val="p"/>
+                    </m:rPr>
+                    <m:t>7</m:t>
+                  </m:r>
+                </m:sub>
+              </m:sSub>
+              <m:r>
+                <m:rPr>
+                  <m:sty m:val="p"/>
+                </m:rPr>
+                <m:t>⋅</m:t>
+              </m:r>
+              <m:r>
+                <m:rPr>
+                  <m:sty m:val="p"/>
+                </m:rPr>
+                <m:t>10</m:t>
+              </m:r>
+              <m:sSub>
+                <m:e>
+                  <m:r>
+                    <m:rPr>
+                      <m:sty m:val="p"/>
+                    </m:rPr>
+                    <m:t>H</m:t>
+                  </m:r>
+                </m:e>
+                <m:sub>
+                  <m:r>
+                    <m:rPr>
+                      <m:sty m:val="p"/>
+                    </m:rPr>
+                    <m:t>2</m:t>
+                  </m:r>
+                </m:sub>
+              </m:sSub>
+              <m:r>
+                <m:rPr>
+                  <m:sty m:val="p"/>
+                </m:rPr>
+                <m:t>O</m:t>
+              </m:r>
+            </m:oMath>
+            <w:r>
+              <w:rPr>
+                <w:rFonts w:ascii="Times New Roman" w:hAnsi="Times New Roman" w:eastAsia="Times New Roman" w:cs="Times New Roman"/>
+              </w:rPr>
+              <w:t xml:space="preserve">​</w:t>
+            </w:r>
+          </w:p>
+        </w:tc>
+        <w:tc>
+          <w:tcPr/>
+          <w:p>
+            <w:pPr>
+              <w:pStyle w:val="Compact"/>
+              <w:jc w:val="center"/>
+            </w:pPr>
+            <w:r>
+              <w:rPr>
+                <w:rFonts w:hint="eastAsia" w:ascii="Times New Roman" w:hAnsi="Times New Roman" w:eastAsia="FangSong" w:cs="Times New Roman"/>
+              </w:rPr>
+              <w:t xml:space="preserve">硼砂</w:t>
+            </w:r>
+          </w:p>
+        </w:tc>
+        <w:tc>
+          <w:tcPr/>
+          <w:p>
+            <w:pPr>
+              <w:pStyle w:val="Compact"/>
+              <w:jc w:val="center"/>
+            </w:pPr>
+            <w:r>
+              <w:rPr>
+                <w:rFonts w:hint="eastAsia" w:ascii="Times New Roman" w:hAnsi="Times New Roman" w:eastAsia="FangSong" w:cs="Times New Roman"/>
+              </w:rPr>
+              <w:t xml:space="preserve">无色晶体</w:t>
+            </w:r>
+          </w:p>
+        </w:tc>
+        <w:tc>
+          <w:tcPr/>
+          <w:p>
+            <w:pPr>
+              <w:pStyle w:val="Compact"/>
+              <w:jc w:val="center"/>
+            </w:pPr>
+            <w:r>
+              <w:rPr>
+                <w:rFonts w:hint="eastAsia" w:ascii="Times New Roman" w:hAnsi="Times New Roman" w:eastAsia="FangSong" w:cs="Times New Roman"/>
+              </w:rPr>
+              <w:t>缓冲</w:t>
+            </w:r>
+            <w:r>
+              <w:rPr>
+                <w:rFonts w:hint="eastAsia" w:ascii="Times New Roman" w:hAnsi="Times New Roman" w:eastAsia="Times New Roman" w:cs="Times New Roman"/>
+              </w:rPr>
+              <w:t>、</w:t>
+            </w:r>
+            <w:r>
+              <w:rPr>
+                <w:rFonts w:hint="eastAsia" w:ascii="Times New Roman" w:hAnsi="Times New Roman" w:eastAsia="FangSong" w:cs="Times New Roman"/>
+              </w:rPr>
+              <w:t>助熔</w:t>
+            </w:r>
+          </w:p>
+        </w:tc>
+        <w:tc>
+          <w:tcPr/>
+          <w:p>
+            <w:pPr>
+              <w:pStyle w:val="Compact"/>
+              <w:jc w:val="center"/>
+            </w:pPr>
+            <w:r>
+              <w:rPr>
+                <w:rFonts w:hint="eastAsia" w:ascii="Times New Roman" w:hAnsi="Times New Roman" w:eastAsia="FangSong" w:cs="Times New Roman"/>
+              </w:rPr>
+              <w:t>硼砂珠实验</w:t>
+            </w:r>
+            <w:r>
+              <w:rPr>
+                <w:rFonts w:hint="eastAsia" w:ascii="Times New Roman" w:hAnsi="Times New Roman" w:eastAsia="Times New Roman" w:cs="Times New Roman"/>
+              </w:rPr>
+              <w:t>（</w:t>
+            </w:r>
+            <w:r>
+              <w:rPr>
+                <w:rFonts w:hint="eastAsia" w:ascii="Times New Roman" w:hAnsi="Times New Roman" w:eastAsia="FangSong" w:cs="Times New Roman"/>
+              </w:rPr>
+              <w:t>见硼族部分</w:t>
+            </w:r>
+            <w:r>
+              <w:rPr>
+                <w:rFonts w:hint="eastAsia" w:ascii="Times New Roman" w:hAnsi="Times New Roman" w:eastAsia="Times New Roman" w:cs="Times New Roman"/>
+              </w:rPr>
+              <w:t>）</w:t>
+            </w:r>
+          </w:p>
+        </w:tc>
+      </w:tr>
+    </w:tbl>
     <w:bookmarkEnd w:id="132"/>
-    <w:bookmarkStart w:id="133" w:name="课后习题"/>
+    <w:bookmarkEnd w:id="133"/>
+    <w:bookmarkStart w:id="134" w:name="课后习题"/>
     <w:p>
       <w:pPr>
         <w:pStyle w:val="Heading2"/>
@@ -59589,7 +67188,7 @@
         <w:pStyle w:val="BodyText"/>
       </w:pPr>
     </w:p>
-    <w:bookmarkEnd w:id="133"/>
+    <w:bookmarkEnd w:id="134"/>
     <w:sectPr>
       <w:footerReference w:type="default" r:id="rId10"/>
       <w:footnotePr>

--- a/06-学生侧材料/讲义/学生专用版/5-无机化学/碱金属碱土金属与稀有气体-超级充实版（学生专用版）.docx
+++ b/06-学生侧材料/讲义/学生专用版/5-无机化学/碱金属碱土金属与稀有气体-超级充实版（学生专用版）.docx
@@ -2078,7 +2078,7 @@
       </w:r>
     </w:p>
     <w:bookmarkEnd w:id="17"/>
-    <w:bookmarkStart w:id="21" w:name="电极电势与实际活泼性的背离"/>
+    <w:bookmarkStart w:id="18" w:name="电极电势与实际活泼性的背离"/>
     <w:p>
       <w:pPr>
         <w:pStyle w:val="Heading3"/>
@@ -2418,7 +2418,6 @@
     <w:p>
       <w:pPr>
         <w:pStyle w:val="BodyText"/>
-        <w:spacing w:after="80"/>
         <w:ind w:firstLine="420"/>
       </w:pPr>
       <w:r>
@@ -2692,6 +2691,26 @@
           <w:rFonts w:ascii="Times New Roman" w:hAnsi="Times New Roman" w:eastAsia="Times New Roman" w:cs="Times New Roman"/>
         </w:rPr>
         <w:t xml:space="preserve">。</w:t>
+      </w:r>
+    </w:p>
+    <w:bookmarkEnd w:id="18"/>
+    <w:bookmarkStart w:id="22" w:name="born-haber-循环的三步分解"/>
+    <w:p>
+      <w:pPr>
+        <w:pStyle w:val="Heading3"/>
+        <w:spacing w:after="120" w:before="280"/>
+      </w:pPr>
+      <w:r>
+        <w:rPr>
+          <w:rFonts w:ascii="Times New Roman" w:hAnsi="Times New Roman" w:eastAsia="Times New Roman" w:cs="Times New Roman"/>
+        </w:rPr>
+        <w:t xml:space="preserve">1.5 Born-Haber </w:t>
+      </w:r>
+      <w:r>
+        <w:rPr>
+          <w:rFonts w:hint="eastAsia" w:ascii="Times New Roman" w:hAnsi="Times New Roman" w:eastAsia="SimHei" w:cs="Times New Roman"/>
+        </w:rPr>
+        <w:t xml:space="preserve">循环的三步分解</w:t>
       </w:r>
     </w:p>
     <w:tbl>
@@ -2761,18 +2780,18 @@
                 <wp:inline>
                   <wp:extent cx="2667000" cy="2499360"/>
                   <wp:effectExtent b="0" l="0" r="0" t="0"/>
-                  <wp:docPr descr="" title="" id="19" name="Picture"/>
+                  <wp:docPr descr="" title="" id="20" name="Picture"/>
                   <a:graphic>
                     <a:graphicData uri="http://schemas.openxmlformats.org/drawingml/2006/picture">
                       <pic:pic>
                         <pic:nvPicPr>
-                          <pic:cNvPr descr="44cde43a08cd3f850289b984aa102bf6c24816634bdb32e9bf8975be103278cd.jpg" id="20" name="Picture"/>
+                          <pic:cNvPr descr="44cde43a08cd3f850289b984aa102bf6c24816634bdb32e9bf8975be103278cd.jpg" id="21" name="Picture"/>
                           <pic:cNvPicPr>
                             <a:picLocks noChangeArrowheads="1" noChangeAspect="1"/>
                           </pic:cNvPicPr>
                         </pic:nvPicPr>
                         <pic:blipFill>
-                          <a:blip r:embed="rId18"/>
+                          <a:blip r:embed="rId19"/>
                           <a:stretch>
                             <a:fillRect/>
                           </a:stretch>
@@ -2861,29 +2880,10 @@
         </w:tc>
       </w:tr>
     </w:tbl>
-    <w:bookmarkEnd w:id="21"/>
-    <w:bookmarkStart w:id="25" w:name="born-haber-循环的三步分解"/>
     <w:p>
       <w:pPr>
-        <w:pStyle w:val="Heading3"/>
-        <w:spacing w:before="280" w:after="120"/>
-      </w:pPr>
-      <w:r>
-        <w:rPr>
-          <w:rFonts w:ascii="Times New Roman" w:hAnsi="Times New Roman" w:eastAsia="Times New Roman" w:cs="Times New Roman"/>
-        </w:rPr>
-        <w:t xml:space="preserve">1.5 Born-Haber </w:t>
-      </w:r>
-      <w:r>
-        <w:rPr>
-          <w:rFonts w:hint="eastAsia" w:ascii="Times New Roman" w:hAnsi="Times New Roman" w:eastAsia="SimHei" w:cs="Times New Roman"/>
-        </w:rPr>
-        <w:t xml:space="preserve">循环的三步分解</w:t>
-      </w:r>
-    </w:p>
-    <w:p>
-      <w:pPr>
-        <w:pStyle w:val="FirstParagraph"/>
+        <w:pStyle w:val="BodyText"/>
+        <w:spacing w:before="120"/>
         <w:ind w:firstLine="420"/>
       </w:pPr>
       <w:r>
@@ -3344,7 +3344,6 @@
     <w:p>
       <w:pPr>
         <w:pStyle w:val="BodyText"/>
-        <w:spacing w:after="80"/>
         <w:ind w:firstLine="420"/>
       </w:pPr>
       <w:r>
@@ -3502,6 +3501,26 @@
           <w:rFonts w:hint="eastAsia" w:ascii="Times New Roman" w:hAnsi="Times New Roman" w:eastAsia="Times New Roman" w:cs="Times New Roman"/>
         </w:rPr>
         <w:t>。</w:t>
+      </w:r>
+    </w:p>
+    <w:bookmarkEnd w:id="22"/>
+    <w:bookmarkStart w:id="26" w:name="三步焓变的代数和与元素差异"/>
+    <w:p>
+      <w:pPr>
+        <w:pStyle w:val="Heading3"/>
+        <w:spacing w:after="120" w:before="280"/>
+      </w:pPr>
+      <w:r>
+        <w:rPr>
+          <w:rFonts w:ascii="Times New Roman" w:hAnsi="Times New Roman" w:eastAsia="Times New Roman" w:cs="Times New Roman"/>
+        </w:rPr>
+        <w:t xml:space="preserve">1.6 </w:t>
+      </w:r>
+      <w:r>
+        <w:rPr>
+          <w:rFonts w:hint="eastAsia" w:ascii="Times New Roman" w:hAnsi="Times New Roman" w:eastAsia="SimHei" w:cs="Times New Roman"/>
+        </w:rPr>
+        <w:t xml:space="preserve">三步焓变的代数和与元素差异</w:t>
       </w:r>
     </w:p>
     <w:tbl>
@@ -3564,18 +3583,18 @@
                 <wp:inline>
                   <wp:extent cx="2667000" cy="1473774"/>
                   <wp:effectExtent b="0" l="0" r="0" t="0"/>
-                  <wp:docPr descr="" title="" id="23" name="Picture"/>
+                  <wp:docPr descr="" title="" id="24" name="Picture"/>
                   <a:graphic>
                     <a:graphicData uri="http://schemas.openxmlformats.org/drawingml/2006/picture">
                       <pic:pic>
                         <pic:nvPicPr>
-                          <pic:cNvPr descr="11f70d7ecb264b5840dab223e6a121402bbbca582b42e33dba601224c421d741.jpg" id="24" name="Picture"/>
+                          <pic:cNvPr descr="11f70d7ecb264b5840dab223e6a121402bbbca582b42e33dba601224c421d741.jpg" id="25" name="Picture"/>
                           <pic:cNvPicPr>
                             <a:picLocks noChangeArrowheads="1" noChangeAspect="1"/>
                           </pic:cNvPicPr>
                         </pic:nvPicPr>
                         <pic:blipFill>
-                          <a:blip r:embed="rId22"/>
+                          <a:blip r:embed="rId23"/>
                           <a:stretch>
                             <a:fillRect/>
                           </a:stretch>
@@ -3664,29 +3683,10 @@
         </w:tc>
       </w:tr>
     </w:tbl>
-    <w:bookmarkEnd w:id="25"/>
-    <w:bookmarkStart w:id="26" w:name="三步焓变的代数和与元素差异"/>
     <w:p>
       <w:pPr>
-        <w:pStyle w:val="Heading3"/>
-        <w:spacing w:before="280" w:after="120"/>
-      </w:pPr>
-      <w:r>
-        <w:rPr>
-          <w:rFonts w:ascii="Times New Roman" w:hAnsi="Times New Roman" w:eastAsia="Times New Roman" w:cs="Times New Roman"/>
-        </w:rPr>
-        <w:t xml:space="preserve">1.6 </w:t>
-      </w:r>
-      <w:r>
-        <w:rPr>
-          <w:rFonts w:hint="eastAsia" w:ascii="Times New Roman" w:hAnsi="Times New Roman" w:eastAsia="SimHei" w:cs="Times New Roman"/>
-        </w:rPr>
-        <w:t xml:space="preserve">三步焓变的代数和与元素差异</w:t>
-      </w:r>
-    </w:p>
-    <w:p>
-      <w:pPr>
-        <w:pStyle w:val="FirstParagraph"/>
+        <w:pStyle w:val="BodyText"/>
+        <w:spacing w:before="120"/>
         <w:ind w:firstLine="420"/>
       </w:pPr>
       <w:r>
@@ -4213,7 +4213,7 @@
       </w:r>
     </w:p>
     <w:bookmarkEnd w:id="26"/>
-    <w:bookmarkStart w:id="30" w:name="动力学成因锂的反应为何温和"/>
+    <w:bookmarkStart w:id="27" w:name="动力学成因锂的反应为何温和"/>
     <w:p>
       <w:pPr>
         <w:pStyle w:val="Heading3"/>
@@ -4247,7 +4247,6 @@
     <w:p>
       <w:pPr>
         <w:pStyle w:val="FirstParagraph"/>
-        <w:spacing w:after="80"/>
         <w:ind w:firstLine="420"/>
       </w:pPr>
       <w:r>
@@ -4385,6 +4384,50 @@
           <w:rFonts w:hint="eastAsia" w:ascii="Times New Roman" w:hAnsi="Times New Roman" w:eastAsia="Times New Roman" w:cs="Times New Roman"/>
         </w:rPr>
         <w:t>。</w:t>
+      </w:r>
+    </w:p>
+    <w:bookmarkEnd w:id="27"/>
+    <w:bookmarkStart w:id="34" w:name="卤化物晶型岩盐型与-cscl-型"/>
+    <w:p>
+      <w:pPr>
+        <w:pStyle w:val="Heading3"/>
+        <w:spacing w:after="120" w:before="280"/>
+      </w:pPr>
+      <w:r>
+        <w:rPr>
+          <w:rFonts w:ascii="Times New Roman" w:hAnsi="Times New Roman" w:eastAsia="Times New Roman" w:cs="Times New Roman"/>
+        </w:rPr>
+        <w:t xml:space="preserve">1.8 </w:t>
+      </w:r>
+      <w:r>
+        <w:rPr>
+          <w:rFonts w:hint="eastAsia" w:ascii="Times New Roman" w:hAnsi="Times New Roman" w:eastAsia="SimHei" w:cs="Times New Roman"/>
+        </w:rPr>
+        <w:t>卤化物晶型</w:t>
+      </w:r>
+      <w:r>
+        <w:rPr>
+          <w:rFonts w:hint="eastAsia" w:ascii="Times New Roman" w:hAnsi="Times New Roman" w:eastAsia="Times New Roman" w:cs="Times New Roman"/>
+        </w:rPr>
+        <w:t>：</w:t>
+      </w:r>
+      <w:r>
+        <w:rPr>
+          <w:rFonts w:hint="eastAsia" w:ascii="Times New Roman" w:hAnsi="Times New Roman" w:eastAsia="SimHei" w:cs="Times New Roman"/>
+        </w:rPr>
+        <w:t>岩盐型与</w:t>
+      </w:r>
+      <w:r>
+        <w:rPr>
+          <w:rFonts w:ascii="Times New Roman" w:hAnsi="Times New Roman" w:eastAsia="Times New Roman" w:cs="Times New Roman"/>
+        </w:rPr>
+        <w:t xml:space="preserve"> CsCl </w:t>
+      </w:r>
+      <w:r>
+        <w:rPr>
+          <w:rFonts w:hint="eastAsia" w:ascii="Times New Roman" w:hAnsi="Times New Roman" w:eastAsia="SimHei" w:cs="Times New Roman"/>
+        </w:rPr>
+        <w:t xml:space="preserve">型</w:t>
       </w:r>
     </w:p>
     <w:tbl>
@@ -4461,18 +4504,18 @@
                 <wp:inline>
                   <wp:extent cx="2667000" cy="1399200"/>
                   <wp:effectExtent b="0" l="0" r="0" t="0"/>
-                  <wp:docPr descr="" title="" id="28" name="Picture"/>
+                  <wp:docPr descr="" title="" id="29" name="Picture"/>
                   <a:graphic>
                     <a:graphicData uri="http://schemas.openxmlformats.org/drawingml/2006/picture">
                       <pic:pic>
                         <pic:nvPicPr>
-                          <pic:cNvPr descr="13c941849802ab249f77db617806256dbb8e7f602597dcf94e9e44aaf61318d4.png" id="29" name="Picture"/>
+                          <pic:cNvPr descr="13c941849802ab249f77db617806256dbb8e7f602597dcf94e9e44aaf61318d4.png" id="30" name="Picture"/>
                           <pic:cNvPicPr>
                             <a:picLocks noChangeArrowheads="1" noChangeAspect="1"/>
                           </pic:cNvPicPr>
                         </pic:nvPicPr>
                         <pic:blipFill>
-                          <a:blip r:embed="rId27"/>
+                          <a:blip r:embed="rId28"/>
                           <a:stretch>
                             <a:fillRect/>
                           </a:stretch>
@@ -4567,54 +4610,10 @@
         </w:tc>
       </w:tr>
     </w:tbl>
-    <w:bookmarkEnd w:id="30"/>
-    <w:bookmarkStart w:id="34" w:name="卤化物晶型岩盐型与-cscl-型"/>
     <w:p>
       <w:pPr>
-        <w:pStyle w:val="Heading3"/>
-        <w:spacing w:before="280" w:after="120"/>
-      </w:pPr>
-      <w:r>
-        <w:rPr>
-          <w:rFonts w:ascii="Times New Roman" w:hAnsi="Times New Roman" w:eastAsia="Times New Roman" w:cs="Times New Roman"/>
-        </w:rPr>
-        <w:t xml:space="preserve">1.8 </w:t>
-      </w:r>
-      <w:r>
-        <w:rPr>
-          <w:rFonts w:hint="eastAsia" w:ascii="Times New Roman" w:hAnsi="Times New Roman" w:eastAsia="SimHei" w:cs="Times New Roman"/>
-        </w:rPr>
-        <w:t>卤化物晶型</w:t>
-      </w:r>
-      <w:r>
-        <w:rPr>
-          <w:rFonts w:hint="eastAsia" w:ascii="Times New Roman" w:hAnsi="Times New Roman" w:eastAsia="Times New Roman" w:cs="Times New Roman"/>
-        </w:rPr>
-        <w:t>：</w:t>
-      </w:r>
-      <w:r>
-        <w:rPr>
-          <w:rFonts w:hint="eastAsia" w:ascii="Times New Roman" w:hAnsi="Times New Roman" w:eastAsia="SimHei" w:cs="Times New Roman"/>
-        </w:rPr>
-        <w:t>岩盐型与</w:t>
-      </w:r>
-      <w:r>
-        <w:rPr>
-          <w:rFonts w:ascii="Times New Roman" w:hAnsi="Times New Roman" w:eastAsia="Times New Roman" w:cs="Times New Roman"/>
-        </w:rPr>
-        <w:t xml:space="preserve"> CsCl </w:t>
-      </w:r>
-      <w:r>
-        <w:rPr>
-          <w:rFonts w:hint="eastAsia" w:ascii="Times New Roman" w:hAnsi="Times New Roman" w:eastAsia="SimHei" w:cs="Times New Roman"/>
-        </w:rPr>
-        <w:t xml:space="preserve">型</w:t>
-      </w:r>
-    </w:p>
-    <w:p>
-      <w:pPr>
-        <w:pStyle w:val="FirstParagraph"/>
-        <w:spacing w:after="80"/>
+        <w:pStyle w:val="BodyText"/>
+        <w:spacing w:before="120" w:after="80"/>
         <w:ind w:firstLine="420"/>
       </w:pPr>
       <w:r>
@@ -26096,7 +26095,7 @@
       </w:tr>
     </w:tbl>
     <w:bookmarkEnd w:id="70"/>
-    <w:bookmarkStart w:id="74" w:name="萤石型氟化钙"/>
+    <w:bookmarkStart w:id="71" w:name="萤石型氟化钙"/>
     <w:p>
       <w:pPr>
         <w:pStyle w:val="Heading3"/>
@@ -26118,7 +26117,6 @@
     <w:p>
       <w:pPr>
         <w:pStyle w:val="FirstParagraph"/>
-        <w:spacing w:after="80"/>
         <w:ind w:firstLine="420"/>
       </w:pPr>
       <w:r>
@@ -26606,6 +26604,51 @@
           <w:rFonts w:ascii="Times New Roman" w:hAnsi="Times New Roman" w:eastAsia="Times New Roman" w:cs="Times New Roman"/>
         </w:rPr>
         <w:t xml:space="preserve">。</w:t>
+      </w:r>
+    </w:p>
+    <w:bookmarkEnd w:id="71"/>
+    <w:bookmarkStart w:id="75" w:name="电石-cac₂-的结构与水解"/>
+    <w:p>
+      <w:pPr>
+        <w:pStyle w:val="Heading3"/>
+        <w:spacing w:after="120" w:before="280"/>
+      </w:pPr>
+      <w:r>
+        <w:rPr>
+          <w:rFonts w:ascii="Times New Roman" w:hAnsi="Times New Roman" w:eastAsia="Times New Roman" w:cs="Times New Roman"/>
+        </w:rPr>
+        <w:t xml:space="preserve">6.4 </w:t>
+      </w:r>
+      <w:r>
+        <w:rPr>
+          <w:rFonts w:hint="eastAsia" w:ascii="Times New Roman" w:hAnsi="Times New Roman" w:eastAsia="SimHei" w:cs="Times New Roman"/>
+        </w:rPr>
+        <w:t xml:space="preserve">电石</w:t>
+      </w:r>
+      <w:r>
+        <w:rPr>
+          <w:rFonts w:ascii="Times New Roman" w:hAnsi="Times New Roman" w:eastAsia="Times New Roman" w:cs="Times New Roman"/>
+        </w:rPr>
+        <w:t xml:space="preserve"> CaC</w:t>
+      </w:r>
+      <w:r>
+        <w:rPr>
+          <w:rFonts w:ascii="Times New Roman" w:hAnsi="Times New Roman" w:eastAsia="Times New Roman" w:cs="Times New Roman"/>
+          <w:vertAlign w:val="subscript"/>
+        </w:rPr>
+        <w:t>2</w:t>
+      </w:r>
+      <w:r>
+        <w:rPr>
+          <w:rFonts w:ascii="Times New Roman" w:hAnsi="Times New Roman" w:eastAsia="Times New Roman" w:cs="Times New Roman"/>
+        </w:rPr>
+        <w:t xml:space="preserve"> </w:t>
+      </w:r>
+      <w:r>
+        <w:rPr>
+          <w:rFonts w:hint="eastAsia" w:ascii="Times New Roman" w:hAnsi="Times New Roman" w:eastAsia="SimHei" w:cs="Times New Roman"/>
+        </w:rPr>
+        <w:t xml:space="preserve">的结构与水解</w:t>
       </w:r>
     </w:p>
     <w:tbl>
@@ -26690,18 +26733,18 @@
                 <wp:inline>
                   <wp:extent cx="2667000" cy="3089495"/>
                   <wp:effectExtent b="0" l="0" r="0" t="0"/>
-                  <wp:docPr descr="" title="" id="72" name="Picture"/>
+                  <wp:docPr descr="" title="" id="73" name="Picture"/>
                   <a:graphic>
                     <a:graphicData uri="http://schemas.openxmlformats.org/drawingml/2006/picture">
                       <pic:pic>
                         <pic:nvPicPr>
-                          <pic:cNvPr descr="5c4133ec4e88a13ffec229a3811abb5d7ac1a96f76457a4a73814e67065b762b.png" id="73" name="Picture"/>
+                          <pic:cNvPr descr="5c4133ec4e88a13ffec229a3811abb5d7ac1a96f76457a4a73814e67065b762b.png" id="74" name="Picture"/>
                           <pic:cNvPicPr>
                             <a:picLocks noChangeArrowheads="1" noChangeAspect="1"/>
                           </pic:cNvPicPr>
                         </pic:nvPicPr>
                         <pic:blipFill>
-                          <a:blip r:embed="rId71"/>
+                          <a:blip r:embed="rId72"/>
                           <a:stretch>
                             <a:fillRect/>
                           </a:stretch>
@@ -26785,55 +26828,10 @@
         </w:tc>
       </w:tr>
     </w:tbl>
-    <w:bookmarkEnd w:id="74"/>
-    <w:bookmarkStart w:id="78" w:name="电石-cac₂-的结构与水解"/>
     <w:p>
       <w:pPr>
-        <w:pStyle w:val="Heading3"/>
-        <w:spacing w:before="280" w:after="120"/>
-      </w:pPr>
-      <w:r>
-        <w:rPr>
-          <w:rFonts w:ascii="Times New Roman" w:hAnsi="Times New Roman" w:eastAsia="Times New Roman" w:cs="Times New Roman"/>
-        </w:rPr>
-        <w:t xml:space="preserve">6.4 </w:t>
-      </w:r>
-      <w:r>
-        <w:rPr>
-          <w:rFonts w:hint="eastAsia" w:ascii="Times New Roman" w:hAnsi="Times New Roman" w:eastAsia="SimHei" w:cs="Times New Roman"/>
-        </w:rPr>
-        <w:t xml:space="preserve">电石</w:t>
-      </w:r>
-      <w:r>
-        <w:rPr>
-          <w:rFonts w:ascii="Times New Roman" w:hAnsi="Times New Roman" w:eastAsia="Times New Roman" w:cs="Times New Roman"/>
-        </w:rPr>
-        <w:t xml:space="preserve"> CaC</w:t>
-      </w:r>
-      <w:r>
-        <w:rPr>
-          <w:rFonts w:ascii="Times New Roman" w:hAnsi="Times New Roman" w:eastAsia="Times New Roman" w:cs="Times New Roman"/>
-          <w:vertAlign w:val="subscript"/>
-        </w:rPr>
-        <w:t>2</w:t>
-      </w:r>
-      <w:r>
-        <w:rPr>
-          <w:rFonts w:ascii="Times New Roman" w:hAnsi="Times New Roman" w:eastAsia="Times New Roman" w:cs="Times New Roman"/>
-        </w:rPr>
-        <w:t xml:space="preserve"> </w:t>
-      </w:r>
-      <w:r>
-        <w:rPr>
-          <w:rFonts w:hint="eastAsia" w:ascii="Times New Roman" w:hAnsi="Times New Roman" w:eastAsia="SimHei" w:cs="Times New Roman"/>
-        </w:rPr>
-        <w:t xml:space="preserve">的结构与水解</w:t>
-      </w:r>
-    </w:p>
-    <w:p>
-      <w:pPr>
-        <w:pStyle w:val="FirstParagraph"/>
-        <w:spacing w:after="80"/>
+        <w:pStyle w:val="BodyText"/>
+        <w:spacing w:before="120"/>
         <w:ind w:firstLine="420"/>
       </w:pPr>
       <w:r>
@@ -27495,6 +27493,26 @@
           <w:rFonts w:ascii="Times New Roman" w:hAnsi="Times New Roman" w:eastAsia="Times New Roman" w:cs="Times New Roman"/>
         </w:rPr>
         <w:t xml:space="preserve">。</w:t>
+      </w:r>
+    </w:p>
+    <w:bookmarkEnd w:id="75"/>
+    <w:bookmarkStart w:id="79" w:name="碳酸钙高温分解的热力学"/>
+    <w:p>
+      <w:pPr>
+        <w:pStyle w:val="Heading3"/>
+        <w:spacing w:after="120" w:before="280"/>
+      </w:pPr>
+      <w:r>
+        <w:rPr>
+          <w:rFonts w:ascii="Times New Roman" w:hAnsi="Times New Roman" w:eastAsia="Times New Roman" w:cs="Times New Roman"/>
+        </w:rPr>
+        <w:t xml:space="preserve">6.5 </w:t>
+      </w:r>
+      <w:r>
+        <w:rPr>
+          <w:rFonts w:hint="eastAsia" w:ascii="Times New Roman" w:hAnsi="Times New Roman" w:eastAsia="SimHei" w:cs="Times New Roman"/>
+        </w:rPr>
+        <w:t xml:space="preserve">碳酸钙高温分解的热力学</w:t>
       </w:r>
     </w:p>
     <w:tbl>
@@ -27593,18 +27611,18 @@
                 <wp:inline>
                   <wp:extent cx="2667000" cy="2549652"/>
                   <wp:effectExtent b="0" l="0" r="0" t="0"/>
-                  <wp:docPr descr="" title="" id="76" name="Picture"/>
+                  <wp:docPr descr="" title="" id="77" name="Picture"/>
                   <a:graphic>
                     <a:graphicData uri="http://schemas.openxmlformats.org/drawingml/2006/picture">
                       <pic:pic>
                         <pic:nvPicPr>
-                          <pic:cNvPr descr="b282899c8c9337569565706f6e27540b95f66da8f962041e4bdf357acfd49453.jpg" id="77" name="Picture"/>
+                          <pic:cNvPr descr="b282899c8c9337569565706f6e27540b95f66da8f962041e4bdf357acfd49453.jpg" id="78" name="Picture"/>
                           <pic:cNvPicPr>
                             <a:picLocks noChangeArrowheads="1" noChangeAspect="1"/>
                           </pic:cNvPicPr>
                         </pic:nvPicPr>
                         <pic:blipFill>
-                          <a:blip r:embed="rId75"/>
+                          <a:blip r:embed="rId76"/>
                           <a:stretch>
                             <a:fillRect/>
                           </a:stretch>
@@ -27700,29 +27718,10 @@
         </w:tc>
       </w:tr>
     </w:tbl>
-    <w:bookmarkEnd w:id="78"/>
-    <w:bookmarkStart w:id="79" w:name="碳酸钙高温分解的热力学"/>
     <w:p>
       <w:pPr>
-        <w:pStyle w:val="Heading3"/>
-        <w:spacing w:before="280" w:after="120"/>
-      </w:pPr>
-      <w:r>
-        <w:rPr>
-          <w:rFonts w:ascii="Times New Roman" w:hAnsi="Times New Roman" w:eastAsia="Times New Roman" w:cs="Times New Roman"/>
-        </w:rPr>
-        <w:t xml:space="preserve">6.5 </w:t>
-      </w:r>
-      <w:r>
-        <w:rPr>
-          <w:rFonts w:hint="eastAsia" w:ascii="Times New Roman" w:hAnsi="Times New Roman" w:eastAsia="SimHei" w:cs="Times New Roman"/>
-        </w:rPr>
-        <w:t xml:space="preserve">碳酸钙高温分解的热力学</w:t>
-      </w:r>
-    </w:p>
-    <w:p>
-      <w:pPr>
-        <w:pStyle w:val="FirstParagraph"/>
+        <w:pStyle w:val="BodyText"/>
+        <w:spacing w:before="120"/>
         <w:ind w:firstLine="420"/>
       </w:pPr>
       <w:r>
@@ -31906,7 +31905,7 @@
       </w:r>
     </w:p>
     <w:bookmarkEnd w:id="82"/>
-    <w:bookmarkStart w:id="86" w:name="bartlett-的突破"/>
+    <w:bookmarkStart w:id="83" w:name="bartlett-的突破"/>
     <w:p>
       <w:pPr>
         <w:pStyle w:val="Heading3"/>
@@ -32376,7 +32375,6 @@
     <w:p>
       <w:pPr>
         <w:pStyle w:val="BodyText"/>
-        <w:spacing w:after="80"/>
         <w:ind w:firstLine="420"/>
       </w:pPr>
       <w:r>
@@ -32764,6 +32762,26 @@
           <w:rFonts w:hint="eastAsia" w:ascii="Times New Roman" w:hAnsi="Times New Roman" w:eastAsia="Times New Roman" w:cs="Times New Roman"/>
         </w:rPr>
         <w:t>。</w:t>
+      </w:r>
+    </w:p>
+    <w:bookmarkEnd w:id="83"/>
+    <w:bookmarkStart w:id="93" w:name="三种二元氟化物的制备"/>
+    <w:p>
+      <w:pPr>
+        <w:pStyle w:val="Heading3"/>
+        <w:spacing w:after="120" w:before="280"/>
+      </w:pPr>
+      <w:r>
+        <w:rPr>
+          <w:rFonts w:ascii="Times New Roman" w:hAnsi="Times New Roman" w:eastAsia="Times New Roman" w:cs="Times New Roman"/>
+        </w:rPr>
+        <w:t xml:space="preserve">7.3 </w:t>
+      </w:r>
+      <w:r>
+        <w:rPr>
+          <w:rFonts w:hint="eastAsia" w:ascii="Times New Roman" w:hAnsi="Times New Roman" w:eastAsia="SimHei" w:cs="Times New Roman"/>
+        </w:rPr>
+        <w:t xml:space="preserve">三种二元氟化物的制备</w:t>
       </w:r>
     </w:p>
     <w:tbl>
@@ -32848,18 +32866,18 @@
                 <wp:inline>
                   <wp:extent cx="2520000" cy="3981984"/>
                   <wp:effectExtent b="0" l="0" r="0" t="0"/>
-                  <wp:docPr descr="" title="" id="84" name="Picture"/>
+                  <wp:docPr descr="" title="" id="85" name="Picture"/>
                   <a:graphic>
                     <a:graphicData uri="http://schemas.openxmlformats.org/drawingml/2006/picture">
                       <pic:pic>
                         <pic:nvPicPr>
-                          <pic:cNvPr descr="f18911c8a60f637c6be927b3ea5e96e25d5ef205967730b0748bc3030b7ded62.jpg" id="85" name="Picture"/>
+                          <pic:cNvPr descr="f18911c8a60f637c6be927b3ea5e96e25d5ef205967730b0748bc3030b7ded62.jpg" id="86" name="Picture"/>
                           <pic:cNvPicPr>
                             <a:picLocks noChangeArrowheads="1" noChangeAspect="1"/>
                           </pic:cNvPicPr>
                         </pic:nvPicPr>
                         <pic:blipFill>
-                          <a:blip r:embed="rId83"/>
+                          <a:blip r:embed="rId84"/>
                           <a:stretch>
                             <a:fillRect/>
                           </a:stretch>
@@ -32955,29 +32973,10 @@
         </w:tc>
       </w:tr>
     </w:tbl>
-    <w:bookmarkEnd w:id="86"/>
-    <w:bookmarkStart w:id="96" w:name="三种二元氟化物的制备"/>
     <w:p>
       <w:pPr>
-        <w:pStyle w:val="Heading3"/>
-        <w:spacing w:before="280" w:after="120"/>
-      </w:pPr>
-      <w:r>
-        <w:rPr>
-          <w:rFonts w:ascii="Times New Roman" w:hAnsi="Times New Roman" w:eastAsia="Times New Roman" w:cs="Times New Roman"/>
-        </w:rPr>
-        <w:t xml:space="preserve">7.3 </w:t>
-      </w:r>
-      <w:r>
-        <w:rPr>
-          <w:rFonts w:hint="eastAsia" w:ascii="Times New Roman" w:hAnsi="Times New Roman" w:eastAsia="SimHei" w:cs="Times New Roman"/>
-        </w:rPr>
-        <w:t xml:space="preserve">三种二元氟化物的制备</w:t>
-      </w:r>
-    </w:p>
-    <w:p>
-      <w:pPr>
-        <w:pStyle w:val="FirstParagraph"/>
+        <w:pStyle w:val="BodyText"/>
+        <w:spacing w:before="120"/>
         <w:ind w:firstLine="420"/>
       </w:pPr>
       <w:r>
@@ -34143,7 +34142,7 @@
     <w:p>
       <w:pPr>
         <w:pStyle w:val="BodyText"/>
-        <w:spacing w:before="120" w:after="80"/>
+        <w:spacing w:before="120"/>
         <w:ind w:firstLine="420"/>
       </w:pPr>
       <m:oMath>
@@ -34406,6 +34405,26 @@
           <w:rFonts w:hint="eastAsia" w:ascii="Times New Roman" w:hAnsi="Times New Roman" w:eastAsia="Times New Roman" w:cs="Times New Roman"/>
         </w:rPr>
         <w:t xml:space="preserve">）。</w:t>
+      </w:r>
+    </w:p>
+    <w:bookmarkEnd w:id="93"/>
+    <w:bookmarkStart w:id="97" w:name="三中心四电子键模型"/>
+    <w:p>
+      <w:pPr>
+        <w:pStyle w:val="Heading3"/>
+        <w:spacing w:after="120" w:before="280"/>
+      </w:pPr>
+      <w:r>
+        <w:rPr>
+          <w:rFonts w:ascii="Times New Roman" w:hAnsi="Times New Roman" w:eastAsia="Times New Roman" w:cs="Times New Roman"/>
+        </w:rPr>
+        <w:t xml:space="preserve">7.4 </w:t>
+      </w:r>
+      <w:r>
+        <w:rPr>
+          <w:rFonts w:hint="eastAsia" w:ascii="Times New Roman" w:hAnsi="Times New Roman" w:eastAsia="SimHei" w:cs="Times New Roman"/>
+        </w:rPr>
+        <w:t xml:space="preserve">三中心四电子键模型</w:t>
       </w:r>
     </w:p>
     <w:tbl>
@@ -34490,18 +34509,18 @@
                 <wp:inline>
                   <wp:extent cx="2667000" cy="1903545"/>
                   <wp:effectExtent b="0" l="0" r="0" t="0"/>
-                  <wp:docPr descr="" title="" id="94" name="Picture"/>
+                  <wp:docPr descr="" title="" id="95" name="Picture"/>
                   <a:graphic>
                     <a:graphicData uri="http://schemas.openxmlformats.org/drawingml/2006/picture">
                       <pic:pic>
                         <pic:nvPicPr>
-                          <pic:cNvPr descr="17d5b122537cc0d8a492eac4350a2dd4b72f0f7a0d84794edb9a71e9a61443fd.jpg" id="95" name="Picture"/>
+                          <pic:cNvPr descr="17d5b122537cc0d8a492eac4350a2dd4b72f0f7a0d84794edb9a71e9a61443fd.jpg" id="96" name="Picture"/>
                           <pic:cNvPicPr>
                             <a:picLocks noChangeArrowheads="1" noChangeAspect="1"/>
                           </pic:cNvPicPr>
                         </pic:nvPicPr>
                         <pic:blipFill>
-                          <a:blip r:embed="rId93"/>
+                          <a:blip r:embed="rId94"/>
                           <a:stretch>
                             <a:fillRect/>
                           </a:stretch>
@@ -34585,8 +34604,547 @@
         </w:tc>
       </w:tr>
     </w:tbl>
-    <w:bookmarkEnd w:id="96"/>
-    <w:bookmarkStart w:id="97" w:name="三中心四电子键模型"/>
+    <w:p>
+      <w:pPr>
+        <w:pStyle w:val="BodyText"/>
+        <w:spacing w:before="120"/>
+        <w:ind w:firstLine="420"/>
+      </w:pPr>
+      <w:r>
+        <w:rPr>
+          <w:rFonts w:hint="eastAsia" w:ascii="Times New Roman" w:hAnsi="Times New Roman" w:eastAsia="FangSong" w:cs="Times New Roman"/>
+        </w:rPr>
+        <w:t>成键不能靠传统的</w:t>
+      </w:r>
+      <w:r>
+        <w:rPr>
+          <w:rFonts w:hint="eastAsia" w:ascii="Times New Roman" w:hAnsi="Times New Roman" w:eastAsia="Times New Roman" w:cs="Times New Roman"/>
+        </w:rPr>
+        <w:t>”</w:t>
+      </w:r>
+      <m:oMath>
+        <m:r>
+          <m:rPr>
+            <m:sty m:val="p"/>
+          </m:rPr>
+          <m:t>s</m:t>
+        </m:r>
+        <m:sSup>
+          <m:e>
+            <m:r>
+              <m:rPr>
+                <m:sty m:val="p"/>
+              </m:rPr>
+              <m:t>p</m:t>
+            </m:r>
+          </m:e>
+          <m:sup>
+            <m:r>
+              <m:rPr>
+                <m:sty m:val="p"/>
+              </m:rPr>
+              <m:t>3</m:t>
+            </m:r>
+          </m:sup>
+        </m:sSup>
+        <m:r>
+          <m:rPr>
+            <m:sty m:val="p"/>
+          </m:rPr>
+          <m:t>d</m:t>
+        </m:r>
+      </m:oMath>
+      <w:r>
+        <w:rPr>
+          <w:rFonts w:ascii="Times New Roman" w:hAnsi="Times New Roman" w:eastAsia="Times New Roman" w:cs="Times New Roman"/>
+        </w:rPr>
+        <w:t xml:space="preserve"> </w:t>
+      </w:r>
+      <w:r>
+        <w:rPr>
+          <w:rFonts w:hint="eastAsia" w:ascii="Times New Roman" w:hAnsi="Times New Roman" w:eastAsia="FangSong" w:cs="Times New Roman"/>
+        </w:rPr>
+        <w:t>杂化</w:t>
+      </w:r>
+      <w:r>
+        <w:rPr>
+          <w:rFonts w:hint="eastAsia" w:ascii="Times New Roman" w:hAnsi="Times New Roman" w:eastAsia="Times New Roman" w:cs="Times New Roman"/>
+        </w:rPr>
+        <w:t>”（</w:t>
+      </w:r>
+      <w:r>
+        <w:rPr>
+          <w:rFonts w:hint="eastAsia" w:ascii="Times New Roman" w:hAnsi="Times New Roman" w:eastAsia="FangSong" w:cs="Times New Roman"/>
+        </w:rPr>
+        <w:t>现代计算表明</w:t>
+      </w:r>
+      <w:r>
+        <w:rPr>
+          <w:rFonts w:ascii="Times New Roman" w:hAnsi="Times New Roman" w:eastAsia="Times New Roman" w:cs="Times New Roman"/>
+        </w:rPr>
+        <w:t xml:space="preserve"> </w:t>
+      </w:r>
+      <m:oMath>
+        <m:r>
+          <m:t>5</m:t>
+        </m:r>
+        <m:r>
+          <m:t>d</m:t>
+        </m:r>
+      </m:oMath>
+      <w:r>
+        <w:rPr>
+          <w:rFonts w:ascii="Times New Roman" w:hAnsi="Times New Roman" w:eastAsia="Times New Roman" w:cs="Times New Roman"/>
+        </w:rPr>
+        <w:t xml:space="preserve"> </w:t>
+      </w:r>
+      <w:r>
+        <w:rPr>
+          <w:rFonts w:hint="eastAsia" w:ascii="Times New Roman" w:hAnsi="Times New Roman" w:eastAsia="FangSong" w:cs="Times New Roman"/>
+        </w:rPr>
+        <w:t xml:space="preserve">贡献不足</w:t>
+      </w:r>
+      <w:r>
+        <w:rPr>
+          <w:rFonts w:ascii="Times New Roman" w:hAnsi="Times New Roman" w:eastAsia="Times New Roman" w:cs="Times New Roman"/>
+        </w:rPr>
+        <w:t xml:space="preserve"> </w:t>
+      </w:r>
+      <w:r>
+        <w:rPr>
+          <w:rFonts w:hint="eastAsia" w:ascii="Times New Roman" w:hAnsi="Times New Roman" w:eastAsia="Times New Roman" w:cs="Times New Roman"/>
+        </w:rPr>
+        <w:t>5%），</w:t>
+      </w:r>
+      <w:r>
+        <w:rPr>
+          <w:rFonts w:hint="eastAsia" w:ascii="Times New Roman" w:hAnsi="Times New Roman" w:eastAsia="FangSong" w:cs="Times New Roman"/>
+        </w:rPr>
+        <w:t>而用</w:t>
+      </w:r>
+      <w:r>
+        <w:rPr>
+          <w:rFonts w:ascii="Times New Roman" w:hAnsi="Times New Roman" w:eastAsia="Times New Roman" w:cs="Times New Roman"/>
+        </w:rPr>
+        <w:t xml:space="preserve"> </w:t>
+      </w:r>
+      <w:r>
+        <w:rPr>
+          <w:rFonts w:ascii="Times New Roman" w:hAnsi="Times New Roman" w:eastAsia="Times New Roman" w:cs="Times New Roman"/>
+          <w:b/>
+          <w:bCs/>
+        </w:rPr>
+        <w:t xml:space="preserve">Rundle–Pimentel </w:t>
+      </w:r>
+      <w:r>
+        <w:rPr>
+          <w:rFonts w:hint="eastAsia" w:ascii="Times New Roman" w:hAnsi="Times New Roman" w:eastAsia="FangSong" w:cs="Times New Roman"/>
+          <w:b/>
+          <w:bCs/>
+        </w:rPr>
+        <w:t>三中心四电子键</w:t>
+      </w:r>
+      <w:r>
+        <w:rPr>
+          <w:rFonts w:hint="eastAsia" w:ascii="Times New Roman" w:hAnsi="Times New Roman" w:eastAsia="Times New Roman" w:cs="Times New Roman"/>
+          <w:b/>
+          <w:bCs/>
+        </w:rPr>
+        <w:t>（3c-4e）</w:t>
+      </w:r>
+      <w:r>
+        <w:rPr>
+          <w:rFonts w:hint="eastAsia" w:ascii="Times New Roman" w:hAnsi="Times New Roman" w:eastAsia="FangSong" w:cs="Times New Roman"/>
+          <w:b/>
+          <w:bCs/>
+        </w:rPr>
+        <w:t>模型</w:t>
+      </w:r>
+      <w:r>
+        <w:rPr>
+          <w:rFonts w:hint="eastAsia" w:ascii="Times New Roman" w:hAnsi="Times New Roman" w:eastAsia="Times New Roman" w:cs="Times New Roman"/>
+        </w:rPr>
+        <w:t>：</w:t>
+      </w:r>
+      <w:r>
+        <w:rPr>
+          <w:rFonts w:hint="eastAsia" w:ascii="Times New Roman" w:hAnsi="Times New Roman" w:eastAsia="FangSong" w:cs="Times New Roman"/>
+        </w:rPr>
+        <w:t>直线形</w:t>
+      </w:r>
+      <w:r>
+        <w:rPr>
+          <w:rFonts w:ascii="Times New Roman" w:hAnsi="Times New Roman" w:eastAsia="Times New Roman" w:cs="Times New Roman"/>
+        </w:rPr>
+        <w:t xml:space="preserve"> </w:t>
+      </w:r>
+      <m:oMath>
+        <m:r>
+          <m:rPr>
+            <m:sty m:val="p"/>
+          </m:rPr>
+          <m:t>X</m:t>
+        </m:r>
+        <m:r>
+          <m:rPr>
+            <m:sty m:val="p"/>
+          </m:rPr>
+          <m:t>e</m:t>
+        </m:r>
+        <m:sSub>
+          <m:e>
+            <m:r>
+              <m:rPr>
+                <m:sty m:val="p"/>
+              </m:rPr>
+              <m:t>F</m:t>
+            </m:r>
+          </m:e>
+          <m:sub>
+            <m:r>
+              <m:rPr>
+                <m:sty m:val="p"/>
+              </m:rPr>
+              <m:t>2</m:t>
+            </m:r>
+          </m:sub>
+        </m:sSub>
+      </m:oMath>
+      <w:r>
+        <w:rPr>
+          <w:rFonts w:ascii="Times New Roman" w:hAnsi="Times New Roman" w:eastAsia="Times New Roman" w:cs="Times New Roman"/>
+        </w:rPr>
+        <w:t xml:space="preserve"> </w:t>
+      </w:r>
+      <w:r>
+        <w:rPr>
+          <w:rFonts w:hint="eastAsia" w:ascii="Times New Roman" w:hAnsi="Times New Roman" w:eastAsia="FangSong" w:cs="Times New Roman"/>
+        </w:rPr>
+        <w:t>中</w:t>
+      </w:r>
+      <w:r>
+        <w:rPr>
+          <w:rFonts w:hint="eastAsia" w:ascii="Times New Roman" w:hAnsi="Times New Roman" w:eastAsia="Times New Roman" w:cs="Times New Roman"/>
+        </w:rPr>
+        <w:t>，Xe</w:t>
+      </w:r>
+      <w:r>
+        <w:rPr>
+          <w:rFonts w:ascii="Times New Roman" w:hAnsi="Times New Roman" w:eastAsia="Times New Roman" w:cs="Times New Roman"/>
+        </w:rPr>
+        <w:t xml:space="preserve"> </w:t>
+      </w:r>
+      <w:r>
+        <w:rPr>
+          <w:rFonts w:hint="eastAsia" w:ascii="Times New Roman" w:hAnsi="Times New Roman" w:eastAsia="FangSong" w:cs="Times New Roman"/>
+        </w:rPr>
+        <w:t xml:space="preserve">的一个充满</w:t>
+      </w:r>
+      <w:r>
+        <w:rPr>
+          <w:rFonts w:ascii="Times New Roman" w:hAnsi="Times New Roman" w:eastAsia="Times New Roman" w:cs="Times New Roman"/>
+        </w:rPr>
+        <w:t xml:space="preserve"> </w:t>
+      </w:r>
+      <m:oMath>
+        <m:r>
+          <m:t>5</m:t>
+        </m:r>
+        <m:sSub>
+          <m:e>
+            <m:r>
+              <m:t>p</m:t>
+            </m:r>
+          </m:e>
+          <m:sub>
+            <m:r>
+              <m:t>z</m:t>
+            </m:r>
+          </m:sub>
+        </m:sSub>
+      </m:oMath>
+      <w:r>
+        <w:rPr>
+          <w:rFonts w:ascii="Times New Roman" w:hAnsi="Times New Roman" w:eastAsia="Times New Roman" w:cs="Times New Roman"/>
+        </w:rPr>
+        <w:t xml:space="preserve"> </w:t>
+      </w:r>
+      <w:r>
+        <w:rPr>
+          <w:rFonts w:hint="eastAsia" w:ascii="Times New Roman" w:hAnsi="Times New Roman" w:eastAsia="FangSong" w:cs="Times New Roman"/>
+        </w:rPr>
+        <w:t xml:space="preserve">与两侧</w:t>
+      </w:r>
+      <w:r>
+        <w:rPr>
+          <w:rFonts w:ascii="Times New Roman" w:hAnsi="Times New Roman" w:eastAsia="Times New Roman" w:cs="Times New Roman"/>
+        </w:rPr>
+        <w:t xml:space="preserve"> F </w:t>
+      </w:r>
+      <w:r>
+        <w:rPr>
+          <w:rFonts w:hint="eastAsia" w:ascii="Times New Roman" w:hAnsi="Times New Roman" w:eastAsia="FangSong" w:cs="Times New Roman"/>
+        </w:rPr>
+        <w:t xml:space="preserve">各一个半充满</w:t>
+      </w:r>
+      <w:r>
+        <w:rPr>
+          <w:rFonts w:ascii="Times New Roman" w:hAnsi="Times New Roman" w:eastAsia="Times New Roman" w:cs="Times New Roman"/>
+        </w:rPr>
+        <w:t xml:space="preserve"> </w:t>
+      </w:r>
+      <m:oMath>
+        <m:r>
+          <m:t>2</m:t>
+        </m:r>
+        <m:sSub>
+          <m:e>
+            <m:r>
+              <m:t>p</m:t>
+            </m:r>
+          </m:e>
+          <m:sub>
+            <m:r>
+              <m:t>z</m:t>
+            </m:r>
+          </m:sub>
+        </m:sSub>
+      </m:oMath>
+      <w:r>
+        <w:rPr>
+          <w:rFonts w:ascii="Times New Roman" w:hAnsi="Times New Roman" w:eastAsia="Times New Roman" w:cs="Times New Roman"/>
+        </w:rPr>
+        <w:t xml:space="preserve"> </w:t>
+      </w:r>
+      <w:r>
+        <w:rPr>
+          <w:rFonts w:hint="eastAsia" w:ascii="Times New Roman" w:hAnsi="Times New Roman" w:eastAsia="FangSong" w:cs="Times New Roman"/>
+        </w:rPr>
+        <w:t>线性组合成成键</w:t>
+      </w:r>
+      <w:r>
+        <w:rPr>
+          <w:rFonts w:hint="eastAsia" w:ascii="Times New Roman" w:hAnsi="Times New Roman" w:eastAsia="Times New Roman" w:cs="Times New Roman"/>
+        </w:rPr>
+        <w:t>、</w:t>
+      </w:r>
+      <w:r>
+        <w:rPr>
+          <w:rFonts w:hint="eastAsia" w:ascii="Times New Roman" w:hAnsi="Times New Roman" w:eastAsia="FangSong" w:cs="Times New Roman"/>
+        </w:rPr>
+        <w:t>非键</w:t>
+      </w:r>
+      <w:r>
+        <w:rPr>
+          <w:rFonts w:hint="eastAsia" w:ascii="Times New Roman" w:hAnsi="Times New Roman" w:eastAsia="Times New Roman" w:cs="Times New Roman"/>
+        </w:rPr>
+        <w:t>、</w:t>
+      </w:r>
+      <w:r>
+        <w:rPr>
+          <w:rFonts w:hint="eastAsia" w:ascii="Times New Roman" w:hAnsi="Times New Roman" w:eastAsia="FangSong" w:cs="Times New Roman"/>
+        </w:rPr>
+        <w:t>反键三条轨道</w:t>
+      </w:r>
+      <w:r>
+        <w:rPr>
+          <w:rFonts w:hint="eastAsia" w:ascii="Times New Roman" w:hAnsi="Times New Roman" w:eastAsia="Times New Roman" w:cs="Times New Roman"/>
+        </w:rPr>
+        <w:t>，4</w:t>
+      </w:r>
+      <w:r>
+        <w:rPr>
+          <w:rFonts w:ascii="Times New Roman" w:hAnsi="Times New Roman" w:eastAsia="Times New Roman" w:cs="Times New Roman"/>
+        </w:rPr>
+        <w:t xml:space="preserve"> </w:t>
+      </w:r>
+      <w:r>
+        <w:rPr>
+          <w:rFonts w:hint="eastAsia" w:ascii="Times New Roman" w:hAnsi="Times New Roman" w:eastAsia="FangSong" w:cs="Times New Roman"/>
+        </w:rPr>
+        <w:t xml:space="preserve">个价电子填满前两条</w:t>
+      </w:r>
+      <w:r>
+        <w:rPr>
+          <w:rFonts w:ascii="Times New Roman" w:hAnsi="Times New Roman" w:eastAsia="Times New Roman" w:cs="Times New Roman"/>
+        </w:rPr>
+        <w:t xml:space="preserve"> ⇒ </w:t>
+      </w:r>
+      <w:r>
+        <w:rPr>
+          <w:rFonts w:hint="eastAsia" w:ascii="Times New Roman" w:hAnsi="Times New Roman" w:eastAsia="FangSong" w:cs="Times New Roman"/>
+        </w:rPr>
+        <w:t xml:space="preserve">每个</w:t>
+      </w:r>
+      <w:r>
+        <w:rPr>
+          <w:rFonts w:ascii="Times New Roman" w:hAnsi="Times New Roman" w:eastAsia="Times New Roman" w:cs="Times New Roman"/>
+        </w:rPr>
+        <w:t xml:space="preserve"> </w:t>
+      </w:r>
+      <m:oMath>
+        <m:r>
+          <m:rPr>
+            <m:sty m:val="p"/>
+          </m:rPr>
+          <m:t>X</m:t>
+        </m:r>
+        <m:r>
+          <m:rPr>
+            <m:sty m:val="p"/>
+          </m:rPr>
+          <m:t>e</m:t>
+        </m:r>
+        <m:r>
+          <m:rPr>
+            <m:sty m:val="p"/>
+          </m:rPr>
+          <m:t>−</m:t>
+        </m:r>
+        <m:r>
+          <m:rPr>
+            <m:sty m:val="p"/>
+          </m:rPr>
+          <m:t>F</m:t>
+        </m:r>
+      </m:oMath>
+      <w:r>
+        <w:rPr>
+          <w:rFonts w:ascii="Times New Roman" w:hAnsi="Times New Roman" w:eastAsia="Times New Roman" w:cs="Times New Roman"/>
+        </w:rPr>
+        <w:t xml:space="preserve"> </w:t>
+      </w:r>
+      <w:r>
+        <w:rPr>
+          <w:rFonts w:hint="eastAsia" w:ascii="Times New Roman" w:hAnsi="Times New Roman" w:eastAsia="FangSong" w:cs="Times New Roman"/>
+        </w:rPr>
+        <w:t xml:space="preserve">平均键级</w:t>
+      </w:r>
+      <w:r>
+        <w:rPr>
+          <w:rFonts w:ascii="Times New Roman" w:hAnsi="Times New Roman" w:eastAsia="Times New Roman" w:cs="Times New Roman"/>
+        </w:rPr>
+        <w:t xml:space="preserve"> </w:t>
+      </w:r>
+      <w:r>
+        <w:rPr>
+          <w:rFonts w:hint="eastAsia" w:ascii="Times New Roman" w:hAnsi="Times New Roman" w:eastAsia="Times New Roman" w:cs="Times New Roman"/>
+        </w:rPr>
+        <w:t>0.5，</w:t>
+      </w:r>
+      <w:r>
+        <w:rPr>
+          <w:rFonts w:hint="eastAsia" w:ascii="Times New Roman" w:hAnsi="Times New Roman" w:eastAsia="FangSong" w:cs="Times New Roman"/>
+        </w:rPr>
+        <w:t>键长</w:t>
+      </w:r>
+      <w:r>
+        <w:rPr>
+          <w:rFonts w:hint="eastAsia" w:ascii="Times New Roman" w:hAnsi="Times New Roman" w:eastAsia="Times New Roman" w:cs="Times New Roman"/>
+        </w:rPr>
+        <w:t>（</w:t>
+      </w:r>
+      <w:r>
+        <w:rPr>
+          <w:rFonts w:hint="eastAsia" w:ascii="Times New Roman" w:hAnsi="Times New Roman" w:eastAsia="FangSong" w:cs="Times New Roman"/>
+        </w:rPr>
+        <w:t>约</w:t>
+      </w:r>
+      <w:r>
+        <w:rPr>
+          <w:rFonts w:ascii="Times New Roman" w:hAnsi="Times New Roman" w:eastAsia="Times New Roman" w:cs="Times New Roman"/>
+        </w:rPr>
+        <w:t xml:space="preserve"> </w:t>
+      </w:r>
+      <m:oMath>
+        <m:r>
+          <m:t>200</m:t>
+        </m:r>
+        <m:r>
+          <m:t> </m:t>
+        </m:r>
+        <m:r>
+          <m:rPr>
+            <m:sty m:val="p"/>
+          </m:rPr>
+          <m:t>p</m:t>
+        </m:r>
+        <m:r>
+          <m:rPr>
+            <m:sty m:val="p"/>
+          </m:rPr>
+          <m:t>m</m:t>
+        </m:r>
+      </m:oMath>
+      <w:r>
+        <w:rPr>
+          <w:rFonts w:hint="eastAsia" w:ascii="Times New Roman" w:hAnsi="Times New Roman" w:eastAsia="Times New Roman" w:cs="Times New Roman"/>
+        </w:rPr>
+        <w:t>）</w:t>
+      </w:r>
+      <w:r>
+        <w:rPr>
+          <w:rFonts w:hint="eastAsia" w:ascii="Times New Roman" w:hAnsi="Times New Roman" w:eastAsia="FangSong" w:cs="Times New Roman"/>
+        </w:rPr>
+        <w:t>明显长于普通共价单键</w:t>
+      </w:r>
+      <w:r>
+        <w:rPr>
+          <w:rFonts w:hint="eastAsia" w:ascii="Times New Roman" w:hAnsi="Times New Roman" w:eastAsia="Times New Roman" w:cs="Times New Roman"/>
+        </w:rPr>
+        <w:t>；</w:t>
+      </w:r>
+      <w:r>
+        <w:rPr>
+          <w:rFonts w:hint="eastAsia" w:ascii="Times New Roman" w:hAnsi="Times New Roman" w:eastAsia="FangSong" w:cs="Times New Roman"/>
+        </w:rPr>
+        <w:t>非键电子定域在电负性高的</w:t>
+      </w:r>
+      <w:r>
+        <w:rPr>
+          <w:rFonts w:ascii="Times New Roman" w:hAnsi="Times New Roman" w:eastAsia="Times New Roman" w:cs="Times New Roman"/>
+        </w:rPr>
+        <w:t xml:space="preserve"> F </w:t>
+      </w:r>
+      <w:r>
+        <w:rPr>
+          <w:rFonts w:hint="eastAsia" w:ascii="Times New Roman" w:hAnsi="Times New Roman" w:eastAsia="FangSong" w:cs="Times New Roman"/>
+        </w:rPr>
+        <w:t>上</w:t>
+      </w:r>
+      <w:r>
+        <w:rPr>
+          <w:rFonts w:hint="eastAsia" w:ascii="Times New Roman" w:hAnsi="Times New Roman" w:eastAsia="Times New Roman" w:cs="Times New Roman"/>
+        </w:rPr>
+        <w:t>，</w:t>
+      </w:r>
+      <w:r>
+        <w:rPr>
+          <w:rFonts w:hint="eastAsia" w:ascii="Times New Roman" w:hAnsi="Times New Roman" w:eastAsia="FangSong" w:cs="Times New Roman"/>
+        </w:rPr>
+        <w:t>使</w:t>
+      </w:r>
+      <w:r>
+        <w:rPr>
+          <w:rFonts w:ascii="Times New Roman" w:hAnsi="Times New Roman" w:eastAsia="Times New Roman" w:cs="Times New Roman"/>
+        </w:rPr>
+        <w:t xml:space="preserve"> Xe </w:t>
+      </w:r>
+      <w:r>
+        <w:rPr>
+          <w:rFonts w:hint="eastAsia" w:ascii="Times New Roman" w:hAnsi="Times New Roman" w:eastAsia="FangSong" w:cs="Times New Roman"/>
+        </w:rPr>
+        <w:t>带部分正电荷而进一步稳定</w:t>
+      </w:r>
+      <w:r>
+        <w:rPr>
+          <w:rFonts w:hint="eastAsia" w:ascii="Times New Roman" w:hAnsi="Times New Roman" w:eastAsia="Times New Roman" w:cs="Times New Roman"/>
+        </w:rPr>
+        <w:t>。</w:t>
+      </w:r>
+    </w:p>
+    <w:bookmarkEnd w:id="97"/>
+    <w:bookmarkStart w:id="98" w:name="四氟化氙的两个正交-3c-4e-键"/>
     <w:p>
       <w:pPr>
         <w:pStyle w:val="Heading3"/>
@@ -34596,13 +35154,25 @@
         <w:rPr>
           <w:rFonts w:ascii="Times New Roman" w:hAnsi="Times New Roman" w:eastAsia="Times New Roman" w:cs="Times New Roman"/>
         </w:rPr>
-        <w:t xml:space="preserve">7.4 </w:t>
+        <w:t xml:space="preserve">7.5 </w:t>
       </w:r>
       <w:r>
         <w:rPr>
           <w:rFonts w:hint="eastAsia" w:ascii="Times New Roman" w:hAnsi="Times New Roman" w:eastAsia="SimHei" w:cs="Times New Roman"/>
         </w:rPr>
-        <w:t xml:space="preserve">三中心四电子键模型</w:t>
+        <w:t xml:space="preserve">四氟化氙的两个正交</w:t>
+      </w:r>
+      <w:r>
+        <w:rPr>
+          <w:rFonts w:ascii="Times New Roman" w:hAnsi="Times New Roman" w:eastAsia="Times New Roman" w:cs="Times New Roman"/>
+        </w:rPr>
+        <w:t xml:space="preserve"> 3c-4e </w:t>
+      </w:r>
+      <w:r>
+        <w:rPr>
+          <w:rFonts w:hint="eastAsia" w:ascii="Times New Roman" w:hAnsi="Times New Roman" w:eastAsia="SimHei" w:cs="Times New Roman"/>
+        </w:rPr>
+        <w:t xml:space="preserve">键</w:t>
       </w:r>
     </w:p>
     <w:p>
@@ -34610,174 +35180,6 @@
         <w:pStyle w:val="FirstParagraph"/>
         <w:ind w:firstLine="420"/>
       </w:pPr>
-      <w:r>
-        <w:rPr>
-          <w:rFonts w:hint="eastAsia" w:ascii="Times New Roman" w:hAnsi="Times New Roman" w:eastAsia="FangSong" w:cs="Times New Roman"/>
-        </w:rPr>
-        <w:t>成键不能靠传统的</w:t>
-      </w:r>
-      <w:r>
-        <w:rPr>
-          <w:rFonts w:hint="eastAsia" w:ascii="Times New Roman" w:hAnsi="Times New Roman" w:eastAsia="Times New Roman" w:cs="Times New Roman"/>
-        </w:rPr>
-        <w:t>”</w:t>
-      </w:r>
-      <m:oMath>
-        <m:r>
-          <m:rPr>
-            <m:sty m:val="p"/>
-          </m:rPr>
-          <m:t>s</m:t>
-        </m:r>
-        <m:sSup>
-          <m:e>
-            <m:r>
-              <m:rPr>
-                <m:sty m:val="p"/>
-              </m:rPr>
-              <m:t>p</m:t>
-            </m:r>
-          </m:e>
-          <m:sup>
-            <m:r>
-              <m:rPr>
-                <m:sty m:val="p"/>
-              </m:rPr>
-              <m:t>3</m:t>
-            </m:r>
-          </m:sup>
-        </m:sSup>
-        <m:r>
-          <m:rPr>
-            <m:sty m:val="p"/>
-          </m:rPr>
-          <m:t>d</m:t>
-        </m:r>
-      </m:oMath>
-      <w:r>
-        <w:rPr>
-          <w:rFonts w:ascii="Times New Roman" w:hAnsi="Times New Roman" w:eastAsia="Times New Roman" w:cs="Times New Roman"/>
-        </w:rPr>
-        <w:t xml:space="preserve"> </w:t>
-      </w:r>
-      <w:r>
-        <w:rPr>
-          <w:rFonts w:hint="eastAsia" w:ascii="Times New Roman" w:hAnsi="Times New Roman" w:eastAsia="FangSong" w:cs="Times New Roman"/>
-        </w:rPr>
-        <w:t>杂化</w:t>
-      </w:r>
-      <w:r>
-        <w:rPr>
-          <w:rFonts w:hint="eastAsia" w:ascii="Times New Roman" w:hAnsi="Times New Roman" w:eastAsia="Times New Roman" w:cs="Times New Roman"/>
-        </w:rPr>
-        <w:t>”（</w:t>
-      </w:r>
-      <w:r>
-        <w:rPr>
-          <w:rFonts w:hint="eastAsia" w:ascii="Times New Roman" w:hAnsi="Times New Roman" w:eastAsia="FangSong" w:cs="Times New Roman"/>
-        </w:rPr>
-        <w:t>现代计算表明</w:t>
-      </w:r>
-      <w:r>
-        <w:rPr>
-          <w:rFonts w:ascii="Times New Roman" w:hAnsi="Times New Roman" w:eastAsia="Times New Roman" w:cs="Times New Roman"/>
-        </w:rPr>
-        <w:t xml:space="preserve"> </w:t>
-      </w:r>
-      <m:oMath>
-        <m:r>
-          <m:t>5</m:t>
-        </m:r>
-        <m:r>
-          <m:t>d</m:t>
-        </m:r>
-      </m:oMath>
-      <w:r>
-        <w:rPr>
-          <w:rFonts w:ascii="Times New Roman" w:hAnsi="Times New Roman" w:eastAsia="Times New Roman" w:cs="Times New Roman"/>
-        </w:rPr>
-        <w:t xml:space="preserve"> </w:t>
-      </w:r>
-      <w:r>
-        <w:rPr>
-          <w:rFonts w:hint="eastAsia" w:ascii="Times New Roman" w:hAnsi="Times New Roman" w:eastAsia="FangSong" w:cs="Times New Roman"/>
-        </w:rPr>
-        <w:t xml:space="preserve">贡献不足</w:t>
-      </w:r>
-      <w:r>
-        <w:rPr>
-          <w:rFonts w:ascii="Times New Roman" w:hAnsi="Times New Roman" w:eastAsia="Times New Roman" w:cs="Times New Roman"/>
-        </w:rPr>
-        <w:t xml:space="preserve"> </w:t>
-      </w:r>
-      <w:r>
-        <w:rPr>
-          <w:rFonts w:hint="eastAsia" w:ascii="Times New Roman" w:hAnsi="Times New Roman" w:eastAsia="Times New Roman" w:cs="Times New Roman"/>
-        </w:rPr>
-        <w:t>5%），</w:t>
-      </w:r>
-      <w:r>
-        <w:rPr>
-          <w:rFonts w:hint="eastAsia" w:ascii="Times New Roman" w:hAnsi="Times New Roman" w:eastAsia="FangSong" w:cs="Times New Roman"/>
-        </w:rPr>
-        <w:t>而用</w:t>
-      </w:r>
-      <w:r>
-        <w:rPr>
-          <w:rFonts w:ascii="Times New Roman" w:hAnsi="Times New Roman" w:eastAsia="Times New Roman" w:cs="Times New Roman"/>
-        </w:rPr>
-        <w:t xml:space="preserve"> </w:t>
-      </w:r>
-      <w:r>
-        <w:rPr>
-          <w:rFonts w:ascii="Times New Roman" w:hAnsi="Times New Roman" w:eastAsia="Times New Roman" w:cs="Times New Roman"/>
-          <w:b/>
-          <w:bCs/>
-        </w:rPr>
-        <w:t xml:space="preserve">Rundle–Pimentel </w:t>
-      </w:r>
-      <w:r>
-        <w:rPr>
-          <w:rFonts w:hint="eastAsia" w:ascii="Times New Roman" w:hAnsi="Times New Roman" w:eastAsia="FangSong" w:cs="Times New Roman"/>
-          <w:b/>
-          <w:bCs/>
-        </w:rPr>
-        <w:t>三中心四电子键</w:t>
-      </w:r>
-      <w:r>
-        <w:rPr>
-          <w:rFonts w:hint="eastAsia" w:ascii="Times New Roman" w:hAnsi="Times New Roman" w:eastAsia="Times New Roman" w:cs="Times New Roman"/>
-          <w:b/>
-          <w:bCs/>
-        </w:rPr>
-        <w:t>（3c-4e）</w:t>
-      </w:r>
-      <w:r>
-        <w:rPr>
-          <w:rFonts w:hint="eastAsia" w:ascii="Times New Roman" w:hAnsi="Times New Roman" w:eastAsia="FangSong" w:cs="Times New Roman"/>
-          <w:b/>
-          <w:bCs/>
-        </w:rPr>
-        <w:t>模型</w:t>
-      </w:r>
-      <w:r>
-        <w:rPr>
-          <w:rFonts w:hint="eastAsia" w:ascii="Times New Roman" w:hAnsi="Times New Roman" w:eastAsia="Times New Roman" w:cs="Times New Roman"/>
-        </w:rPr>
-        <w:t>：</w:t>
-      </w:r>
-      <w:r>
-        <w:rPr>
-          <w:rFonts w:hint="eastAsia" w:ascii="Times New Roman" w:hAnsi="Times New Roman" w:eastAsia="FangSong" w:cs="Times New Roman"/>
-        </w:rPr>
-        <w:t>直线形</w:t>
-      </w:r>
-      <w:r>
-        <w:rPr>
-          <w:rFonts w:ascii="Times New Roman" w:hAnsi="Times New Roman" w:eastAsia="Times New Roman" w:cs="Times New Roman"/>
-        </w:rPr>
-        <w:t xml:space="preserve"> </w:t>
-      </w:r>
       <m:oMath>
         <m:r>
           <m:rPr>
@@ -34805,522 +35207,165 @@
               <m:rPr>
                 <m:sty m:val="p"/>
               </m:rPr>
-              <m:t>2</m:t>
+              <m:t>4</m:t>
             </m:r>
           </m:sub>
         </m:sSub>
       </m:oMath>
       <w:r>
         <w:rPr>
-          <w:rFonts w:ascii="Times New Roman" w:hAnsi="Times New Roman" w:eastAsia="Times New Roman" w:cs="Times New Roman"/>
-        </w:rPr>
-        <w:t xml:space="preserve"> </w:t>
-      </w:r>
-      <w:r>
-        <w:rPr>
-          <w:rFonts w:hint="eastAsia" w:ascii="Times New Roman" w:hAnsi="Times New Roman" w:eastAsia="FangSong" w:cs="Times New Roman"/>
-        </w:rPr>
-        <w:t>中</w:t>
-      </w:r>
-      <w:r>
-        <w:rPr>
-          <w:rFonts w:hint="eastAsia" w:ascii="Times New Roman" w:hAnsi="Times New Roman" w:eastAsia="Times New Roman" w:cs="Times New Roman"/>
-        </w:rPr>
-        <w:t>，Xe</w:t>
-      </w:r>
-      <w:r>
-        <w:rPr>
-          <w:rFonts w:ascii="Times New Roman" w:hAnsi="Times New Roman" w:eastAsia="Times New Roman" w:cs="Times New Roman"/>
-        </w:rPr>
-        <w:t xml:space="preserve"> </w:t>
-      </w:r>
-      <w:r>
-        <w:rPr>
-          <w:rFonts w:hint="eastAsia" w:ascii="Times New Roman" w:hAnsi="Times New Roman" w:eastAsia="FangSong" w:cs="Times New Roman"/>
-        </w:rPr>
-        <w:t xml:space="preserve">的一个充满</w:t>
-      </w:r>
-      <w:r>
-        <w:rPr>
-          <w:rFonts w:ascii="Times New Roman" w:hAnsi="Times New Roman" w:eastAsia="Times New Roman" w:cs="Times New Roman"/>
-        </w:rPr>
-        <w:t xml:space="preserve"> </w:t>
+          <w:rFonts w:hint="eastAsia" w:ascii="Times New Roman" w:hAnsi="Times New Roman" w:eastAsia="Times New Roman" w:cs="Times New Roman"/>
+        </w:rPr>
+        <w:t>：</w:t>
+      </w:r>
+      <w:r>
+        <w:rPr>
+          <w:rFonts w:hint="eastAsia" w:ascii="Times New Roman" w:hAnsi="Times New Roman" w:eastAsia="FangSong" w:cs="Times New Roman"/>
+        </w:rPr>
+        <w:t>扩展为两个相互正交的</w:t>
+      </w:r>
+      <w:r>
+        <w:rPr>
+          <w:rFonts w:ascii="Times New Roman" w:hAnsi="Times New Roman" w:eastAsia="Times New Roman" w:cs="Times New Roman"/>
+        </w:rPr>
+        <w:t xml:space="preserve"> 3c-4e </w:t>
+      </w:r>
+      <w:r>
+        <w:rPr>
+          <w:rFonts w:hint="eastAsia" w:ascii="Times New Roman" w:hAnsi="Times New Roman" w:eastAsia="FangSong" w:cs="Times New Roman"/>
+        </w:rPr>
+        <w:t>键系统</w:t>
+      </w:r>
+      <w:r>
+        <w:rPr>
+          <w:rFonts w:hint="eastAsia" w:ascii="Times New Roman" w:hAnsi="Times New Roman" w:eastAsia="Times New Roman" w:cs="Times New Roman"/>
+        </w:rPr>
+        <w:t>，</w:t>
+      </w:r>
+      <w:r>
+        <w:rPr>
+          <w:rFonts w:hint="eastAsia" w:ascii="Times New Roman" w:hAnsi="Times New Roman" w:eastAsia="FangSong" w:cs="Times New Roman"/>
+        </w:rPr>
+        <w:t>另有两对孤对分居分子平面上下</w:t>
+      </w:r>
+      <w:r>
+        <w:rPr>
+          <w:rFonts w:ascii="Times New Roman" w:hAnsi="Times New Roman" w:eastAsia="Times New Roman" w:cs="Times New Roman"/>
+        </w:rPr>
+        <w:t xml:space="preserve"> ⇒ 6 </w:t>
+      </w:r>
+      <w:r>
+        <w:rPr>
+          <w:rFonts w:hint="eastAsia" w:ascii="Times New Roman" w:hAnsi="Times New Roman" w:eastAsia="FangSong" w:cs="Times New Roman"/>
+        </w:rPr>
+        <w:t>对电子构成八面体</w:t>
+      </w:r>
+      <w:r>
+        <w:rPr>
+          <w:rFonts w:hint="eastAsia" w:ascii="Times New Roman" w:hAnsi="Times New Roman" w:eastAsia="Times New Roman" w:cs="Times New Roman"/>
+        </w:rPr>
+        <w:t>，</w:t>
+      </w:r>
+      <w:r>
+        <w:rPr>
+          <w:rFonts w:hint="eastAsia" w:ascii="Times New Roman" w:hAnsi="Times New Roman" w:eastAsia="FangSong" w:cs="Times New Roman"/>
+        </w:rPr>
+        <w:t>两对孤对取反位</w:t>
+      </w:r>
+      <w:r>
+        <w:rPr>
+          <w:rFonts w:ascii="Times New Roman" w:hAnsi="Times New Roman" w:eastAsia="Times New Roman" w:cs="Times New Roman"/>
+        </w:rPr>
+        <w:t xml:space="preserve"> ⇒ </w:t>
+      </w:r>
+      <w:r>
+        <w:rPr>
+          <w:rFonts w:hint="eastAsia" w:ascii="Times New Roman" w:hAnsi="Times New Roman" w:eastAsia="FangSong" w:cs="Times New Roman"/>
+        </w:rPr>
+        <w:t xml:space="preserve">分子为</w:t>
+      </w:r>
+      <w:r>
+        <w:rPr>
+          <w:rFonts w:hint="eastAsia" w:ascii="Times New Roman" w:hAnsi="Times New Roman" w:eastAsia="FangSong" w:cs="Times New Roman"/>
+          <w:b/>
+          <w:bCs/>
+        </w:rPr>
+        <w:t xml:space="preserve">平面正方形</w:t>
+      </w:r>
+      <w:r>
+        <w:rPr>
+          <w:rFonts w:hint="eastAsia" w:ascii="Times New Roman" w:hAnsi="Times New Roman" w:eastAsia="Times New Roman" w:cs="Times New Roman"/>
+        </w:rPr>
+        <w:t xml:space="preserve">（</w:t>
       </w:r>
       <m:oMath>
-        <m:r>
-          <m:t>5</m:t>
-        </m:r>
         <m:sSub>
           <m:e>
             <m:r>
-              <m:t>p</m:t>
+              <m:t>D</m:t>
             </m:r>
           </m:e>
           <m:sub>
             <m:r>
-              <m:t>z</m:t>
+              <m:t>4</m:t>
+            </m:r>
+            <m:r>
+              <m:t>h</m:t>
             </m:r>
           </m:sub>
         </m:sSub>
       </m:oMath>
       <w:r>
         <w:rPr>
-          <w:rFonts w:ascii="Times New Roman" w:hAnsi="Times New Roman" w:eastAsia="Times New Roman" w:cs="Times New Roman"/>
-        </w:rPr>
-        <w:t xml:space="preserve"> </w:t>
-      </w:r>
-      <w:r>
-        <w:rPr>
-          <w:rFonts w:hint="eastAsia" w:ascii="Times New Roman" w:hAnsi="Times New Roman" w:eastAsia="FangSong" w:cs="Times New Roman"/>
-        </w:rPr>
-        <w:t xml:space="preserve">与两侧</w:t>
-      </w:r>
-      <w:r>
-        <w:rPr>
-          <w:rFonts w:ascii="Times New Roman" w:hAnsi="Times New Roman" w:eastAsia="Times New Roman" w:cs="Times New Roman"/>
-        </w:rPr>
-        <w:t xml:space="preserve"> F </w:t>
-      </w:r>
-      <w:r>
-        <w:rPr>
-          <w:rFonts w:hint="eastAsia" w:ascii="Times New Roman" w:hAnsi="Times New Roman" w:eastAsia="FangSong" w:cs="Times New Roman"/>
-        </w:rPr>
-        <w:t xml:space="preserve">各一个半充满</w:t>
-      </w:r>
-      <w:r>
-        <w:rPr>
-          <w:rFonts w:ascii="Times New Roman" w:hAnsi="Times New Roman" w:eastAsia="Times New Roman" w:cs="Times New Roman"/>
-        </w:rPr>
-        <w:t xml:space="preserve"> </w:t>
-      </w:r>
-      <m:oMath>
-        <m:r>
-          <m:t>2</m:t>
-        </m:r>
-        <m:sSub>
-          <m:e>
-            <m:r>
-              <m:t>p</m:t>
-            </m:r>
-          </m:e>
-          <m:sub>
-            <m:r>
-              <m:t>z</m:t>
-            </m:r>
-          </m:sub>
-        </m:sSub>
-      </m:oMath>
-      <w:r>
-        <w:rPr>
-          <w:rFonts w:ascii="Times New Roman" w:hAnsi="Times New Roman" w:eastAsia="Times New Roman" w:cs="Times New Roman"/>
-        </w:rPr>
-        <w:t xml:space="preserve"> </w:t>
-      </w:r>
-      <w:r>
-        <w:rPr>
-          <w:rFonts w:hint="eastAsia" w:ascii="Times New Roman" w:hAnsi="Times New Roman" w:eastAsia="FangSong" w:cs="Times New Roman"/>
-        </w:rPr>
-        <w:t>线性组合成成键</w:t>
-      </w:r>
-      <w:r>
-        <w:rPr>
-          <w:rFonts w:hint="eastAsia" w:ascii="Times New Roman" w:hAnsi="Times New Roman" w:eastAsia="Times New Roman" w:cs="Times New Roman"/>
-        </w:rPr>
-        <w:t>、</w:t>
-      </w:r>
-      <w:r>
-        <w:rPr>
-          <w:rFonts w:hint="eastAsia" w:ascii="Times New Roman" w:hAnsi="Times New Roman" w:eastAsia="FangSong" w:cs="Times New Roman"/>
-        </w:rPr>
-        <w:t>非键</w:t>
-      </w:r>
-      <w:r>
-        <w:rPr>
-          <w:rFonts w:hint="eastAsia" w:ascii="Times New Roman" w:hAnsi="Times New Roman" w:eastAsia="Times New Roman" w:cs="Times New Roman"/>
-        </w:rPr>
-        <w:t>、</w:t>
-      </w:r>
-      <w:r>
-        <w:rPr>
-          <w:rFonts w:hint="eastAsia" w:ascii="Times New Roman" w:hAnsi="Times New Roman" w:eastAsia="FangSong" w:cs="Times New Roman"/>
-        </w:rPr>
-        <w:t>反键三条轨道</w:t>
-      </w:r>
-      <w:r>
-        <w:rPr>
-          <w:rFonts w:hint="eastAsia" w:ascii="Times New Roman" w:hAnsi="Times New Roman" w:eastAsia="Times New Roman" w:cs="Times New Roman"/>
-        </w:rPr>
-        <w:t>，4</w:t>
-      </w:r>
-      <w:r>
-        <w:rPr>
-          <w:rFonts w:ascii="Times New Roman" w:hAnsi="Times New Roman" w:eastAsia="Times New Roman" w:cs="Times New Roman"/>
-        </w:rPr>
-        <w:t xml:space="preserve"> </w:t>
-      </w:r>
-      <w:r>
-        <w:rPr>
-          <w:rFonts w:hint="eastAsia" w:ascii="Times New Roman" w:hAnsi="Times New Roman" w:eastAsia="FangSong" w:cs="Times New Roman"/>
-        </w:rPr>
-        <w:t xml:space="preserve">个价电子填满前两条</w:t>
-      </w:r>
-      <w:r>
-        <w:rPr>
-          <w:rFonts w:ascii="Times New Roman" w:hAnsi="Times New Roman" w:eastAsia="Times New Roman" w:cs="Times New Roman"/>
-        </w:rPr>
-        <w:t xml:space="preserve"> ⇒ </w:t>
-      </w:r>
-      <w:r>
-        <w:rPr>
-          <w:rFonts w:hint="eastAsia" w:ascii="Times New Roman" w:hAnsi="Times New Roman" w:eastAsia="FangSong" w:cs="Times New Roman"/>
-        </w:rPr>
-        <w:t xml:space="preserve">每个</w:t>
-      </w:r>
-      <w:r>
-        <w:rPr>
-          <w:rFonts w:ascii="Times New Roman" w:hAnsi="Times New Roman" w:eastAsia="Times New Roman" w:cs="Times New Roman"/>
-        </w:rPr>
-        <w:t xml:space="preserve"> </w:t>
-      </w:r>
-      <m:oMath>
-        <m:r>
-          <m:rPr>
-            <m:sty m:val="p"/>
-          </m:rPr>
-          <m:t>X</m:t>
-        </m:r>
-        <m:r>
-          <m:rPr>
-            <m:sty m:val="p"/>
-          </m:rPr>
-          <m:t>e</m:t>
-        </m:r>
-        <m:r>
-          <m:rPr>
-            <m:sty m:val="p"/>
-          </m:rPr>
-          <m:t>−</m:t>
-        </m:r>
-        <m:r>
-          <m:rPr>
-            <m:sty m:val="p"/>
-          </m:rPr>
-          <m:t>F</m:t>
-        </m:r>
-      </m:oMath>
-      <w:r>
-        <w:rPr>
-          <w:rFonts w:ascii="Times New Roman" w:hAnsi="Times New Roman" w:eastAsia="Times New Roman" w:cs="Times New Roman"/>
-        </w:rPr>
-        <w:t xml:space="preserve"> </w:t>
-      </w:r>
-      <w:r>
-        <w:rPr>
-          <w:rFonts w:hint="eastAsia" w:ascii="Times New Roman" w:hAnsi="Times New Roman" w:eastAsia="FangSong" w:cs="Times New Roman"/>
-        </w:rPr>
-        <w:t xml:space="preserve">平均键级</w:t>
-      </w:r>
-      <w:r>
-        <w:rPr>
-          <w:rFonts w:ascii="Times New Roman" w:hAnsi="Times New Roman" w:eastAsia="Times New Roman" w:cs="Times New Roman"/>
-        </w:rPr>
-        <w:t xml:space="preserve"> </w:t>
-      </w:r>
-      <w:r>
-        <w:rPr>
-          <w:rFonts w:hint="eastAsia" w:ascii="Times New Roman" w:hAnsi="Times New Roman" w:eastAsia="Times New Roman" w:cs="Times New Roman"/>
-        </w:rPr>
-        <w:t>0.5，</w:t>
-      </w:r>
-      <w:r>
-        <w:rPr>
-          <w:rFonts w:hint="eastAsia" w:ascii="Times New Roman" w:hAnsi="Times New Roman" w:eastAsia="FangSong" w:cs="Times New Roman"/>
-        </w:rPr>
-        <w:t>键长</w:t>
-      </w:r>
-      <w:r>
-        <w:rPr>
-          <w:rFonts w:hint="eastAsia" w:ascii="Times New Roman" w:hAnsi="Times New Roman" w:eastAsia="Times New Roman" w:cs="Times New Roman"/>
-        </w:rPr>
-        <w:t>（</w:t>
-      </w:r>
-      <w:r>
-        <w:rPr>
-          <w:rFonts w:hint="eastAsia" w:ascii="Times New Roman" w:hAnsi="Times New Roman" w:eastAsia="FangSong" w:cs="Times New Roman"/>
-        </w:rPr>
-        <w:t>约</w:t>
-      </w:r>
-      <w:r>
-        <w:rPr>
-          <w:rFonts w:ascii="Times New Roman" w:hAnsi="Times New Roman" w:eastAsia="Times New Roman" w:cs="Times New Roman"/>
-        </w:rPr>
-        <w:t xml:space="preserve"> </w:t>
-      </w:r>
-      <m:oMath>
-        <m:r>
-          <m:t>200</m:t>
-        </m:r>
-        <m:r>
-          <m:t> </m:t>
-        </m:r>
-        <m:r>
-          <m:rPr>
-            <m:sty m:val="p"/>
-          </m:rPr>
-          <m:t>p</m:t>
-        </m:r>
-        <m:r>
-          <m:rPr>
-            <m:sty m:val="p"/>
-          </m:rPr>
-          <m:t>m</m:t>
-        </m:r>
-      </m:oMath>
-      <w:r>
-        <w:rPr>
-          <w:rFonts w:hint="eastAsia" w:ascii="Times New Roman" w:hAnsi="Times New Roman" w:eastAsia="Times New Roman" w:cs="Times New Roman"/>
-        </w:rPr>
-        <w:t>）</w:t>
-      </w:r>
-      <w:r>
-        <w:rPr>
-          <w:rFonts w:hint="eastAsia" w:ascii="Times New Roman" w:hAnsi="Times New Roman" w:eastAsia="FangSong" w:cs="Times New Roman"/>
-        </w:rPr>
-        <w:t>明显长于普通共价单键</w:t>
-      </w:r>
-      <w:r>
-        <w:rPr>
-          <w:rFonts w:hint="eastAsia" w:ascii="Times New Roman" w:hAnsi="Times New Roman" w:eastAsia="Times New Roman" w:cs="Times New Roman"/>
-        </w:rPr>
-        <w:t>；</w:t>
-      </w:r>
-      <w:r>
-        <w:rPr>
-          <w:rFonts w:hint="eastAsia" w:ascii="Times New Roman" w:hAnsi="Times New Roman" w:eastAsia="FangSong" w:cs="Times New Roman"/>
-        </w:rPr>
-        <w:t>非键电子定域在电负性高的</w:t>
-      </w:r>
-      <w:r>
-        <w:rPr>
-          <w:rFonts w:ascii="Times New Roman" w:hAnsi="Times New Roman" w:eastAsia="Times New Roman" w:cs="Times New Roman"/>
-        </w:rPr>
-        <w:t xml:space="preserve"> F </w:t>
-      </w:r>
-      <w:r>
-        <w:rPr>
-          <w:rFonts w:hint="eastAsia" w:ascii="Times New Roman" w:hAnsi="Times New Roman" w:eastAsia="FangSong" w:cs="Times New Roman"/>
-        </w:rPr>
-        <w:t>上</w:t>
-      </w:r>
-      <w:r>
-        <w:rPr>
-          <w:rFonts w:hint="eastAsia" w:ascii="Times New Roman" w:hAnsi="Times New Roman" w:eastAsia="Times New Roman" w:cs="Times New Roman"/>
-        </w:rPr>
-        <w:t>，</w:t>
-      </w:r>
-      <w:r>
-        <w:rPr>
-          <w:rFonts w:hint="eastAsia" w:ascii="Times New Roman" w:hAnsi="Times New Roman" w:eastAsia="FangSong" w:cs="Times New Roman"/>
-        </w:rPr>
-        <w:t>使</w:t>
-      </w:r>
-      <w:r>
-        <w:rPr>
-          <w:rFonts w:ascii="Times New Roman" w:hAnsi="Times New Roman" w:eastAsia="Times New Roman" w:cs="Times New Roman"/>
-        </w:rPr>
-        <w:t xml:space="preserve"> Xe </w:t>
-      </w:r>
-      <w:r>
-        <w:rPr>
-          <w:rFonts w:hint="eastAsia" w:ascii="Times New Roman" w:hAnsi="Times New Roman" w:eastAsia="FangSong" w:cs="Times New Roman"/>
-        </w:rPr>
-        <w:t>带部分正电荷而进一步稳定</w:t>
-      </w:r>
-      <w:r>
-        <w:rPr>
-          <w:rFonts w:hint="eastAsia" w:ascii="Times New Roman" w:hAnsi="Times New Roman" w:eastAsia="Times New Roman" w:cs="Times New Roman"/>
-        </w:rPr>
-        <w:t>。</w:t>
+          <w:rFonts w:hint="eastAsia" w:ascii="Times New Roman" w:hAnsi="Times New Roman" w:eastAsia="Times New Roman" w:cs="Times New Roman"/>
+        </w:rPr>
+        <w:t xml:space="preserve">）。</w:t>
       </w:r>
     </w:p>
-    <w:bookmarkEnd w:id="97"/>
-    <w:bookmarkStart w:id="101" w:name="四氟化氙的两个正交-3c-4e-键"/>
+    <w:bookmarkEnd w:id="98"/>
+    <w:bookmarkStart w:id="102" w:name="xef₅-的四角锥构型"/>
     <w:p>
       <w:pPr>
         <w:pStyle w:val="Heading3"/>
-        <w:spacing w:before="280" w:after="120"/>
+        <w:spacing w:after="120" w:before="280"/>
       </w:pPr>
       <w:r>
         <w:rPr>
           <w:rFonts w:ascii="Times New Roman" w:hAnsi="Times New Roman" w:eastAsia="Times New Roman" w:cs="Times New Roman"/>
         </w:rPr>
-        <w:t xml:space="preserve">7.5 </w:t>
+        <w:t>7.6 [XeF</w:t>
+      </w:r>
+      <w:r>
+        <w:rPr>
+          <w:rFonts w:ascii="Times New Roman" w:hAnsi="Times New Roman" w:eastAsia="Times New Roman" w:cs="Times New Roman"/>
+          <w:vertAlign w:val="subscript"/>
+        </w:rPr>
+        <w:t>5</w:t>
+      </w:r>
+      <w:r>
+        <w:rPr>
+          <w:rFonts w:ascii="Times New Roman" w:hAnsi="Times New Roman" w:eastAsia="Times New Roman" w:cs="Times New Roman"/>
+        </w:rPr>
+        <w:t>]</w:t>
+      </w:r>
+      <w:r>
+        <w:rPr>
+          <w:rFonts w:ascii="Times New Roman" w:hAnsi="Times New Roman" w:eastAsia="Times New Roman" w:cs="Times New Roman"/>
+          <w:vertAlign w:val="superscript"/>
+        </w:rPr>
+        <w:t>+</w:t>
+      </w:r>
+      <w:r>
+        <w:rPr>
+          <w:rFonts w:ascii="Times New Roman" w:hAnsi="Times New Roman" w:eastAsia="Times New Roman" w:cs="Times New Roman"/>
+        </w:rPr>
+        <w:t xml:space="preserve"> </w:t>
       </w:r>
       <w:r>
         <w:rPr>
           <w:rFonts w:hint="eastAsia" w:ascii="Times New Roman" w:hAnsi="Times New Roman" w:eastAsia="SimHei" w:cs="Times New Roman"/>
         </w:rPr>
-        <w:t xml:space="preserve">四氟化氙的两个正交</w:t>
-      </w:r>
-      <w:r>
-        <w:rPr>
-          <w:rFonts w:ascii="Times New Roman" w:hAnsi="Times New Roman" w:eastAsia="Times New Roman" w:cs="Times New Roman"/>
-        </w:rPr>
-        <w:t xml:space="preserve"> 3c-4e </w:t>
-      </w:r>
-      <w:r>
-        <w:rPr>
-          <w:rFonts w:hint="eastAsia" w:ascii="Times New Roman" w:hAnsi="Times New Roman" w:eastAsia="SimHei" w:cs="Times New Roman"/>
-        </w:rPr>
-        <w:t xml:space="preserve">键</w:t>
-      </w:r>
-    </w:p>
-    <w:p>
-      <w:pPr>
-        <w:pStyle w:val="FirstParagraph"/>
-        <w:spacing w:after="80"/>
-        <w:ind w:firstLine="420"/>
-      </w:pPr>
-      <m:oMath>
-        <m:r>
-          <m:rPr>
-            <m:sty m:val="p"/>
-          </m:rPr>
-          <m:t>X</m:t>
-        </m:r>
-        <m:r>
-          <m:rPr>
-            <m:sty m:val="p"/>
-          </m:rPr>
-          <m:t>e</m:t>
-        </m:r>
-        <m:sSub>
-          <m:e>
-            <m:r>
-              <m:rPr>
-                <m:sty m:val="p"/>
-              </m:rPr>
-              <m:t>F</m:t>
-            </m:r>
-          </m:e>
-          <m:sub>
-            <m:r>
-              <m:rPr>
-                <m:sty m:val="p"/>
-              </m:rPr>
-              <m:t>4</m:t>
-            </m:r>
-          </m:sub>
-        </m:sSub>
-      </m:oMath>
-      <w:r>
-        <w:rPr>
-          <w:rFonts w:hint="eastAsia" w:ascii="Times New Roman" w:hAnsi="Times New Roman" w:eastAsia="Times New Roman" w:cs="Times New Roman"/>
-        </w:rPr>
-        <w:t>：</w:t>
-      </w:r>
-      <w:r>
-        <w:rPr>
-          <w:rFonts w:hint="eastAsia" w:ascii="Times New Roman" w:hAnsi="Times New Roman" w:eastAsia="FangSong" w:cs="Times New Roman"/>
-        </w:rPr>
-        <w:t>扩展为两个相互正交的</w:t>
-      </w:r>
-      <w:r>
-        <w:rPr>
-          <w:rFonts w:ascii="Times New Roman" w:hAnsi="Times New Roman" w:eastAsia="Times New Roman" w:cs="Times New Roman"/>
-        </w:rPr>
-        <w:t xml:space="preserve"> 3c-4e </w:t>
-      </w:r>
-      <w:r>
-        <w:rPr>
-          <w:rFonts w:hint="eastAsia" w:ascii="Times New Roman" w:hAnsi="Times New Roman" w:eastAsia="FangSong" w:cs="Times New Roman"/>
-        </w:rPr>
-        <w:t>键系统</w:t>
-      </w:r>
-      <w:r>
-        <w:rPr>
-          <w:rFonts w:hint="eastAsia" w:ascii="Times New Roman" w:hAnsi="Times New Roman" w:eastAsia="Times New Roman" w:cs="Times New Roman"/>
-        </w:rPr>
-        <w:t>，</w:t>
-      </w:r>
-      <w:r>
-        <w:rPr>
-          <w:rFonts w:hint="eastAsia" w:ascii="Times New Roman" w:hAnsi="Times New Roman" w:eastAsia="FangSong" w:cs="Times New Roman"/>
-        </w:rPr>
-        <w:t>另有两对孤对分居分子平面上下</w:t>
-      </w:r>
-      <w:r>
-        <w:rPr>
-          <w:rFonts w:ascii="Times New Roman" w:hAnsi="Times New Roman" w:eastAsia="Times New Roman" w:cs="Times New Roman"/>
-        </w:rPr>
-        <w:t xml:space="preserve"> ⇒ 6 </w:t>
-      </w:r>
-      <w:r>
-        <w:rPr>
-          <w:rFonts w:hint="eastAsia" w:ascii="Times New Roman" w:hAnsi="Times New Roman" w:eastAsia="FangSong" w:cs="Times New Roman"/>
-        </w:rPr>
-        <w:t>对电子构成八面体</w:t>
-      </w:r>
-      <w:r>
-        <w:rPr>
-          <w:rFonts w:hint="eastAsia" w:ascii="Times New Roman" w:hAnsi="Times New Roman" w:eastAsia="Times New Roman" w:cs="Times New Roman"/>
-        </w:rPr>
-        <w:t>，</w:t>
-      </w:r>
-      <w:r>
-        <w:rPr>
-          <w:rFonts w:hint="eastAsia" w:ascii="Times New Roman" w:hAnsi="Times New Roman" w:eastAsia="FangSong" w:cs="Times New Roman"/>
-        </w:rPr>
-        <w:t>两对孤对取反位</w:t>
-      </w:r>
-      <w:r>
-        <w:rPr>
-          <w:rFonts w:ascii="Times New Roman" w:hAnsi="Times New Roman" w:eastAsia="Times New Roman" w:cs="Times New Roman"/>
-        </w:rPr>
-        <w:t xml:space="preserve"> ⇒ </w:t>
-      </w:r>
-      <w:r>
-        <w:rPr>
-          <w:rFonts w:hint="eastAsia" w:ascii="Times New Roman" w:hAnsi="Times New Roman" w:eastAsia="FangSong" w:cs="Times New Roman"/>
-        </w:rPr>
-        <w:t xml:space="preserve">分子为</w:t>
-      </w:r>
-      <w:r>
-        <w:rPr>
-          <w:rFonts w:hint="eastAsia" w:ascii="Times New Roman" w:hAnsi="Times New Roman" w:eastAsia="FangSong" w:cs="Times New Roman"/>
-          <w:b/>
-          <w:bCs/>
-        </w:rPr>
-        <w:t xml:space="preserve">平面正方形</w:t>
-      </w:r>
-      <w:r>
-        <w:rPr>
-          <w:rFonts w:hint="eastAsia" w:ascii="Times New Roman" w:hAnsi="Times New Roman" w:eastAsia="Times New Roman" w:cs="Times New Roman"/>
-        </w:rPr>
-        <w:t xml:space="preserve">（</w:t>
-      </w:r>
-      <m:oMath>
-        <m:sSub>
-          <m:e>
-            <m:r>
-              <m:t>D</m:t>
-            </m:r>
-          </m:e>
-          <m:sub>
-            <m:r>
-              <m:t>4</m:t>
-            </m:r>
-            <m:r>
-              <m:t>h</m:t>
-            </m:r>
-          </m:sub>
-        </m:sSub>
-      </m:oMath>
-      <w:r>
-        <w:rPr>
-          <w:rFonts w:hint="eastAsia" w:ascii="Times New Roman" w:hAnsi="Times New Roman" w:eastAsia="Times New Roman" w:cs="Times New Roman"/>
-        </w:rPr>
-        <w:t xml:space="preserve">）。</w:t>
+        <w:t xml:space="preserve">的四角锥构型</w:t>
       </w:r>
     </w:p>
     <w:tbl>
@@ -35420,18 +35465,18 @@
                 <wp:inline>
                   <wp:extent cx="2667000" cy="2444750"/>
                   <wp:effectExtent b="0" l="0" r="0" t="0"/>
-                  <wp:docPr descr="" title="" id="99" name="Picture"/>
+                  <wp:docPr descr="" title="" id="100" name="Picture"/>
                   <a:graphic>
                     <a:graphicData uri="http://schemas.openxmlformats.org/drawingml/2006/picture">
                       <pic:pic>
                         <pic:nvPicPr>
-                          <pic:cNvPr descr="617b51237f8b5ff4810953d67cd18d50c4354b056a194140bbfe558e085fc5c3.jpg" id="100" name="Picture"/>
+                          <pic:cNvPr descr="617b51237f8b5ff4810953d67cd18d50c4354b056a194140bbfe558e085fc5c3.jpg" id="101" name="Picture"/>
                           <pic:cNvPicPr>
                             <a:picLocks noChangeArrowheads="1" noChangeAspect="1"/>
                           </pic:cNvPicPr>
                         </pic:nvPicPr>
                         <pic:blipFill>
-                          <a:blip r:embed="rId98"/>
+                          <a:blip r:embed="rId99"/>
                           <a:stretch>
                             <a:fillRect/>
                           </a:stretch>
@@ -35528,56 +35573,10 @@
         </w:tc>
       </w:tr>
     </w:tbl>
-    <w:bookmarkEnd w:id="101"/>
-    <w:bookmarkStart w:id="105" w:name="xef₅-的四角锥构型"/>
     <w:p>
       <w:pPr>
-        <w:pStyle w:val="Heading3"/>
-        <w:spacing w:before="280" w:after="120"/>
-      </w:pPr>
-      <w:r>
-        <w:rPr>
-          <w:rFonts w:ascii="Times New Roman" w:hAnsi="Times New Roman" w:eastAsia="Times New Roman" w:cs="Times New Roman"/>
-        </w:rPr>
-        <w:t>7.6 [XeF</w:t>
-      </w:r>
-      <w:r>
-        <w:rPr>
-          <w:rFonts w:ascii="Times New Roman" w:hAnsi="Times New Roman" w:eastAsia="Times New Roman" w:cs="Times New Roman"/>
-          <w:vertAlign w:val="subscript"/>
-        </w:rPr>
-        <w:t>5</w:t>
-      </w:r>
-      <w:r>
-        <w:rPr>
-          <w:rFonts w:ascii="Times New Roman" w:hAnsi="Times New Roman" w:eastAsia="Times New Roman" w:cs="Times New Roman"/>
-        </w:rPr>
-        <w:t>]</w:t>
-      </w:r>
-      <w:r>
-        <w:rPr>
-          <w:rFonts w:ascii="Times New Roman" w:hAnsi="Times New Roman" w:eastAsia="Times New Roman" w:cs="Times New Roman"/>
-          <w:vertAlign w:val="superscript"/>
-        </w:rPr>
-        <w:t>+</w:t>
-      </w:r>
-      <w:r>
-        <w:rPr>
-          <w:rFonts w:ascii="Times New Roman" w:hAnsi="Times New Roman" w:eastAsia="Times New Roman" w:cs="Times New Roman"/>
-        </w:rPr>
-        <w:t xml:space="preserve"> </w:t>
-      </w:r>
-      <w:r>
-        <w:rPr>
-          <w:rFonts w:hint="eastAsia" w:ascii="Times New Roman" w:hAnsi="Times New Roman" w:eastAsia="SimHei" w:cs="Times New Roman"/>
-        </w:rPr>
-        <w:t xml:space="preserve">的四角锥构型</w:t>
-      </w:r>
-    </w:p>
-    <w:p>
-      <w:pPr>
-        <w:pStyle w:val="FirstParagraph"/>
-        <w:spacing w:after="80"/>
+        <w:pStyle w:val="BodyText"/>
+        <w:spacing w:before="120"/>
         <w:ind w:firstLine="420"/>
       </w:pPr>
       <m:oMath>
@@ -36016,6 +36015,26 @@
           <w:rFonts w:ascii="Times New Roman" w:hAnsi="Times New Roman" w:eastAsia="Times New Roman" w:cs="Times New Roman"/>
         </w:rPr>
         <w:t xml:space="preserve">。</w:t>
+      </w:r>
+    </w:p>
+    <w:bookmarkEnd w:id="102"/>
+    <w:bookmarkStart w:id="106" w:name="六氟化氙的通量分子行为"/>
+    <w:p>
+      <w:pPr>
+        <w:pStyle w:val="Heading3"/>
+        <w:spacing w:after="120" w:before="280"/>
+      </w:pPr>
+      <w:r>
+        <w:rPr>
+          <w:rFonts w:ascii="Times New Roman" w:hAnsi="Times New Roman" w:eastAsia="Times New Roman" w:cs="Times New Roman"/>
+        </w:rPr>
+        <w:t xml:space="preserve">7.7 </w:t>
+      </w:r>
+      <w:r>
+        <w:rPr>
+          <w:rFonts w:hint="eastAsia" w:ascii="Times New Roman" w:hAnsi="Times New Roman" w:eastAsia="SimHei" w:cs="Times New Roman"/>
+        </w:rPr>
+        <w:t xml:space="preserve">六氟化氙的通量分子行为</w:t>
       </w:r>
     </w:p>
     <w:tbl>
@@ -36100,18 +36119,18 @@
                 <wp:inline>
                   <wp:extent cx="2667000" cy="2615463"/>
                   <wp:effectExtent b="0" l="0" r="0" t="0"/>
-                  <wp:docPr descr="" title="" id="103" name="Picture"/>
+                  <wp:docPr descr="" title="" id="104" name="Picture"/>
                   <a:graphic>
                     <a:graphicData uri="http://schemas.openxmlformats.org/drawingml/2006/picture">
                       <pic:pic>
                         <pic:nvPicPr>
-                          <pic:cNvPr descr="14e16cf347323e67a5aa3c0247c1f949bf1ce300ee4d03b4b86eb81ea6705203.jpg" id="104" name="Picture"/>
+                          <pic:cNvPr descr="14e16cf347323e67a5aa3c0247c1f949bf1ce300ee4d03b4b86eb81ea6705203.jpg" id="105" name="Picture"/>
                           <pic:cNvPicPr>
                             <a:picLocks noChangeArrowheads="1" noChangeAspect="1"/>
                           </pic:cNvPicPr>
                         </pic:nvPicPr>
                         <pic:blipFill>
-                          <a:blip r:embed="rId102"/>
+                          <a:blip r:embed="rId103"/>
                           <a:stretch>
                             <a:fillRect/>
                           </a:stretch>
@@ -36220,29 +36239,10 @@
         </w:tc>
       </w:tr>
     </w:tbl>
-    <w:bookmarkEnd w:id="105"/>
-    <w:bookmarkStart w:id="106" w:name="六氟化氙的通量分子行为"/>
     <w:p>
       <w:pPr>
-        <w:pStyle w:val="Heading3"/>
-        <w:spacing w:before="280" w:after="120"/>
-      </w:pPr>
-      <w:r>
-        <w:rPr>
-          <w:rFonts w:ascii="Times New Roman" w:hAnsi="Times New Roman" w:eastAsia="Times New Roman" w:cs="Times New Roman"/>
-        </w:rPr>
-        <w:t xml:space="preserve">7.7 </w:t>
-      </w:r>
-      <w:r>
-        <w:rPr>
-          <w:rFonts w:hint="eastAsia" w:ascii="Times New Roman" w:hAnsi="Times New Roman" w:eastAsia="SimHei" w:cs="Times New Roman"/>
-        </w:rPr>
-        <w:t xml:space="preserve">六氟化氙的通量分子行为</w:t>
-      </w:r>
-    </w:p>
-    <w:p>
-      <w:pPr>
-        <w:pStyle w:val="FirstParagraph"/>
+        <w:pStyle w:val="BodyText"/>
+        <w:spacing w:before="120"/>
         <w:ind w:firstLine="420"/>
       </w:pPr>
       <m:oMath>
@@ -36453,7 +36453,7 @@
       </w:r>
     </w:p>
     <w:bookmarkEnd w:id="108"/>
-    <w:bookmarkStart w:id="112" w:name="三种氟化物的水解途径"/>
+    <w:bookmarkStart w:id="109" w:name="三种氟化物的水解途径"/>
     <w:p>
       <w:pPr>
         <w:pStyle w:val="Heading3"/>
@@ -37508,7 +37508,6 @@
     <w:p>
       <w:pPr>
         <w:pStyle w:val="BodyText"/>
-        <w:spacing w:after="80"/>
         <w:ind w:firstLine="420"/>
       </w:pPr>
       <w:r>
@@ -38416,6 +38415,26 @@
           <w:rFonts w:hint="eastAsia" w:ascii="Times New Roman" w:hAnsi="Times New Roman" w:eastAsia="Times New Roman" w:cs="Times New Roman"/>
         </w:rPr>
         <w:t xml:space="preserve">）。</w:t>
+      </w:r>
+    </w:p>
+    <w:bookmarkEnd w:id="109"/>
+    <w:bookmarkStart w:id="113" w:name="三氧化氙的结构与危险性"/>
+    <w:p>
+      <w:pPr>
+        <w:pStyle w:val="Heading3"/>
+        <w:spacing w:after="120" w:before="280"/>
+      </w:pPr>
+      <w:r>
+        <w:rPr>
+          <w:rFonts w:ascii="Times New Roman" w:hAnsi="Times New Roman" w:eastAsia="Times New Roman" w:cs="Times New Roman"/>
+        </w:rPr>
+        <w:t xml:space="preserve">8.3 </w:t>
+      </w:r>
+      <w:r>
+        <w:rPr>
+          <w:rFonts w:hint="eastAsia" w:ascii="Times New Roman" w:hAnsi="Times New Roman" w:eastAsia="SimHei" w:cs="Times New Roman"/>
+        </w:rPr>
+        <w:t xml:space="preserve">三氧化氙的结构与危险性</w:t>
       </w:r>
     </w:p>
     <w:tbl>
@@ -38500,18 +38519,18 @@
                 <wp:inline>
                   <wp:extent cx="2667000" cy="2667000"/>
                   <wp:effectExtent b="0" l="0" r="0" t="0"/>
-                  <wp:docPr descr="" title="" id="110" name="Picture"/>
+                  <wp:docPr descr="" title="" id="111" name="Picture"/>
                   <a:graphic>
                     <a:graphicData uri="http://schemas.openxmlformats.org/drawingml/2006/picture">
                       <pic:pic>
                         <pic:nvPicPr>
-                          <pic:cNvPr descr="162f2e309e6e947d0caddadbd03a09000250ebde93207393154dc7cea7d60d39.jpg" id="111" name="Picture"/>
+                          <pic:cNvPr descr="162f2e309e6e947d0caddadbd03a09000250ebde93207393154dc7cea7d60d39.jpg" id="112" name="Picture"/>
                           <pic:cNvPicPr>
                             <a:picLocks noChangeArrowheads="1" noChangeAspect="1"/>
                           </pic:cNvPicPr>
                         </pic:nvPicPr>
                         <pic:blipFill>
-                          <a:blip r:embed="rId109"/>
+                          <a:blip r:embed="rId110"/>
                           <a:stretch>
                             <a:fillRect/>
                           </a:stretch>
@@ -38595,30 +38614,10 @@
         </w:tc>
       </w:tr>
     </w:tbl>
-    <w:bookmarkEnd w:id="112"/>
-    <w:bookmarkStart w:id="122" w:name="三氧化氙的结构与危险性"/>
     <w:p>
       <w:pPr>
-        <w:pStyle w:val="Heading3"/>
-        <w:spacing w:before="280" w:after="120"/>
-      </w:pPr>
-      <w:r>
-        <w:rPr>
-          <w:rFonts w:ascii="Times New Roman" w:hAnsi="Times New Roman" w:eastAsia="Times New Roman" w:cs="Times New Roman"/>
-        </w:rPr>
-        <w:t xml:space="preserve">8.3 </w:t>
-      </w:r>
-      <w:r>
-        <w:rPr>
-          <w:rFonts w:hint="eastAsia" w:ascii="Times New Roman" w:hAnsi="Times New Roman" w:eastAsia="SimHei" w:cs="Times New Roman"/>
-        </w:rPr>
-        <w:t xml:space="preserve">三氧化氙的结构与危险性</w:t>
-      </w:r>
-    </w:p>
-    <w:p>
-      <w:pPr>
-        <w:pStyle w:val="FirstParagraph"/>
-        <w:spacing w:after="80"/>
+        <w:pStyle w:val="BodyText"/>
+        <w:spacing w:before="120"/>
         <w:ind w:firstLine="420"/>
       </w:pPr>
       <m:oMath>
@@ -39410,6 +39409,26 @@
           <w:rFonts w:hint="eastAsia" w:ascii="Times New Roman" w:hAnsi="Times New Roman" w:eastAsia="Times New Roman" w:cs="Times New Roman"/>
         </w:rPr>
         <w:t xml:space="preserve">）。</w:t>
+      </w:r>
+    </w:p>
+    <w:bookmarkEnd w:id="113"/>
+    <w:bookmarkStart w:id="123" w:name="卤氧化氙的构型"/>
+    <w:p>
+      <w:pPr>
+        <w:pStyle w:val="Heading3"/>
+        <w:spacing w:after="120" w:before="280"/>
+      </w:pPr>
+      <w:r>
+        <w:rPr>
+          <w:rFonts w:ascii="Times New Roman" w:hAnsi="Times New Roman" w:eastAsia="Times New Roman" w:cs="Times New Roman"/>
+        </w:rPr>
+        <w:t xml:space="preserve">8.4 </w:t>
+      </w:r>
+      <w:r>
+        <w:rPr>
+          <w:rFonts w:hint="eastAsia" w:ascii="Times New Roman" w:hAnsi="Times New Roman" w:eastAsia="SimHei" w:cs="Times New Roman"/>
+        </w:rPr>
+        <w:t xml:space="preserve">卤氧化氙的构型</w:t>
       </w:r>
     </w:p>
     <w:tbl>
@@ -39610,18 +39629,18 @@
                 <wp:inline>
                   <wp:extent cx="1666875" cy="2301875"/>
                   <wp:effectExtent b="0" l="0" r="0" t="0"/>
-                  <wp:docPr descr="" title="" id="114" name="Picture"/>
+                  <wp:docPr descr="" title="" id="115" name="Picture"/>
                   <a:graphic>
                     <a:graphicData uri="http://schemas.openxmlformats.org/drawingml/2006/picture">
                       <pic:pic>
                         <pic:nvPicPr>
-                          <pic:cNvPr descr="0aa34aeb3b605be22c8700cca39b355245f85470b59560d9cbbfa85bd6b4b708.jpg" id="115" name="Picture"/>
+                          <pic:cNvPr descr="0aa34aeb3b605be22c8700cca39b355245f85470b59560d9cbbfa85bd6b4b708.jpg" id="116" name="Picture"/>
                           <pic:cNvPicPr>
                             <a:picLocks noChangeArrowheads="1" noChangeAspect="1"/>
                           </pic:cNvPicPr>
                         </pic:nvPicPr>
                         <pic:blipFill>
-                          <a:blip r:embed="rId113"/>
+                          <a:blip r:embed="rId114"/>
                           <a:stretch>
                             <a:fillRect/>
                           </a:stretch>
@@ -39664,18 +39683,18 @@
                 <wp:inline>
                   <wp:extent cx="1666875" cy="1884293"/>
                   <wp:effectExtent b="0" l="0" r="0" t="0"/>
-                  <wp:docPr descr="" title="" id="117" name="Picture"/>
+                  <wp:docPr descr="" title="" id="118" name="Picture"/>
                   <a:graphic>
                     <a:graphicData uri="http://schemas.openxmlformats.org/drawingml/2006/picture">
                       <pic:pic>
                         <pic:nvPicPr>
-                          <pic:cNvPr descr="075c8175bb6225bdc87d9264449e7cc52f4df7d27afc49fce31781ccc43b5d0b.jpg" id="118" name="Picture"/>
+                          <pic:cNvPr descr="075c8175bb6225bdc87d9264449e7cc52f4df7d27afc49fce31781ccc43b5d0b.jpg" id="119" name="Picture"/>
                           <pic:cNvPicPr>
                             <a:picLocks noChangeArrowheads="1" noChangeAspect="1"/>
                           </pic:cNvPicPr>
                         </pic:nvPicPr>
                         <pic:blipFill>
-                          <a:blip r:embed="rId116"/>
+                          <a:blip r:embed="rId117"/>
                           <a:stretch>
                             <a:fillRect/>
                           </a:stretch>
@@ -39718,18 +39737,18 @@
                 <wp:inline>
                   <wp:extent cx="1666875" cy="1967300"/>
                   <wp:effectExtent b="0" l="0" r="0" t="0"/>
-                  <wp:docPr descr="" title="" id="120" name="Picture"/>
+                  <wp:docPr descr="" title="" id="121" name="Picture"/>
                   <a:graphic>
                     <a:graphicData uri="http://schemas.openxmlformats.org/drawingml/2006/picture">
                       <pic:pic>
                         <pic:nvPicPr>
-                          <pic:cNvPr descr="6d71e09c7092d9b0a2cf5f8444c4244f6247f62f740cab56b58cf217975ede37.jpg" id="121" name="Picture"/>
+                          <pic:cNvPr descr="6d71e09c7092d9b0a2cf5f8444c4244f6247f62f740cab56b58cf217975ede37.jpg" id="122" name="Picture"/>
                           <pic:cNvPicPr>
                             <a:picLocks noChangeArrowheads="1" noChangeAspect="1"/>
                           </pic:cNvPicPr>
                         </pic:nvPicPr>
                         <pic:blipFill>
-                          <a:blip r:embed="rId119"/>
+                          <a:blip r:embed="rId120"/>
                           <a:stretch>
                             <a:fillRect/>
                           </a:stretch>
@@ -39943,29 +39962,10 @@
         </w:tc>
       </w:tr>
     </w:tbl>
-    <w:bookmarkEnd w:id="122"/>
-    <w:bookmarkStart w:id="126" w:name="卤氧化氙的构型"/>
     <w:p>
       <w:pPr>
-        <w:pStyle w:val="Heading3"/>
-        <w:spacing w:before="280" w:after="120"/>
-      </w:pPr>
-      <w:r>
-        <w:rPr>
-          <w:rFonts w:ascii="Times New Roman" w:hAnsi="Times New Roman" w:eastAsia="Times New Roman" w:cs="Times New Roman"/>
-        </w:rPr>
-        <w:t xml:space="preserve">8.4 </w:t>
-      </w:r>
-      <w:r>
-        <w:rPr>
-          <w:rFonts w:hint="eastAsia" w:ascii="Times New Roman" w:hAnsi="Times New Roman" w:eastAsia="SimHei" w:cs="Times New Roman"/>
-        </w:rPr>
-        <w:t xml:space="preserve">卤氧化氙的构型</w:t>
-      </w:r>
-    </w:p>
-    <w:p>
-      <w:pPr>
-        <w:pStyle w:val="FirstParagraph"/>
+        <w:pStyle w:val="BodyText"/>
+        <w:spacing w:before="120"/>
         <w:ind w:firstLine="420"/>
       </w:pPr>
       <w:r>
@@ -40407,7 +40407,6 @@
     <w:p>
       <w:pPr>
         <w:pStyle w:val="BodyText"/>
-        <w:spacing w:after="80"/>
         <w:ind w:firstLine="420"/>
       </w:pPr>
       <m:oMath>
@@ -40592,6 +40591,52 @@
           <w:rFonts w:hint="eastAsia" w:ascii="Times New Roman" w:hAnsi="Times New Roman" w:eastAsia="Times New Roman" w:cs="Times New Roman"/>
         </w:rPr>
         <w:t xml:space="preserve">）。</w:t>
+      </w:r>
+    </w:p>
+    <w:bookmarkEnd w:id="123"/>
+    <w:bookmarkStart w:id="127" w:name="xef₅-的五角平面构型"/>
+    <w:p>
+      <w:pPr>
+        <w:pStyle w:val="Heading3"/>
+        <w:spacing w:after="120" w:before="280"/>
+      </w:pPr>
+      <w:r>
+        <w:rPr>
+          <w:rFonts w:ascii="Times New Roman" w:hAnsi="Times New Roman" w:eastAsia="Times New Roman" w:cs="Times New Roman"/>
+        </w:rPr>
+        <w:t>8.5 [XeF</w:t>
+      </w:r>
+      <w:r>
+        <w:rPr>
+          <w:rFonts w:ascii="Times New Roman" w:hAnsi="Times New Roman" w:eastAsia="Times New Roman" w:cs="Times New Roman"/>
+          <w:vertAlign w:val="subscript"/>
+        </w:rPr>
+        <w:t>5</w:t>
+      </w:r>
+      <w:r>
+        <w:rPr>
+          <w:rFonts w:ascii="Times New Roman" w:hAnsi="Times New Roman" w:eastAsia="Times New Roman" w:cs="Times New Roman"/>
+        </w:rPr>
+        <w:t>]</w:t>
+      </w:r>
+      <w:r>
+        <w:rPr>
+          <w:rFonts w:ascii="Times New Roman" w:hAnsi="Times New Roman" w:eastAsia="Times New Roman" w:cs="Times New Roman"/>
+          <w:vertAlign w:val="superscript"/>
+        </w:rPr>
+        <w:t>-</w:t>
+      </w:r>
+      <w:r>
+        <w:rPr>
+          <w:rFonts w:ascii="Times New Roman" w:hAnsi="Times New Roman" w:eastAsia="Times New Roman" w:cs="Times New Roman"/>
+        </w:rPr>
+        <w:t xml:space="preserve"> </w:t>
+      </w:r>
+      <w:r>
+        <w:rPr>
+          <w:rFonts w:hint="eastAsia" w:ascii="Times New Roman" w:hAnsi="Times New Roman" w:eastAsia="SimHei" w:cs="Times New Roman"/>
+        </w:rPr>
+        <w:t xml:space="preserve">的五角平面构型</w:t>
       </w:r>
     </w:p>
     <w:tbl>
@@ -40691,18 +40736,18 @@
                 <wp:inline>
                   <wp:extent cx="2667000" cy="1423254"/>
                   <wp:effectExtent b="0" l="0" r="0" t="0"/>
-                  <wp:docPr descr="" title="" id="124" name="Picture"/>
+                  <wp:docPr descr="" title="" id="125" name="Picture"/>
                   <a:graphic>
                     <a:graphicData uri="http://schemas.openxmlformats.org/drawingml/2006/picture">
                       <pic:pic>
                         <pic:nvPicPr>
-                          <pic:cNvPr descr="72f85c17c5ec1446131ababc824e3d7a8b63e00455b1b3bbea13e323d599e49a.jpg" id="125" name="Picture"/>
+                          <pic:cNvPr descr="72f85c17c5ec1446131ababc824e3d7a8b63e00455b1b3bbea13e323d599e49a.jpg" id="126" name="Picture"/>
                           <pic:cNvPicPr>
                             <a:picLocks noChangeArrowheads="1" noChangeAspect="1"/>
                           </pic:cNvPicPr>
                         </pic:nvPicPr>
                         <pic:blipFill>
-                          <a:blip r:embed="rId123"/>
+                          <a:blip r:embed="rId124"/>
                           <a:stretch>
                             <a:fillRect/>
                           </a:stretch>
@@ -40799,55 +40844,10 @@
         </w:tc>
       </w:tr>
     </w:tbl>
-    <w:bookmarkEnd w:id="126"/>
-    <w:bookmarkStart w:id="130" w:name="xef₅-的五角平面构型"/>
     <w:p>
       <w:pPr>
-        <w:pStyle w:val="Heading3"/>
-        <w:spacing w:before="280" w:after="120"/>
-      </w:pPr>
-      <w:r>
-        <w:rPr>
-          <w:rFonts w:ascii="Times New Roman" w:hAnsi="Times New Roman" w:eastAsia="Times New Roman" w:cs="Times New Roman"/>
-        </w:rPr>
-        <w:t>8.5 [XeF</w:t>
-      </w:r>
-      <w:r>
-        <w:rPr>
-          <w:rFonts w:ascii="Times New Roman" w:hAnsi="Times New Roman" w:eastAsia="Times New Roman" w:cs="Times New Roman"/>
-          <w:vertAlign w:val="subscript"/>
-        </w:rPr>
-        <w:t>5</w:t>
-      </w:r>
-      <w:r>
-        <w:rPr>
-          <w:rFonts w:ascii="Times New Roman" w:hAnsi="Times New Roman" w:eastAsia="Times New Roman" w:cs="Times New Roman"/>
-        </w:rPr>
-        <w:t>]</w:t>
-      </w:r>
-      <w:r>
-        <w:rPr>
-          <w:rFonts w:ascii="Times New Roman" w:hAnsi="Times New Roman" w:eastAsia="Times New Roman" w:cs="Times New Roman"/>
-          <w:vertAlign w:val="superscript"/>
-        </w:rPr>
-        <w:t>-</w:t>
-      </w:r>
-      <w:r>
-        <w:rPr>
-          <w:rFonts w:ascii="Times New Roman" w:hAnsi="Times New Roman" w:eastAsia="Times New Roman" w:cs="Times New Roman"/>
-        </w:rPr>
-        <w:t xml:space="preserve"> </w:t>
-      </w:r>
-      <w:r>
-        <w:rPr>
-          <w:rFonts w:hint="eastAsia" w:ascii="Times New Roman" w:hAnsi="Times New Roman" w:eastAsia="SimHei" w:cs="Times New Roman"/>
-        </w:rPr>
-        <w:t xml:space="preserve">的五角平面构型</w:t>
-      </w:r>
-    </w:p>
-    <w:p>
-      <w:pPr>
-        <w:pStyle w:val="FirstParagraph"/>
+        <w:pStyle w:val="BodyText"/>
+        <w:spacing w:before="120"/>
         <w:ind w:firstLine="420"/>
       </w:pPr>
       <w:r>
@@ -40866,7 +40866,6 @@
     <w:p>
       <w:pPr>
         <w:pStyle w:val="BodyText"/>
-        <w:spacing w:after="80"/>
         <w:ind w:firstLine="420"/>
       </w:pPr>
       <m:oMath>
@@ -41253,6 +41252,26 @@
           <w:rFonts w:hint="eastAsia" w:ascii="Times New Roman" w:hAnsi="Times New Roman" w:eastAsia="Times New Roman" w:cs="Times New Roman"/>
         </w:rPr>
         <w:t>。</w:t>
+      </w:r>
+    </w:p>
+    <w:bookmarkEnd w:id="127"/>
+    <w:bookmarkStart w:id="131" w:name="高氙酸盐与四氧化氙"/>
+    <w:p>
+      <w:pPr>
+        <w:pStyle w:val="Heading3"/>
+        <w:spacing w:after="120" w:before="280"/>
+      </w:pPr>
+      <w:r>
+        <w:rPr>
+          <w:rFonts w:ascii="Times New Roman" w:hAnsi="Times New Roman" w:eastAsia="Times New Roman" w:cs="Times New Roman"/>
+        </w:rPr>
+        <w:t xml:space="preserve">8.6 </w:t>
+      </w:r>
+      <w:r>
+        <w:rPr>
+          <w:rFonts w:hint="eastAsia" w:ascii="Times New Roman" w:hAnsi="Times New Roman" w:eastAsia="SimHei" w:cs="Times New Roman"/>
+        </w:rPr>
+        <w:t xml:space="preserve">高氙酸盐与四氧化氙</w:t>
       </w:r>
     </w:p>
     <w:tbl>
@@ -41352,18 +41371,18 @@
                 <wp:inline>
                   <wp:extent cx="2667000" cy="2816678"/>
                   <wp:effectExtent b="0" l="0" r="0" t="0"/>
-                  <wp:docPr descr="" title="" id="128" name="Picture"/>
+                  <wp:docPr descr="" title="" id="129" name="Picture"/>
                   <a:graphic>
                     <a:graphicData uri="http://schemas.openxmlformats.org/drawingml/2006/picture">
                       <pic:pic>
                         <pic:nvPicPr>
-                          <pic:cNvPr descr="95e8a1bc07cdaa4936130f9329c3e9b068c1d86ce8da4cb05a3b44a84b0f758f.jpg" id="129" name="Picture"/>
+                          <pic:cNvPr descr="95e8a1bc07cdaa4936130f9329c3e9b068c1d86ce8da4cb05a3b44a84b0f758f.jpg" id="130" name="Picture"/>
                           <pic:cNvPicPr>
                             <a:picLocks noChangeArrowheads="1" noChangeAspect="1"/>
                           </pic:cNvPicPr>
                         </pic:nvPicPr>
                         <pic:blipFill>
-                          <a:blip r:embed="rId127"/>
+                          <a:blip r:embed="rId128"/>
                           <a:stretch>
                             <a:fillRect/>
                           </a:stretch>
@@ -41460,29 +41479,10 @@
         </w:tc>
       </w:tr>
     </w:tbl>
-    <w:bookmarkEnd w:id="130"/>
-    <w:bookmarkStart w:id="131" w:name="高氙酸盐与四氧化氙"/>
     <w:p>
       <w:pPr>
-        <w:pStyle w:val="Heading3"/>
-        <w:spacing w:before="280" w:after="120"/>
-      </w:pPr>
-      <w:r>
-        <w:rPr>
-          <w:rFonts w:ascii="Times New Roman" w:hAnsi="Times New Roman" w:eastAsia="Times New Roman" w:cs="Times New Roman"/>
-        </w:rPr>
-        <w:t xml:space="preserve">8.6 </w:t>
-      </w:r>
-      <w:r>
-        <w:rPr>
-          <w:rFonts w:hint="eastAsia" w:ascii="Times New Roman" w:hAnsi="Times New Roman" w:eastAsia="SimHei" w:cs="Times New Roman"/>
-        </w:rPr>
-        <w:t xml:space="preserve">高氙酸盐与四氧化氙</w:t>
-      </w:r>
-    </w:p>
-    <w:p>
-      <w:pPr>
-        <w:pStyle w:val="FirstParagraph"/>
+        <w:pStyle w:val="BodyText"/>
+        <w:spacing w:before="120"/>
         <w:ind w:firstLine="420"/>
       </w:pPr>
       <m:oMath>

--- a/06-学生侧材料/讲义/学生专用版/5-无机化学/碱金属碱土金属与稀有气体-超级充实版（学生专用版）.docx
+++ b/06-学生侧材料/讲义/学生专用版/5-无机化学/碱金属碱土金属与稀有气体-超级充实版（学生专用版）.docx
@@ -8411,12 +8411,12 @@
         </w:tblBorders>
       </w:tblPr>
       <w:tblGrid>
-        <w:gridCol w:w="1320"/>
-        <w:gridCol w:w="1320"/>
-        <w:gridCol w:w="1320"/>
-        <w:gridCol w:w="1320"/>
-        <w:gridCol w:w="1320"/>
-        <w:gridCol w:w="1320"/>
+        <w:gridCol w:w="1452"/>
+        <w:gridCol w:w="924"/>
+        <w:gridCol w:w="924"/>
+        <w:gridCol w:w="1056"/>
+        <w:gridCol w:w="1452"/>
+        <w:gridCol w:w="2112"/>
       </w:tblGrid>
       <w:tr>
         <w:trPr>
@@ -24487,9 +24487,9 @@
         </w:tblBorders>
       </w:tblPr>
       <w:tblGrid>
-        <w:gridCol w:w="2640"/>
-        <w:gridCol w:w="2640"/>
-        <w:gridCol w:w="2640"/>
+        <w:gridCol w:w="1056"/>
+        <w:gridCol w:w="4092"/>
+        <w:gridCol w:w="2772"/>
       </w:tblGrid>
       <w:tr>
         <w:trPr>
@@ -39627,7 +39627,7 @@
               </w:rPr>
               <w:drawing>
                 <wp:inline>
-                  <wp:extent cx="1666875" cy="2301875"/>
+                  <wp:extent cx="1568400" cy="2165885"/>
                   <wp:effectExtent b="0" l="0" r="0" t="0"/>
                   <wp:docPr descr="" title="" id="115" name="Picture"/>
                   <a:graphic>
@@ -39648,7 +39648,7 @@
                         <pic:spPr bwMode="auto">
                           <a:xfrm>
                             <a:off x="0" y="0"/>
-                            <a:ext cx="1666875" cy="2301875"/>
+                            <a:ext cx="1568400" cy="2165885"/>
                           </a:xfrm>
                           <a:prstGeom prst="rect">
                             <a:avLst/>
@@ -39681,7 +39681,7 @@
               </w:rPr>
               <w:drawing>
                 <wp:inline>
-                  <wp:extent cx="1666875" cy="1884293"/>
+                  <wp:extent cx="1568400" cy="1772973"/>
                   <wp:effectExtent b="0" l="0" r="0" t="0"/>
                   <wp:docPr descr="" title="" id="118" name="Picture"/>
                   <a:graphic>
@@ -39702,7 +39702,7 @@
                         <pic:spPr bwMode="auto">
                           <a:xfrm>
                             <a:off x="0" y="0"/>
-                            <a:ext cx="1666875" cy="1884293"/>
+                            <a:ext cx="1568400" cy="1772973"/>
                           </a:xfrm>
                           <a:prstGeom prst="rect">
                             <a:avLst/>
@@ -39735,7 +39735,7 @@
               </w:rPr>
               <w:drawing>
                 <wp:inline>
-                  <wp:extent cx="1666875" cy="1967300"/>
+                  <wp:extent cx="1568400" cy="1851076"/>
                   <wp:effectExtent b="0" l="0" r="0" t="0"/>
                   <wp:docPr descr="" title="" id="121" name="Picture"/>
                   <a:graphic>
@@ -39756,7 +39756,7 @@
                         <pic:spPr bwMode="auto">
                           <a:xfrm>
                             <a:off x="0" y="0"/>
-                            <a:ext cx="1666875" cy="1967300"/>
+                            <a:ext cx="1568400" cy="1851076"/>
                           </a:xfrm>
                           <a:prstGeom prst="rect">
                             <a:avLst/>

--- a/06-学生侧材料/讲义/学生专用版/5-无机化学/碱金属碱土金属与稀有气体-超级充实版（学生专用版）.docx
+++ b/06-学生侧材料/讲义/学生专用版/5-无机化学/碱金属碱土金属与稀有气体-超级充实版（学生专用版）.docx
@@ -59243,11 +59243,11 @@
         </w:tblBorders>
       </w:tblPr>
       <w:tblGrid>
-        <w:gridCol w:w="1584"/>
-        <w:gridCol w:w="1584"/>
-        <w:gridCol w:w="1584"/>
-        <w:gridCol w:w="1584"/>
-        <w:gridCol w:w="1584"/>
+        <w:gridCol w:w="1056"/>
+        <w:gridCol w:w="2838"/>
+        <w:gridCol w:w="1386"/>
+        <w:gridCol w:w="1320"/>
+        <w:gridCol w:w="1320"/>
       </w:tblGrid>
       <w:tr>
         <w:trPr>
